--- a/deliverables/word/Software Design Description.docx
+++ b/deliverables/word/Software Design Description.docx
@@ -4,124 +4,34 @@
   <w:body>
     <w:p>
       <w:pPr>
-        <w:spacing w:before="1920" w:after="400"/>
-        <w:jc w:val="center"/>
-      </w:pPr>
-      <w:r>
-        <w:rPr>
-          <w:b w:val="0"/>
-          <w:sz w:val="24"/>
-        </w:rPr>
-        <w:t>AI-Powered IT Asset &amp; Service Management System (SccIT)</w:t>
-      </w:r>
-    </w:p>
-    <w:p>
-      <w:pPr>
-        <w:spacing w:before="0" w:after="120"/>
-        <w:jc w:val="center"/>
-      </w:pPr>
-      <w:r>
-        <w:rPr>
-          <w:b/>
-          <w:sz w:val="52"/>
-        </w:rPr>
-        <w:t>Software Design Description (SDD)</w:t>
-      </w:r>
-    </w:p>
-    <w:p>
-      <w:pPr>
-        <w:spacing w:before="0" w:after="600"/>
-        <w:jc w:val="center"/>
-      </w:pPr>
-      <w:r>
-        <w:rPr>
-          <w:b w:val="0"/>
-          <w:sz w:val="24"/>
-        </w:rPr>
-        <w:t>Codename “SccIT”</w:t>
-      </w:r>
-    </w:p>
-    <w:p>
-      <w:pPr>
-        <w:spacing w:before="0" w:after="80"/>
-        <w:jc w:val="center"/>
-      </w:pPr>
-      <w:r>
-        <w:rPr>
-          <w:b w:val="0"/>
-          <w:sz w:val="22"/>
-        </w:rPr>
-        <w:t>Document ID:  SCCIT-SDD</w:t>
-      </w:r>
-    </w:p>
-    <w:p>
-      <w:pPr>
-        <w:spacing w:before="0" w:after="80"/>
-        <w:jc w:val="center"/>
-      </w:pPr>
-      <w:r>
-        <w:rPr>
-          <w:b w:val="0"/>
-          <w:sz w:val="22"/>
-        </w:rPr>
-        <w:t>Version 1.1  •  Approved — v1.1 (2026-07-04)</w:t>
-      </w:r>
-    </w:p>
-    <w:p>
-      <w:pPr>
-        <w:spacing w:before="0" w:after="80"/>
-        <w:jc w:val="center"/>
-      </w:pPr>
-      <w:r>
-        <w:rPr>
-          <w:b w:val="0"/>
-          <w:sz w:val="22"/>
-        </w:rPr>
-        <w:t>Date:  2026-07-04</w:t>
-      </w:r>
-    </w:p>
-    <w:p>
-      <w:pPr>
-        <w:spacing w:before="0" w:after="80"/>
-        <w:jc w:val="center"/>
-      </w:pPr>
-      <w:r>
-        <w:rPr>
-          <w:b w:val="0"/>
-          <w:sz w:val="22"/>
-        </w:rPr>
-        <w:t>Prepared by:  Engineering (Beemo)</w:t>
-      </w:r>
-    </w:p>
-    <w:p>
-      <w:pPr>
-        <w:spacing w:before="0" w:after="80"/>
-        <w:jc w:val="center"/>
-      </w:pPr>
-      <w:r>
-        <w:rPr>
-          <w:b w:val="0"/>
-          <w:sz w:val="22"/>
-        </w:rPr>
-        <w:t>Classification:  Internal — Confidential</w:t>
-      </w:r>
-    </w:p>
-    <w:p>
-      <w:pPr>
-        <w:spacing w:before="0" w:after="80"/>
-        <w:jc w:val="center"/>
-      </w:pPr>
-      <w:r>
-        <w:rPr>
-          <w:b w:val="0"/>
-          <w:sz w:val="22"/>
-        </w:rPr>
-        <w:t>Conformance:  Aligned with IEEE 1016-2009 (SDD) and ISO/IEC/IEEE 42010:2011 (Architecture Description)</w:t>
-      </w:r>
-    </w:p>
-    <w:p>
-      <w:r>
-        <w:br w:type="page"/>
+        <w:pStyle w:val="Title"/>
+      </w:pPr>
+      <w:r>
+        <w:t xml:space="preserve">Software Design Description</w:t>
+      </w:r>
+    </w:p>
+    <w:p>
+      <w:pPr>
+        <w:pStyle w:val="Subtitle"/>
+      </w:pPr>
+      <w:r>
+        <w:t xml:space="preserve">SccIT — ITSM/ITAM Platform (v1.2)</w:t>
+      </w:r>
+    </w:p>
+    <w:p>
+      <w:pPr>
+        <w:pStyle w:val="Author"/>
+      </w:pPr>
+      <w:r>
+        <w:t xml:space="preserve">Engineering (Beemo)</w:t>
+      </w:r>
+    </w:p>
+    <w:p>
+      <w:pPr>
+        <w:pStyle w:val="Date"/>
+      </w:pPr>
+      <w:r>
+        <w:t xml:space="preserve">2026-07-05</w:t>
       </w:r>
     </w:p>
     <w:sdt>
@@ -150,7 +60,7 @@
         </w:p>
       </w:sdtContent>
     </w:sdt>
-    <w:bookmarkStart w:id="133" w:name="software-design-description"/>
+    <w:bookmarkStart w:id="132" w:name="software-design-description"/>
     <w:p>
       <w:pPr>
         <w:pStyle w:val="Heading1"/>
@@ -332,7 +242,8 @@
     <w:tbl>
       <w:tblPr>
         <w:tblStyle w:val="Table"/>
-        <w:tblW w:type="auto" w:w="0"/>
+        <w:tblW w:type="pct" w:w="5000"/>
+        <w:tblLayout w:type="fixed"/>
         <w:tblLook w:firstRow="1" w:lastRow="0" w:firstColumn="0" w:lastColumn="0" w:noHBand="0" w:noVBand="0" w:val="0020"/>
       </w:tblPr>
       <w:tblGrid>
@@ -692,7 +603,8 @@
     <w:tbl>
       <w:tblPr>
         <w:tblStyle w:val="Table"/>
-        <w:tblW w:type="auto" w:w="0"/>
+        <w:tblW w:type="pct" w:w="5000"/>
+        <w:tblLayout w:type="fixed"/>
         <w:tblLook w:firstRow="1" w:lastRow="0" w:firstColumn="0" w:lastColumn="0" w:noHBand="0" w:noVBand="0" w:val="0020"/>
       </w:tblPr>
       <w:tblGrid>
@@ -1041,6 +953,332 @@
           </w:p>
         </w:tc>
       </w:tr>
+      <w:tr>
+        <w:tc>
+          <w:tcPr/>
+          <w:p>
+            <w:pPr>
+              <w:pStyle w:val="Compact"/>
+            </w:pPr>
+            <w:r>
+              <w:t xml:space="preserve">1.2</w:t>
+            </w:r>
+          </w:p>
+        </w:tc>
+        <w:tc>
+          <w:tcPr/>
+          <w:p>
+            <w:pPr>
+              <w:pStyle w:val="Compact"/>
+            </w:pPr>
+            <w:r>
+              <w:t xml:space="preserve">2026-07-05</w:t>
+            </w:r>
+          </w:p>
+        </w:tc>
+        <w:tc>
+          <w:tcPr/>
+          <w:p>
+            <w:pPr>
+              <w:pStyle w:val="Compact"/>
+            </w:pPr>
+            <w:r>
+              <w:t xml:space="preserve">Engineering</w:t>
+            </w:r>
+          </w:p>
+        </w:tc>
+        <w:tc>
+          <w:tcPr/>
+          <w:p>
+            <w:pPr>
+              <w:pStyle w:val="Compact"/>
+            </w:pPr>
+            <w:r>
+              <w:t xml:space="preserve">Realizes SRS v1.2 (Phase 2.3 — User Management). §11–12 gain the User Management design on the existing Identity domain:</w:t>
+            </w:r>
+            <w:r>
+              <w:t xml:space="preserve"> </w:t>
+            </w:r>
+            <w:r>
+              <w:rPr>
+                <w:rStyle w:val="VerbatimChar"/>
+              </w:rPr>
+              <w:t xml:space="preserve">UserDirectoryQuery</w:t>
+            </w:r>
+            <w:r>
+              <w:t xml:space="preserve"> </w:t>
+            </w:r>
+            <w:r>
+              <w:t xml:space="preserve">(server-side search/filter/sort with a sort allow-list),</w:t>
+            </w:r>
+            <w:r>
+              <w:t xml:space="preserve"> </w:t>
+            </w:r>
+            <w:r>
+              <w:rPr>
+                <w:rStyle w:val="VerbatimChar"/>
+              </w:rPr>
+              <w:t xml:space="preserve">UserMetrics</w:t>
+            </w:r>
+            <w:r>
+              <w:t xml:space="preserve"> </w:t>
+            </w:r>
+            <w:r>
+              <w:t xml:space="preserve">(dashboard aggregates),</w:t>
+            </w:r>
+            <w:r>
+              <w:t xml:space="preserve"> </w:t>
+            </w:r>
+            <w:r>
+              <w:rPr>
+                <w:rStyle w:val="VerbatimChar"/>
+              </w:rPr>
+              <w:t xml:space="preserve">UserExporter</w:t>
+            </w:r>
+            <w:r>
+              <w:t xml:space="preserve"> </w:t>
+            </w:r>
+            <w:r>
+              <w:t xml:space="preserve">+ maatwebsite/excel (CSV/XLSX),</w:t>
+            </w:r>
+            <w:r>
+              <w:t xml:space="preserve"> </w:t>
+            </w:r>
+            <w:r>
+              <w:rPr>
+                <w:rStyle w:val="VerbatimChar"/>
+              </w:rPr>
+              <w:t xml:space="preserve">AccountLockService</w:t>
+            </w:r>
+            <w:r>
+              <w:t xml:space="preserve"> </w:t>
+            </w:r>
+            <w:r>
+              <w:t xml:space="preserve">+</w:t>
+            </w:r>
+            <w:r>
+              <w:t xml:space="preserve"> </w:t>
+            </w:r>
+            <w:r>
+              <w:rPr>
+                <w:rStyle w:val="VerbatimChar"/>
+              </w:rPr>
+              <w:t xml:space="preserve">LoginThrottle</w:t>
+            </w:r>
+            <w:r>
+              <w:t xml:space="preserve"> </w:t>
+            </w:r>
+            <w:r>
+              <w:t xml:space="preserve">(derive/clear lockout from RateLimiter +</w:t>
+            </w:r>
+            <w:r>
+              <w:t xml:space="preserve"> </w:t>
+            </w:r>
+            <w:r>
+              <w:rPr>
+                <w:rStyle w:val="VerbatimChar"/>
+              </w:rPr>
+              <w:t xml:space="preserve">login_history</w:t>
+            </w:r>
+            <w:r>
+              <w:t xml:space="preserve">),</w:t>
+            </w:r>
+            <w:r>
+              <w:t xml:space="preserve"> </w:t>
+            </w:r>
+            <w:r>
+              <w:rPr>
+                <w:rStyle w:val="VerbatimChar"/>
+              </w:rPr>
+              <w:t xml:space="preserve">UserGuard</w:t>
+            </w:r>
+            <w:r>
+              <w:t xml:space="preserve"> </w:t>
+            </w:r>
+            <w:r>
+              <w:t xml:space="preserve">(account-safety invariants), and single-purpose lifecycle Actions. New design decisions</w:t>
+            </w:r>
+            <w:r>
+              <w:t xml:space="preserve"> </w:t>
+            </w:r>
+            <w:r>
+              <w:rPr>
+                <w:b/>
+                <w:bCs/>
+              </w:rPr>
+              <w:t xml:space="preserve">DD-21</w:t>
+            </w:r>
+            <w:r>
+              <w:t xml:space="preserve"> </w:t>
+            </w:r>
+            <w:r>
+              <w:t xml:space="preserve">(directory query service + sort allow-list),</w:t>
+            </w:r>
+            <w:r>
+              <w:t xml:space="preserve"> </w:t>
+            </w:r>
+            <w:r>
+              <w:rPr>
+                <w:b/>
+                <w:bCs/>
+              </w:rPr>
+              <w:t xml:space="preserve">DD-22</w:t>
+            </w:r>
+            <w:r>
+              <w:t xml:space="preserve"> </w:t>
+            </w:r>
+            <w:r>
+              <w:t xml:space="preserve">(derived lockout/last-activity + admin unlock),</w:t>
+            </w:r>
+            <w:r>
+              <w:t xml:space="preserve"> </w:t>
+            </w:r>
+            <w:r>
+              <w:rPr>
+                <w:b/>
+                <w:bCs/>
+              </w:rPr>
+              <w:t xml:space="preserve">DD-23</w:t>
+            </w:r>
+            <w:r>
+              <w:t xml:space="preserve"> </w:t>
+            </w:r>
+            <w:r>
+              <w:t xml:space="preserve">(account-safety invariants in policy + actions),</w:t>
+            </w:r>
+            <w:r>
+              <w:t xml:space="preserve"> </w:t>
+            </w:r>
+            <w:r>
+              <w:rPr>
+                <w:b/>
+                <w:bCs/>
+              </w:rPr>
+              <w:t xml:space="preserve">DD-24</w:t>
+            </w:r>
+            <w:r>
+              <w:t xml:space="preserve"> </w:t>
+            </w:r>
+            <w:r>
+              <w:t xml:space="preserve">(</w:t>
+            </w:r>
+            <w:r>
+              <w:rPr>
+                <w:rStyle w:val="VerbatimChar"/>
+              </w:rPr>
+              <w:t xml:space="preserve">EnsurePasswordIsCurrent</w:t>
+            </w:r>
+            <w:r>
+              <w:t xml:space="preserve"> </w:t>
+            </w:r>
+            <w:r>
+              <w:t xml:space="preserve">force-reset gate),</w:t>
+            </w:r>
+            <w:r>
+              <w:t xml:space="preserve"> </w:t>
+            </w:r>
+            <w:r>
+              <w:rPr>
+                <w:b/>
+                <w:bCs/>
+              </w:rPr>
+              <w:t xml:space="preserve">DD-25</w:t>
+            </w:r>
+            <w:r>
+              <w:t xml:space="preserve"> </w:t>
+            </w:r>
+            <w:r>
+              <w:t xml:space="preserve">(export via maatwebsite/excel),</w:t>
+            </w:r>
+            <w:r>
+              <w:t xml:space="preserve"> </w:t>
+            </w:r>
+            <w:r>
+              <w:rPr>
+                <w:b/>
+                <w:bCs/>
+              </w:rPr>
+              <w:t xml:space="preserve">DD-26</w:t>
+            </w:r>
+            <w:r>
+              <w:t xml:space="preserve"> </w:t>
+            </w:r>
+            <w:r>
+              <w:t xml:space="preserve">(field reconciliation — no username/department/location on</w:t>
+            </w:r>
+            <w:r>
+              <w:t xml:space="preserve"> </w:t>
+            </w:r>
+            <w:r>
+              <w:rPr>
+                <w:rStyle w:val="VerbatimChar"/>
+              </w:rPr>
+              <w:t xml:space="preserve">users</w:t>
+            </w:r>
+            <w:r>
+              <w:t xml:space="preserve">). All schema changes are additive (SRS DR-016).</w:t>
+            </w:r>
+          </w:p>
+        </w:tc>
+      </w:tr>
+      <w:tr>
+        <w:tc>
+          <w:tcPr/>
+          <w:p>
+            <w:pPr>
+              <w:pStyle w:val="Compact"/>
+            </w:pPr>
+            <w:r>
+              <w:t xml:space="preserve">1.2</w:t>
+            </w:r>
+          </w:p>
+        </w:tc>
+        <w:tc>
+          <w:tcPr/>
+          <w:p>
+            <w:pPr>
+              <w:pStyle w:val="Compact"/>
+            </w:pPr>
+            <w:r>
+              <w:t xml:space="preserve">2026-07-05</w:t>
+            </w:r>
+          </w:p>
+        </w:tc>
+        <w:tc>
+          <w:tcPr/>
+          <w:p>
+            <w:pPr>
+              <w:pStyle w:val="Compact"/>
+            </w:pPr>
+            <w:r>
+              <w:t xml:space="preserve">Client / Product Owner</w:t>
+            </w:r>
+          </w:p>
+        </w:tc>
+        <w:tc>
+          <w:tcPr/>
+          <w:p>
+            <w:pPr>
+              <w:pStyle w:val="Compact"/>
+            </w:pPr>
+            <w:r>
+              <w:t xml:space="preserve">Reviewed and approved ahead of the Phase 2.3 baseline (Git tag</w:t>
+            </w:r>
+            <w:r>
+              <w:t xml:space="preserve"> </w:t>
+            </w:r>
+            <w:r>
+              <w:rPr>
+                <w:rStyle w:val="VerbatimChar"/>
+              </w:rPr>
+              <w:t xml:space="preserve">v2.3-user-management</w:t>
+            </w:r>
+            <w:r>
+              <w:t xml:space="preserve">).</w:t>
+            </w:r>
+          </w:p>
+        </w:tc>
+      </w:tr>
     </w:tbl>
     <w:bookmarkEnd w:id="9"/>
     <w:bookmarkStart w:id="10" w:name="conventions"/>
@@ -1971,7 +2209,7 @@
       </w:r>
     </w:p>
     <w:bookmarkEnd w:id="12"/>
-    <w:bookmarkStart w:id="13" w:name="X102b2e9de4183984340b81b0bb402a984d3925a"/>
+    <w:bookmarkStart w:id="13" w:name="executive-summary"/>
     <w:p>
       <w:pPr>
         <w:pStyle w:val="Heading2"/>
@@ -2390,7 +2628,7 @@
       </w:r>
     </w:p>
     <w:bookmarkEnd w:id="13"/>
-    <w:bookmarkStart w:id="14" w:name="Xd9aff23fc6a19f3d1c7f04109556ff859b24a2e"/>
+    <w:bookmarkStart w:id="14" w:name="design-goals"/>
     <w:p>
       <w:pPr>
         <w:pStyle w:val="Heading2"/>
@@ -2431,7 +2669,8 @@
     <w:tbl>
       <w:tblPr>
         <w:tblStyle w:val="Table"/>
-        <w:tblW w:type="auto" w:w="0"/>
+        <w:tblW w:type="pct" w:w="5000"/>
+        <w:tblLayout w:type="fixed"/>
         <w:tblLook w:firstRow="1" w:lastRow="0" w:firstColumn="0" w:lastColumn="0" w:noHBand="0" w:noVBand="0" w:val="0020"/>
       </w:tblPr>
       <w:tblGrid>
@@ -2936,7 +3175,7 @@
       </w:r>
     </w:p>
     <w:bookmarkEnd w:id="14"/>
-    <w:bookmarkStart w:id="18" w:name="X241ac8a4f321da9720ca28611c69e5433234444"/>
+    <w:bookmarkStart w:id="18" w:name="overall-system-architecture"/>
     <w:p>
       <w:pPr>
         <w:pStyle w:val="Heading2"/>
@@ -2945,7 +3184,7 @@
         <w:t xml:space="preserve">3. Overall System Architecture</w:t>
       </w:r>
     </w:p>
-    <w:bookmarkStart w:id="15" w:name="Xb3cd0950c9fedfbede962a0df3e05687c01d352"/>
+    <w:bookmarkStart w:id="15" w:name="architectural-style"/>
     <w:p>
       <w:pPr>
         <w:pStyle w:val="Heading3"/>
@@ -3206,7 +3445,7 @@
       </w:r>
     </w:p>
     <w:bookmarkEnd w:id="15"/>
-    <w:bookmarkStart w:id="16" w:name="Xe914f608f632d11005e00e0224b683c2b62f034"/>
+    <w:bookmarkStart w:id="16" w:name="logical-layers-request-lifecycle"/>
     <w:p>
       <w:pPr>
         <w:pStyle w:val="Heading3"/>
@@ -3353,7 +3592,7 @@
       </w:r>
     </w:p>
     <w:bookmarkEnd w:id="16"/>
-    <w:bookmarkStart w:id="17" w:name="X4e2935575e87eef6b98aa2657408a0eb1a78ec9"/>
+    <w:bookmarkStart w:id="17" w:name="key-architectural-properties"/>
     <w:p>
       <w:pPr>
         <w:pStyle w:val="Heading3"/>
@@ -3481,7 +3720,7 @@
     </w:p>
     <w:bookmarkEnd w:id="17"/>
     <w:bookmarkEnd w:id="18"/>
-    <w:bookmarkStart w:id="22" w:name="Xe2086f4168c0bd15fdd1d2cacf129082b307c67"/>
+    <w:bookmarkStart w:id="22" w:name="technology-stack"/>
     <w:p>
       <w:pPr>
         <w:pStyle w:val="Heading2"/>
@@ -3543,7 +3782,7 @@
         <w:t xml:space="preserve">).</w:t>
       </w:r>
     </w:p>
-    <w:bookmarkStart w:id="19" w:name="Xf2e7dcf0c3a1abef7b1d3caacd6d82f30008275"/>
+    <w:bookmarkStart w:id="19" w:name="backend"/>
     <w:p>
       <w:pPr>
         <w:pStyle w:val="Heading3"/>
@@ -3555,7 +3794,8 @@
     <w:tbl>
       <w:tblPr>
         <w:tblStyle w:val="Table"/>
-        <w:tblW w:type="auto" w:w="0"/>
+        <w:tblW w:type="pct" w:w="5000"/>
+        <w:tblLayout w:type="fixed"/>
         <w:tblLook w:firstRow="1" w:lastRow="0" w:firstColumn="0" w:lastColumn="0" w:noHBand="0" w:noVBand="0" w:val="0020"/>
       </w:tblPr>
       <w:tblGrid>
@@ -3931,7 +4171,7 @@
       </w:tr>
     </w:tbl>
     <w:bookmarkEnd w:id="19"/>
-    <w:bookmarkStart w:id="20" w:name="Xef506349e818cc3d54ab542f6c22b46cd73eac1"/>
+    <w:bookmarkStart w:id="20" w:name="frontend"/>
     <w:p>
       <w:pPr>
         <w:pStyle w:val="Heading3"/>
@@ -3943,7 +4183,8 @@
     <w:tbl>
       <w:tblPr>
         <w:tblStyle w:val="Table"/>
-        <w:tblW w:type="auto" w:w="0"/>
+        <w:tblW w:type="pct" w:w="5000"/>
+        <w:tblLayout w:type="fixed"/>
         <w:tblLook w:firstRow="1" w:lastRow="0" w:firstColumn="0" w:lastColumn="0" w:noHBand="0" w:noVBand="0" w:val="0020"/>
       </w:tblPr>
       <w:tblGrid>
@@ -4184,7 +4425,13 @@
               <w:pStyle w:val="Compact"/>
             </w:pPr>
             <w:r>
-              <w:t xml:space="preserve">@tanstack/react-query 5</w:t>
+              <w:t xml:space="preserve">@tanstack/react-query</w:t>
+            </w:r>
+            <w:r>
+              <w:t xml:space="preserve"> </w:t>
+            </w:r>
+            <w:r>
+              <w:t xml:space="preserve">5</w:t>
             </w:r>
           </w:p>
         </w:tc>
@@ -4248,10 +4495,7 @@
               <w:pStyle w:val="Compact"/>
             </w:pPr>
             <w:r>
-              <w:t xml:space="preserve">e.g.</w:t>
-            </w:r>
-            <w:r>
-              <w:t xml:space="preserve"> </w:t>
+              <w:t xml:space="preserve">e.g. </w:t>
             </w:r>
             <w:r>
               <w:rPr>
@@ -4487,7 +4731,7 @@
       </w:tr>
     </w:tbl>
     <w:bookmarkEnd w:id="20"/>
-    <w:bookmarkStart w:id="21" w:name="Xb64e193279e667582db01fcea94867279fe86d1"/>
+    <w:bookmarkStart w:id="21" w:name="data-infrastructure"/>
     <w:p>
       <w:pPr>
         <w:pStyle w:val="Heading3"/>
@@ -4499,7 +4743,8 @@
     <w:tbl>
       <w:tblPr>
         <w:tblStyle w:val="Table"/>
-        <w:tblW w:type="auto" w:w="0"/>
+        <w:tblW w:type="pct" w:w="5000"/>
+        <w:tblLayout w:type="fixed"/>
         <w:tblLook w:firstRow="1" w:lastRow="0" w:firstColumn="0" w:lastColumn="0" w:noHBand="0" w:noVBand="0" w:val="0020"/>
       </w:tblPr>
       <w:tblGrid>
@@ -4829,7 +5074,7 @@
     </w:p>
     <w:bookmarkEnd w:id="21"/>
     <w:bookmarkEnd w:id="22"/>
-    <w:bookmarkStart w:id="25" w:name="X7b5a28ec3c86232af75c7adafd30bd2b8af542a"/>
+    <w:bookmarkStart w:id="25" w:name="deployment-architecture"/>
     <w:p>
       <w:pPr>
         <w:pStyle w:val="Heading2"/>
@@ -4838,7 +5083,7 @@
         <w:t xml:space="preserve">5. Deployment Architecture</w:t>
       </w:r>
     </w:p>
-    <w:bookmarkStart w:id="23" w:name="X38554afd982e0159b66fb9bada065573beca868"/>
+    <w:bookmarkStart w:id="23" w:name="topology-current-dev-stack"/>
     <w:p>
       <w:pPr>
         <w:pStyle w:val="Heading3"/>
@@ -4894,7 +5139,8 @@
     <w:tbl>
       <w:tblPr>
         <w:tblStyle w:val="Table"/>
-        <w:tblW w:type="auto" w:w="0"/>
+        <w:tblW w:type="pct" w:w="5000"/>
+        <w:tblLayout w:type="fixed"/>
         <w:tblLook w:firstRow="1" w:lastRow="0" w:firstColumn="0" w:lastColumn="0" w:noHBand="0" w:noVBand="0" w:val="0020"/>
       </w:tblPr>
       <w:tblGrid>
@@ -5285,7 +5531,7 @@
       </w:tr>
     </w:tbl>
     <w:bookmarkEnd w:id="23"/>
-    <w:bookmarkStart w:id="24" w:name="X895919b2b2a97078ef7f910b5c8e34f57d9a18e"/>
+    <w:bookmarkStart w:id="24" w:name="production-shape-target"/>
     <w:p>
       <w:pPr>
         <w:pStyle w:val="Heading3"/>
@@ -5604,7 +5850,7 @@
     </w:p>
     <w:bookmarkEnd w:id="24"/>
     <w:bookmarkEnd w:id="25"/>
-    <w:bookmarkStart w:id="31" w:name="Xc625236c91fcc6818a166e8a881a650f4b975e9"/>
+    <w:bookmarkStart w:id="31" w:name="laravel-architecture"/>
     <w:p>
       <w:pPr>
         <w:pStyle w:val="Heading2"/>
@@ -5613,7 +5859,7 @@
         <w:t xml:space="preserve">6. Laravel Architecture</w:t>
       </w:r>
     </w:p>
-    <w:bookmarkStart w:id="26" w:name="Xbaec8ce141f4156146e8c2fb679933e5813dd41"/>
+    <w:bookmarkStart w:id="26" w:name="bootstrap-middleware"/>
     <w:p>
       <w:pPr>
         <w:pStyle w:val="Heading3"/>
@@ -5641,15 +5887,15 @@
       <w:r>
         <w:t xml:space="preserve">:</w:t>
       </w:r>
-    </w:p>
-    <w:p>
-      <w:pPr>
-        <w:pStyle w:val="Compact"/>
-        <w:numPr>
-          <w:ilvl w:val="0"/>
-          <w:numId w:val="1007"/>
-        </w:numPr>
-      </w:pPr>
+      <w:r>
+        <w:t xml:space="preserve"> </w:t>
+      </w:r>
+      <w:r>
+        <w:t xml:space="preserve">-</w:t>
+      </w:r>
+      <w:r>
+        <w:t xml:space="preserve"> </w:t>
+      </w:r>
       <w:r>
         <w:rPr>
           <w:b/>
@@ -5705,15 +5951,15 @@
       <w:r>
         <w:t xml:space="preserve">.</w:t>
       </w:r>
-    </w:p>
-    <w:p>
-      <w:pPr>
-        <w:pStyle w:val="Compact"/>
-        <w:numPr>
-          <w:ilvl w:val="0"/>
-          <w:numId w:val="1007"/>
-        </w:numPr>
-      </w:pPr>
+      <w:r>
+        <w:t xml:space="preserve"> </w:t>
+      </w:r>
+      <w:r>
+        <w:t xml:space="preserve">-</w:t>
+      </w:r>
+      <w:r>
+        <w:t xml:space="preserve"> </w:t>
+      </w:r>
       <w:r>
         <w:rPr>
           <w:b/>
@@ -5750,15 +5996,15 @@
       <w:r>
         <w:t xml:space="preserve">).</w:t>
       </w:r>
-    </w:p>
-    <w:p>
-      <w:pPr>
-        <w:pStyle w:val="Compact"/>
-        <w:numPr>
-          <w:ilvl w:val="0"/>
-          <w:numId w:val="1007"/>
-        </w:numPr>
-      </w:pPr>
+      <w:r>
+        <w:t xml:space="preserve"> </w:t>
+      </w:r>
+      <w:r>
+        <w:t xml:space="preserve">-</w:t>
+      </w:r>
+      <w:r>
+        <w:t xml:space="preserve"> </w:t>
+      </w:r>
       <w:r>
         <w:rPr>
           <w:b/>
@@ -5788,7 +6034,7 @@
       </w:r>
     </w:p>
     <w:bookmarkEnd w:id="26"/>
-    <w:bookmarkStart w:id="27" w:name="X0f09fb1234fa9693d8a853a7a61b858434e3f14"/>
+    <w:bookmarkStart w:id="27" w:name="request-pipeline-per-domain-endpoint"/>
     <w:p>
       <w:pPr>
         <w:pStyle w:val="Heading3"/>
@@ -5802,7 +6048,7 @@
         <w:pStyle w:val="Compact"/>
         <w:numPr>
           <w:ilvl w:val="0"/>
-          <w:numId w:val="1008"/>
+          <w:numId w:val="1007"/>
         </w:numPr>
       </w:pPr>
       <w:r>
@@ -5833,7 +6079,7 @@
         <w:pStyle w:val="Compact"/>
         <w:numPr>
           <w:ilvl w:val="0"/>
-          <w:numId w:val="1008"/>
+          <w:numId w:val="1007"/>
         </w:numPr>
       </w:pPr>
       <w:r>
@@ -5916,7 +6162,7 @@
         <w:pStyle w:val="Compact"/>
         <w:numPr>
           <w:ilvl w:val="0"/>
-          <w:numId w:val="1008"/>
+          <w:numId w:val="1007"/>
         </w:numPr>
       </w:pPr>
       <w:r>
@@ -5949,7 +6195,7 @@
         <w:pStyle w:val="Compact"/>
         <w:numPr>
           <w:ilvl w:val="0"/>
-          <w:numId w:val="1008"/>
+          <w:numId w:val="1007"/>
         </w:numPr>
       </w:pPr>
       <w:r>
@@ -5984,7 +6230,7 @@
         <w:pStyle w:val="Compact"/>
         <w:numPr>
           <w:ilvl w:val="0"/>
-          <w:numId w:val="1008"/>
+          <w:numId w:val="1007"/>
         </w:numPr>
       </w:pPr>
       <w:r>
@@ -6006,7 +6252,7 @@
         <w:pStyle w:val="Compact"/>
         <w:numPr>
           <w:ilvl w:val="0"/>
-          <w:numId w:val="1008"/>
+          <w:numId w:val="1007"/>
         </w:numPr>
       </w:pPr>
       <w:r>
@@ -6024,7 +6270,7 @@
       </w:r>
     </w:p>
     <w:bookmarkEnd w:id="27"/>
-    <w:bookmarkStart w:id="28" w:name="X9cec45d3d1d746f621312ac834a7f615e5f3f2c"/>
+    <w:bookmarkStart w:id="28" w:name="domain-layer-no-repositories"/>
     <w:p>
       <w:pPr>
         <w:pStyle w:val="Heading3"/>
@@ -6106,7 +6352,7 @@
       </w:r>
     </w:p>
     <w:bookmarkEnd w:id="28"/>
-    <w:bookmarkStart w:id="29" w:name="X75407290ed564106f452c9da0caa5a99ef56ccd"/>
+    <w:bookmarkStart w:id="29" w:name="models-shared-concerns-implemented"/>
     <w:p>
       <w:pPr>
         <w:pStyle w:val="Heading3"/>
@@ -6120,7 +6366,7 @@
         <w:pStyle w:val="Compact"/>
         <w:numPr>
           <w:ilvl w:val="0"/>
-          <w:numId w:val="1009"/>
+          <w:numId w:val="1008"/>
         </w:numPr>
       </w:pPr>
       <w:r>
@@ -6184,7 +6430,7 @@
         <w:pStyle w:val="Compact"/>
         <w:numPr>
           <w:ilvl w:val="0"/>
-          <w:numId w:val="1009"/>
+          <w:numId w:val="1008"/>
         </w:numPr>
       </w:pPr>
       <w:r>
@@ -6281,7 +6527,7 @@
         <w:pStyle w:val="Compact"/>
         <w:numPr>
           <w:ilvl w:val="0"/>
-          <w:numId w:val="1009"/>
+          <w:numId w:val="1008"/>
         </w:numPr>
       </w:pPr>
       <w:r>
@@ -6360,7 +6606,7 @@
         <w:pStyle w:val="Compact"/>
         <w:numPr>
           <w:ilvl w:val="0"/>
-          <w:numId w:val="1009"/>
+          <w:numId w:val="1008"/>
         </w:numPr>
       </w:pPr>
       <w:r>
@@ -6462,7 +6708,7 @@
         <w:pStyle w:val="Compact"/>
         <w:numPr>
           <w:ilvl w:val="0"/>
-          <w:numId w:val="1009"/>
+          <w:numId w:val="1008"/>
         </w:numPr>
       </w:pPr>
       <w:r>
@@ -6495,7 +6741,7 @@
       </w:r>
     </w:p>
     <w:bookmarkEnd w:id="29"/>
-    <w:bookmarkStart w:id="30" w:name="Xacdcbb4e47e8c3d52c8aa774f6f43cce02c046c"/>
+    <w:bookmarkStart w:id="30" w:name="providers-wiring"/>
     <w:p>
       <w:pPr>
         <w:pStyle w:val="Heading3"/>
@@ -6518,10 +6764,7 @@
         <w:t xml:space="preserve"> </w:t>
       </w:r>
       <w:r>
-        <w:t xml:space="preserve">is the composition root: bind interfaces to implementations (e.g.</w:t>
-      </w:r>
-      <w:r>
-        <w:t xml:space="preserve"> </w:t>
+        <w:t xml:space="preserve">is the composition root: bind interfaces to implementations (e.g. </w:t>
       </w:r>
       <w:r>
         <w:rPr>
@@ -6604,7 +6847,7 @@
     </w:p>
     <w:bookmarkEnd w:id="30"/>
     <w:bookmarkEnd w:id="31"/>
-    <w:bookmarkStart w:id="38" w:name="Xe22877424ed0f9934e544f297180aa3552fa363"/>
+    <w:bookmarkStart w:id="38" w:name="react-architecture"/>
     <w:p>
       <w:pPr>
         <w:pStyle w:val="Heading2"/>
@@ -6613,7 +6856,7 @@
         <w:t xml:space="preserve">7. React Architecture</w:t>
       </w:r>
     </w:p>
-    <w:bookmarkStart w:id="32" w:name="X9b53cb85abcb032bf64b13c1668048b16ab8f01"/>
+    <w:bookmarkStart w:id="32" w:name="structure-feature-sliced"/>
     <w:p>
       <w:pPr>
         <w:pStyle w:val="Heading3"/>
@@ -6690,7 +6933,7 @@
       </w:r>
     </w:p>
     <w:bookmarkEnd w:id="32"/>
-    <w:bookmarkStart w:id="33" w:name="Xa0af2bd5d61119634a9dd8ce85ab2dc55e3c8b6"/>
+    <w:bookmarkStart w:id="33" w:name="state-management"/>
     <w:p>
       <w:pPr>
         <w:pStyle w:val="Heading3"/>
@@ -6704,7 +6947,7 @@
         <w:pStyle w:val="Compact"/>
         <w:numPr>
           <w:ilvl w:val="0"/>
-          <w:numId w:val="1010"/>
+          <w:numId w:val="1009"/>
         </w:numPr>
       </w:pPr>
       <w:r>
@@ -6759,7 +7002,7 @@
         <w:pStyle w:val="Compact"/>
         <w:numPr>
           <w:ilvl w:val="0"/>
-          <w:numId w:val="1010"/>
+          <w:numId w:val="1009"/>
         </w:numPr>
       </w:pPr>
       <w:r>
@@ -6793,7 +7036,7 @@
         <w:pStyle w:val="Compact"/>
         <w:numPr>
           <w:ilvl w:val="0"/>
-          <w:numId w:val="1010"/>
+          <w:numId w:val="1009"/>
         </w:numPr>
       </w:pPr>
       <w:r>
@@ -6823,7 +7066,7 @@
       </w:r>
     </w:p>
     <w:bookmarkEnd w:id="33"/>
-    <w:bookmarkStart w:id="34" w:name="X3321e93612719a67228313388a6f56ca8e7f963"/>
+    <w:bookmarkStart w:id="34" w:name="networking-single-origin-cookie-auth"/>
     <w:p>
       <w:pPr>
         <w:pStyle w:val="Heading3"/>
@@ -6981,7 +7224,7 @@
       </w:r>
     </w:p>
     <w:bookmarkEnd w:id="34"/>
-    <w:bookmarkStart w:id="35" w:name="Xc0030de2f5c280786b370aaf618492986bbc61b"/>
+    <w:bookmarkStart w:id="35" w:name="design-system-integration"/>
     <w:p>
       <w:pPr>
         <w:pStyle w:val="Heading3"/>
@@ -7144,7 +7387,7 @@
       </w:r>
     </w:p>
     <w:bookmarkEnd w:id="35"/>
-    <w:bookmarkStart w:id="36" w:name="Xea32fc6f56678129dba0411ec4b17e301b9d00a"/>
+    <w:bookmarkStart w:id="36" w:name="routing-code-splitting"/>
     <w:p>
       <w:pPr>
         <w:pStyle w:val="Heading3"/>
@@ -7209,7 +7452,7 @@
       </w:r>
     </w:p>
     <w:bookmarkEnd w:id="36"/>
-    <w:bookmarkStart w:id="37" w:name="X419aac950e2f22969891426244e618034de6910"/>
+    <w:bookmarkStart w:id="37" w:name="accessibility-performance-in-the-client"/>
     <w:p>
       <w:pPr>
         <w:pStyle w:val="Heading3"/>
@@ -7269,7 +7512,7 @@
     </w:p>
     <w:bookmarkEnd w:id="37"/>
     <w:bookmarkEnd w:id="38"/>
-    <w:bookmarkStart w:id="45" w:name="X0e4047745f357f8914b3ceeb20d40baa253f46d"/>
+    <w:bookmarkStart w:id="45" w:name="postgresql-architecture"/>
     <w:p>
       <w:pPr>
         <w:pStyle w:val="Heading2"/>
@@ -7330,7 +7573,7 @@
         <w:t xml:space="preserve">and how it satisfies the data requirements.</w:t>
       </w:r>
     </w:p>
-    <w:bookmarkStart w:id="39" w:name="Xd353adb47560877db153576052fb5d88e013796"/>
+    <w:bookmarkStart w:id="39" w:name="typing-correctness"/>
     <w:p>
       <w:pPr>
         <w:pStyle w:val="Heading3"/>
@@ -7454,7 +7697,7 @@
       </w:r>
     </w:p>
     <w:bookmarkEnd w:id="39"/>
-    <w:bookmarkStart w:id="40" w:name="Xa4f874590a0bc2f1249ba9a7584c98aa65304cc"/>
+    <w:bookmarkStart w:id="40" w:name="X355e8c42358d475e6a492ef66bdcd5d448ef56a"/>
     <w:p>
       <w:pPr>
         <w:pStyle w:val="Heading3"/>
@@ -7468,7 +7711,7 @@
         <w:pStyle w:val="Compact"/>
         <w:numPr>
           <w:ilvl w:val="0"/>
-          <w:numId w:val="1011"/>
+          <w:numId w:val="1010"/>
         </w:numPr>
       </w:pPr>
       <w:r>
@@ -7501,7 +7744,7 @@
         <w:pStyle w:val="Compact"/>
         <w:numPr>
           <w:ilvl w:val="0"/>
-          <w:numId w:val="1011"/>
+          <w:numId w:val="1010"/>
         </w:numPr>
       </w:pPr>
       <w:r>
@@ -7543,7 +7786,7 @@
         <w:pStyle w:val="Compact"/>
         <w:numPr>
           <w:ilvl w:val="0"/>
-          <w:numId w:val="1011"/>
+          <w:numId w:val="1010"/>
         </w:numPr>
       </w:pPr>
       <w:r>
@@ -7577,7 +7820,7 @@
         <w:pStyle w:val="Compact"/>
         <w:numPr>
           <w:ilvl w:val="1"/>
-          <w:numId w:val="1012"/>
+          <w:numId w:val="1011"/>
         </w:numPr>
       </w:pPr>
       <w:r>
@@ -7609,7 +7852,7 @@
         <w:pStyle w:val="Compact"/>
         <w:numPr>
           <w:ilvl w:val="1"/>
-          <w:numId w:val="1012"/>
+          <w:numId w:val="1011"/>
         </w:numPr>
       </w:pPr>
       <w:r>
@@ -7655,7 +7898,7 @@
         <w:pStyle w:val="Compact"/>
         <w:numPr>
           <w:ilvl w:val="1"/>
-          <w:numId w:val="1012"/>
+          <w:numId w:val="1011"/>
         </w:numPr>
       </w:pPr>
       <w:r>
@@ -7701,7 +7944,7 @@
         <w:pStyle w:val="Compact"/>
         <w:numPr>
           <w:ilvl w:val="1"/>
-          <w:numId w:val="1012"/>
+          <w:numId w:val="1011"/>
         </w:numPr>
       </w:pPr>
       <w:r>
@@ -7733,7 +7976,7 @@
         <w:pStyle w:val="Compact"/>
         <w:numPr>
           <w:ilvl w:val="0"/>
-          <w:numId w:val="1011"/>
+          <w:numId w:val="1010"/>
         </w:numPr>
       </w:pPr>
       <w:r>
@@ -7774,7 +8017,7 @@
       </w:r>
     </w:p>
     <w:bookmarkEnd w:id="40"/>
-    <w:bookmarkStart w:id="41" w:name="X1ffca71ece80a092f55376e0251db455328e9c2"/>
+    <w:bookmarkStart w:id="41" w:name="search-ai-indexing-implemented"/>
     <w:p>
       <w:pPr>
         <w:pStyle w:val="Heading3"/>
@@ -7788,7 +8031,7 @@
         <w:pStyle w:val="Compact"/>
         <w:numPr>
           <w:ilvl w:val="0"/>
-          <w:numId w:val="1013"/>
+          <w:numId w:val="1012"/>
         </w:numPr>
       </w:pPr>
       <w:r>
@@ -7905,7 +8148,7 @@
         <w:pStyle w:val="Compact"/>
         <w:numPr>
           <w:ilvl w:val="0"/>
-          <w:numId w:val="1013"/>
+          <w:numId w:val="1012"/>
         </w:numPr>
       </w:pPr>
       <w:r>
@@ -7992,7 +8235,7 @@
         <w:pStyle w:val="Compact"/>
         <w:numPr>
           <w:ilvl w:val="0"/>
-          <w:numId w:val="1013"/>
+          <w:numId w:val="1012"/>
         </w:numPr>
       </w:pPr>
       <w:r>
@@ -8083,7 +8326,7 @@
         <w:pStyle w:val="Compact"/>
         <w:numPr>
           <w:ilvl w:val="0"/>
-          <w:numId w:val="1013"/>
+          <w:numId w:val="1012"/>
         </w:numPr>
       </w:pPr>
       <w:r>
@@ -8127,7 +8370,7 @@
       </w:r>
     </w:p>
     <w:bookmarkEnd w:id="41"/>
-    <w:bookmarkStart w:id="42" w:name="X499cdc07ba47b2e75f4272b8ce5d89e280f23d3"/>
+    <w:bookmarkStart w:id="42" w:name="derived-data-triggers-implemented"/>
     <w:p>
       <w:pPr>
         <w:pStyle w:val="Heading3"/>
@@ -8141,7 +8384,7 @@
         <w:pStyle w:val="Compact"/>
         <w:numPr>
           <w:ilvl w:val="0"/>
-          <w:numId w:val="1014"/>
+          <w:numId w:val="1013"/>
         </w:numPr>
       </w:pPr>
       <w:r>
@@ -8174,7 +8417,7 @@
         <w:pStyle w:val="Compact"/>
         <w:numPr>
           <w:ilvl w:val="1"/>
-          <w:numId w:val="1015"/>
+          <w:numId w:val="1014"/>
         </w:numPr>
       </w:pPr>
       <w:r>
@@ -8207,7 +8450,7 @@
         <w:pStyle w:val="Compact"/>
         <w:numPr>
           <w:ilvl w:val="1"/>
-          <w:numId w:val="1015"/>
+          <w:numId w:val="1014"/>
         </w:numPr>
       </w:pPr>
       <w:r>
@@ -8240,7 +8483,7 @@
         <w:pStyle w:val="Compact"/>
         <w:numPr>
           <w:ilvl w:val="1"/>
-          <w:numId w:val="1015"/>
+          <w:numId w:val="1014"/>
         </w:numPr>
       </w:pPr>
       <w:r>
@@ -8289,7 +8532,7 @@
         <w:pStyle w:val="Compact"/>
         <w:numPr>
           <w:ilvl w:val="0"/>
-          <w:numId w:val="1014"/>
+          <w:numId w:val="1013"/>
         </w:numPr>
       </w:pPr>
       <w:r>
@@ -8341,7 +8584,7 @@
       </w:r>
     </w:p>
     <w:bookmarkEnd w:id="42"/>
-    <w:bookmarkStart w:id="43" w:name="X92ea211d463a002578381fbaceef833ca56915a"/>
+    <w:bookmarkStart w:id="43" w:name="migration-ordering-implemented"/>
     <w:p>
       <w:pPr>
         <w:pStyle w:val="Heading3"/>
@@ -8476,7 +8719,7 @@
       </w:r>
     </w:p>
     <w:bookmarkEnd w:id="43"/>
-    <w:bookmarkStart w:id="44" w:name="X2b5a45cd61983c37b6264ac1f882b2830ceef5b"/>
+    <w:bookmarkStart w:id="44" w:name="extensions"/>
     <w:p>
       <w:pPr>
         <w:pStyle w:val="Heading3"/>
@@ -8595,7 +8838,7 @@
     </w:p>
     <w:bookmarkEnd w:id="44"/>
     <w:bookmarkEnd w:id="45"/>
-    <w:bookmarkStart w:id="51" w:name="X09a8bde735d94aa72b87020e6aa576df5db9d80"/>
+    <w:bookmarkStart w:id="50" w:name="docker-architecture"/>
     <w:p>
       <w:pPr>
         <w:pStyle w:val="Heading2"/>
@@ -8604,7 +8847,7 @@
         <w:t xml:space="preserve">9. Docker Architecture</w:t>
       </w:r>
     </w:p>
-    <w:bookmarkStart w:id="47" w:name="Xa7089f21c236368fadae8b42104e2cdb0ab4b68"/>
+    <w:bookmarkStart w:id="46" w:name="X595aecd76e2183d55db8b1254f68c931bae62d5"/>
     <w:p>
       <w:pPr>
         <w:pStyle w:val="Heading3"/>
@@ -8651,21 +8894,7 @@
         <w:t xml:space="preserve"> </w:t>
       </w:r>
       <w:r>
-        <w:t xml:space="preserve">+ php.ini/</w:t>
-      </w:r>
-      <w:hyperlink r:id="rId46">
-        <w:r>
-          <w:rPr>
-            <w:rStyle w:val="Hyperlink"/>
-          </w:rPr>
-          <w:t xml:space="preserve">www.conf</w:t>
-        </w:r>
-      </w:hyperlink>
-      <w:r>
-        <w:t xml:space="preserve"> </w:t>
-      </w:r>
-      <w:r>
-        <w:t xml:space="preserve">+ FPM healthcheck) →</w:t>
+        <w:t xml:space="preserve">+ php.ini/www.conf + FPM healthcheck) →</w:t>
       </w:r>
       <w:r>
         <w:t xml:space="preserve"> </w:t>
@@ -8800,8 +9029,8 @@
         <w:t xml:space="preserve">).</w:t>
       </w:r>
     </w:p>
-    <w:bookmarkEnd w:id="47"/>
-    <w:bookmarkStart w:id="48" w:name="X2cb992ff3013bfa37b3f1411988ca1bfa1fbc00"/>
+    <w:bookmarkEnd w:id="46"/>
+    <w:bookmarkStart w:id="47" w:name="Xe4f887d4ec825f1bb69c26ed8d46d7b7c61db10"/>
     <w:p>
       <w:pPr>
         <w:pStyle w:val="Heading3"/>
@@ -8945,59 +9174,59 @@
         <w:t xml:space="preserve">).</w:t>
       </w:r>
     </w:p>
+    <w:bookmarkEnd w:id="47"/>
+    <w:bookmarkStart w:id="48" w:name="nodevite-dev-only"/>
+    <w:p>
+      <w:pPr>
+        <w:pStyle w:val="Heading3"/>
+      </w:pPr>
+      <w:r>
+        <w:t xml:space="preserve">9.3 Node/Vite (dev only)</w:t>
+      </w:r>
+    </w:p>
+    <w:p>
+      <w:pPr>
+        <w:pStyle w:val="FirstParagraph"/>
+      </w:pPr>
+      <w:r>
+        <w:rPr>
+          <w:rStyle w:val="VerbatimChar"/>
+        </w:rPr>
+        <w:t xml:space="preserve">docker/node/Dockerfile</w:t>
+      </w:r>
+      <w:r>
+        <w:t xml:space="preserve">; named volume isolates Linux</w:t>
+      </w:r>
+      <w:r>
+        <w:t xml:space="preserve"> </w:t>
+      </w:r>
+      <w:r>
+        <w:rPr>
+          <w:rStyle w:val="VerbatimChar"/>
+        </w:rPr>
+        <w:t xml:space="preserve">node_modules</w:t>
+      </w:r>
+      <w:r>
+        <w:t xml:space="preserve"> </w:t>
+      </w:r>
+      <w:r>
+        <w:t xml:space="preserve">from the Windows host; HMR dials back through</w:t>
+      </w:r>
+      <w:r>
+        <w:t xml:space="preserve"> </w:t>
+      </w:r>
+      <w:r>
+        <w:rPr>
+          <w:rStyle w:val="VerbatimChar"/>
+        </w:rPr>
+        <w:t xml:space="preserve">:8080</w:t>
+      </w:r>
+      <w:r>
+        <w:t xml:space="preserve">; polling watch for Docker-on-Windows FS events.</w:t>
+      </w:r>
+    </w:p>
     <w:bookmarkEnd w:id="48"/>
-    <w:bookmarkStart w:id="49" w:name="Xe39051db9f849d472ac522fe28521100b286f17"/>
-    <w:p>
-      <w:pPr>
-        <w:pStyle w:val="Heading3"/>
-      </w:pPr>
-      <w:r>
-        <w:t xml:space="preserve">9.3 Node/Vite (dev only)</w:t>
-      </w:r>
-    </w:p>
-    <w:p>
-      <w:pPr>
-        <w:pStyle w:val="FirstParagraph"/>
-      </w:pPr>
-      <w:r>
-        <w:rPr>
-          <w:rStyle w:val="VerbatimChar"/>
-        </w:rPr>
-        <w:t xml:space="preserve">docker/node/Dockerfile</w:t>
-      </w:r>
-      <w:r>
-        <w:t xml:space="preserve">; named volume isolates Linux</w:t>
-      </w:r>
-      <w:r>
-        <w:t xml:space="preserve"> </w:t>
-      </w:r>
-      <w:r>
-        <w:rPr>
-          <w:rStyle w:val="VerbatimChar"/>
-        </w:rPr>
-        <w:t xml:space="preserve">node_modules</w:t>
-      </w:r>
-      <w:r>
-        <w:t xml:space="preserve"> </w:t>
-      </w:r>
-      <w:r>
-        <w:t xml:space="preserve">from the Windows host; HMR dials back through</w:t>
-      </w:r>
-      <w:r>
-        <w:t xml:space="preserve"> </w:t>
-      </w:r>
-      <w:r>
-        <w:rPr>
-          <w:rStyle w:val="VerbatimChar"/>
-        </w:rPr>
-        <w:t xml:space="preserve">:8080</w:t>
-      </w:r>
-      <w:r>
-        <w:t xml:space="preserve">; polling watch for Docker-on-Windows FS events.</w:t>
-      </w:r>
-    </w:p>
-    <w:bookmarkEnd w:id="49"/>
-    <w:bookmarkStart w:id="50" w:name="X2e3236d275476a734a2175f7519edf4f65fa120"/>
+    <w:bookmarkStart w:id="49" w:name="operational-conventions"/>
     <w:p>
       <w:pPr>
         <w:pStyle w:val="Heading3"/>
@@ -9078,9 +9307,9 @@
         </w:pict>
       </w:r>
     </w:p>
+    <w:bookmarkEnd w:id="49"/>
     <w:bookmarkEnd w:id="50"/>
-    <w:bookmarkEnd w:id="51"/>
-    <w:bookmarkStart w:id="55" w:name="Xd088f527a512b48c7a71f15b0231f63328fbc5d"/>
+    <w:bookmarkStart w:id="54" w:name="authentication-design"/>
     <w:p>
       <w:pPr>
         <w:pStyle w:val="Heading2"/>
@@ -9128,7 +9357,7 @@
         <w:t xml:space="preserve">.</w:t>
       </w:r>
     </w:p>
-    <w:bookmarkStart w:id="52" w:name="X693904d76728fb91bb89b65d4f27c110317f90e"/>
+    <w:bookmarkStart w:id="51" w:name="mechanism-sanctum-spa-cookie-auth"/>
     <w:p>
       <w:pPr>
         <w:pStyle w:val="Heading3"/>
@@ -9142,7 +9371,7 @@
         <w:pStyle w:val="Compact"/>
         <w:numPr>
           <w:ilvl w:val="0"/>
-          <w:numId w:val="1016"/>
+          <w:numId w:val="1015"/>
         </w:numPr>
       </w:pPr>
       <w:r>
@@ -9208,7 +9437,7 @@
         <w:pStyle w:val="Compact"/>
         <w:numPr>
           <w:ilvl w:val="0"/>
-          <w:numId w:val="1016"/>
+          <w:numId w:val="1015"/>
         </w:numPr>
       </w:pPr>
       <w:r>
@@ -9323,7 +9552,7 @@
         <w:pStyle w:val="Compact"/>
         <w:numPr>
           <w:ilvl w:val="0"/>
-          <w:numId w:val="1016"/>
+          <w:numId w:val="1015"/>
         </w:numPr>
       </w:pPr>
       <w:r>
@@ -9387,7 +9616,7 @@
         <w:pStyle w:val="Compact"/>
         <w:numPr>
           <w:ilvl w:val="0"/>
-          <w:numId w:val="1016"/>
+          <w:numId w:val="1015"/>
         </w:numPr>
       </w:pPr>
       <w:r>
@@ -9414,8 +9643,8 @@
         <w:t xml:space="preserve">); not used by the SPA.</w:t>
       </w:r>
     </w:p>
-    <w:bookmarkEnd w:id="52"/>
-    <w:bookmarkStart w:id="53" w:name="Xd561da9c9dd0efcf6b502c8a54f709212902d51"/>
+    <w:bookmarkEnd w:id="51"/>
+    <w:bookmarkStart w:id="52" w:name="credential-session-policy"/>
     <w:p>
       <w:pPr>
         <w:pStyle w:val="Heading3"/>
@@ -9429,7 +9658,7 @@
         <w:pStyle w:val="Compact"/>
         <w:numPr>
           <w:ilvl w:val="0"/>
-          <w:numId w:val="1017"/>
+          <w:numId w:val="1016"/>
         </w:numPr>
       </w:pPr>
       <w:r>
@@ -9478,7 +9707,7 @@
         <w:pStyle w:val="Compact"/>
         <w:numPr>
           <w:ilvl w:val="0"/>
-          <w:numId w:val="1017"/>
+          <w:numId w:val="1016"/>
         </w:numPr>
       </w:pPr>
       <w:r>
@@ -9535,7 +9764,7 @@
         <w:pStyle w:val="Compact"/>
         <w:numPr>
           <w:ilvl w:val="0"/>
-          <w:numId w:val="1017"/>
+          <w:numId w:val="1016"/>
         </w:numPr>
       </w:pPr>
       <w:r>
@@ -9613,7 +9842,7 @@
         <w:pStyle w:val="Compact"/>
         <w:numPr>
           <w:ilvl w:val="0"/>
-          <w:numId w:val="1017"/>
+          <w:numId w:val="1016"/>
         </w:numPr>
       </w:pPr>
       <w:r>
@@ -9670,7 +9899,7 @@
         <w:pStyle w:val="Compact"/>
         <w:numPr>
           <w:ilvl w:val="0"/>
-          <w:numId w:val="1017"/>
+          <w:numId w:val="1016"/>
         </w:numPr>
       </w:pPr>
       <w:r>
@@ -9797,7 +10026,7 @@
         <w:pStyle w:val="Compact"/>
         <w:numPr>
           <w:ilvl w:val="0"/>
-          <w:numId w:val="1017"/>
+          <w:numId w:val="1016"/>
         </w:numPr>
       </w:pPr>
       <w:r>
@@ -9811,7 +10040,7 @@
         <w:t xml:space="preserve"> </w:t>
       </w:r>
       <w:r>
-        <w:t xml:space="preserve">use Laravel's Redis-backed</w:t>
+        <w:t xml:space="preserve">use Laravel’s Redis-backed</w:t>
       </w:r>
       <w:r>
         <w:t xml:space="preserve"> </w:t>
@@ -9873,7 +10102,7 @@
         <w:pStyle w:val="Compact"/>
         <w:numPr>
           <w:ilvl w:val="0"/>
-          <w:numId w:val="1017"/>
+          <w:numId w:val="1016"/>
         </w:numPr>
       </w:pPr>
       <w:r>
@@ -9915,8 +10144,8 @@
         <w:t xml:space="preserve">) — not in P2.</w:t>
       </w:r>
     </w:p>
-    <w:bookmarkEnd w:id="53"/>
-    <w:bookmarkStart w:id="54" w:name="X00dc1f71573c0c6a9edc1cd9016fa2e244ed494"/>
+    <w:bookmarkEnd w:id="52"/>
+    <w:bookmarkStart w:id="53" w:name="X96bf31811f0a4bde7fdb150306984c586ffe5d2"/>
     <w:p>
       <w:pPr>
         <w:pStyle w:val="Heading3"/>
@@ -9980,7 +10209,7 @@
         <w:pStyle w:val="Compact"/>
         <w:numPr>
           <w:ilvl w:val="0"/>
-          <w:numId w:val="1018"/>
+          <w:numId w:val="1017"/>
         </w:numPr>
       </w:pPr>
       <w:r>
@@ -10084,7 +10313,7 @@
         <w:pStyle w:val="Compact"/>
         <w:numPr>
           <w:ilvl w:val="0"/>
-          <w:numId w:val="1018"/>
+          <w:numId w:val="1017"/>
         </w:numPr>
       </w:pPr>
       <w:r>
@@ -10244,7 +10473,7 @@
         <w:pStyle w:val="Compact"/>
         <w:numPr>
           <w:ilvl w:val="0"/>
-          <w:numId w:val="1018"/>
+          <w:numId w:val="1017"/>
         </w:numPr>
       </w:pPr>
       <w:r>
@@ -10277,7 +10506,7 @@
         <w:pStyle w:val="Compact"/>
         <w:numPr>
           <w:ilvl w:val="0"/>
-          <w:numId w:val="1018"/>
+          <w:numId w:val="1017"/>
         </w:numPr>
       </w:pPr>
       <w:r>
@@ -10416,9 +10645,9 @@
         </w:pict>
       </w:r>
     </w:p>
+    <w:bookmarkEnd w:id="53"/>
     <w:bookmarkEnd w:id="54"/>
-    <w:bookmarkEnd w:id="55"/>
-    <w:bookmarkStart w:id="58" w:name="Xeed854fb52a193a27fbd4d29161cb33dc1fda91"/>
+    <w:bookmarkStart w:id="57" w:name="authorization-design"/>
     <w:p>
       <w:pPr>
         <w:pStyle w:val="Heading2"/>
@@ -10466,7 +10695,7 @@
         <w:t xml:space="preserve">(deny-by-default).</w:t>
       </w:r>
     </w:p>
-    <w:bookmarkStart w:id="56" w:name="X980f7b45b7ac1ecc0f24499129e243ce8288a50"/>
+    <w:bookmarkStart w:id="55" w:name="enforcement-points-defense-in-depth"/>
     <w:p>
       <w:pPr>
         <w:pStyle w:val="Heading3"/>
@@ -10480,7 +10709,7 @@
         <w:pStyle w:val="Compact"/>
         <w:numPr>
           <w:ilvl w:val="0"/>
-          <w:numId w:val="1019"/>
+          <w:numId w:val="1018"/>
         </w:numPr>
       </w:pPr>
       <w:r>
@@ -10526,7 +10755,7 @@
         <w:pStyle w:val="Compact"/>
         <w:numPr>
           <w:ilvl w:val="0"/>
-          <w:numId w:val="1019"/>
+          <w:numId w:val="1018"/>
         </w:numPr>
       </w:pPr>
       <w:r>
@@ -10549,7 +10778,7 @@
         <w:t xml:space="preserve">App\Domains\&lt;Domain&gt;\Policies</w:t>
       </w:r>
       <w:r>
-        <w:t xml:space="preserve">) for per-record decisions (e.g. a Teacher may view only tickets they reported —</w:t>
+        <w:t xml:space="preserve">) for per-record decisions (e.g. a Teacher may view only tickets they reported —</w:t>
       </w:r>
       <w:r>
         <w:t xml:space="preserve"> </w:t>
@@ -10571,7 +10800,7 @@
         <w:pStyle w:val="Compact"/>
         <w:numPr>
           <w:ilvl w:val="0"/>
-          <w:numId w:val="1019"/>
+          <w:numId w:val="1018"/>
         </w:numPr>
       </w:pPr>
       <w:r>
@@ -10608,7 +10837,7 @@
         <w:pStyle w:val="Compact"/>
         <w:numPr>
           <w:ilvl w:val="0"/>
-          <w:numId w:val="1019"/>
+          <w:numId w:val="1018"/>
         </w:numPr>
       </w:pPr>
       <w:r>
@@ -10622,10 +10851,7 @@
         <w:t xml:space="preserve"> </w:t>
       </w:r>
       <w:r>
-        <w:t xml:space="preserve">withhold fields the caller may not see (e.g.</w:t>
-      </w:r>
-      <w:r>
-        <w:t xml:space="preserve"> </w:t>
+        <w:t xml:space="preserve">withhold fields the caller may not see (e.g. </w:t>
       </w:r>
       <w:r>
         <w:rPr>
@@ -10668,8 +10894,8 @@
         <w:t xml:space="preserve">).</w:t>
       </w:r>
     </w:p>
-    <w:bookmarkEnd w:id="56"/>
-    <w:bookmarkStart w:id="57" w:name="X6d07eaa04f924e5d38ad5d824b18de4f202a598"/>
+    <w:bookmarkEnd w:id="55"/>
+    <w:bookmarkStart w:id="56" w:name="effective-permission-resolution"/>
     <w:p>
       <w:pPr>
         <w:pStyle w:val="Heading3"/>
@@ -10784,9 +11010,9 @@
         </w:pict>
       </w:r>
     </w:p>
+    <w:bookmarkEnd w:id="56"/>
     <w:bookmarkEnd w:id="57"/>
-    <w:bookmarkEnd w:id="58"/>
-    <w:bookmarkStart w:id="62" w:name="X13b4f6eb59efc29cfcbb7d568d8068f0d9811bc"/>
+    <w:bookmarkStart w:id="61" w:name="rbac-design"/>
     <w:p>
       <w:pPr>
         <w:pStyle w:val="Heading2"/>
@@ -10882,7 +11108,7 @@
         <w:t xml:space="preserve">.</w:t>
       </w:r>
     </w:p>
-    <w:bookmarkStart w:id="59" w:name="X506eed18a2691f13b8276249397f0879670e4fc"/>
+    <w:bookmarkStart w:id="58" w:name="model"/>
     <w:p>
       <w:pPr>
         <w:pStyle w:val="Heading3"/>
@@ -10896,7 +11122,7 @@
         <w:pStyle w:val="Compact"/>
         <w:numPr>
           <w:ilvl w:val="0"/>
-          <w:numId w:val="1020"/>
+          <w:numId w:val="1019"/>
         </w:numPr>
       </w:pPr>
       <w:r>
@@ -10986,7 +11212,7 @@
         <w:pStyle w:val="Compact"/>
         <w:numPr>
           <w:ilvl w:val="0"/>
-          <w:numId w:val="1020"/>
+          <w:numId w:val="1019"/>
         </w:numPr>
       </w:pPr>
       <w:r>
@@ -11015,10 +11241,7 @@
         <w:t xml:space="preserve"> </w:t>
       </w:r>
       <w:r>
-        <w:t xml:space="preserve">(e.g.</w:t>
-      </w:r>
-      <w:r>
-        <w:t xml:space="preserve"> </w:t>
+        <w:t xml:space="preserve">(e.g. </w:t>
       </w:r>
       <w:r>
         <w:rPr>
@@ -11070,7 +11293,7 @@
         <w:pStyle w:val="Compact"/>
         <w:numPr>
           <w:ilvl w:val="0"/>
-          <w:numId w:val="1020"/>
+          <w:numId w:val="1019"/>
         </w:numPr>
       </w:pPr>
       <w:r>
@@ -11118,8 +11341,8 @@
         <w:t xml:space="preserve">grant/deny.</w:t>
       </w:r>
     </w:p>
-    <w:bookmarkEnd w:id="59"/>
-    <w:bookmarkStart w:id="60" w:name="Xbadf0551a9c033807931005ba51a575688d4e30"/>
+    <w:bookmarkEnd w:id="58"/>
+    <w:bookmarkStart w:id="59" w:name="administration"/>
     <w:p>
       <w:pPr>
         <w:pStyle w:val="Heading3"/>
@@ -11183,8 +11406,8 @@
         <w:t xml:space="preserve">rows — no code change to the RBAC engine.</w:t>
       </w:r>
     </w:p>
-    <w:bookmarkEnd w:id="60"/>
-    <w:bookmarkStart w:id="61" w:name="Xc6daf9edb98f6d50d5c887dc862115c62b1e6c7"/>
+    <w:bookmarkEnd w:id="59"/>
+    <w:bookmarkStart w:id="60" w:name="frontend-mirror"/>
     <w:p>
       <w:pPr>
         <w:pStyle w:val="Heading3"/>
@@ -11235,9 +11458,9 @@
         </w:pict>
       </w:r>
     </w:p>
+    <w:bookmarkEnd w:id="60"/>
     <w:bookmarkEnd w:id="61"/>
-    <w:bookmarkEnd w:id="62"/>
-    <w:bookmarkStart w:id="63" w:name="Xd9b93d1141c2416051a46b4af1d4863e9cb2644"/>
+    <w:bookmarkStart w:id="62" w:name="database-design-overview"/>
     <w:p>
       <w:pPr>
         <w:pStyle w:val="Heading2"/>
@@ -11287,7 +11510,7 @@
         <w:pStyle w:val="Compact"/>
         <w:numPr>
           <w:ilvl w:val="0"/>
-          <w:numId w:val="1021"/>
+          <w:numId w:val="1020"/>
         </w:numPr>
       </w:pPr>
       <w:r>
@@ -11320,7 +11543,7 @@
         <w:pStyle w:val="Compact"/>
         <w:numPr>
           <w:ilvl w:val="0"/>
-          <w:numId w:val="1021"/>
+          <w:numId w:val="1020"/>
         </w:numPr>
       </w:pPr>
       <w:r>
@@ -11413,7 +11636,7 @@
         <w:pStyle w:val="Compact"/>
         <w:numPr>
           <w:ilvl w:val="0"/>
-          <w:numId w:val="1021"/>
+          <w:numId w:val="1020"/>
         </w:numPr>
       </w:pPr>
       <w:r>
@@ -11462,7 +11685,7 @@
         <w:pStyle w:val="Compact"/>
         <w:numPr>
           <w:ilvl w:val="0"/>
-          <w:numId w:val="1021"/>
+          <w:numId w:val="1020"/>
         </w:numPr>
       </w:pPr>
       <w:r>
@@ -11513,7 +11736,7 @@
         <w:pStyle w:val="Compact"/>
         <w:numPr>
           <w:ilvl w:val="0"/>
-          <w:numId w:val="1021"/>
+          <w:numId w:val="1020"/>
         </w:numPr>
       </w:pPr>
       <w:r>
@@ -11591,7 +11814,7 @@
         <w:pStyle w:val="Compact"/>
         <w:numPr>
           <w:ilvl w:val="0"/>
-          <w:numId w:val="1021"/>
+          <w:numId w:val="1020"/>
         </w:numPr>
       </w:pPr>
       <w:r>
@@ -11716,8 +11939,8 @@
         </w:pict>
       </w:r>
     </w:p>
-    <w:bookmarkEnd w:id="63"/>
-    <w:bookmarkStart w:id="66" w:name="X41b32924aebe41b46b751cd11efccb8e9088deb"/>
+    <w:bookmarkEnd w:id="62"/>
+    <w:bookmarkStart w:id="65" w:name="module-architecture"/>
     <w:p>
       <w:pPr>
         <w:pStyle w:val="Heading2"/>
@@ -11726,7 +11949,7 @@
         <w:t xml:space="preserve">14. Module Architecture</w:t>
       </w:r>
     </w:p>
-    <w:bookmarkStart w:id="64" w:name="Xb0488e79b342a256b0961622c522fa209527f7b"/>
+    <w:bookmarkStart w:id="63" w:name="domain-map"/>
     <w:p>
       <w:pPr>
         <w:pStyle w:val="Heading3"/>
@@ -11803,7 +12026,8 @@
     <w:tbl>
       <w:tblPr>
         <w:tblStyle w:val="Table"/>
-        <w:tblW w:type="auto" w:w="0"/>
+        <w:tblW w:type="pct" w:w="5000"/>
+        <w:tblLayout w:type="fixed"/>
         <w:tblLook w:firstRow="1" w:lastRow="0" w:firstColumn="0" w:lastColumn="0" w:noHBand="0" w:noVBand="0" w:val="0020"/>
       </w:tblPr>
       <w:tblGrid>
@@ -12596,8 +12820,8 @@
         <w:t xml:space="preserve">(See Appendix A.)</w:t>
       </w:r>
     </w:p>
-    <w:bookmarkEnd w:id="64"/>
-    <w:bookmarkStart w:id="65" w:name="X2b71db798c2604a127d0043dbc504b0b4cf253a"/>
+    <w:bookmarkEnd w:id="63"/>
+    <w:bookmarkStart w:id="64" w:name="inter-domain-communication"/>
     <w:p>
       <w:pPr>
         <w:pStyle w:val="Heading3"/>
@@ -12627,10 +12851,7 @@
         <w:t xml:space="preserve"> </w:t>
       </w:r>
       <w:r>
-        <w:t xml:space="preserve">(e.g.</w:t>
-      </w:r>
-      <w:r>
-        <w:t xml:space="preserve"> </w:t>
+        <w:t xml:space="preserve">(e.g. </w:t>
       </w:r>
       <w:r>
         <w:rPr>
@@ -12693,24 +12914,366 @@
         </w:pict>
       </w:r>
     </w:p>
+    <w:bookmarkEnd w:id="64"/>
     <w:bookmarkEnd w:id="65"/>
+    <w:bookmarkStart w:id="68" w:name="component-architecture"/>
+    <w:p>
+      <w:pPr>
+        <w:pStyle w:val="Heading2"/>
+      </w:pPr>
+      <w:r>
+        <w:t xml:space="preserve">15. Component Architecture</w:t>
+      </w:r>
+    </w:p>
+    <w:bookmarkStart w:id="66" w:name="backend-components-per-domain"/>
+    <w:p>
+      <w:pPr>
+        <w:pStyle w:val="Heading3"/>
+      </w:pPr>
+      <w:r>
+        <w:t xml:space="preserve">15.1 Backend components (per domain)</w:t>
+      </w:r>
+    </w:p>
+    <w:p>
+      <w:pPr>
+        <w:pStyle w:val="Compact"/>
+        <w:numPr>
+          <w:ilvl w:val="0"/>
+          <w:numId w:val="1021"/>
+        </w:numPr>
+      </w:pPr>
+      <w:r>
+        <w:rPr>
+          <w:b/>
+          <w:bCs/>
+        </w:rPr>
+        <w:t xml:space="preserve">Controller</w:t>
+      </w:r>
+      <w:r>
+        <w:t xml:space="preserve"> </w:t>
+      </w:r>
+      <w:r>
+        <w:t xml:space="preserve">— thin HTTP adapter; one resourceful controller per aggregate; delegates to actions.</w:t>
+      </w:r>
+    </w:p>
+    <w:p>
+      <w:pPr>
+        <w:pStyle w:val="Compact"/>
+        <w:numPr>
+          <w:ilvl w:val="0"/>
+          <w:numId w:val="1021"/>
+        </w:numPr>
+      </w:pPr>
+      <w:r>
+        <w:rPr>
+          <w:b/>
+          <w:bCs/>
+        </w:rPr>
+        <w:t xml:space="preserve">FormRequest</w:t>
+      </w:r>
+      <w:r>
+        <w:t xml:space="preserve"> </w:t>
+      </w:r>
+      <w:r>
+        <w:t xml:space="preserve">— validation +</w:t>
+      </w:r>
+      <w:r>
+        <w:t xml:space="preserve"> </w:t>
+      </w:r>
+      <w:r>
+        <w:rPr>
+          <w:rStyle w:val="VerbatimChar"/>
+        </w:rPr>
+        <w:t xml:space="preserve">authorize()</w:t>
+      </w:r>
+      <w:r>
+        <w:t xml:space="preserve">.</w:t>
+      </w:r>
+    </w:p>
+    <w:p>
+      <w:pPr>
+        <w:pStyle w:val="Compact"/>
+        <w:numPr>
+          <w:ilvl w:val="0"/>
+          <w:numId w:val="1021"/>
+        </w:numPr>
+      </w:pPr>
+      <w:r>
+        <w:rPr>
+          <w:b/>
+          <w:bCs/>
+        </w:rPr>
+        <w:t xml:space="preserve">Action</w:t>
+      </w:r>
+      <w:r>
+        <w:t xml:space="preserve"> </w:t>
+      </w:r>
+      <w:r>
+        <w:t xml:space="preserve">— a single use case (</w:t>
+      </w:r>
+      <w:r>
+        <w:rPr>
+          <w:rStyle w:val="VerbatimChar"/>
+        </w:rPr>
+        <w:t xml:space="preserve">CreateTicket</w:t>
+      </w:r>
+      <w:r>
+        <w:t xml:space="preserve">,</w:t>
+      </w:r>
+      <w:r>
+        <w:t xml:space="preserve"> </w:t>
+      </w:r>
+      <w:r>
+        <w:rPr>
+          <w:rStyle w:val="VerbatimChar"/>
+        </w:rPr>
+        <w:t xml:space="preserve">AssignTechnician</w:t>
+      </w:r>
+      <w:r>
+        <w:t xml:space="preserve">,</w:t>
+      </w:r>
+      <w:r>
+        <w:t xml:space="preserve"> </w:t>
+      </w:r>
+      <w:r>
+        <w:rPr>
+          <w:rStyle w:val="VerbatimChar"/>
+        </w:rPr>
+        <w:t xml:space="preserve">CompleteMaintenance</w:t>
+      </w:r>
+      <w:r>
+        <w:t xml:space="preserve">,</w:t>
+      </w:r>
+      <w:r>
+        <w:t xml:space="preserve"> </w:t>
+      </w:r>
+      <w:r>
+        <w:rPr>
+          <w:rStyle w:val="VerbatimChar"/>
+        </w:rPr>
+        <w:t xml:space="preserve">RecordStockTransaction</w:t>
+      </w:r>
+      <w:r>
+        <w:t xml:space="preserve">), transactional, returns a DTO/model.</w:t>
+      </w:r>
+    </w:p>
+    <w:p>
+      <w:pPr>
+        <w:pStyle w:val="Compact"/>
+        <w:numPr>
+          <w:ilvl w:val="0"/>
+          <w:numId w:val="1021"/>
+        </w:numPr>
+      </w:pPr>
+      <w:r>
+        <w:rPr>
+          <w:b/>
+          <w:bCs/>
+        </w:rPr>
+        <w:t xml:space="preserve">Service</w:t>
+      </w:r>
+      <w:r>
+        <w:t xml:space="preserve"> </w:t>
+      </w:r>
+      <w:r>
+        <w:t xml:space="preserve">— orchestration spanning multiple actions/aggregates (</w:t>
+      </w:r>
+      <w:r>
+        <w:rPr>
+          <w:rStyle w:val="VerbatimChar"/>
+        </w:rPr>
+        <w:t xml:space="preserve">SlaService</w:t>
+      </w:r>
+      <w:r>
+        <w:t xml:space="preserve">,</w:t>
+      </w:r>
+      <w:r>
+        <w:t xml:space="preserve"> </w:t>
+      </w:r>
+      <w:r>
+        <w:rPr>
+          <w:rStyle w:val="VerbatimChar"/>
+        </w:rPr>
+        <w:t xml:space="preserve">TicketTriageService</w:t>
+      </w:r>
+      <w:r>
+        <w:t xml:space="preserve">,</w:t>
+      </w:r>
+      <w:r>
+        <w:t xml:space="preserve"> </w:t>
+      </w:r>
+      <w:r>
+        <w:rPr>
+          <w:rStyle w:val="VerbatimChar"/>
+        </w:rPr>
+        <w:t xml:space="preserve">RagService</w:t>
+      </w:r>
+      <w:r>
+        <w:t xml:space="preserve">).</w:t>
+      </w:r>
+    </w:p>
+    <w:p>
+      <w:pPr>
+        <w:pStyle w:val="Compact"/>
+        <w:numPr>
+          <w:ilvl w:val="0"/>
+          <w:numId w:val="1021"/>
+        </w:numPr>
+      </w:pPr>
+      <w:r>
+        <w:rPr>
+          <w:b/>
+          <w:bCs/>
+        </w:rPr>
+        <w:t xml:space="preserve">DTO</w:t>
+      </w:r>
+      <w:r>
+        <w:t xml:space="preserve"> </w:t>
+      </w:r>
+      <w:r>
+        <w:t xml:space="preserve">— typed data crossing boundaries (request → action, provider responses).</w:t>
+      </w:r>
+    </w:p>
+    <w:p>
+      <w:pPr>
+        <w:pStyle w:val="Compact"/>
+        <w:numPr>
+          <w:ilvl w:val="0"/>
+          <w:numId w:val="1021"/>
+        </w:numPr>
+      </w:pPr>
+      <w:r>
+        <w:rPr>
+          <w:b/>
+          <w:bCs/>
+        </w:rPr>
+        <w:t xml:space="preserve">Policy</w:t>
+      </w:r>
+      <w:r>
+        <w:t xml:space="preserve"> </w:t>
+      </w:r>
+      <w:r>
+        <w:t xml:space="preserve">— per-record authorization.</w:t>
+      </w:r>
+    </w:p>
+    <w:p>
+      <w:pPr>
+        <w:pStyle w:val="Compact"/>
+        <w:numPr>
+          <w:ilvl w:val="0"/>
+          <w:numId w:val="1021"/>
+        </w:numPr>
+      </w:pPr>
+      <w:r>
+        <w:rPr>
+          <w:b/>
+          <w:bCs/>
+        </w:rPr>
+        <w:t xml:space="preserve">Event/Listener</w:t>
+      </w:r>
+      <w:r>
+        <w:t xml:space="preserve"> </w:t>
+      </w:r>
+      <w:r>
+        <w:t xml:space="preserve">— cross-domain side effects.</w:t>
+      </w:r>
+    </w:p>
+    <w:p>
+      <w:pPr>
+        <w:pStyle w:val="Compact"/>
+        <w:numPr>
+          <w:ilvl w:val="0"/>
+          <w:numId w:val="1021"/>
+        </w:numPr>
+      </w:pPr>
+      <w:r>
+        <w:rPr>
+          <w:b/>
+          <w:bCs/>
+        </w:rPr>
+        <w:t xml:space="preserve">Job</w:t>
+      </w:r>
+      <w:r>
+        <w:t xml:space="preserve"> </w:t>
+      </w:r>
+      <w:r>
+        <w:t xml:space="preserve">— async unit (AI analysis, embedding, email, report build).</w:t>
+      </w:r>
+    </w:p>
+    <w:p>
+      <w:pPr>
+        <w:pStyle w:val="Compact"/>
+        <w:numPr>
+          <w:ilvl w:val="0"/>
+          <w:numId w:val="1021"/>
+        </w:numPr>
+      </w:pPr>
+      <w:r>
+        <w:rPr>
+          <w:b/>
+          <w:bCs/>
+        </w:rPr>
+        <w:t xml:space="preserve">Notification</w:t>
+      </w:r>
+      <w:r>
+        <w:t xml:space="preserve"> </w:t>
+      </w:r>
+      <w:r>
+        <w:t xml:space="preserve">— Laravel notification (database + mail channels).</w:t>
+      </w:r>
+    </w:p>
+    <w:p>
+      <w:pPr>
+        <w:pStyle w:val="Compact"/>
+        <w:numPr>
+          <w:ilvl w:val="0"/>
+          <w:numId w:val="1021"/>
+        </w:numPr>
+      </w:pPr>
+      <w:r>
+        <w:rPr>
+          <w:b/>
+          <w:bCs/>
+        </w:rPr>
+        <w:t xml:space="preserve">API Resource</w:t>
+      </w:r>
+      <w:r>
+        <w:t xml:space="preserve"> </w:t>
+      </w:r>
+      <w:r>
+        <w:t xml:space="preserve">— serialization.</w:t>
+      </w:r>
+    </w:p>
+    <w:p>
+      <w:pPr>
+        <w:pStyle w:val="Compact"/>
+        <w:numPr>
+          <w:ilvl w:val="0"/>
+          <w:numId w:val="1021"/>
+        </w:numPr>
+      </w:pPr>
+      <w:r>
+        <w:rPr>
+          <w:b/>
+          <w:bCs/>
+        </w:rPr>
+        <w:t xml:space="preserve">Model + Observer</w:t>
+      </w:r>
+      <w:r>
+        <w:t xml:space="preserve"> </w:t>
+      </w:r>
+      <w:r>
+        <w:t xml:space="preserve">— persistence + blame/activity hooks.</w:t>
+      </w:r>
+    </w:p>
     <w:bookmarkEnd w:id="66"/>
-    <w:bookmarkStart w:id="69" w:name="Xc2d96847512b73a8e4d479c827a01c4c86d0791"/>
-    <w:p>
-      <w:pPr>
-        <w:pStyle w:val="Heading2"/>
-      </w:pPr>
-      <w:r>
-        <w:t xml:space="preserve">15. Component Architecture</w:t>
-      </w:r>
-    </w:p>
-    <w:bookmarkStart w:id="67" w:name="X7974db679e34186c34d78d18f4a64d2a6165784"/>
+    <w:bookmarkStart w:id="67" w:name="frontend-components-per-feature-slice"/>
     <w:p>
       <w:pPr>
         <w:pStyle w:val="Heading3"/>
       </w:pPr>
       <w:r>
-        <w:t xml:space="preserve">15.1 Backend components (per domain)</w:t>
+        <w:t xml:space="preserve">15.2 Frontend components (per feature slice)</w:t>
       </w:r>
     </w:p>
     <w:p>
@@ -12726,13 +13289,114 @@
           <w:b/>
           <w:bCs/>
         </w:rPr>
-        <w:t xml:space="preserve">Controller</w:t>
-      </w:r>
-      <w:r>
-        <w:t xml:space="preserve"> </w:t>
-      </w:r>
-      <w:r>
-        <w:t xml:space="preserve">— thin HTTP adapter; one resourceful controller per aggregate; delegates to actions.</w:t>
+        <w:t xml:space="preserve">Route/page</w:t>
+      </w:r>
+      <w:r>
+        <w:t xml:space="preserve"> </w:t>
+      </w:r>
+      <w:r>
+        <w:t xml:space="preserve">(lazy-loaded),</w:t>
+      </w:r>
+      <w:r>
+        <w:t xml:space="preserve"> </w:t>
+      </w:r>
+      <w:r>
+        <w:rPr>
+          <w:b/>
+          <w:bCs/>
+        </w:rPr>
+        <w:t xml:space="preserve">feature components</w:t>
+      </w:r>
+      <w:r>
+        <w:t xml:space="preserve"> </w:t>
+      </w:r>
+      <w:r>
+        <w:t xml:space="preserve">(lists, detail panels, forms),</w:t>
+      </w:r>
+      <w:r>
+        <w:t xml:space="preserve"> </w:t>
+      </w:r>
+      <w:r>
+        <w:rPr>
+          <w:b/>
+          <w:bCs/>
+        </w:rPr>
+        <w:t xml:space="preserve">hooks</w:t>
+      </w:r>
+      <w:r>
+        <w:t xml:space="preserve"> </w:t>
+      </w:r>
+      <w:r>
+        <w:t xml:space="preserve">(</w:t>
+      </w:r>
+      <w:r>
+        <w:rPr>
+          <w:rStyle w:val="VerbatimChar"/>
+        </w:rPr>
+        <w:t xml:space="preserve">useTicketsQuery</w:t>
+      </w:r>
+      <w:r>
+        <w:t xml:space="preserve">,</w:t>
+      </w:r>
+      <w:r>
+        <w:t xml:space="preserve"> </w:t>
+      </w:r>
+      <w:r>
+        <w:rPr>
+          <w:rStyle w:val="VerbatimChar"/>
+        </w:rPr>
+        <w:t xml:space="preserve">useAssignTechnicianMutation</w:t>
+      </w:r>
+      <w:r>
+        <w:t xml:space="preserve">),</w:t>
+      </w:r>
+      <w:r>
+        <w:t xml:space="preserve"> </w:t>
+      </w:r>
+      <w:r>
+        <w:rPr>
+          <w:b/>
+          <w:bCs/>
+        </w:rPr>
+        <w:t xml:space="preserve">api</w:t>
+      </w:r>
+      <w:r>
+        <w:t xml:space="preserve"> </w:t>
+      </w:r>
+      <w:r>
+        <w:t xml:space="preserve">(typed axios calls),</w:t>
+      </w:r>
+      <w:r>
+        <w:t xml:space="preserve"> </w:t>
+      </w:r>
+      <w:r>
+        <w:rPr>
+          <w:b/>
+          <w:bCs/>
+        </w:rPr>
+        <w:t xml:space="preserve">schema</w:t>
+      </w:r>
+      <w:r>
+        <w:t xml:space="preserve"> </w:t>
+      </w:r>
+      <w:r>
+        <w:t xml:space="preserve">(Zod),</w:t>
+      </w:r>
+      <w:r>
+        <w:t xml:space="preserve"> </w:t>
+      </w:r>
+      <w:r>
+        <w:rPr>
+          <w:b/>
+          <w:bCs/>
+        </w:rPr>
+        <w:t xml:space="preserve">types</w:t>
+      </w:r>
+      <w:r>
+        <w:t xml:space="preserve"> </w:t>
+      </w:r>
+      <w:r>
+        <w:t xml:space="preserve">(mirroring API resources).</w:t>
       </w:r>
     </w:p>
     <w:p>
@@ -12741,449 +13405,6 @@
         <w:numPr>
           <w:ilvl w:val="0"/>
           <w:numId w:val="1022"/>
-        </w:numPr>
-      </w:pPr>
-      <w:r>
-        <w:rPr>
-          <w:b/>
-          <w:bCs/>
-        </w:rPr>
-        <w:t xml:space="preserve">FormRequest</w:t>
-      </w:r>
-      <w:r>
-        <w:t xml:space="preserve"> </w:t>
-      </w:r>
-      <w:r>
-        <w:t xml:space="preserve">— validation +</w:t>
-      </w:r>
-      <w:r>
-        <w:t xml:space="preserve"> </w:t>
-      </w:r>
-      <w:r>
-        <w:rPr>
-          <w:rStyle w:val="VerbatimChar"/>
-        </w:rPr>
-        <w:t xml:space="preserve">authorize()</w:t>
-      </w:r>
-      <w:r>
-        <w:t xml:space="preserve">.</w:t>
-      </w:r>
-    </w:p>
-    <w:p>
-      <w:pPr>
-        <w:pStyle w:val="Compact"/>
-        <w:numPr>
-          <w:ilvl w:val="0"/>
-          <w:numId w:val="1022"/>
-        </w:numPr>
-      </w:pPr>
-      <w:r>
-        <w:rPr>
-          <w:b/>
-          <w:bCs/>
-        </w:rPr>
-        <w:t xml:space="preserve">Action</w:t>
-      </w:r>
-      <w:r>
-        <w:t xml:space="preserve"> </w:t>
-      </w:r>
-      <w:r>
-        <w:t xml:space="preserve">— a single use case (</w:t>
-      </w:r>
-      <w:r>
-        <w:rPr>
-          <w:rStyle w:val="VerbatimChar"/>
-        </w:rPr>
-        <w:t xml:space="preserve">CreateTicket</w:t>
-      </w:r>
-      <w:r>
-        <w:t xml:space="preserve">,</w:t>
-      </w:r>
-      <w:r>
-        <w:t xml:space="preserve"> </w:t>
-      </w:r>
-      <w:r>
-        <w:rPr>
-          <w:rStyle w:val="VerbatimChar"/>
-        </w:rPr>
-        <w:t xml:space="preserve">AssignTechnician</w:t>
-      </w:r>
-      <w:r>
-        <w:t xml:space="preserve">,</w:t>
-      </w:r>
-      <w:r>
-        <w:t xml:space="preserve"> </w:t>
-      </w:r>
-      <w:r>
-        <w:rPr>
-          <w:rStyle w:val="VerbatimChar"/>
-        </w:rPr>
-        <w:t xml:space="preserve">CompleteMaintenance</w:t>
-      </w:r>
-      <w:r>
-        <w:t xml:space="preserve">,</w:t>
-      </w:r>
-      <w:r>
-        <w:t xml:space="preserve"> </w:t>
-      </w:r>
-      <w:r>
-        <w:rPr>
-          <w:rStyle w:val="VerbatimChar"/>
-        </w:rPr>
-        <w:t xml:space="preserve">RecordStockTransaction</w:t>
-      </w:r>
-      <w:r>
-        <w:t xml:space="preserve">), transactional, returns a DTO/model.</w:t>
-      </w:r>
-    </w:p>
-    <w:p>
-      <w:pPr>
-        <w:pStyle w:val="Compact"/>
-        <w:numPr>
-          <w:ilvl w:val="0"/>
-          <w:numId w:val="1022"/>
-        </w:numPr>
-      </w:pPr>
-      <w:r>
-        <w:rPr>
-          <w:b/>
-          <w:bCs/>
-        </w:rPr>
-        <w:t xml:space="preserve">Service</w:t>
-      </w:r>
-      <w:r>
-        <w:t xml:space="preserve"> </w:t>
-      </w:r>
-      <w:r>
-        <w:t xml:space="preserve">— orchestration spanning multiple actions/aggregates (</w:t>
-      </w:r>
-      <w:r>
-        <w:rPr>
-          <w:rStyle w:val="VerbatimChar"/>
-        </w:rPr>
-        <w:t xml:space="preserve">SlaService</w:t>
-      </w:r>
-      <w:r>
-        <w:t xml:space="preserve">,</w:t>
-      </w:r>
-      <w:r>
-        <w:t xml:space="preserve"> </w:t>
-      </w:r>
-      <w:r>
-        <w:rPr>
-          <w:rStyle w:val="VerbatimChar"/>
-        </w:rPr>
-        <w:t xml:space="preserve">TicketTriageService</w:t>
-      </w:r>
-      <w:r>
-        <w:t xml:space="preserve">,</w:t>
-      </w:r>
-      <w:r>
-        <w:t xml:space="preserve"> </w:t>
-      </w:r>
-      <w:r>
-        <w:rPr>
-          <w:rStyle w:val="VerbatimChar"/>
-        </w:rPr>
-        <w:t xml:space="preserve">RagService</w:t>
-      </w:r>
-      <w:r>
-        <w:t xml:space="preserve">).</w:t>
-      </w:r>
-    </w:p>
-    <w:p>
-      <w:pPr>
-        <w:pStyle w:val="Compact"/>
-        <w:numPr>
-          <w:ilvl w:val="0"/>
-          <w:numId w:val="1022"/>
-        </w:numPr>
-      </w:pPr>
-      <w:r>
-        <w:rPr>
-          <w:b/>
-          <w:bCs/>
-        </w:rPr>
-        <w:t xml:space="preserve">DTO</w:t>
-      </w:r>
-      <w:r>
-        <w:t xml:space="preserve"> </w:t>
-      </w:r>
-      <w:r>
-        <w:t xml:space="preserve">— typed data crossing boundaries (request → action, provider responses).</w:t>
-      </w:r>
-    </w:p>
-    <w:p>
-      <w:pPr>
-        <w:pStyle w:val="Compact"/>
-        <w:numPr>
-          <w:ilvl w:val="0"/>
-          <w:numId w:val="1022"/>
-        </w:numPr>
-      </w:pPr>
-      <w:r>
-        <w:rPr>
-          <w:b/>
-          <w:bCs/>
-        </w:rPr>
-        <w:t xml:space="preserve">Policy</w:t>
-      </w:r>
-      <w:r>
-        <w:t xml:space="preserve"> </w:t>
-      </w:r>
-      <w:r>
-        <w:t xml:space="preserve">— per-record authorization.</w:t>
-      </w:r>
-    </w:p>
-    <w:p>
-      <w:pPr>
-        <w:pStyle w:val="Compact"/>
-        <w:numPr>
-          <w:ilvl w:val="0"/>
-          <w:numId w:val="1022"/>
-        </w:numPr>
-      </w:pPr>
-      <w:r>
-        <w:rPr>
-          <w:b/>
-          <w:bCs/>
-        </w:rPr>
-        <w:t xml:space="preserve">Event/Listener</w:t>
-      </w:r>
-      <w:r>
-        <w:t xml:space="preserve"> </w:t>
-      </w:r>
-      <w:r>
-        <w:t xml:space="preserve">— cross-domain side effects.</w:t>
-      </w:r>
-    </w:p>
-    <w:p>
-      <w:pPr>
-        <w:pStyle w:val="Compact"/>
-        <w:numPr>
-          <w:ilvl w:val="0"/>
-          <w:numId w:val="1022"/>
-        </w:numPr>
-      </w:pPr>
-      <w:r>
-        <w:rPr>
-          <w:b/>
-          <w:bCs/>
-        </w:rPr>
-        <w:t xml:space="preserve">Job</w:t>
-      </w:r>
-      <w:r>
-        <w:t xml:space="preserve"> </w:t>
-      </w:r>
-      <w:r>
-        <w:t xml:space="preserve">— async unit (AI analysis, embedding, email, report build).</w:t>
-      </w:r>
-    </w:p>
-    <w:p>
-      <w:pPr>
-        <w:pStyle w:val="Compact"/>
-        <w:numPr>
-          <w:ilvl w:val="0"/>
-          <w:numId w:val="1022"/>
-        </w:numPr>
-      </w:pPr>
-      <w:r>
-        <w:rPr>
-          <w:b/>
-          <w:bCs/>
-        </w:rPr>
-        <w:t xml:space="preserve">Notification</w:t>
-      </w:r>
-      <w:r>
-        <w:t xml:space="preserve"> </w:t>
-      </w:r>
-      <w:r>
-        <w:t xml:space="preserve">— Laravel notification (database + mail channels).</w:t>
-      </w:r>
-    </w:p>
-    <w:p>
-      <w:pPr>
-        <w:pStyle w:val="Compact"/>
-        <w:numPr>
-          <w:ilvl w:val="0"/>
-          <w:numId w:val="1022"/>
-        </w:numPr>
-      </w:pPr>
-      <w:r>
-        <w:rPr>
-          <w:b/>
-          <w:bCs/>
-        </w:rPr>
-        <w:t xml:space="preserve">API Resource</w:t>
-      </w:r>
-      <w:r>
-        <w:t xml:space="preserve"> </w:t>
-      </w:r>
-      <w:r>
-        <w:t xml:space="preserve">— serialization.</w:t>
-      </w:r>
-    </w:p>
-    <w:p>
-      <w:pPr>
-        <w:pStyle w:val="Compact"/>
-        <w:numPr>
-          <w:ilvl w:val="0"/>
-          <w:numId w:val="1022"/>
-        </w:numPr>
-      </w:pPr>
-      <w:r>
-        <w:rPr>
-          <w:b/>
-          <w:bCs/>
-        </w:rPr>
-        <w:t xml:space="preserve">Model + Observer</w:t>
-      </w:r>
-      <w:r>
-        <w:t xml:space="preserve"> </w:t>
-      </w:r>
-      <w:r>
-        <w:t xml:space="preserve">— persistence + blame/activity hooks.</w:t>
-      </w:r>
-    </w:p>
-    <w:bookmarkEnd w:id="67"/>
-    <w:bookmarkStart w:id="68" w:name="Xccd48c7d0450da91dd00b23a4c1a343eb3c5468"/>
-    <w:p>
-      <w:pPr>
-        <w:pStyle w:val="Heading3"/>
-      </w:pPr>
-      <w:r>
-        <w:t xml:space="preserve">15.2 Frontend components (per feature slice)</w:t>
-      </w:r>
-    </w:p>
-    <w:p>
-      <w:pPr>
-        <w:pStyle w:val="Compact"/>
-        <w:numPr>
-          <w:ilvl w:val="0"/>
-          <w:numId w:val="1023"/>
-        </w:numPr>
-      </w:pPr>
-      <w:r>
-        <w:rPr>
-          <w:b/>
-          <w:bCs/>
-        </w:rPr>
-        <w:t xml:space="preserve">Route/page</w:t>
-      </w:r>
-      <w:r>
-        <w:t xml:space="preserve"> </w:t>
-      </w:r>
-      <w:r>
-        <w:t xml:space="preserve">(lazy-loaded),</w:t>
-      </w:r>
-      <w:r>
-        <w:t xml:space="preserve"> </w:t>
-      </w:r>
-      <w:r>
-        <w:rPr>
-          <w:b/>
-          <w:bCs/>
-        </w:rPr>
-        <w:t xml:space="preserve">feature components</w:t>
-      </w:r>
-      <w:r>
-        <w:t xml:space="preserve"> </w:t>
-      </w:r>
-      <w:r>
-        <w:t xml:space="preserve">(lists, detail panels, forms),</w:t>
-      </w:r>
-      <w:r>
-        <w:t xml:space="preserve"> </w:t>
-      </w:r>
-      <w:r>
-        <w:rPr>
-          <w:b/>
-          <w:bCs/>
-        </w:rPr>
-        <w:t xml:space="preserve">hooks</w:t>
-      </w:r>
-      <w:r>
-        <w:t xml:space="preserve"> </w:t>
-      </w:r>
-      <w:r>
-        <w:t xml:space="preserve">(</w:t>
-      </w:r>
-      <w:r>
-        <w:rPr>
-          <w:rStyle w:val="VerbatimChar"/>
-        </w:rPr>
-        <w:t xml:space="preserve">useTicketsQuery</w:t>
-      </w:r>
-      <w:r>
-        <w:t xml:space="preserve">,</w:t>
-      </w:r>
-      <w:r>
-        <w:t xml:space="preserve"> </w:t>
-      </w:r>
-      <w:r>
-        <w:rPr>
-          <w:rStyle w:val="VerbatimChar"/>
-        </w:rPr>
-        <w:t xml:space="preserve">useAssignTechnicianMutation</w:t>
-      </w:r>
-      <w:r>
-        <w:t xml:space="preserve">),</w:t>
-      </w:r>
-      <w:r>
-        <w:t xml:space="preserve"> </w:t>
-      </w:r>
-      <w:r>
-        <w:rPr>
-          <w:b/>
-          <w:bCs/>
-        </w:rPr>
-        <w:t xml:space="preserve">api</w:t>
-      </w:r>
-      <w:r>
-        <w:t xml:space="preserve"> </w:t>
-      </w:r>
-      <w:r>
-        <w:t xml:space="preserve">(typed axios calls),</w:t>
-      </w:r>
-      <w:r>
-        <w:t xml:space="preserve"> </w:t>
-      </w:r>
-      <w:r>
-        <w:rPr>
-          <w:b/>
-          <w:bCs/>
-        </w:rPr>
-        <w:t xml:space="preserve">schema</w:t>
-      </w:r>
-      <w:r>
-        <w:t xml:space="preserve"> </w:t>
-      </w:r>
-      <w:r>
-        <w:t xml:space="preserve">(Zod),</w:t>
-      </w:r>
-      <w:r>
-        <w:t xml:space="preserve"> </w:t>
-      </w:r>
-      <w:r>
-        <w:rPr>
-          <w:b/>
-          <w:bCs/>
-        </w:rPr>
-        <w:t xml:space="preserve">types</w:t>
-      </w:r>
-      <w:r>
-        <w:t xml:space="preserve"> </w:t>
-      </w:r>
-      <w:r>
-        <w:t xml:space="preserve">(mirroring API resources).</w:t>
-      </w:r>
-    </w:p>
-    <w:p>
-      <w:pPr>
-        <w:pStyle w:val="Compact"/>
-        <w:numPr>
-          <w:ilvl w:val="0"/>
-          <w:numId w:val="1023"/>
         </w:numPr>
       </w:pPr>
       <w:r>
@@ -13252,9 +13473,9 @@
         </w:pict>
       </w:r>
     </w:p>
+    <w:bookmarkEnd w:id="67"/>
     <w:bookmarkEnd w:id="68"/>
-    <w:bookmarkEnd w:id="69"/>
-    <w:bookmarkStart w:id="70" w:name="Xd5bd7b0dbd93a56a2cea1017410d45c19e30c0b"/>
+    <w:bookmarkStart w:id="69" w:name="service-architecture"/>
     <w:p>
       <w:pPr>
         <w:pStyle w:val="Heading2"/>
@@ -13274,7 +13495,8 @@
     <w:tbl>
       <w:tblPr>
         <w:tblStyle w:val="Table"/>
-        <w:tblW w:type="auto" w:w="0"/>
+        <w:tblW w:type="pct" w:w="5000"/>
+        <w:tblLayout w:type="fixed"/>
         <w:tblLook w:firstRow="1" w:lastRow="0" w:firstColumn="0" w:lastColumn="0" w:noHBand="0" w:noVBand="0" w:val="0020"/>
       </w:tblPr>
       <w:tblGrid>
@@ -14116,8 +14338,8 @@
         </w:pict>
       </w:r>
     </w:p>
-    <w:bookmarkEnd w:id="70"/>
-    <w:bookmarkStart w:id="73" w:name="Xcbc8e4c4f579d4d5418b3f6199f0dd9d8cc40a5"/>
+    <w:bookmarkEnd w:id="69"/>
+    <w:bookmarkStart w:id="72" w:name="api-design"/>
     <w:p>
       <w:pPr>
         <w:pStyle w:val="Heading2"/>
@@ -14148,7 +14370,7 @@
         <w:t xml:space="preserve">.</w:t>
       </w:r>
     </w:p>
-    <w:bookmarkStart w:id="71" w:name="Xb856ebc2d019131b7e272f063895c072344f733"/>
+    <w:bookmarkStart w:id="70" w:name="principles"/>
     <w:p>
       <w:pPr>
         <w:pStyle w:val="Heading3"/>
@@ -14162,7 +14384,7 @@
         <w:pStyle w:val="Compact"/>
         <w:numPr>
           <w:ilvl w:val="0"/>
-          <w:numId w:val="1024"/>
+          <w:numId w:val="1023"/>
         </w:numPr>
       </w:pPr>
       <w:r>
@@ -14205,7 +14427,7 @@
         <w:pStyle w:val="Compact"/>
         <w:numPr>
           <w:ilvl w:val="0"/>
-          <w:numId w:val="1024"/>
+          <w:numId w:val="1023"/>
         </w:numPr>
       </w:pPr>
       <w:r>
@@ -14252,7 +14474,7 @@
         <w:pStyle w:val="Compact"/>
         <w:numPr>
           <w:ilvl w:val="0"/>
-          <w:numId w:val="1024"/>
+          <w:numId w:val="1023"/>
         </w:numPr>
       </w:pPr>
       <w:r>
@@ -14266,10 +14488,7 @@
         <w:t xml:space="preserve"> </w:t>
       </w:r>
       <w:r>
-        <w:t xml:space="preserve">with nested sub-resources where they are compositions (e.g.</w:t>
-      </w:r>
-      <w:r>
-        <w:t xml:space="preserve"> </w:t>
+        <w:t xml:space="preserve">with nested sub-resources where they are compositions (e.g. </w:t>
       </w:r>
       <w:r>
         <w:rPr>
@@ -14286,7 +14505,7 @@
         <w:pStyle w:val="Compact"/>
         <w:numPr>
           <w:ilvl w:val="0"/>
-          <w:numId w:val="1024"/>
+          <w:numId w:val="1023"/>
         </w:numPr>
       </w:pPr>
       <w:r>
@@ -14349,7 +14568,7 @@
         <w:pStyle w:val="Compact"/>
         <w:numPr>
           <w:ilvl w:val="0"/>
-          <w:numId w:val="1024"/>
+          <w:numId w:val="1023"/>
         </w:numPr>
       </w:pPr>
       <w:r>
@@ -14419,7 +14638,7 @@
         <w:pStyle w:val="Compact"/>
         <w:numPr>
           <w:ilvl w:val="0"/>
-          <w:numId w:val="1024"/>
+          <w:numId w:val="1023"/>
         </w:numPr>
       </w:pPr>
       <w:r>
@@ -14461,8 +14680,8 @@
         <w:t xml:space="preserve">).</w:t>
       </w:r>
     </w:p>
-    <w:bookmarkEnd w:id="71"/>
-    <w:bookmarkStart w:id="72" w:name="Xf30e24d773547529bc75ca223299a8a3416bc39"/>
+    <w:bookmarkEnd w:id="70"/>
+    <w:bookmarkStart w:id="71" w:name="representative-endpoints-illustrative"/>
     <w:p>
       <w:pPr>
         <w:pStyle w:val="Heading3"/>
@@ -14599,9 +14818,9 @@
         </w:pict>
       </w:r>
     </w:p>
+    <w:bookmarkEnd w:id="71"/>
     <w:bookmarkEnd w:id="72"/>
-    <w:bookmarkEnd w:id="73"/>
-    <w:bookmarkStart w:id="78" w:name="Xc5e8cfc75f591214fbfb1a17c59dcdbcb6f6a38"/>
+    <w:bookmarkStart w:id="77" w:name="data-flow"/>
     <w:p>
       <w:pPr>
         <w:pStyle w:val="Heading2"/>
@@ -14610,13 +14829,13 @@
         <w:t xml:space="preserve">18. Data Flow</w:t>
       </w:r>
     </w:p>
-    <w:bookmarkStart w:id="74" w:name="Xb317febbebabe625c88c557f9bb8b64ae6f8111"/>
+    <w:bookmarkStart w:id="73" w:name="synchronous-write-e.g.-create-ticket"/>
     <w:p>
       <w:pPr>
         <w:pStyle w:val="Heading3"/>
       </w:pPr>
       <w:r>
-        <w:t xml:space="preserve">18.1 Synchronous write (e.g. create ticket)</w:t>
+        <w:t xml:space="preserve">18.1 Synchronous write (e.g. create ticket)</w:t>
       </w:r>
     </w:p>
     <w:p>
@@ -14676,8 +14895,8 @@
         <w:t xml:space="preserve">.)</w:t>
       </w:r>
     </w:p>
-    <w:bookmarkEnd w:id="74"/>
-    <w:bookmarkStart w:id="75" w:name="Xa66375ccb46afda185a4415adbf68f71ceae827"/>
+    <w:bookmarkEnd w:id="73"/>
+    <w:bookmarkStart w:id="74" w:name="asynchronous-work-redis-queue"/>
     <w:p>
       <w:pPr>
         <w:pStyle w:val="Heading3"/>
@@ -14825,8 +15044,8 @@
         <w:t xml:space="preserve">).</w:t>
       </w:r>
     </w:p>
-    <w:bookmarkEnd w:id="75"/>
-    <w:bookmarkStart w:id="76" w:name="Xc59781604ec8f4a8a70dc69740e633a7ba7b9d2"/>
+    <w:bookmarkEnd w:id="74"/>
+    <w:bookmarkStart w:id="75" w:name="scheduled-work"/>
     <w:p>
       <w:pPr>
         <w:pStyle w:val="Heading3"/>
@@ -14921,8 +15140,8 @@
         <w:t xml:space="preserve">).</w:t>
       </w:r>
     </w:p>
-    <w:bookmarkEnd w:id="76"/>
-    <w:bookmarkStart w:id="77" w:name="Xb916b406f9742aa7c03da9ac10ae95cfdbdd1f9"/>
+    <w:bookmarkEnd w:id="75"/>
+    <w:bookmarkStart w:id="76" w:name="read-path"/>
     <w:p>
       <w:pPr>
         <w:pStyle w:val="Heading3"/>
@@ -14972,9 +15191,9 @@
         </w:pict>
       </w:r>
     </w:p>
+    <w:bookmarkEnd w:id="76"/>
     <w:bookmarkEnd w:id="77"/>
-    <w:bookmarkEnd w:id="78"/>
-    <w:bookmarkStart w:id="81" w:name="X67c906ff11d8cef110776638477337baf05b661"/>
+    <w:bookmarkStart w:id="80" w:name="error-handling"/>
     <w:p>
       <w:pPr>
         <w:pStyle w:val="Heading2"/>
@@ -15016,7 +15235,7 @@
         <w:t xml:space="preserve">).</w:t>
       </w:r>
     </w:p>
-    <w:bookmarkStart w:id="79" w:name="Xa39b6c9269af526429ea97dab8ad5365cfc617d"/>
+    <w:bookmarkStart w:id="78" w:name="backend-1"/>
     <w:p>
       <w:pPr>
         <w:pStyle w:val="Heading3"/>
@@ -15030,7 +15249,7 @@
         <w:pStyle w:val="Compact"/>
         <w:numPr>
           <w:ilvl w:val="0"/>
-          <w:numId w:val="1025"/>
+          <w:numId w:val="1024"/>
         </w:numPr>
       </w:pPr>
       <w:r>
@@ -15174,7 +15393,7 @@
         <w:pStyle w:val="Compact"/>
         <w:numPr>
           <w:ilvl w:val="0"/>
-          <w:numId w:val="1025"/>
+          <w:numId w:val="1024"/>
         </w:numPr>
       </w:pPr>
       <w:r>
@@ -15200,10 +15419,7 @@
         <w:t xml:space="preserve"> </w:t>
       </w:r>
       <w:r>
-        <w:t xml:space="preserve">subclasses, e.g.</w:t>
-      </w:r>
-      <w:r>
-        <w:t xml:space="preserve"> </w:t>
+        <w:t xml:space="preserve">subclasses, e.g. </w:t>
       </w:r>
       <w:r>
         <w:rPr>
@@ -15244,7 +15460,7 @@
         <w:pStyle w:val="Compact"/>
         <w:numPr>
           <w:ilvl w:val="0"/>
-          <w:numId w:val="1025"/>
+          <w:numId w:val="1024"/>
         </w:numPr>
       </w:pPr>
       <w:r>
@@ -15286,8 +15502,8 @@
         <w:t xml:space="preserve">).</w:t>
       </w:r>
     </w:p>
-    <w:bookmarkEnd w:id="79"/>
-    <w:bookmarkStart w:id="80" w:name="Xc1c95a4a33cb59b341d38154d1894a51d65ad8f"/>
+    <w:bookmarkEnd w:id="78"/>
+    <w:bookmarkStart w:id="79" w:name="frontend-1"/>
     <w:p>
       <w:pPr>
         <w:pStyle w:val="Heading3"/>
@@ -15326,9 +15542,9 @@
         </w:pict>
       </w:r>
     </w:p>
+    <w:bookmarkEnd w:id="79"/>
     <w:bookmarkEnd w:id="80"/>
-    <w:bookmarkEnd w:id="81"/>
-    <w:bookmarkStart w:id="82" w:name="X6ca34eb4292e53ccce4a2b9e992e7f657a861ce"/>
+    <w:bookmarkStart w:id="81" w:name="logging-strategy"/>
     <w:p>
       <w:pPr>
         <w:pStyle w:val="Heading2"/>
@@ -15364,7 +15580,7 @@
         <w:pStyle w:val="Compact"/>
         <w:numPr>
           <w:ilvl w:val="0"/>
-          <w:numId w:val="1026"/>
+          <w:numId w:val="1025"/>
         </w:numPr>
       </w:pPr>
       <w:r>
@@ -15413,7 +15629,7 @@
         <w:pStyle w:val="Compact"/>
         <w:numPr>
           <w:ilvl w:val="0"/>
-          <w:numId w:val="1026"/>
+          <w:numId w:val="1025"/>
         </w:numPr>
       </w:pPr>
       <w:r>
@@ -15435,7 +15651,7 @@
         <w:pStyle w:val="Compact"/>
         <w:numPr>
           <w:ilvl w:val="0"/>
-          <w:numId w:val="1026"/>
+          <w:numId w:val="1025"/>
         </w:numPr>
       </w:pPr>
       <w:r>
@@ -15521,7 +15737,7 @@
         <w:pStyle w:val="Compact"/>
         <w:numPr>
           <w:ilvl w:val="0"/>
-          <w:numId w:val="1026"/>
+          <w:numId w:val="1025"/>
         </w:numPr>
       </w:pPr>
       <w:r>
@@ -15554,7 +15770,7 @@
         <w:pStyle w:val="Compact"/>
         <w:numPr>
           <w:ilvl w:val="0"/>
-          <w:numId w:val="1026"/>
+          <w:numId w:val="1025"/>
         </w:numPr>
       </w:pPr>
       <w:r>
@@ -15576,7 +15792,7 @@
         <w:pStyle w:val="Compact"/>
         <w:numPr>
           <w:ilvl w:val="0"/>
-          <w:numId w:val="1026"/>
+          <w:numId w:val="1025"/>
         </w:numPr>
       </w:pPr>
       <w:r>
@@ -15584,7 +15800,7 @@
           <w:b/>
           <w:bCs/>
         </w:rPr>
-        <w:t xml:space="preserve">Boundary vs. audit:</w:t>
+        <w:t xml:space="preserve">Boundary vs. audit:</w:t>
       </w:r>
       <w:r>
         <w:t xml:space="preserve"> </w:t>
@@ -15630,8 +15846,8 @@
         </w:pict>
       </w:r>
     </w:p>
-    <w:bookmarkEnd w:id="82"/>
-    <w:bookmarkStart w:id="83" w:name="X377fda8512b4219c89ab13613c5ec74b6bde771"/>
+    <w:bookmarkEnd w:id="81"/>
+    <w:bookmarkStart w:id="82" w:name="audit-strategy"/>
     <w:p>
       <w:pPr>
         <w:pStyle w:val="Heading2"/>
@@ -15693,7 +15909,8 @@
     <w:tbl>
       <w:tblPr>
         <w:tblStyle w:val="Table"/>
-        <w:tblW w:type="auto" w:w="0"/>
+        <w:tblW w:type="pct" w:w="5000"/>
+        <w:tblLayout w:type="fixed"/>
         <w:tblLook w:firstRow="1" w:lastRow="0" w:firstColumn="0" w:lastColumn="0" w:noHBand="0" w:noVBand="0" w:val="0020"/>
       </w:tblPr>
       <w:tblGrid>
@@ -15948,7 +16165,7 @@
         <w:pStyle w:val="Compact"/>
         <w:numPr>
           <w:ilvl w:val="0"/>
-          <w:numId w:val="1027"/>
+          <w:numId w:val="1026"/>
         </w:numPr>
       </w:pPr>
       <w:r>
@@ -16035,7 +16252,7 @@
         <w:pStyle w:val="Compact"/>
         <w:numPr>
           <w:ilvl w:val="0"/>
-          <w:numId w:val="1027"/>
+          <w:numId w:val="1026"/>
         </w:numPr>
       </w:pPr>
       <w:r>
@@ -16094,7 +16311,7 @@
         <w:pStyle w:val="Compact"/>
         <w:numPr>
           <w:ilvl w:val="0"/>
-          <w:numId w:val="1027"/>
+          <w:numId w:val="1026"/>
         </w:numPr>
       </w:pPr>
       <w:r>
@@ -16129,8 +16346,8 @@
         </w:pict>
       </w:r>
     </w:p>
-    <w:bookmarkEnd w:id="83"/>
-    <w:bookmarkStart w:id="88" w:name="Xc83174301e57ded361a0305aaa3f5d817577204"/>
+    <w:bookmarkEnd w:id="82"/>
+    <w:bookmarkStart w:id="87" w:name="ai-architecture"/>
     <w:p>
       <w:pPr>
         <w:pStyle w:val="Heading2"/>
@@ -16205,7 +16422,7 @@
         <w:t xml:space="preserve">).</w:t>
       </w:r>
     </w:p>
-    <w:bookmarkStart w:id="84" w:name="X60db1674a4bd624ad9e9fd44a30a15e1d8baf34"/>
+    <w:bookmarkStart w:id="83" w:name="provider-abstraction"/>
     <w:p>
       <w:pPr>
         <w:pStyle w:val="Heading3"/>
@@ -16356,8 +16573,8 @@
         <w:t xml:space="preserve">).</w:t>
       </w:r>
     </w:p>
-    <w:bookmarkEnd w:id="84"/>
-    <w:bookmarkStart w:id="85" w:name="Xc4fadfaf6157f4183660394b7e598aa03c9b130"/>
+    <w:bookmarkEnd w:id="83"/>
+    <w:bookmarkStart w:id="84" w:name="triage-pipeline-async"/>
     <w:p>
       <w:pPr>
         <w:pStyle w:val="Heading3"/>
@@ -16482,8 +16699,8 @@
         <w:t xml:space="preserve">).</w:t>
       </w:r>
     </w:p>
-    <w:bookmarkEnd w:id="85"/>
-    <w:bookmarkStart w:id="86" w:name="X1287e831585c484dcb09a8381ccf96c1204a7ff"/>
+    <w:bookmarkEnd w:id="84"/>
+    <w:bookmarkStart w:id="85" w:name="safety-governance"/>
     <w:p>
       <w:pPr>
         <w:pStyle w:val="Heading3"/>
@@ -16497,7 +16714,7 @@
         <w:pStyle w:val="Compact"/>
         <w:numPr>
           <w:ilvl w:val="0"/>
-          <w:numId w:val="1028"/>
+          <w:numId w:val="1027"/>
         </w:numPr>
       </w:pPr>
       <w:r>
@@ -16559,7 +16776,7 @@
         <w:pStyle w:val="Compact"/>
         <w:numPr>
           <w:ilvl w:val="0"/>
-          <w:numId w:val="1028"/>
+          <w:numId w:val="1027"/>
         </w:numPr>
       </w:pPr>
       <w:r>
@@ -16592,7 +16809,7 @@
         <w:pStyle w:val="Compact"/>
         <w:numPr>
           <w:ilvl w:val="0"/>
-          <w:numId w:val="1028"/>
+          <w:numId w:val="1027"/>
         </w:numPr>
       </w:pPr>
       <w:r>
@@ -16639,7 +16856,7 @@
         <w:pStyle w:val="Compact"/>
         <w:numPr>
           <w:ilvl w:val="0"/>
-          <w:numId w:val="1028"/>
+          <w:numId w:val="1027"/>
         </w:numPr>
       </w:pPr>
       <w:r>
@@ -16672,7 +16889,7 @@
         <w:pStyle w:val="Compact"/>
         <w:numPr>
           <w:ilvl w:val="0"/>
-          <w:numId w:val="1028"/>
+          <w:numId w:val="1027"/>
         </w:numPr>
       </w:pPr>
       <w:r>
@@ -16709,8 +16926,8 @@
         <w:t xml:space="preserve">).</w:t>
       </w:r>
     </w:p>
-    <w:bookmarkEnd w:id="86"/>
-    <w:bookmarkStart w:id="87" w:name="X5582f40dd598bbb6f0bce65af9d46115dd64b02"/>
+    <w:bookmarkEnd w:id="85"/>
+    <w:bookmarkStart w:id="86" w:name="predictive-maintenance-opt-in"/>
     <w:p>
       <w:pPr>
         <w:pStyle w:val="Heading3"/>
@@ -16823,9 +17040,9 @@
         </w:pict>
       </w:r>
     </w:p>
+    <w:bookmarkEnd w:id="86"/>
     <w:bookmarkEnd w:id="87"/>
-    <w:bookmarkEnd w:id="88"/>
-    <w:bookmarkStart w:id="92" w:name="X3d30afd2ae04a6f5c07c30b8f545196ecb45619"/>
+    <w:bookmarkStart w:id="91" w:name="rag-architecture"/>
     <w:p>
       <w:pPr>
         <w:pStyle w:val="Heading2"/>
@@ -16870,7 +17087,7 @@
         <w:t xml:space="preserve">.</w:t>
       </w:r>
     </w:p>
-    <w:bookmarkStart w:id="89" w:name="X24b1f8713bdf1148bbda5e770bcec489d1062e2"/>
+    <w:bookmarkStart w:id="88" w:name="indexing-pipeline-decoupled"/>
     <w:p>
       <w:pPr>
         <w:pStyle w:val="Heading3"/>
@@ -17110,8 +17327,8 @@
         <w:t xml:space="preserve">).</w:t>
       </w:r>
     </w:p>
-    <w:bookmarkEnd w:id="89"/>
-    <w:bookmarkStart w:id="90" w:name="X65ca664bd871ec63da8ae26c42bf85ec10aa7a9"/>
+    <w:bookmarkEnd w:id="88"/>
+    <w:bookmarkStart w:id="89" w:name="retrieval"/>
     <w:p>
       <w:pPr>
         <w:pStyle w:val="Heading3"/>
@@ -17227,8 +17444,8 @@
         <w:t xml:space="preserve">).</w:t>
       </w:r>
     </w:p>
-    <w:bookmarkEnd w:id="90"/>
-    <w:bookmarkStart w:id="91" w:name="Xc2b34c0ae600e02238623163a47e34eb30e8e19"/>
+    <w:bookmarkEnd w:id="89"/>
+    <w:bookmarkStart w:id="90" w:name="knowledge-base"/>
     <w:p>
       <w:pPr>
         <w:pStyle w:val="Heading3"/>
@@ -17303,9 +17520,9 @@
         </w:pict>
       </w:r>
     </w:p>
+    <w:bookmarkEnd w:id="90"/>
     <w:bookmarkEnd w:id="91"/>
-    <w:bookmarkEnd w:id="92"/>
-    <w:bookmarkStart w:id="93" w:name="Xc94628b3a94f632394a850a16395d378096b8d8"/>
+    <w:bookmarkStart w:id="92" w:name="qr-architecture"/>
     <w:p>
       <w:pPr>
         <w:pStyle w:val="Heading2"/>
@@ -17341,7 +17558,7 @@
         <w:pStyle w:val="Compact"/>
         <w:numPr>
           <w:ilvl w:val="0"/>
-          <w:numId w:val="1029"/>
+          <w:numId w:val="1028"/>
         </w:numPr>
       </w:pPr>
       <w:r>
@@ -17449,7 +17666,7 @@
         <w:pStyle w:val="Compact"/>
         <w:numPr>
           <w:ilvl w:val="0"/>
-          <w:numId w:val="1029"/>
+          <w:numId w:val="1028"/>
         </w:numPr>
       </w:pPr>
       <w:r>
@@ -17518,7 +17735,7 @@
         <w:pStyle w:val="Compact"/>
         <w:numPr>
           <w:ilvl w:val="0"/>
-          <w:numId w:val="1029"/>
+          <w:numId w:val="1028"/>
         </w:numPr>
       </w:pPr>
       <w:r>
@@ -17575,7 +17792,7 @@
         <w:pStyle w:val="Compact"/>
         <w:numPr>
           <w:ilvl w:val="1"/>
-          <w:numId w:val="1030"/>
+          <w:numId w:val="1029"/>
         </w:numPr>
       </w:pPr>
       <w:r>
@@ -17596,7 +17813,7 @@
         <w:pStyle w:val="Compact"/>
         <w:numPr>
           <w:ilvl w:val="1"/>
-          <w:numId w:val="1030"/>
+          <w:numId w:val="1029"/>
         </w:numPr>
       </w:pPr>
       <w:r>
@@ -17617,7 +17834,7 @@
         <w:pStyle w:val="Compact"/>
         <w:numPr>
           <w:ilvl w:val="1"/>
-          <w:numId w:val="1030"/>
+          <w:numId w:val="1029"/>
         </w:numPr>
       </w:pPr>
       <w:r>
@@ -17638,7 +17855,7 @@
         <w:pStyle w:val="Compact"/>
         <w:numPr>
           <w:ilvl w:val="1"/>
-          <w:numId w:val="1030"/>
+          <w:numId w:val="1029"/>
         </w:numPr>
       </w:pPr>
       <w:r>
@@ -17724,7 +17941,7 @@
         <w:pStyle w:val="Compact"/>
         <w:numPr>
           <w:ilvl w:val="0"/>
-          <w:numId w:val="1029"/>
+          <w:numId w:val="1028"/>
         </w:numPr>
       </w:pPr>
       <w:r>
@@ -17766,7 +17983,7 @@
         <w:pStyle w:val="Compact"/>
         <w:numPr>
           <w:ilvl w:val="0"/>
-          <w:numId w:val="1029"/>
+          <w:numId w:val="1028"/>
         </w:numPr>
       </w:pPr>
       <w:r>
@@ -17837,8 +18054,8 @@
         </w:pict>
       </w:r>
     </w:p>
-    <w:bookmarkEnd w:id="93"/>
-    <w:bookmarkStart w:id="94" w:name="X1025b386ec31cec75096049ad589968a0613cbb"/>
+    <w:bookmarkEnd w:id="92"/>
+    <w:bookmarkStart w:id="93" w:name="interactive-floor-plan-architecture"/>
     <w:p>
       <w:pPr>
         <w:pStyle w:val="Heading2"/>
@@ -17887,7 +18104,7 @@
         <w:pStyle w:val="Compact"/>
         <w:numPr>
           <w:ilvl w:val="0"/>
-          <w:numId w:val="1031"/>
+          <w:numId w:val="1030"/>
         </w:numPr>
       </w:pPr>
       <w:r>
@@ -18017,7 +18234,7 @@
         <w:pStyle w:val="Compact"/>
         <w:numPr>
           <w:ilvl w:val="0"/>
-          <w:numId w:val="1031"/>
+          <w:numId w:val="1030"/>
         </w:numPr>
       </w:pPr>
       <w:r>
@@ -18106,7 +18323,7 @@
         <w:pStyle w:val="Compact"/>
         <w:numPr>
           <w:ilvl w:val="0"/>
-          <w:numId w:val="1031"/>
+          <w:numId w:val="1030"/>
         </w:numPr>
       </w:pPr>
       <w:r>
@@ -18190,7 +18407,7 @@
         <w:pStyle w:val="Compact"/>
         <w:numPr>
           <w:ilvl w:val="0"/>
-          <w:numId w:val="1031"/>
+          <w:numId w:val="1030"/>
         </w:numPr>
       </w:pPr>
       <w:r>
@@ -18269,7 +18486,7 @@
         <w:pStyle w:val="Compact"/>
         <w:numPr>
           <w:ilvl w:val="0"/>
-          <w:numId w:val="1031"/>
+          <w:numId w:val="1030"/>
         </w:numPr>
       </w:pPr>
       <w:r>
@@ -18340,8 +18557,8 @@
         </w:pict>
       </w:r>
     </w:p>
-    <w:bookmarkEnd w:id="94"/>
-    <w:bookmarkStart w:id="95" w:name="Xb95909059abfc0234b91c1531043f9c2da1c783"/>
+    <w:bookmarkEnd w:id="93"/>
+    <w:bookmarkStart w:id="94" w:name="notification-architecture"/>
     <w:p>
       <w:pPr>
         <w:pStyle w:val="Heading2"/>
@@ -18377,7 +18594,7 @@
         <w:pStyle w:val="Compact"/>
         <w:numPr>
           <w:ilvl w:val="0"/>
-          <w:numId w:val="1032"/>
+          <w:numId w:val="1031"/>
         </w:numPr>
       </w:pPr>
       <w:r>
@@ -18469,7 +18686,7 @@
         <w:pStyle w:val="Compact"/>
         <w:numPr>
           <w:ilvl w:val="0"/>
-          <w:numId w:val="1032"/>
+          <w:numId w:val="1031"/>
         </w:numPr>
       </w:pPr>
       <w:r>
@@ -18520,7 +18737,7 @@
         <w:pStyle w:val="Compact"/>
         <w:numPr>
           <w:ilvl w:val="0"/>
-          <w:numId w:val="1032"/>
+          <w:numId w:val="1031"/>
         </w:numPr>
       </w:pPr>
       <w:r>
@@ -18553,7 +18770,7 @@
         <w:pStyle w:val="Compact"/>
         <w:numPr>
           <w:ilvl w:val="0"/>
-          <w:numId w:val="1032"/>
+          <w:numId w:val="1031"/>
         </w:numPr>
       </w:pPr>
       <w:r>
@@ -18586,7 +18803,7 @@
         <w:pStyle w:val="Compact"/>
         <w:numPr>
           <w:ilvl w:val="0"/>
-          <w:numId w:val="1032"/>
+          <w:numId w:val="1031"/>
         </w:numPr>
       </w:pPr>
       <w:r>
@@ -18619,7 +18836,7 @@
         <w:pStyle w:val="Compact"/>
         <w:numPr>
           <w:ilvl w:val="0"/>
-          <w:numId w:val="1032"/>
+          <w:numId w:val="1031"/>
         </w:numPr>
       </w:pPr>
       <w:r>
@@ -18654,8 +18871,8 @@
         </w:pict>
       </w:r>
     </w:p>
-    <w:bookmarkEnd w:id="95"/>
-    <w:bookmarkStart w:id="96" w:name="X220075c10ff4334e4833f61e7d654ec0cd75a83"/>
+    <w:bookmarkEnd w:id="94"/>
+    <w:bookmarkStart w:id="95" w:name="dashboard-architecture"/>
     <w:p>
       <w:pPr>
         <w:pStyle w:val="Heading2"/>
@@ -18691,7 +18908,7 @@
         <w:pStyle w:val="Compact"/>
         <w:numPr>
           <w:ilvl w:val="0"/>
-          <w:numId w:val="1033"/>
+          <w:numId w:val="1032"/>
         </w:numPr>
       </w:pPr>
       <w:r>
@@ -18763,7 +18980,7 @@
         <w:pStyle w:val="Compact"/>
         <w:numPr>
           <w:ilvl w:val="0"/>
-          <w:numId w:val="1033"/>
+          <w:numId w:val="1032"/>
         </w:numPr>
       </w:pPr>
       <w:r>
@@ -18796,7 +19013,7 @@
         <w:pStyle w:val="Compact"/>
         <w:numPr>
           <w:ilvl w:val="0"/>
-          <w:numId w:val="1033"/>
+          <w:numId w:val="1032"/>
         </w:numPr>
       </w:pPr>
       <w:r>
@@ -18843,7 +19060,7 @@
         <w:pStyle w:val="Compact"/>
         <w:numPr>
           <w:ilvl w:val="0"/>
-          <w:numId w:val="1033"/>
+          <w:numId w:val="1032"/>
         </w:numPr>
       </w:pPr>
       <w:r>
@@ -18893,8 +19110,8 @@
         </w:pict>
       </w:r>
     </w:p>
-    <w:bookmarkEnd w:id="96"/>
-    <w:bookmarkStart w:id="97" w:name="X1639a54f72546768535ec644260a7f3a7a3e765"/>
+    <w:bookmarkEnd w:id="95"/>
+    <w:bookmarkStart w:id="96" w:name="reporting-architecture"/>
     <w:p>
       <w:pPr>
         <w:pStyle w:val="Heading2"/>
@@ -18930,7 +19147,7 @@
         <w:pStyle w:val="Compact"/>
         <w:numPr>
           <w:ilvl w:val="0"/>
-          <w:numId w:val="1034"/>
+          <w:numId w:val="1033"/>
         </w:numPr>
       </w:pPr>
       <w:r>
@@ -19021,7 +19238,7 @@
         <w:pStyle w:val="Compact"/>
         <w:numPr>
           <w:ilvl w:val="0"/>
-          <w:numId w:val="1034"/>
+          <w:numId w:val="1033"/>
         </w:numPr>
       </w:pPr>
       <w:r>
@@ -19083,7 +19300,7 @@
         <w:pStyle w:val="Compact"/>
         <w:numPr>
           <w:ilvl w:val="0"/>
-          <w:numId w:val="1034"/>
+          <w:numId w:val="1033"/>
         </w:numPr>
       </w:pPr>
       <w:r>
@@ -19105,7 +19322,7 @@
         <w:pStyle w:val="Compact"/>
         <w:numPr>
           <w:ilvl w:val="0"/>
-          <w:numId w:val="1034"/>
+          <w:numId w:val="1033"/>
         </w:numPr>
       </w:pPr>
       <w:r>
@@ -19168,7 +19385,7 @@
         <w:pStyle w:val="Compact"/>
         <w:numPr>
           <w:ilvl w:val="0"/>
-          <w:numId w:val="1034"/>
+          <w:numId w:val="1033"/>
         </w:numPr>
       </w:pPr>
       <w:r>
@@ -19225,7 +19442,7 @@
         <w:pStyle w:val="Compact"/>
         <w:numPr>
           <w:ilvl w:val="0"/>
-          <w:numId w:val="1034"/>
+          <w:numId w:val="1033"/>
         </w:numPr>
       </w:pPr>
       <w:r>
@@ -19308,8 +19525,8 @@
         </w:pict>
       </w:r>
     </w:p>
-    <w:bookmarkEnd w:id="97"/>
-    <w:bookmarkStart w:id="98" w:name="X142f033053bff9a8fb763c561bf86c3e26d63de"/>
+    <w:bookmarkEnd w:id="96"/>
+    <w:bookmarkStart w:id="97" w:name="security-architecture"/>
     <w:p>
       <w:pPr>
         <w:pStyle w:val="Heading2"/>
@@ -19343,7 +19560,8 @@
     <w:tbl>
       <w:tblPr>
         <w:tblStyle w:val="Table"/>
-        <w:tblW w:type="auto" w:w="0"/>
+        <w:tblW w:type="pct" w:w="5000"/>
+        <w:tblLayout w:type="fixed"/>
         <w:tblLook w:firstRow="1" w:lastRow="0" w:firstColumn="0" w:lastColumn="0" w:noHBand="0" w:noVBand="0" w:val="0020"/>
       </w:tblPr>
       <w:tblGrid>
@@ -19797,8 +20015,8 @@
         </w:pict>
       </w:r>
     </w:p>
-    <w:bookmarkEnd w:id="98"/>
-    <w:bookmarkStart w:id="99" w:name="Xf9f63cab236b23f46de99f41ebad46daf41b39a"/>
+    <w:bookmarkEnd w:id="97"/>
+    <w:bookmarkStart w:id="98" w:name="performance-design"/>
     <w:p>
       <w:pPr>
         <w:pStyle w:val="Heading2"/>
@@ -19834,7 +20052,7 @@
         <w:pStyle w:val="Compact"/>
         <w:numPr>
           <w:ilvl w:val="0"/>
-          <w:numId w:val="1035"/>
+          <w:numId w:val="1034"/>
         </w:numPr>
       </w:pPr>
       <w:r>
@@ -19926,7 +20144,7 @@
         <w:pStyle w:val="Compact"/>
         <w:numPr>
           <w:ilvl w:val="0"/>
-          <w:numId w:val="1035"/>
+          <w:numId w:val="1034"/>
         </w:numPr>
       </w:pPr>
       <w:r>
@@ -19973,7 +20191,7 @@
         <w:pStyle w:val="Compact"/>
         <w:numPr>
           <w:ilvl w:val="0"/>
-          <w:numId w:val="1035"/>
+          <w:numId w:val="1034"/>
         </w:numPr>
       </w:pPr>
       <w:r>
@@ -19995,7 +20213,7 @@
         <w:pStyle w:val="Compact"/>
         <w:numPr>
           <w:ilvl w:val="0"/>
-          <w:numId w:val="1035"/>
+          <w:numId w:val="1034"/>
         </w:numPr>
       </w:pPr>
       <w:r>
@@ -20028,7 +20246,7 @@
         <w:pStyle w:val="Compact"/>
         <w:numPr>
           <w:ilvl w:val="0"/>
-          <w:numId w:val="1035"/>
+          <w:numId w:val="1034"/>
         </w:numPr>
       </w:pPr>
       <w:r>
@@ -20085,7 +20303,7 @@
         <w:pStyle w:val="Compact"/>
         <w:numPr>
           <w:ilvl w:val="0"/>
-          <w:numId w:val="1035"/>
+          <w:numId w:val="1034"/>
         </w:numPr>
       </w:pPr>
       <w:r>
@@ -20120,8 +20338,8 @@
         </w:pict>
       </w:r>
     </w:p>
-    <w:bookmarkEnd w:id="99"/>
-    <w:bookmarkStart w:id="100" w:name="X745943bee308067211decd67c8880f4d1eb5b9d"/>
+    <w:bookmarkEnd w:id="98"/>
+    <w:bookmarkStart w:id="99" w:name="scalability-design"/>
     <w:p>
       <w:pPr>
         <w:pStyle w:val="Heading2"/>
@@ -20157,7 +20375,7 @@
         <w:pStyle w:val="Compact"/>
         <w:numPr>
           <w:ilvl w:val="0"/>
-          <w:numId w:val="1036"/>
+          <w:numId w:val="1035"/>
         </w:numPr>
       </w:pPr>
       <w:r>
@@ -20220,7 +20438,7 @@
         <w:pStyle w:val="Compact"/>
         <w:numPr>
           <w:ilvl w:val="0"/>
-          <w:numId w:val="1036"/>
+          <w:numId w:val="1035"/>
         </w:numPr>
       </w:pPr>
       <w:r>
@@ -20242,7 +20460,7 @@
         <w:pStyle w:val="Compact"/>
         <w:numPr>
           <w:ilvl w:val="0"/>
-          <w:numId w:val="1036"/>
+          <w:numId w:val="1035"/>
         </w:numPr>
       </w:pPr>
       <w:r>
@@ -20264,7 +20482,7 @@
         <w:pStyle w:val="Compact"/>
         <w:numPr>
           <w:ilvl w:val="0"/>
-          <w:numId w:val="1036"/>
+          <w:numId w:val="1035"/>
         </w:numPr>
       </w:pPr>
       <w:r>
@@ -20313,7 +20531,7 @@
         <w:pStyle w:val="Compact"/>
         <w:numPr>
           <w:ilvl w:val="0"/>
-          <w:numId w:val="1036"/>
+          <w:numId w:val="1035"/>
         </w:numPr>
       </w:pPr>
       <w:r>
@@ -20355,7 +20573,7 @@
         <w:pStyle w:val="Compact"/>
         <w:numPr>
           <w:ilvl w:val="0"/>
-          <w:numId w:val="1036"/>
+          <w:numId w:val="1035"/>
         </w:numPr>
       </w:pPr>
       <w:r>
@@ -20390,8 +20608,8 @@
         </w:pict>
       </w:r>
     </w:p>
-    <w:bookmarkEnd w:id="100"/>
-    <w:bookmarkStart w:id="101" w:name="Xe754c4f8083a36af30ebd37a2fee64b5dc2051a"/>
+    <w:bookmarkEnd w:id="99"/>
+    <w:bookmarkStart w:id="100" w:name="maintainability-strategy"/>
     <w:p>
       <w:pPr>
         <w:pStyle w:val="Heading2"/>
@@ -20427,7 +20645,7 @@
         <w:pStyle w:val="Compact"/>
         <w:numPr>
           <w:ilvl w:val="0"/>
-          <w:numId w:val="1037"/>
+          <w:numId w:val="1036"/>
         </w:numPr>
       </w:pPr>
       <w:r>
@@ -20460,7 +20678,7 @@
         <w:pStyle w:val="Compact"/>
         <w:numPr>
           <w:ilvl w:val="0"/>
-          <w:numId w:val="1037"/>
+          <w:numId w:val="1036"/>
         </w:numPr>
       </w:pPr>
       <w:r>
@@ -20508,7 +20726,7 @@
         <w:pStyle w:val="Compact"/>
         <w:numPr>
           <w:ilvl w:val="0"/>
-          <w:numId w:val="1037"/>
+          <w:numId w:val="1036"/>
         </w:numPr>
       </w:pPr>
       <w:r>
@@ -20553,7 +20771,7 @@
         <w:pStyle w:val="Compact"/>
         <w:numPr>
           <w:ilvl w:val="0"/>
-          <w:numId w:val="1037"/>
+          <w:numId w:val="1036"/>
         </w:numPr>
       </w:pPr>
       <w:r>
@@ -20586,7 +20804,7 @@
         <w:pStyle w:val="Compact"/>
         <w:numPr>
           <w:ilvl w:val="0"/>
-          <w:numId w:val="1037"/>
+          <w:numId w:val="1036"/>
         </w:numPr>
       </w:pPr>
       <w:r>
@@ -20619,7 +20837,7 @@
         <w:pStyle w:val="Compact"/>
         <w:numPr>
           <w:ilvl w:val="0"/>
-          <w:numId w:val="1037"/>
+          <w:numId w:val="1036"/>
         </w:numPr>
       </w:pPr>
       <w:r>
@@ -20669,23 +20887,116 @@
         </w:pict>
       </w:r>
     </w:p>
+    <w:bookmarkEnd w:id="100"/>
+    <w:bookmarkStart w:id="104" w:name="coding-standards"/>
+    <w:p>
+      <w:pPr>
+        <w:pStyle w:val="Heading2"/>
+      </w:pPr>
+      <w:r>
+        <w:t xml:space="preserve">33. Coding Standards</w:t>
+      </w:r>
+    </w:p>
+    <w:bookmarkStart w:id="101" w:name="backend-php"/>
+    <w:p>
+      <w:pPr>
+        <w:pStyle w:val="Heading3"/>
+      </w:pPr>
+      <w:r>
+        <w:t xml:space="preserve">33.1 Backend (PHP)</w:t>
+      </w:r>
+    </w:p>
+    <w:p>
+      <w:pPr>
+        <w:pStyle w:val="FirstParagraph"/>
+      </w:pPr>
+      <w:r>
+        <w:rPr>
+          <w:rStyle w:val="VerbatimChar"/>
+        </w:rPr>
+        <w:t xml:space="preserve">declare(strict_types=1)</w:t>
+      </w:r>
+      <w:r>
+        <w:t xml:space="preserve"> </w:t>
+      </w:r>
+      <w:r>
+        <w:t xml:space="preserve">in every file; PSR-4/PSR-12 via</w:t>
+      </w:r>
+      <w:r>
+        <w:t xml:space="preserve"> </w:t>
+      </w:r>
+      <w:r>
+        <w:rPr>
+          <w:b/>
+          <w:bCs/>
+        </w:rPr>
+        <w:t xml:space="preserve">Pint</w:t>
+      </w:r>
+      <w:r>
+        <w:t xml:space="preserve"> </w:t>
+      </w:r>
+      <w:r>
+        <w:t xml:space="preserve">(Laravel preset);</w:t>
+      </w:r>
+      <w:r>
+        <w:t xml:space="preserve"> </w:t>
+      </w:r>
+      <w:r>
+        <w:rPr>
+          <w:b/>
+          <w:bCs/>
+        </w:rPr>
+        <w:t xml:space="preserve">Larastan level 6</w:t>
+      </w:r>
+      <w:r>
+        <w:t xml:space="preserve"> </w:t>
+      </w:r>
+      <w:r>
+        <w:t xml:space="preserve">clean (typed properties, PHPDoc generics on relations/collections as in</w:t>
+      </w:r>
+      <w:r>
+        <w:t xml:space="preserve"> </w:t>
+      </w:r>
+      <w:r>
+        <w:rPr>
+          <w:rStyle w:val="VerbatimChar"/>
+        </w:rPr>
+        <w:t xml:space="preserve">Ticket.php</w:t>
+      </w:r>
+      <w:r>
+        <w:t xml:space="preserve">); constructor property promotion; readonly DTOs; thin controllers; one public method per Action (</w:t>
+      </w:r>
+      <w:r>
+        <w:rPr>
+          <w:rStyle w:val="VerbatimChar"/>
+        </w:rPr>
+        <w:t xml:space="preserve">handle()</w:t>
+      </w:r>
+      <w:r>
+        <w:t xml:space="preserve">); FormRequest for all input; API Resources for all output; enums for all closed domains. Tests in</w:t>
+      </w:r>
+      <w:r>
+        <w:t xml:space="preserve"> </w:t>
+      </w:r>
+      <w:r>
+        <w:rPr>
+          <w:b/>
+          <w:bCs/>
+        </w:rPr>
+        <w:t xml:space="preserve">Pest</w:t>
+      </w:r>
+      <w:r>
+        <w:t xml:space="preserve">; factories per model.</w:t>
+      </w:r>
+    </w:p>
     <w:bookmarkEnd w:id="101"/>
-    <w:bookmarkStart w:id="105" w:name="X809e2db6db692b6c2a9e0a48619476f1c395a2f"/>
-    <w:p>
-      <w:pPr>
-        <w:pStyle w:val="Heading2"/>
-      </w:pPr>
-      <w:r>
-        <w:t xml:space="preserve">33. Coding Standards</w:t>
-      </w:r>
-    </w:p>
-    <w:bookmarkStart w:id="102" w:name="Xeda6d0982f082cc8f7a345f0627824f64cd9271"/>
+    <w:bookmarkStart w:id="102" w:name="frontend-typescriptreact"/>
     <w:p>
       <w:pPr>
         <w:pStyle w:val="Heading3"/>
       </w:pPr>
       <w:r>
-        <w:t xml:space="preserve">33.1 Backend (PHP)</w:t>
+        <w:t xml:space="preserve">33.2 Frontend (TypeScript/React)</w:t>
       </w:r>
     </w:p>
     <w:p>
@@ -20693,222 +21004,129 @@
         <w:pStyle w:val="FirstParagraph"/>
       </w:pPr>
       <w:r>
-        <w:rPr>
-          <w:rStyle w:val="VerbatimChar"/>
-        </w:rPr>
-        <w:t xml:space="preserve">declare(strict_types=1)</w:t>
-      </w:r>
-      <w:r>
-        <w:t xml:space="preserve"> </w:t>
-      </w:r>
-      <w:r>
-        <w:t xml:space="preserve">in every file; PSR-4/PSR-12 via</w:t>
-      </w:r>
-      <w:r>
-        <w:t xml:space="preserve"> </w:t>
-      </w:r>
-      <w:r>
-        <w:rPr>
-          <w:b/>
-          <w:bCs/>
-        </w:rPr>
-        <w:t xml:space="preserve">Pint</w:t>
-      </w:r>
-      <w:r>
-        <w:t xml:space="preserve"> </w:t>
-      </w:r>
-      <w:r>
-        <w:t xml:space="preserve">(Laravel preset);</w:t>
-      </w:r>
-      <w:r>
-        <w:t xml:space="preserve"> </w:t>
-      </w:r>
-      <w:r>
-        <w:rPr>
-          <w:b/>
-          <w:bCs/>
-        </w:rPr>
-        <w:t xml:space="preserve">Larastan level 6</w:t>
-      </w:r>
-      <w:r>
-        <w:t xml:space="preserve"> </w:t>
-      </w:r>
-      <w:r>
-        <w:t xml:space="preserve">clean (typed properties, PHPDoc generics on relations/collections as in</w:t>
-      </w:r>
-      <w:r>
-        <w:t xml:space="preserve"> </w:t>
-      </w:r>
-      <w:r>
-        <w:rPr>
-          <w:rStyle w:val="VerbatimChar"/>
-        </w:rPr>
-        <w:t xml:space="preserve">Ticket.php</w:t>
-      </w:r>
-      <w:r>
-        <w:t xml:space="preserve">); constructor property promotion; readonly DTOs; thin controllers; one public method per Action (</w:t>
-      </w:r>
-      <w:r>
-        <w:rPr>
-          <w:rStyle w:val="VerbatimChar"/>
-        </w:rPr>
-        <w:t xml:space="preserve">handle()</w:t>
-      </w:r>
-      <w:r>
-        <w:t xml:space="preserve">); FormRequest for all input; API Resources for all output; enums for all closed domains. Tests in</w:t>
-      </w:r>
-      <w:r>
-        <w:t xml:space="preserve"> </w:t>
-      </w:r>
-      <w:r>
-        <w:rPr>
-          <w:b/>
-          <w:bCs/>
-        </w:rPr>
-        <w:t xml:space="preserve">Pest</w:t>
-      </w:r>
-      <w:r>
-        <w:t xml:space="preserve">; factories per model.</w:t>
+        <w:t xml:space="preserve">TypeScript</w:t>
+      </w:r>
+      <w:r>
+        <w:t xml:space="preserve"> </w:t>
+      </w:r>
+      <w:r>
+        <w:rPr>
+          <w:b/>
+          <w:bCs/>
+        </w:rPr>
+        <w:t xml:space="preserve">strict</w:t>
+      </w:r>
+      <w:r>
+        <w:t xml:space="preserve">;</w:t>
+      </w:r>
+      <w:r>
+        <w:t xml:space="preserve"> </w:t>
+      </w:r>
+      <w:r>
+        <w:rPr>
+          <w:b/>
+          <w:bCs/>
+        </w:rPr>
+        <w:t xml:space="preserve">ESLint</w:t>
+      </w:r>
+      <w:r>
+        <w:t xml:space="preserve"> </w:t>
+      </w:r>
+      <w:r>
+        <w:t xml:space="preserve">+</w:t>
+      </w:r>
+      <w:r>
+        <w:t xml:space="preserve"> </w:t>
+      </w:r>
+      <w:r>
+        <w:rPr>
+          <w:b/>
+          <w:bCs/>
+        </w:rPr>
+        <w:t xml:space="preserve">Prettier</w:t>
+      </w:r>
+      <w:r>
+        <w:t xml:space="preserve"> </w:t>
+      </w:r>
+      <w:r>
+        <w:t xml:space="preserve">enforced; function components + hooks only; server state via React Query (no server data in Zustand/local state); Zod schemas colocated with feature API; design-system</w:t>
+      </w:r>
+      <w:r>
+        <w:t xml:space="preserve"> </w:t>
+      </w:r>
+      <w:r>
+        <w:rPr>
+          <w:b/>
+          <w:bCs/>
+        </w:rPr>
+        <w:t xml:space="preserve">role tokens only</w:t>
+      </w:r>
+      <w:r>
+        <w:t xml:space="preserve"> </w:t>
+      </w:r>
+      <w:r>
+        <w:t xml:space="preserve">(no raw colors); accessible components (labels, roles, focus);</w:t>
+      </w:r>
+      <w:r>
+        <w:t xml:space="preserve"> </w:t>
+      </w:r>
+      <w:r>
+        <w:rPr>
+          <w:rStyle w:val="VerbatimChar"/>
+        </w:rPr>
+        <w:t xml:space="preserve">@</w:t>
+      </w:r>
+      <w:r>
+        <w:t xml:space="preserve"> </w:t>
+      </w:r>
+      <w:r>
+        <w:t xml:space="preserve">alias for</w:t>
+      </w:r>
+      <w:r>
+        <w:t xml:space="preserve"> </w:t>
+      </w:r>
+      <w:r>
+        <w:rPr>
+          <w:rStyle w:val="VerbatimChar"/>
+        </w:rPr>
+        <w:t xml:space="preserve">src</w:t>
+      </w:r>
+      <w:r>
+        <w:t xml:space="preserve">; Vitest + Testing Library. No</w:t>
+      </w:r>
+      <w:r>
+        <w:t xml:space="preserve"> </w:t>
+      </w:r>
+      <w:r>
+        <w:rPr>
+          <w:rStyle w:val="VerbatimChar"/>
+        </w:rPr>
+        <w:t xml:space="preserve">any</w:t>
+      </w:r>
+      <w:r>
+        <w:t xml:space="preserve"> </w:t>
+      </w:r>
+      <w:r>
+        <w:t xml:space="preserve">without justification; exhaustive</w:t>
+      </w:r>
+      <w:r>
+        <w:t xml:space="preserve"> </w:t>
+      </w:r>
+      <w:r>
+        <w:rPr>
+          <w:rStyle w:val="VerbatimChar"/>
+        </w:rPr>
+        <w:t xml:space="preserve">switch</w:t>
+      </w:r>
+      <w:r>
+        <w:t xml:space="preserve"> </w:t>
+      </w:r>
+      <w:r>
+        <w:t xml:space="preserve">on enums.</w:t>
       </w:r>
     </w:p>
     <w:bookmarkEnd w:id="102"/>
-    <w:bookmarkStart w:id="103" w:name="X94a62a2593da3ee0a48db503c8a295ff6755992"/>
-    <w:p>
-      <w:pPr>
-        <w:pStyle w:val="Heading3"/>
-      </w:pPr>
-      <w:r>
-        <w:t xml:space="preserve">33.2 Frontend (TypeScript/React)</w:t>
-      </w:r>
-    </w:p>
-    <w:p>
-      <w:pPr>
-        <w:pStyle w:val="FirstParagraph"/>
-      </w:pPr>
-      <w:r>
-        <w:t xml:space="preserve">TypeScript</w:t>
-      </w:r>
-      <w:r>
-        <w:t xml:space="preserve"> </w:t>
-      </w:r>
-      <w:r>
-        <w:rPr>
-          <w:b/>
-          <w:bCs/>
-        </w:rPr>
-        <w:t xml:space="preserve">strict</w:t>
-      </w:r>
-      <w:r>
-        <w:t xml:space="preserve">;</w:t>
-      </w:r>
-      <w:r>
-        <w:t xml:space="preserve"> </w:t>
-      </w:r>
-      <w:r>
-        <w:rPr>
-          <w:b/>
-          <w:bCs/>
-        </w:rPr>
-        <w:t xml:space="preserve">ESLint</w:t>
-      </w:r>
-      <w:r>
-        <w:t xml:space="preserve"> </w:t>
-      </w:r>
-      <w:r>
-        <w:t xml:space="preserve">+</w:t>
-      </w:r>
-      <w:r>
-        <w:t xml:space="preserve"> </w:t>
-      </w:r>
-      <w:r>
-        <w:rPr>
-          <w:b/>
-          <w:bCs/>
-        </w:rPr>
-        <w:t xml:space="preserve">Prettier</w:t>
-      </w:r>
-      <w:r>
-        <w:t xml:space="preserve"> </w:t>
-      </w:r>
-      <w:r>
-        <w:t xml:space="preserve">enforced; function components + hooks only; server state via React Query (no server data in Zustand/local state); Zod schemas colocated with feature API; design-system</w:t>
-      </w:r>
-      <w:r>
-        <w:t xml:space="preserve"> </w:t>
-      </w:r>
-      <w:r>
-        <w:rPr>
-          <w:b/>
-          <w:bCs/>
-        </w:rPr>
-        <w:t xml:space="preserve">role tokens only</w:t>
-      </w:r>
-      <w:r>
-        <w:t xml:space="preserve"> </w:t>
-      </w:r>
-      <w:r>
-        <w:t xml:space="preserve">(no raw colors); accessible components (labels, roles, focus);</w:t>
-      </w:r>
-      <w:r>
-        <w:t xml:space="preserve"> </w:t>
-      </w:r>
-      <w:r>
-        <w:rPr>
-          <w:rStyle w:val="VerbatimChar"/>
-        </w:rPr>
-        <w:t xml:space="preserve">@</w:t>
-      </w:r>
-      <w:r>
-        <w:t xml:space="preserve"> </w:t>
-      </w:r>
-      <w:r>
-        <w:t xml:space="preserve">alias for</w:t>
-      </w:r>
-      <w:r>
-        <w:t xml:space="preserve"> </w:t>
-      </w:r>
-      <w:r>
-        <w:rPr>
-          <w:rStyle w:val="VerbatimChar"/>
-        </w:rPr>
-        <w:t xml:space="preserve">src</w:t>
-      </w:r>
-      <w:r>
-        <w:t xml:space="preserve">; Vitest + Testing Library. No</w:t>
-      </w:r>
-      <w:r>
-        <w:t xml:space="preserve"> </w:t>
-      </w:r>
-      <w:r>
-        <w:rPr>
-          <w:rStyle w:val="VerbatimChar"/>
-        </w:rPr>
-        <w:t xml:space="preserve">any</w:t>
-      </w:r>
-      <w:r>
-        <w:t xml:space="preserve"> </w:t>
-      </w:r>
-      <w:r>
-        <w:t xml:space="preserve">without justification; exhaustive</w:t>
-      </w:r>
-      <w:r>
-        <w:t xml:space="preserve"> </w:t>
-      </w:r>
-      <w:r>
-        <w:rPr>
-          <w:rStyle w:val="VerbatimChar"/>
-        </w:rPr>
-        <w:t xml:space="preserve">switch</w:t>
-      </w:r>
-      <w:r>
-        <w:t xml:space="preserve"> </w:t>
-      </w:r>
-      <w:r>
-        <w:t xml:space="preserve">on enums.</w:t>
-      </w:r>
-    </w:p>
-    <w:bookmarkEnd w:id="103"/>
-    <w:bookmarkStart w:id="104" w:name="X4760a475abc2333f9eeb8c0dcbb9baf1c3419a3"/>
+    <w:bookmarkStart w:id="103" w:name="cross-cutting"/>
     <w:p>
       <w:pPr>
         <w:pStyle w:val="Heading3"/>
@@ -20941,156 +21159,156 @@
         </w:pict>
       </w:r>
     </w:p>
+    <w:bookmarkEnd w:id="103"/>
     <w:bookmarkEnd w:id="104"/>
+    <w:bookmarkStart w:id="107" w:name="package-structure"/>
+    <w:p>
+      <w:pPr>
+        <w:pStyle w:val="Heading2"/>
+      </w:pPr>
+      <w:r>
+        <w:t xml:space="preserve">34. Package Structure</w:t>
+      </w:r>
+    </w:p>
+    <w:bookmarkStart w:id="105" w:name="backend-2"/>
+    <w:p>
+      <w:pPr>
+        <w:pStyle w:val="Heading3"/>
+      </w:pPr>
+      <w:r>
+        <w:t xml:space="preserve">34.1 Backend</w:t>
+      </w:r>
+    </w:p>
+    <w:p>
+      <w:pPr>
+        <w:pStyle w:val="SourceCode"/>
+      </w:pPr>
+      <w:r>
+        <w:rPr>
+          <w:rStyle w:val="VerbatimChar"/>
+        </w:rPr>
+        <w:t xml:space="preserve">backend/app/</w:t>
+      </w:r>
+      <w:r>
+        <w:br/>
+      </w:r>
+      <w:r>
+        <w:rPr>
+          <w:rStyle w:val="VerbatimChar"/>
+        </w:rPr>
+        <w:t xml:space="preserve">├── Models/                     # 66 flat Eloquent models (factory-friendly)</w:t>
+      </w:r>
+      <w:r>
+        <w:br/>
+      </w:r>
+      <w:r>
+        <w:rPr>
+          <w:rStyle w:val="VerbatimChar"/>
+        </w:rPr>
+        <w:t xml:space="preserve">├── Enums/                      # 34 string-backed enums (mirror DB CHECKs)</w:t>
+      </w:r>
+      <w:r>
+        <w:br/>
+      </w:r>
+      <w:r>
+        <w:rPr>
+          <w:rStyle w:val="VerbatimChar"/>
+        </w:rPr>
+        <w:t xml:space="preserve">├── Support/                    # shared, non-domain</w:t>
+      </w:r>
+      <w:r>
+        <w:br/>
+      </w:r>
+      <w:r>
+        <w:rPr>
+          <w:rStyle w:val="VerbatimChar"/>
+        </w:rPr>
+        <w:t xml:space="preserve">│   ├── Concerns/               # HasUuidRouteKey, HasValues, (Auditable/Blameable)</w:t>
+      </w:r>
+      <w:r>
+        <w:br/>
+      </w:r>
+      <w:r>
+        <w:rPr>
+          <w:rStyle w:val="VerbatimChar"/>
+        </w:rPr>
+        <w:t xml:space="preserve">│   ├── DTOs/  Traits/</w:t>
+      </w:r>
+      <w:r>
+        <w:br/>
+      </w:r>
+      <w:r>
+        <w:rPr>
+          <w:rStyle w:val="VerbatimChar"/>
+        </w:rPr>
+        <w:t xml:space="preserve">├── Providers/                  # AppServiceProvider (bindings, policies, observers, gates)</w:t>
+      </w:r>
+      <w:r>
+        <w:br/>
+      </w:r>
+      <w:r>
+        <w:rPr>
+          <w:rStyle w:val="VerbatimChar"/>
+        </w:rPr>
+        <w:t xml:space="preserve">├── Http/Controllers/           # base Controller (thin adapters live in domains)</w:t>
+      </w:r>
+      <w:r>
+        <w:br/>
+      </w:r>
+      <w:r>
+        <w:rPr>
+          <w:rStyle w:val="VerbatimChar"/>
+        </w:rPr>
+        <w:t xml:space="preserve">└── Domains/&lt;Domain&gt;/           # Identity, Locations, Tickets, Assets, Maintenance,</w:t>
+      </w:r>
+      <w:r>
+        <w:br/>
+      </w:r>
+      <w:r>
+        <w:rPr>
+          <w:rStyle w:val="VerbatimChar"/>
+        </w:rPr>
+        <w:t xml:space="preserve">    ├── Actions/                #   KnowledgeBase, Analytics, Administration, FloorPlan</w:t>
+      </w:r>
+      <w:r>
+        <w:br/>
+      </w:r>
+      <w:r>
+        <w:rPr>
+          <w:rStyle w:val="VerbatimChar"/>
+        </w:rPr>
+        <w:t xml:space="preserve">    ├── DTOs/  Enums/  Events/  Jobs/  Listeners/  Notifications/  Policies/  Services/</w:t>
+      </w:r>
+      <w:r>
+        <w:br/>
+      </w:r>
+      <w:r>
+        <w:rPr>
+          <w:rStyle w:val="VerbatimChar"/>
+        </w:rPr>
+        <w:t xml:space="preserve">    └── Http/{Controllers,Requests,Resources}</w:t>
+      </w:r>
+      <w:r>
+        <w:br/>
+      </w:r>
+      <w:r>
+        <w:rPr>
+          <w:rStyle w:val="VerbatimChar"/>
+        </w:rPr>
+        <w:t xml:space="preserve">backend/database/{migrations,factories,seeders}   # 15 migrations, 66 factories, 9 seeders</w:t>
+      </w:r>
+      <w:r>
+        <w:br/>
+      </w:r>
+      <w:r>
+        <w:rPr>
+          <w:rStyle w:val="VerbatimChar"/>
+        </w:rPr>
+        <w:t xml:space="preserve">backend/routes/{api,web,console}.php · config/ · tests/ (Pest)</w:t>
+      </w:r>
+    </w:p>
     <w:bookmarkEnd w:id="105"/>
-    <w:bookmarkStart w:id="108" w:name="Xa45ce24dcdb52022a7515ac8246ea033347332a"/>
-    <w:p>
-      <w:pPr>
-        <w:pStyle w:val="Heading2"/>
-      </w:pPr>
-      <w:r>
-        <w:t xml:space="preserve">34. Package Structure</w:t>
-      </w:r>
-    </w:p>
-    <w:bookmarkStart w:id="106" w:name="X8ac6b0116a9e521a661c62bb0c2b6368f9d7ecd"/>
-    <w:p>
-      <w:pPr>
-        <w:pStyle w:val="Heading3"/>
-      </w:pPr>
-      <w:r>
-        <w:t xml:space="preserve">34.1 Backend</w:t>
-      </w:r>
-    </w:p>
-    <w:p>
-      <w:pPr>
-        <w:pStyle w:val="SourceCode"/>
-      </w:pPr>
-      <w:r>
-        <w:rPr>
-          <w:rStyle w:val="VerbatimChar"/>
-        </w:rPr>
-        <w:t xml:space="preserve">backend/app/</w:t>
-      </w:r>
-      <w:r>
-        <w:br/>
-      </w:r>
-      <w:r>
-        <w:rPr>
-          <w:rStyle w:val="VerbatimChar"/>
-        </w:rPr>
-        <w:t xml:space="preserve">├── Models/                     # 66 flat Eloquent models (factory-friendly)</w:t>
-      </w:r>
-      <w:r>
-        <w:br/>
-      </w:r>
-      <w:r>
-        <w:rPr>
-          <w:rStyle w:val="VerbatimChar"/>
-        </w:rPr>
-        <w:t xml:space="preserve">├── Enums/                      # 34 string-backed enums (mirror DB CHECKs)</w:t>
-      </w:r>
-      <w:r>
-        <w:br/>
-      </w:r>
-      <w:r>
-        <w:rPr>
-          <w:rStyle w:val="VerbatimChar"/>
-        </w:rPr>
-        <w:t xml:space="preserve">├── Support/                    # shared, non-domain</w:t>
-      </w:r>
-      <w:r>
-        <w:br/>
-      </w:r>
-      <w:r>
-        <w:rPr>
-          <w:rStyle w:val="VerbatimChar"/>
-        </w:rPr>
-        <w:t xml:space="preserve">│   ├── Concerns/               # HasUuidRouteKey, HasValues, (Auditable/Blameable)</w:t>
-      </w:r>
-      <w:r>
-        <w:br/>
-      </w:r>
-      <w:r>
-        <w:rPr>
-          <w:rStyle w:val="VerbatimChar"/>
-        </w:rPr>
-        <w:t xml:space="preserve">│   ├── DTOs/  Traits/</w:t>
-      </w:r>
-      <w:r>
-        <w:br/>
-      </w:r>
-      <w:r>
-        <w:rPr>
-          <w:rStyle w:val="VerbatimChar"/>
-        </w:rPr>
-        <w:t xml:space="preserve">├── Providers/                  # AppServiceProvider (bindings, policies, observers, gates)</w:t>
-      </w:r>
-      <w:r>
-        <w:br/>
-      </w:r>
-      <w:r>
-        <w:rPr>
-          <w:rStyle w:val="VerbatimChar"/>
-        </w:rPr>
-        <w:t xml:space="preserve">├── Http/Controllers/           # base Controller (thin adapters live in domains)</w:t>
-      </w:r>
-      <w:r>
-        <w:br/>
-      </w:r>
-      <w:r>
-        <w:rPr>
-          <w:rStyle w:val="VerbatimChar"/>
-        </w:rPr>
-        <w:t xml:space="preserve">└── Domains/&lt;Domain&gt;/           # Identity, Locations, Tickets, Assets, Maintenance,</w:t>
-      </w:r>
-      <w:r>
-        <w:br/>
-      </w:r>
-      <w:r>
-        <w:rPr>
-          <w:rStyle w:val="VerbatimChar"/>
-        </w:rPr>
-        <w:t xml:space="preserve">    ├── Actions/                #   KnowledgeBase, Analytics, Administration, FloorPlan</w:t>
-      </w:r>
-      <w:r>
-        <w:br/>
-      </w:r>
-      <w:r>
-        <w:rPr>
-          <w:rStyle w:val="VerbatimChar"/>
-        </w:rPr>
-        <w:t xml:space="preserve">    ├── DTOs/  Enums/  Events/  Jobs/  Listeners/  Notifications/  Policies/  Services/</w:t>
-      </w:r>
-      <w:r>
-        <w:br/>
-      </w:r>
-      <w:r>
-        <w:rPr>
-          <w:rStyle w:val="VerbatimChar"/>
-        </w:rPr>
-        <w:t xml:space="preserve">    └── Http/{Controllers,Requests,Resources}</w:t>
-      </w:r>
-      <w:r>
-        <w:br/>
-      </w:r>
-      <w:r>
-        <w:rPr>
-          <w:rStyle w:val="VerbatimChar"/>
-        </w:rPr>
-        <w:t xml:space="preserve">backend/database/{migrations,factories,seeders}   # 15 migrations, 66 factories, 9 seeders</w:t>
-      </w:r>
-      <w:r>
-        <w:br/>
-      </w:r>
-      <w:r>
-        <w:rPr>
-          <w:rStyle w:val="VerbatimChar"/>
-        </w:rPr>
-        <w:t xml:space="preserve">backend/routes/{api,web,console}.php · config/ · tests/ (Pest)</w:t>
-      </w:r>
-    </w:p>
-    <w:bookmarkEnd w:id="106"/>
-    <w:bookmarkStart w:id="107" w:name="X8f2492fdd60c5be533804417aaee1074bedecae"/>
+    <w:bookmarkStart w:id="106" w:name="frontend-2"/>
     <w:p>
       <w:pPr>
         <w:pStyle w:val="Heading3"/>
@@ -21230,24 +21448,225 @@
         </w:pict>
       </w:r>
     </w:p>
+    <w:bookmarkEnd w:id="106"/>
     <w:bookmarkEnd w:id="107"/>
+    <w:bookmarkStart w:id="115" w:name="sequence-diagrams"/>
+    <w:p>
+      <w:pPr>
+        <w:pStyle w:val="Heading2"/>
+      </w:pPr>
+      <w:r>
+        <w:t xml:space="preserve">35. Sequence Diagrams</w:t>
+      </w:r>
+    </w:p>
+    <w:bookmarkStart w:id="108" w:name="authentication-sanctum-spa-login"/>
+    <w:p>
+      <w:pPr>
+        <w:pStyle w:val="Heading3"/>
+      </w:pPr>
+      <w:r>
+        <w:t xml:space="preserve">35.1 Authentication (Sanctum SPA login)</w:t>
+      </w:r>
+    </w:p>
+    <w:p>
+      <w:pPr>
+        <w:pStyle w:val="SourceCode"/>
+      </w:pPr>
+      <w:r>
+        <w:rPr>
+          <w:rStyle w:val="VerbatimChar"/>
+        </w:rPr>
+        <w:t xml:space="preserve">sequenceDiagram</w:t>
+      </w:r>
+      <w:r>
+        <w:br/>
+      </w:r>
+      <w:r>
+        <w:rPr>
+          <w:rStyle w:val="VerbatimChar"/>
+        </w:rPr>
+        <w:t xml:space="preserve">  participant B as Browser SPA</w:t>
+      </w:r>
+      <w:r>
+        <w:br/>
+      </w:r>
+      <w:r>
+        <w:rPr>
+          <w:rStyle w:val="VerbatimChar"/>
+        </w:rPr>
+        <w:t xml:space="preserve">  participant N as Nginx</w:t>
+      </w:r>
+      <w:r>
+        <w:br/>
+      </w:r>
+      <w:r>
+        <w:rPr>
+          <w:rStyle w:val="VerbatimChar"/>
+        </w:rPr>
+        <w:t xml:space="preserve">  participant L as Laravel</w:t>
+      </w:r>
+      <w:r>
+        <w:br/>
+      </w:r>
+      <w:r>
+        <w:rPr>
+          <w:rStyle w:val="VerbatimChar"/>
+        </w:rPr>
+        <w:t xml:space="preserve">  participant R as Redis (session)</w:t>
+      </w:r>
+      <w:r>
+        <w:br/>
+      </w:r>
+      <w:r>
+        <w:rPr>
+          <w:rStyle w:val="VerbatimChar"/>
+        </w:rPr>
+        <w:t xml:space="preserve">  B-&gt;&gt;N: GET /sanctum/csrf-cookie</w:t>
+      </w:r>
+      <w:r>
+        <w:br/>
+      </w:r>
+      <w:r>
+        <w:rPr>
+          <w:rStyle w:val="VerbatimChar"/>
+        </w:rPr>
+        <w:t xml:space="preserve">  N-&gt;&gt;L: proxy</w:t>
+      </w:r>
+      <w:r>
+        <w:br/>
+      </w:r>
+      <w:r>
+        <w:rPr>
+          <w:rStyle w:val="VerbatimChar"/>
+        </w:rPr>
+        <w:t xml:space="preserve">  L--&gt;&gt;B: Set-Cookie XSRF-TOKEN</w:t>
+      </w:r>
+      <w:r>
+        <w:br/>
+      </w:r>
+      <w:r>
+        <w:rPr>
+          <w:rStyle w:val="VerbatimChar"/>
+        </w:rPr>
+        <w:t xml:space="preserve">  B-&gt;&gt;N: POST /api/login (creds + X-XSRF-TOKEN)</w:t>
+      </w:r>
+      <w:r>
+        <w:br/>
+      </w:r>
+      <w:r>
+        <w:rPr>
+          <w:rStyle w:val="VerbatimChar"/>
+        </w:rPr>
+        <w:t xml:space="preserve">  N-&gt;&gt;L: proxy</w:t>
+      </w:r>
+      <w:r>
+        <w:br/>
+      </w:r>
+      <w:r>
+        <w:rPr>
+          <w:rStyle w:val="VerbatimChar"/>
+        </w:rPr>
+        <w:t xml:space="preserve">  L-&gt;&gt;L: validate, check status=active, verify hash</w:t>
+      </w:r>
+      <w:r>
+        <w:br/>
+      </w:r>
+      <w:r>
+        <w:rPr>
+          <w:rStyle w:val="VerbatimChar"/>
+        </w:rPr>
+        <w:t xml:space="preserve">  alt success</w:t>
+      </w:r>
+      <w:r>
+        <w:br/>
+      </w:r>
+      <w:r>
+        <w:rPr>
+          <w:rStyle w:val="VerbatimChar"/>
+        </w:rPr>
+        <w:t xml:space="preserve">    L-&gt;&gt;R: create session</w:t>
+      </w:r>
+      <w:r>
+        <w:br/>
+      </w:r>
+      <w:r>
+        <w:rPr>
+          <w:rStyle w:val="VerbatimChar"/>
+        </w:rPr>
+        <w:t xml:space="preserve">    L-&gt;&gt;L: write login_history(success), last_login_*</w:t>
+      </w:r>
+      <w:r>
+        <w:br/>
+      </w:r>
+      <w:r>
+        <w:rPr>
+          <w:rStyle w:val="VerbatimChar"/>
+        </w:rPr>
+        <w:t xml:space="preserve">    L--&gt;&gt;B: 204 + session cookie</w:t>
+      </w:r>
+      <w:r>
+        <w:br/>
+      </w:r>
+      <w:r>
+        <w:rPr>
+          <w:rStyle w:val="VerbatimChar"/>
+        </w:rPr>
+        <w:t xml:space="preserve">    B-&gt;&gt;L: GET /api/user (auth:sanctum)</w:t>
+      </w:r>
+      <w:r>
+        <w:br/>
+      </w:r>
+      <w:r>
+        <w:rPr>
+          <w:rStyle w:val="VerbatimChar"/>
+        </w:rPr>
+        <w:t xml:space="preserve">    L--&gt;&gt;B: 200 {user, effective permissions}</w:t>
+      </w:r>
+      <w:r>
+        <w:br/>
+      </w:r>
+      <w:r>
+        <w:rPr>
+          <w:rStyle w:val="VerbatimChar"/>
+        </w:rPr>
+        <w:t xml:space="preserve">  else failure / lockout</w:t>
+      </w:r>
+      <w:r>
+        <w:br/>
+      </w:r>
+      <w:r>
+        <w:rPr>
+          <w:rStyle w:val="VerbatimChar"/>
+        </w:rPr>
+        <w:t xml:space="preserve">    L-&gt;&gt;L: write login_history(failed|locked_out)</w:t>
+      </w:r>
+      <w:r>
+        <w:br/>
+      </w:r>
+      <w:r>
+        <w:rPr>
+          <w:rStyle w:val="VerbatimChar"/>
+        </w:rPr>
+        <w:t xml:space="preserve">    L--&gt;&gt;B: 401 (non-disclosing)</w:t>
+      </w:r>
+      <w:r>
+        <w:br/>
+      </w:r>
+      <w:r>
+        <w:rPr>
+          <w:rStyle w:val="VerbatimChar"/>
+        </w:rPr>
+        <w:t xml:space="preserve">  end</w:t>
+      </w:r>
+    </w:p>
     <w:bookmarkEnd w:id="108"/>
-    <w:bookmarkStart w:id="116" w:name="X329906d55e88f3c5a8122196c1277ae0930d0fa"/>
-    <w:p>
-      <w:pPr>
-        <w:pStyle w:val="Heading2"/>
-      </w:pPr>
-      <w:r>
-        <w:t xml:space="preserve">35. Sequence Diagrams</w:t>
-      </w:r>
-    </w:p>
-    <w:bookmarkStart w:id="109" w:name="Xf99f648e063bef6d31ff6b26d5a8ddfa0395947"/>
+    <w:bookmarkStart w:id="109" w:name="ticket-creation-async-ai-analysis"/>
     <w:p>
       <w:pPr>
         <w:pStyle w:val="Heading3"/>
       </w:pPr>
       <w:r>
-        <w:t xml:space="preserve">35.1 Authentication (Sanctum SPA login)</w:t>
+        <w:t xml:space="preserve">35.2 Ticket creation + async AI analysis</w:t>
       </w:r>
     </w:p>
     <w:p>
@@ -21267,7 +21686,7 @@
         <w:rPr>
           <w:rStyle w:val="VerbatimChar"/>
         </w:rPr>
-        <w:t xml:space="preserve">  participant B as Browser SPA</w:t>
+        <w:t xml:space="preserve">  participant B as SPA</w:t>
       </w:r>
       <w:r>
         <w:br/>
@@ -21276,7 +21695,7 @@
         <w:rPr>
           <w:rStyle w:val="VerbatimChar"/>
         </w:rPr>
-        <w:t xml:space="preserve">  participant N as Nginx</w:t>
+        <w:t xml:space="preserve">  participant L as Laravel (CreateTicket)</w:t>
       </w:r>
       <w:r>
         <w:br/>
@@ -21285,7 +21704,7 @@
         <w:rPr>
           <w:rStyle w:val="VerbatimChar"/>
         </w:rPr>
-        <w:t xml:space="preserve">  participant L as Laravel</w:t>
+        <w:t xml:space="preserve">  participant DB as PostgreSQL</w:t>
       </w:r>
       <w:r>
         <w:br/>
@@ -21294,7 +21713,7 @@
         <w:rPr>
           <w:rStyle w:val="VerbatimChar"/>
         </w:rPr>
-        <w:t xml:space="preserve">  participant R as Redis (session)</w:t>
+        <w:t xml:space="preserve">  participant Q as Redis queue</w:t>
       </w:r>
       <w:r>
         <w:br/>
@@ -21303,7 +21722,7 @@
         <w:rPr>
           <w:rStyle w:val="VerbatimChar"/>
         </w:rPr>
-        <w:t xml:space="preserve">  B-&gt;&gt;N: GET /sanctum/csrf-cookie</w:t>
+        <w:t xml:space="preserve">  participant W as Worker</w:t>
       </w:r>
       <w:r>
         <w:br/>
@@ -21312,7 +21731,7 @@
         <w:rPr>
           <w:rStyle w:val="VerbatimChar"/>
         </w:rPr>
-        <w:t xml:space="preserve">  N-&gt;&gt;L: proxy</w:t>
+        <w:t xml:space="preserve">  participant G as Gemini</w:t>
       </w:r>
       <w:r>
         <w:br/>
@@ -21321,7 +21740,7 @@
         <w:rPr>
           <w:rStyle w:val="VerbatimChar"/>
         </w:rPr>
-        <w:t xml:space="preserve">  L--&gt;&gt;B: Set-Cookie XSRF-TOKEN</w:t>
+        <w:t xml:space="preserve">  B-&gt;&gt;L: POST /api/tickets (validated)</w:t>
       </w:r>
       <w:r>
         <w:br/>
@@ -21330,7 +21749,7 @@
         <w:rPr>
           <w:rStyle w:val="VerbatimChar"/>
         </w:rPr>
-        <w:t xml:space="preserve">  B-&gt;&gt;N: POST /api/login (creds + X-XSRF-TOKEN)</w:t>
+        <w:t xml:space="preserve">  L-&gt;&gt;DB: BEGIN; insert ticket; derive SLA due; status=Open; status_history</w:t>
       </w:r>
       <w:r>
         <w:br/>
@@ -21339,7 +21758,7 @@
         <w:rPr>
           <w:rStyle w:val="VerbatimChar"/>
         </w:rPr>
-        <w:t xml:space="preserve">  N-&gt;&gt;L: proxy</w:t>
+        <w:t xml:space="preserve">  DB--&gt;&gt;L: COMMIT (triggers keep counters)</w:t>
       </w:r>
       <w:r>
         <w:br/>
@@ -21348,7 +21767,7 @@
         <w:rPr>
           <w:rStyle w:val="VerbatimChar"/>
         </w:rPr>
-        <w:t xml:space="preserve">  L-&gt;&gt;L: validate, check status=active, verify hash</w:t>
+        <w:t xml:space="preserve">  L-&gt;&gt;Q: dispatch AnalyzeTicketJob</w:t>
       </w:r>
       <w:r>
         <w:br/>
@@ -21357,7 +21776,7 @@
         <w:rPr>
           <w:rStyle w:val="VerbatimChar"/>
         </w:rPr>
-        <w:t xml:space="preserve">  alt success</w:t>
+        <w:t xml:space="preserve">  L--&gt;&gt;B: 201 {ticket resource (uuid)}</w:t>
       </w:r>
       <w:r>
         <w:br/>
@@ -21366,7 +21785,7 @@
         <w:rPr>
           <w:rStyle w:val="VerbatimChar"/>
         </w:rPr>
-        <w:t xml:space="preserve">    L-&gt;&gt;R: create session</w:t>
+        <w:t xml:space="preserve">  Q-&gt;&gt;W: AnalyzeTicketJob</w:t>
       </w:r>
       <w:r>
         <w:br/>
@@ -21375,7 +21794,7 @@
         <w:rPr>
           <w:rStyle w:val="VerbatimChar"/>
         </w:rPr>
-        <w:t xml:space="preserve">    L-&gt;&gt;L: write login_history(success), last_login_*</w:t>
+        <w:t xml:space="preserve">  W-&gt;&gt;G: chat(minimized+RAG context)</w:t>
       </w:r>
       <w:r>
         <w:br/>
@@ -21384,7 +21803,7 @@
         <w:rPr>
           <w:rStyle w:val="VerbatimChar"/>
         </w:rPr>
-        <w:t xml:space="preserve">    L--&gt;&gt;B: 204 + session cookie</w:t>
+        <w:t xml:space="preserve">  G--&gt;&gt;W: analysis</w:t>
       </w:r>
       <w:r>
         <w:br/>
@@ -21393,7 +21812,7 @@
         <w:rPr>
           <w:rStyle w:val="VerbatimChar"/>
         </w:rPr>
-        <w:t xml:space="preserve">    B-&gt;&gt;L: GET /api/user (auth:sanctum)</w:t>
+        <w:t xml:space="preserve">  W-&gt;&gt;DB: ai_analysis_logs + ai_recommendations; update ticket ai_summary/confidence</w:t>
       </w:r>
       <w:r>
         <w:br/>
@@ -21402,7 +21821,28 @@
         <w:rPr>
           <w:rStyle w:val="VerbatimChar"/>
         </w:rPr>
-        <w:t xml:space="preserve">    L--&gt;&gt;B: 200 {user, effective permissions}</w:t>
+        <w:t xml:space="preserve">  W-&gt;&gt;Q: (if source changed) GenerateEmbeddingJob</w:t>
+      </w:r>
+    </w:p>
+    <w:bookmarkEnd w:id="109"/>
+    <w:bookmarkStart w:id="110" w:name="rag-assistant-query"/>
+    <w:p>
+      <w:pPr>
+        <w:pStyle w:val="Heading3"/>
+      </w:pPr>
+      <w:r>
+        <w:t xml:space="preserve">35.3 RAG assistant query</w:t>
+      </w:r>
+    </w:p>
+    <w:p>
+      <w:pPr>
+        <w:pStyle w:val="SourceCode"/>
+      </w:pPr>
+      <w:r>
+        <w:rPr>
+          <w:rStyle w:val="VerbatimChar"/>
+        </w:rPr>
+        <w:t xml:space="preserve">sequenceDiagram</w:t>
       </w:r>
       <w:r>
         <w:br/>
@@ -21411,7 +21851,7 @@
         <w:rPr>
           <w:rStyle w:val="VerbatimChar"/>
         </w:rPr>
-        <w:t xml:space="preserve">  else failure / lockout</w:t>
+        <w:t xml:space="preserve">  participant B as SPA</w:t>
       </w:r>
       <w:r>
         <w:br/>
@@ -21420,7 +21860,7 @@
         <w:rPr>
           <w:rStyle w:val="VerbatimChar"/>
         </w:rPr>
-        <w:t xml:space="preserve">    L-&gt;&gt;L: write login_history(failed|locked_out)</w:t>
+        <w:t xml:space="preserve">  participant L as RagService</w:t>
       </w:r>
       <w:r>
         <w:br/>
@@ -21429,7 +21869,7 @@
         <w:rPr>
           <w:rStyle w:val="VerbatimChar"/>
         </w:rPr>
-        <w:t xml:space="preserve">    L--&gt;&gt;B: 401 (non-disclosing)</w:t>
+        <w:t xml:space="preserve">  participant G as Gemini (embed+chat)</w:t>
       </w:r>
       <w:r>
         <w:br/>
@@ -21438,17 +21878,263 @@
         <w:rPr>
           <w:rStyle w:val="VerbatimChar"/>
         </w:rPr>
+        <w:t xml:space="preserve">  participant DB as pgvector</w:t>
+      </w:r>
+      <w:r>
+        <w:br/>
+      </w:r>
+      <w:r>
+        <w:rPr>
+          <w:rStyle w:val="VerbatimChar"/>
+        </w:rPr>
+        <w:t xml:space="preserve">  B-&gt;&gt;L: POST /api/ai/assistant/messages {q}</w:t>
+      </w:r>
+      <w:r>
+        <w:br/>
+      </w:r>
+      <w:r>
+        <w:rPr>
+          <w:rStyle w:val="VerbatimChar"/>
+        </w:rPr>
+        <w:t xml:space="preserve">  L-&gt;&gt;G: embed(q)</w:t>
+      </w:r>
+      <w:r>
+        <w:br/>
+      </w:r>
+      <w:r>
+        <w:rPr>
+          <w:rStyle w:val="VerbatimChar"/>
+        </w:rPr>
+        <w:t xml:space="preserve">  G--&gt;&gt;L: query vector</w:t>
+      </w:r>
+      <w:r>
+        <w:br/>
+      </w:r>
+      <w:r>
+        <w:rPr>
+          <w:rStyle w:val="VerbatimChar"/>
+        </w:rPr>
+        <w:t xml:space="preserve">  L-&gt;&gt;DB: HNSW cosine top-k over indexed published sources</w:t>
+      </w:r>
+      <w:r>
+        <w:br/>
+      </w:r>
+      <w:r>
+        <w:rPr>
+          <w:rStyle w:val="VerbatimChar"/>
+        </w:rPr>
+        <w:t xml:space="preserve">  DB--&gt;&gt;L: context chunks (+source refs)</w:t>
+      </w:r>
+      <w:r>
+        <w:br/>
+      </w:r>
+      <w:r>
+        <w:rPr>
+          <w:rStyle w:val="VerbatimChar"/>
+        </w:rPr>
+        <w:t xml:space="preserve">  L-&gt;&gt;G: chat(system + context + q)</w:t>
+      </w:r>
+      <w:r>
+        <w:br/>
+      </w:r>
+      <w:r>
+        <w:rPr>
+          <w:rStyle w:val="VerbatimChar"/>
+        </w:rPr>
+        <w:t xml:space="preserve">  G--&gt;&gt;L: grounded answer</w:t>
+      </w:r>
+      <w:r>
+        <w:br/>
+      </w:r>
+      <w:r>
+        <w:rPr>
+          <w:rStyle w:val="VerbatimChar"/>
+        </w:rPr>
+        <w:t xml:space="preserve">  L-&gt;&gt;DB: ai_conversation_logs (tokens, latency)</w:t>
+      </w:r>
+      <w:r>
+        <w:br/>
+      </w:r>
+      <w:r>
+        <w:rPr>
+          <w:rStyle w:val="VerbatimChar"/>
+        </w:rPr>
+        <w:t xml:space="preserve">  L--&gt;&gt;B: answer + citations</w:t>
+      </w:r>
+    </w:p>
+    <w:bookmarkEnd w:id="110"/>
+    <w:bookmarkStart w:id="111" w:name="qr-scan-verification"/>
+    <w:p>
+      <w:pPr>
+        <w:pStyle w:val="Heading3"/>
+      </w:pPr>
+      <w:r>
+        <w:t xml:space="preserve">35.4 QR scan verification</w:t>
+      </w:r>
+    </w:p>
+    <w:p>
+      <w:pPr>
+        <w:pStyle w:val="SourceCode"/>
+      </w:pPr>
+      <w:r>
+        <w:rPr>
+          <w:rStyle w:val="VerbatimChar"/>
+        </w:rPr>
+        <w:t xml:space="preserve">sequenceDiagram</w:t>
+      </w:r>
+      <w:r>
+        <w:br/>
+      </w:r>
+      <w:r>
+        <w:rPr>
+          <w:rStyle w:val="VerbatimChar"/>
+        </w:rPr>
+        <w:t xml:space="preserve">  participant B as SPA (camera)</w:t>
+      </w:r>
+      <w:r>
+        <w:br/>
+      </w:r>
+      <w:r>
+        <w:rPr>
+          <w:rStyle w:val="VerbatimChar"/>
+        </w:rPr>
+        <w:t xml:space="preserve">  participant L as QrService</w:t>
+      </w:r>
+      <w:r>
+        <w:br/>
+      </w:r>
+      <w:r>
+        <w:rPr>
+          <w:rStyle w:val="VerbatimChar"/>
+        </w:rPr>
+        <w:t xml:space="preserve">  participant DB as PostgreSQL</w:t>
+      </w:r>
+      <w:r>
+        <w:br/>
+      </w:r>
+      <w:r>
+        <w:rPr>
+          <w:rStyle w:val="VerbatimChar"/>
+        </w:rPr>
+        <w:t xml:space="preserve">  B-&gt;&gt;L: POST /api/qr/{code}/scan (+geo?)</w:t>
+      </w:r>
+      <w:r>
+        <w:br/>
+      </w:r>
+      <w:r>
+        <w:rPr>
+          <w:rStyle w:val="VerbatimChar"/>
+        </w:rPr>
+        <w:t xml:space="preserve">  L-&gt;&gt;DB: lookup qr_codes by code</w:t>
+      </w:r>
+      <w:r>
+        <w:br/>
+      </w:r>
+      <w:r>
+        <w:rPr>
+          <w:rStyle w:val="VerbatimChar"/>
+        </w:rPr>
+        <w:t xml:space="preserve">  alt unknown</w:t>
+      </w:r>
+      <w:r>
+        <w:br/>
+      </w:r>
+      <w:r>
+        <w:rPr>
+          <w:rStyle w:val="VerbatimChar"/>
+        </w:rPr>
+        <w:t xml:space="preserve">    L-&gt;&gt;DB: qr_scan_logs(invalid)</w:t>
+      </w:r>
+      <w:r>
+        <w:br/>
+      </w:r>
+      <w:r>
+        <w:rPr>
+          <w:rStyle w:val="VerbatimChar"/>
+        </w:rPr>
+        <w:t xml:space="preserve">    L--&gt;&gt;B: 404 invalid</w:t>
+      </w:r>
+      <w:r>
+        <w:br/>
+      </w:r>
+      <w:r>
+        <w:rPr>
+          <w:rStyle w:val="VerbatimChar"/>
+        </w:rPr>
+        <w:t xml:space="preserve">  else active &amp; resolvable</w:t>
+      </w:r>
+      <w:r>
+        <w:br/>
+      </w:r>
+      <w:r>
+        <w:rPr>
+          <w:rStyle w:val="VerbatimChar"/>
+        </w:rPr>
+        <w:t xml:space="preserve">    L-&gt;&gt;DB: resolve pc_unit|asset (live)</w:t>
+      </w:r>
+      <w:r>
+        <w:br/>
+      </w:r>
+      <w:r>
+        <w:rPr>
+          <w:rStyle w:val="VerbatimChar"/>
+        </w:rPr>
+        <w:t xml:space="preserve">    L-&gt;&gt;DB: qr_scan_logs(success)</w:t>
+      </w:r>
+      <w:r>
+        <w:br/>
+      </w:r>
+      <w:r>
+        <w:rPr>
+          <w:rStyle w:val="VerbatimChar"/>
+        </w:rPr>
+        <w:t xml:space="preserve">    L--&gt;&gt;B: 200 info panel</w:t>
+      </w:r>
+      <w:r>
+        <w:br/>
+      </w:r>
+      <w:r>
+        <w:rPr>
+          <w:rStyle w:val="VerbatimChar"/>
+        </w:rPr>
+        <w:t xml:space="preserve">  else revoked/retired/mismatch</w:t>
+      </w:r>
+      <w:r>
+        <w:br/>
+      </w:r>
+      <w:r>
+        <w:rPr>
+          <w:rStyle w:val="VerbatimChar"/>
+        </w:rPr>
+        <w:t xml:space="preserve">    L-&gt;&gt;DB: qr_scan_logs(expired|mismatch)</w:t>
+      </w:r>
+      <w:r>
+        <w:br/>
+      </w:r>
+      <w:r>
+        <w:rPr>
+          <w:rStyle w:val="VerbatimChar"/>
+        </w:rPr>
+        <w:t xml:space="preserve">    L--&gt;&gt;B: 409 with reason</w:t>
+      </w:r>
+      <w:r>
+        <w:br/>
+      </w:r>
+      <w:r>
+        <w:rPr>
+          <w:rStyle w:val="VerbatimChar"/>
+        </w:rPr>
         <w:t xml:space="preserve">  end</w:t>
       </w:r>
     </w:p>
-    <w:bookmarkEnd w:id="109"/>
-    <w:bookmarkStart w:id="110" w:name="X6faa9242d35bb6e0934edee374b326aef9319a7"/>
+    <w:bookmarkEnd w:id="111"/>
+    <w:bookmarkStart w:id="112" w:name="authorization-check-permission-gate"/>
     <w:p>
       <w:pPr>
         <w:pStyle w:val="Heading3"/>
       </w:pPr>
       <w:r>
-        <w:t xml:space="preserve">35.2 Ticket creation + async AI analysis</w:t>
+        <w:t xml:space="preserve">35.5 Authorization check (permission gate)</w:t>
       </w:r>
     </w:p>
     <w:p>
@@ -21477,7 +22163,7 @@
         <w:rPr>
           <w:rStyle w:val="VerbatimChar"/>
         </w:rPr>
-        <w:t xml:space="preserve">  participant L as Laravel (CreateTicket)</w:t>
+        <w:t xml:space="preserve">  participant M as can: middleware</w:t>
       </w:r>
       <w:r>
         <w:br/>
@@ -21486,6 +22172,180 @@
         <w:rPr>
           <w:rStyle w:val="VerbatimChar"/>
         </w:rPr>
+        <w:t xml:space="preserve">  participant P as PermissionResolver</w:t>
+      </w:r>
+      <w:r>
+        <w:br/>
+      </w:r>
+      <w:r>
+        <w:rPr>
+          <w:rStyle w:val="VerbatimChar"/>
+        </w:rPr>
+        <w:t xml:space="preserve">  participant R as Redis</w:t>
+      </w:r>
+      <w:r>
+        <w:br/>
+      </w:r>
+      <w:r>
+        <w:rPr>
+          <w:rStyle w:val="VerbatimChar"/>
+        </w:rPr>
+        <w:t xml:space="preserve">  B-&gt;&gt;M: request (auth:sanctum ok)</w:t>
+      </w:r>
+      <w:r>
+        <w:br/>
+      </w:r>
+      <w:r>
+        <w:rPr>
+          <w:rStyle w:val="VerbatimChar"/>
+        </w:rPr>
+        <w:t xml:space="preserve">  M-&gt;&gt;P: allows(user, "tickets.assign")?</w:t>
+      </w:r>
+      <w:r>
+        <w:br/>
+      </w:r>
+      <w:r>
+        <w:rPr>
+          <w:rStyle w:val="VerbatimChar"/>
+        </w:rPr>
+        <w:t xml:space="preserve">  P-&gt;&gt;R: cached effective set?</w:t>
+      </w:r>
+      <w:r>
+        <w:br/>
+      </w:r>
+      <w:r>
+        <w:rPr>
+          <w:rStyle w:val="VerbatimChar"/>
+        </w:rPr>
+        <w:t xml:space="preserve">  alt miss</w:t>
+      </w:r>
+      <w:r>
+        <w:br/>
+      </w:r>
+      <w:r>
+        <w:rPr>
+          <w:rStyle w:val="VerbatimChar"/>
+        </w:rPr>
+        <w:t xml:space="preserve">    P-&gt;&gt;P: role.perms ∪ grants − denies</w:t>
+      </w:r>
+      <w:r>
+        <w:br/>
+      </w:r>
+      <w:r>
+        <w:rPr>
+          <w:rStyle w:val="VerbatimChar"/>
+        </w:rPr>
+        <w:t xml:space="preserve">    P-&gt;&gt;R: cache</w:t>
+      </w:r>
+      <w:r>
+        <w:br/>
+      </w:r>
+      <w:r>
+        <w:rPr>
+          <w:rStyle w:val="VerbatimChar"/>
+        </w:rPr>
+        <w:t xml:space="preserve">  end</w:t>
+      </w:r>
+      <w:r>
+        <w:br/>
+      </w:r>
+      <w:r>
+        <w:rPr>
+          <w:rStyle w:val="VerbatimChar"/>
+        </w:rPr>
+        <w:t xml:space="preserve">  P--&gt;&gt;M: allow/deny (deny-by-default)</w:t>
+      </w:r>
+      <w:r>
+        <w:br/>
+      </w:r>
+      <w:r>
+        <w:rPr>
+          <w:rStyle w:val="VerbatimChar"/>
+        </w:rPr>
+        <w:t xml:space="preserve">  alt deny</w:t>
+      </w:r>
+      <w:r>
+        <w:br/>
+      </w:r>
+      <w:r>
+        <w:rPr>
+          <w:rStyle w:val="VerbatimChar"/>
+        </w:rPr>
+        <w:t xml:space="preserve">    M--&gt;&gt;B: 403</w:t>
+      </w:r>
+      <w:r>
+        <w:br/>
+      </w:r>
+      <w:r>
+        <w:rPr>
+          <w:rStyle w:val="VerbatimChar"/>
+        </w:rPr>
+        <w:t xml:space="preserve">  else allow</w:t>
+      </w:r>
+      <w:r>
+        <w:br/>
+      </w:r>
+      <w:r>
+        <w:rPr>
+          <w:rStyle w:val="VerbatimChar"/>
+        </w:rPr>
+        <w:t xml:space="preserve">    M-&gt;&gt;M: continue → controller</w:t>
+      </w:r>
+      <w:r>
+        <w:br/>
+      </w:r>
+      <w:r>
+        <w:rPr>
+          <w:rStyle w:val="VerbatimChar"/>
+        </w:rPr>
+        <w:t xml:space="preserve">  end</w:t>
+      </w:r>
+    </w:p>
+    <w:bookmarkEnd w:id="112"/>
+    <w:bookmarkStart w:id="113" w:name="registration-request-approval"/>
+    <w:p>
+      <w:pPr>
+        <w:pStyle w:val="Heading3"/>
+      </w:pPr>
+      <w:r>
+        <w:t xml:space="preserve">35.6 Registration request &amp; approval</w:t>
+      </w:r>
+    </w:p>
+    <w:p>
+      <w:pPr>
+        <w:pStyle w:val="SourceCode"/>
+      </w:pPr>
+      <w:r>
+        <w:rPr>
+          <w:rStyle w:val="VerbatimChar"/>
+        </w:rPr>
+        <w:t xml:space="preserve">sequenceDiagram</w:t>
+      </w:r>
+      <w:r>
+        <w:br/>
+      </w:r>
+      <w:r>
+        <w:rPr>
+          <w:rStyle w:val="VerbatimChar"/>
+        </w:rPr>
+        <w:t xml:space="preserve">  participant G as Applicant SPA</w:t>
+      </w:r>
+      <w:r>
+        <w:br/>
+      </w:r>
+      <w:r>
+        <w:rPr>
+          <w:rStyle w:val="VerbatimChar"/>
+        </w:rPr>
+        <w:t xml:space="preserve">  participant L as Laravel API</w:t>
+      </w:r>
+      <w:r>
+        <w:br/>
+      </w:r>
+      <w:r>
+        <w:rPr>
+          <w:rStyle w:val="VerbatimChar"/>
+        </w:rPr>
         <w:t xml:space="preserve">  participant DB as PostgreSQL</w:t>
       </w:r>
       <w:r>
@@ -21495,7 +22355,7 @@
         <w:rPr>
           <w:rStyle w:val="VerbatimChar"/>
         </w:rPr>
-        <w:t xml:space="preserve">  participant Q as Redis queue</w:t>
+        <w:t xml:space="preserve">  participant A as Administrator SPA</w:t>
       </w:r>
       <w:r>
         <w:br/>
@@ -21504,7 +22364,7 @@
         <w:rPr>
           <w:rStyle w:val="VerbatimChar"/>
         </w:rPr>
-        <w:t xml:space="preserve">  participant W as Worker</w:t>
+        <w:t xml:space="preserve">  participant M as Mailpit/SMTP</w:t>
       </w:r>
       <w:r>
         <w:br/>
@@ -21513,7 +22373,7 @@
         <w:rPr>
           <w:rStyle w:val="VerbatimChar"/>
         </w:rPr>
-        <w:t xml:space="preserve">  participant G as Gemini</w:t>
+        <w:t xml:space="preserve">  G-&gt;&gt;L: POST /api/register (Teacher|Technician)</w:t>
       </w:r>
       <w:r>
         <w:br/>
@@ -21522,7 +22382,7 @@
         <w:rPr>
           <w:rStyle w:val="VerbatimChar"/>
         </w:rPr>
-        <w:t xml:space="preserve">  B-&gt;&gt;L: POST /api/tickets (validated)</w:t>
+        <w:t xml:space="preserve">  L-&gt;&gt;L: validate (role restricted, password policy)</w:t>
       </w:r>
       <w:r>
         <w:br/>
@@ -21531,7 +22391,7 @@
         <w:rPr>
           <w:rStyle w:val="VerbatimChar"/>
         </w:rPr>
-        <w:t xml:space="preserve">  L-&gt;&gt;DB: BEGIN; insert ticket; derive SLA due; status=Open; status_history</w:t>
+        <w:t xml:space="preserve">  L-&gt;&gt;DB: create user status=pending</w:t>
       </w:r>
       <w:r>
         <w:br/>
@@ -21540,7 +22400,7 @@
         <w:rPr>
           <w:rStyle w:val="VerbatimChar"/>
         </w:rPr>
-        <w:t xml:space="preserve">  DB--&gt;&gt;L: COMMIT (triggers keep counters)</w:t>
+        <w:t xml:space="preserve">  L-&gt;&gt;M: RegistrationSubmitted (ack)</w:t>
       </w:r>
       <w:r>
         <w:br/>
@@ -21549,7 +22409,7 @@
         <w:rPr>
           <w:rStyle w:val="VerbatimChar"/>
         </w:rPr>
-        <w:t xml:space="preserve">  L-&gt;&gt;Q: dispatch AnalyzeTicketJob</w:t>
+        <w:t xml:space="preserve">  L--&gt;&gt;G: 201 pending (Awaiting approval)</w:t>
       </w:r>
       <w:r>
         <w:br/>
@@ -21558,7 +22418,7 @@
         <w:rPr>
           <w:rStyle w:val="VerbatimChar"/>
         </w:rPr>
-        <w:t xml:space="preserve">  L--&gt;&gt;B: 201 {ticket resource (uuid)}</w:t>
+        <w:t xml:space="preserve">  Note over G,L: pending account cannot authenticate (login returns code=pending)</w:t>
       </w:r>
       <w:r>
         <w:br/>
@@ -21567,7 +22427,7 @@
         <w:rPr>
           <w:rStyle w:val="VerbatimChar"/>
         </w:rPr>
-        <w:t xml:space="preserve">  Q-&gt;&gt;W: AnalyzeTicketJob</w:t>
+        <w:t xml:space="preserve">  A-&gt;&gt;L: GET /api/admin/registrations (can:users.update)</w:t>
       </w:r>
       <w:r>
         <w:br/>
@@ -21576,7 +22436,7 @@
         <w:rPr>
           <w:rStyle w:val="VerbatimChar"/>
         </w:rPr>
-        <w:t xml:space="preserve">  W-&gt;&gt;G: chat(minimized+RAG context)</w:t>
+        <w:t xml:space="preserve">  L--&gt;&gt;A: pending queue</w:t>
       </w:r>
       <w:r>
         <w:br/>
@@ -21585,7 +22445,7 @@
         <w:rPr>
           <w:rStyle w:val="VerbatimChar"/>
         </w:rPr>
-        <w:t xml:space="preserve">  G--&gt;&gt;W: analysis</w:t>
+        <w:t xml:space="preserve">  alt approve</w:t>
       </w:r>
       <w:r>
         <w:br/>
@@ -21594,7 +22454,7 @@
         <w:rPr>
           <w:rStyle w:val="VerbatimChar"/>
         </w:rPr>
-        <w:t xml:space="preserve">  W-&gt;&gt;DB: ai_analysis_logs + ai_recommendations; update ticket ai_summary/confidence</w:t>
+        <w:t xml:space="preserve">    A-&gt;&gt;L: POST /api/admin/registrations/{uuid}/approve</w:t>
       </w:r>
       <w:r>
         <w:br/>
@@ -21603,28 +22463,7 @@
         <w:rPr>
           <w:rStyle w:val="VerbatimChar"/>
         </w:rPr>
-        <w:t xml:space="preserve">  W-&gt;&gt;Q: (if source changed) GenerateEmbeddingJob</w:t>
-      </w:r>
-    </w:p>
-    <w:bookmarkEnd w:id="110"/>
-    <w:bookmarkStart w:id="111" w:name="X887ebad89574474427d2873d4977ad9516a0d2d"/>
-    <w:p>
-      <w:pPr>
-        <w:pStyle w:val="Heading3"/>
-      </w:pPr>
-      <w:r>
-        <w:t xml:space="preserve">35.3 RAG assistant query</w:t>
-      </w:r>
-    </w:p>
-    <w:p>
-      <w:pPr>
-        <w:pStyle w:val="SourceCode"/>
-      </w:pPr>
-      <w:r>
-        <w:rPr>
-          <w:rStyle w:val="VerbatimChar"/>
-        </w:rPr>
-        <w:t xml:space="preserve">sequenceDiagram</w:t>
+        <w:t xml:space="preserve">    L-&gt;&gt;DB: status=active + activity_log(approver)</w:t>
       </w:r>
       <w:r>
         <w:br/>
@@ -21633,7 +22472,7 @@
         <w:rPr>
           <w:rStyle w:val="VerbatimChar"/>
         </w:rPr>
-        <w:t xml:space="preserve">  participant B as SPA</w:t>
+        <w:t xml:space="preserve">    L-&gt;&gt;M: RegistrationApproved</w:t>
       </w:r>
       <w:r>
         <w:br/>
@@ -21642,7 +22481,7 @@
         <w:rPr>
           <w:rStyle w:val="VerbatimChar"/>
         </w:rPr>
-        <w:t xml:space="preserve">  participant L as RagService</w:t>
+        <w:t xml:space="preserve">  else reject</w:t>
       </w:r>
       <w:r>
         <w:br/>
@@ -21651,7 +22490,7 @@
         <w:rPr>
           <w:rStyle w:val="VerbatimChar"/>
         </w:rPr>
-        <w:t xml:space="preserve">  participant G as Gemini (embed+chat)</w:t>
+        <w:t xml:space="preserve">    A-&gt;&gt;L: POST /api/admin/registrations/{uuid}/reject {reason}</w:t>
       </w:r>
       <w:r>
         <w:br/>
@@ -21660,7 +22499,7 @@
         <w:rPr>
           <w:rStyle w:val="VerbatimChar"/>
         </w:rPr>
-        <w:t xml:space="preserve">  participant DB as pgvector</w:t>
+        <w:t xml:space="preserve">    L-&gt;&gt;DB: status=rejected, rejection_reason/rejected_by/rejected_at</w:t>
       </w:r>
       <w:r>
         <w:br/>
@@ -21669,7 +22508,7 @@
         <w:rPr>
           <w:rStyle w:val="VerbatimChar"/>
         </w:rPr>
-        <w:t xml:space="preserve">  B-&gt;&gt;L: POST /api/ai/assistant/messages {q}</w:t>
+        <w:t xml:space="preserve">    L-&gt;&gt;M: RegistrationRejected (reason)</w:t>
       </w:r>
       <w:r>
         <w:br/>
@@ -21678,7 +22517,7 @@
         <w:rPr>
           <w:rStyle w:val="VerbatimChar"/>
         </w:rPr>
-        <w:t xml:space="preserve">  L-&gt;&gt;G: embed(q)</w:t>
+        <w:t xml:space="preserve">  end</w:t>
       </w:r>
       <w:r>
         <w:br/>
@@ -21687,632 +22526,11 @@
         <w:rPr>
           <w:rStyle w:val="VerbatimChar"/>
         </w:rPr>
-        <w:t xml:space="preserve">  G--&gt;&gt;L: query vector</w:t>
-      </w:r>
-      <w:r>
-        <w:br/>
-      </w:r>
-      <w:r>
-        <w:rPr>
-          <w:rStyle w:val="VerbatimChar"/>
-        </w:rPr>
-        <w:t xml:space="preserve">  L-&gt;&gt;DB: HNSW cosine top-k over indexed published sources</w:t>
-      </w:r>
-      <w:r>
-        <w:br/>
-      </w:r>
-      <w:r>
-        <w:rPr>
-          <w:rStyle w:val="VerbatimChar"/>
-        </w:rPr>
-        <w:t xml:space="preserve">  DB--&gt;&gt;L: context chunks (+source refs)</w:t>
-      </w:r>
-      <w:r>
-        <w:br/>
-      </w:r>
-      <w:r>
-        <w:rPr>
-          <w:rStyle w:val="VerbatimChar"/>
-        </w:rPr>
-        <w:t xml:space="preserve">  L-&gt;&gt;G: chat(system + context + q)</w:t>
-      </w:r>
-      <w:r>
-        <w:br/>
-      </w:r>
-      <w:r>
-        <w:rPr>
-          <w:rStyle w:val="VerbatimChar"/>
-        </w:rPr>
-        <w:t xml:space="preserve">  G--&gt;&gt;L: grounded answer</w:t>
-      </w:r>
-      <w:r>
-        <w:br/>
-      </w:r>
-      <w:r>
-        <w:rPr>
-          <w:rStyle w:val="VerbatimChar"/>
-        </w:rPr>
-        <w:t xml:space="preserve">  L-&gt;&gt;DB: ai_conversation_logs (tokens, latency)</w:t>
-      </w:r>
-      <w:r>
-        <w:br/>
-      </w:r>
-      <w:r>
-        <w:rPr>
-          <w:rStyle w:val="VerbatimChar"/>
-        </w:rPr>
-        <w:t xml:space="preserve">  L--&gt;&gt;B: answer + citations</w:t>
-      </w:r>
-    </w:p>
-    <w:bookmarkEnd w:id="111"/>
-    <w:bookmarkStart w:id="112" w:name="Xdcff877feb689bb5fef7ffb85ec06a07682ea65"/>
-    <w:p>
-      <w:pPr>
-        <w:pStyle w:val="Heading3"/>
-      </w:pPr>
-      <w:r>
-        <w:t xml:space="preserve">35.4 QR scan verification</w:t>
-      </w:r>
-    </w:p>
-    <w:p>
-      <w:pPr>
-        <w:pStyle w:val="SourceCode"/>
-      </w:pPr>
-      <w:r>
-        <w:rPr>
-          <w:rStyle w:val="VerbatimChar"/>
-        </w:rPr>
-        <w:t xml:space="preserve">sequenceDiagram</w:t>
-      </w:r>
-      <w:r>
-        <w:br/>
-      </w:r>
-      <w:r>
-        <w:rPr>
-          <w:rStyle w:val="VerbatimChar"/>
-        </w:rPr>
-        <w:t xml:space="preserve">  participant B as SPA (camera)</w:t>
-      </w:r>
-      <w:r>
-        <w:br/>
-      </w:r>
-      <w:r>
-        <w:rPr>
-          <w:rStyle w:val="VerbatimChar"/>
-        </w:rPr>
-        <w:t xml:space="preserve">  participant L as QrService</w:t>
-      </w:r>
-      <w:r>
-        <w:br/>
-      </w:r>
-      <w:r>
-        <w:rPr>
-          <w:rStyle w:val="VerbatimChar"/>
-        </w:rPr>
-        <w:t xml:space="preserve">  participant DB as PostgreSQL</w:t>
-      </w:r>
-      <w:r>
-        <w:br/>
-      </w:r>
-      <w:r>
-        <w:rPr>
-          <w:rStyle w:val="VerbatimChar"/>
-        </w:rPr>
-        <w:t xml:space="preserve">  B-&gt;&gt;L: POST /api/qr/{code}/scan (+geo?)</w:t>
-      </w:r>
-      <w:r>
-        <w:br/>
-      </w:r>
-      <w:r>
-        <w:rPr>
-          <w:rStyle w:val="VerbatimChar"/>
-        </w:rPr>
-        <w:t xml:space="preserve">  L-&gt;&gt;DB: lookup qr_codes by code</w:t>
-      </w:r>
-      <w:r>
-        <w:br/>
-      </w:r>
-      <w:r>
-        <w:rPr>
-          <w:rStyle w:val="VerbatimChar"/>
-        </w:rPr>
-        <w:t xml:space="preserve">  alt unknown</w:t>
-      </w:r>
-      <w:r>
-        <w:br/>
-      </w:r>
-      <w:r>
-        <w:rPr>
-          <w:rStyle w:val="VerbatimChar"/>
-        </w:rPr>
-        <w:t xml:space="preserve">    L-&gt;&gt;DB: qr_scan_logs(invalid)</w:t>
-      </w:r>
-      <w:r>
-        <w:br/>
-      </w:r>
-      <w:r>
-        <w:rPr>
-          <w:rStyle w:val="VerbatimChar"/>
-        </w:rPr>
-        <w:t xml:space="preserve">    L--&gt;&gt;B: 404 invalid</w:t>
-      </w:r>
-      <w:r>
-        <w:br/>
-      </w:r>
-      <w:r>
-        <w:rPr>
-          <w:rStyle w:val="VerbatimChar"/>
-        </w:rPr>
-        <w:t xml:space="preserve">  else active &amp; resolvable</w:t>
-      </w:r>
-      <w:r>
-        <w:br/>
-      </w:r>
-      <w:r>
-        <w:rPr>
-          <w:rStyle w:val="VerbatimChar"/>
-        </w:rPr>
-        <w:t xml:space="preserve">    L-&gt;&gt;DB: resolve pc_unit|asset (live)</w:t>
-      </w:r>
-      <w:r>
-        <w:br/>
-      </w:r>
-      <w:r>
-        <w:rPr>
-          <w:rStyle w:val="VerbatimChar"/>
-        </w:rPr>
-        <w:t xml:space="preserve">    L-&gt;&gt;DB: qr_scan_logs(success)</w:t>
-      </w:r>
-      <w:r>
-        <w:br/>
-      </w:r>
-      <w:r>
-        <w:rPr>
-          <w:rStyle w:val="VerbatimChar"/>
-        </w:rPr>
-        <w:t xml:space="preserve">    L--&gt;&gt;B: 200 info panel</w:t>
-      </w:r>
-      <w:r>
-        <w:br/>
-      </w:r>
-      <w:r>
-        <w:rPr>
-          <w:rStyle w:val="VerbatimChar"/>
-        </w:rPr>
-        <w:t xml:space="preserve">  else revoked/retired/mismatch</w:t>
-      </w:r>
-      <w:r>
-        <w:br/>
-      </w:r>
-      <w:r>
-        <w:rPr>
-          <w:rStyle w:val="VerbatimChar"/>
-        </w:rPr>
-        <w:t xml:space="preserve">    L-&gt;&gt;DB: qr_scan_logs(expired|mismatch)</w:t>
-      </w:r>
-      <w:r>
-        <w:br/>
-      </w:r>
-      <w:r>
-        <w:rPr>
-          <w:rStyle w:val="VerbatimChar"/>
-        </w:rPr>
-        <w:t xml:space="preserve">    L--&gt;&gt;B: 409 with reason</w:t>
-      </w:r>
-      <w:r>
-        <w:br/>
-      </w:r>
-      <w:r>
-        <w:rPr>
-          <w:rStyle w:val="VerbatimChar"/>
-        </w:rPr>
-        <w:t xml:space="preserve">  end</w:t>
-      </w:r>
-    </w:p>
-    <w:bookmarkEnd w:id="112"/>
-    <w:bookmarkStart w:id="113" w:name="X238b0406ce3068ae5f25a17d4d78272577c0995"/>
-    <w:p>
-      <w:pPr>
-        <w:pStyle w:val="Heading3"/>
-      </w:pPr>
-      <w:r>
-        <w:t xml:space="preserve">35.5 Authorization check (permission gate)</w:t>
-      </w:r>
-    </w:p>
-    <w:p>
-      <w:pPr>
-        <w:pStyle w:val="SourceCode"/>
-      </w:pPr>
-      <w:r>
-        <w:rPr>
-          <w:rStyle w:val="VerbatimChar"/>
-        </w:rPr>
-        <w:t xml:space="preserve">sequenceDiagram</w:t>
-      </w:r>
-      <w:r>
-        <w:br/>
-      </w:r>
-      <w:r>
-        <w:rPr>
-          <w:rStyle w:val="VerbatimChar"/>
-        </w:rPr>
-        <w:t xml:space="preserve">  participant B as SPA</w:t>
-      </w:r>
-      <w:r>
-        <w:br/>
-      </w:r>
-      <w:r>
-        <w:rPr>
-          <w:rStyle w:val="VerbatimChar"/>
-        </w:rPr>
-        <w:t xml:space="preserve">  participant M as can: middleware</w:t>
-      </w:r>
-      <w:r>
-        <w:br/>
-      </w:r>
-      <w:r>
-        <w:rPr>
-          <w:rStyle w:val="VerbatimChar"/>
-        </w:rPr>
-        <w:t xml:space="preserve">  participant P as PermissionResolver</w:t>
-      </w:r>
-      <w:r>
-        <w:br/>
-      </w:r>
-      <w:r>
-        <w:rPr>
-          <w:rStyle w:val="VerbatimChar"/>
-        </w:rPr>
-        <w:t xml:space="preserve">  participant R as Redis</w:t>
-      </w:r>
-      <w:r>
-        <w:br/>
-      </w:r>
-      <w:r>
-        <w:rPr>
-          <w:rStyle w:val="VerbatimChar"/>
-        </w:rPr>
-        <w:t xml:space="preserve">  B-&gt;&gt;M: request (auth:sanctum ok)</w:t>
-      </w:r>
-      <w:r>
-        <w:br/>
-      </w:r>
-      <w:r>
-        <w:rPr>
-          <w:rStyle w:val="VerbatimChar"/>
-        </w:rPr>
-        <w:t xml:space="preserve">  M-&gt;&gt;P: allows(user, "tickets.assign")?</w:t>
-      </w:r>
-      <w:r>
-        <w:br/>
-      </w:r>
-      <w:r>
-        <w:rPr>
-          <w:rStyle w:val="VerbatimChar"/>
-        </w:rPr>
-        <w:t xml:space="preserve">  P-&gt;&gt;R: cached effective set?</w:t>
-      </w:r>
-      <w:r>
-        <w:br/>
-      </w:r>
-      <w:r>
-        <w:rPr>
-          <w:rStyle w:val="VerbatimChar"/>
-        </w:rPr>
-        <w:t xml:space="preserve">  alt miss</w:t>
-      </w:r>
-      <w:r>
-        <w:br/>
-      </w:r>
-      <w:r>
-        <w:rPr>
-          <w:rStyle w:val="VerbatimChar"/>
-        </w:rPr>
-        <w:t xml:space="preserve">    P-&gt;&gt;P: role.perms ∪ grants − denies</w:t>
-      </w:r>
-      <w:r>
-        <w:br/>
-      </w:r>
-      <w:r>
-        <w:rPr>
-          <w:rStyle w:val="VerbatimChar"/>
-        </w:rPr>
-        <w:t xml:space="preserve">    P-&gt;&gt;R: cache</w:t>
-      </w:r>
-      <w:r>
-        <w:br/>
-      </w:r>
-      <w:r>
-        <w:rPr>
-          <w:rStyle w:val="VerbatimChar"/>
-        </w:rPr>
-        <w:t xml:space="preserve">  end</w:t>
-      </w:r>
-      <w:r>
-        <w:br/>
-      </w:r>
-      <w:r>
-        <w:rPr>
-          <w:rStyle w:val="VerbatimChar"/>
-        </w:rPr>
-        <w:t xml:space="preserve">  P--&gt;&gt;M: allow/deny (deny-by-default)</w:t>
-      </w:r>
-      <w:r>
-        <w:br/>
-      </w:r>
-      <w:r>
-        <w:rPr>
-          <w:rStyle w:val="VerbatimChar"/>
-        </w:rPr>
-        <w:t xml:space="preserve">  alt deny</w:t>
-      </w:r>
-      <w:r>
-        <w:br/>
-      </w:r>
-      <w:r>
-        <w:rPr>
-          <w:rStyle w:val="VerbatimChar"/>
-        </w:rPr>
-        <w:t xml:space="preserve">    M--&gt;&gt;B: 403</w:t>
-      </w:r>
-      <w:r>
-        <w:br/>
-      </w:r>
-      <w:r>
-        <w:rPr>
-          <w:rStyle w:val="VerbatimChar"/>
-        </w:rPr>
-        <w:t xml:space="preserve">  else allow</w:t>
-      </w:r>
-      <w:r>
-        <w:br/>
-      </w:r>
-      <w:r>
-        <w:rPr>
-          <w:rStyle w:val="VerbatimChar"/>
-        </w:rPr>
-        <w:t xml:space="preserve">    M-&gt;&gt;M: continue → controller</w:t>
-      </w:r>
-      <w:r>
-        <w:br/>
-      </w:r>
-      <w:r>
-        <w:rPr>
-          <w:rStyle w:val="VerbatimChar"/>
-        </w:rPr>
-        <w:t xml:space="preserve">  end</w:t>
+        <w:t xml:space="preserve">  L--&gt;&gt;A: 200 decision recorded</w:t>
       </w:r>
     </w:p>
     <w:bookmarkEnd w:id="113"/>
-    <w:bookmarkStart w:id="114" w:name="X6b7f38598143c8fffecf8c50c0375b773e4168b"/>
-    <w:p>
-      <w:pPr>
-        <w:pStyle w:val="Heading3"/>
-      </w:pPr>
-      <w:r>
-        <w:t xml:space="preserve">35.6 Registration request &amp; approval</w:t>
-      </w:r>
-    </w:p>
-    <w:p>
-      <w:pPr>
-        <w:pStyle w:val="SourceCode"/>
-      </w:pPr>
-      <w:r>
-        <w:rPr>
-          <w:rStyle w:val="VerbatimChar"/>
-        </w:rPr>
-        <w:t xml:space="preserve">sequenceDiagram</w:t>
-      </w:r>
-      <w:r>
-        <w:br/>
-      </w:r>
-      <w:r>
-        <w:rPr>
-          <w:rStyle w:val="VerbatimChar"/>
-        </w:rPr>
-        <w:t xml:space="preserve">  participant G as Applicant SPA</w:t>
-      </w:r>
-      <w:r>
-        <w:br/>
-      </w:r>
-      <w:r>
-        <w:rPr>
-          <w:rStyle w:val="VerbatimChar"/>
-        </w:rPr>
-        <w:t xml:space="preserve">  participant L as Laravel API</w:t>
-      </w:r>
-      <w:r>
-        <w:br/>
-      </w:r>
-      <w:r>
-        <w:rPr>
-          <w:rStyle w:val="VerbatimChar"/>
-        </w:rPr>
-        <w:t xml:space="preserve">  participant DB as PostgreSQL</w:t>
-      </w:r>
-      <w:r>
-        <w:br/>
-      </w:r>
-      <w:r>
-        <w:rPr>
-          <w:rStyle w:val="VerbatimChar"/>
-        </w:rPr>
-        <w:t xml:space="preserve">  participant A as Administrator SPA</w:t>
-      </w:r>
-      <w:r>
-        <w:br/>
-      </w:r>
-      <w:r>
-        <w:rPr>
-          <w:rStyle w:val="VerbatimChar"/>
-        </w:rPr>
-        <w:t xml:space="preserve">  participant M as Mailpit/SMTP</w:t>
-      </w:r>
-      <w:r>
-        <w:br/>
-      </w:r>
-      <w:r>
-        <w:rPr>
-          <w:rStyle w:val="VerbatimChar"/>
-        </w:rPr>
-        <w:t xml:space="preserve">  G-&gt;&gt;L: POST /api/register (Teacher|Technician)</w:t>
-      </w:r>
-      <w:r>
-        <w:br/>
-      </w:r>
-      <w:r>
-        <w:rPr>
-          <w:rStyle w:val="VerbatimChar"/>
-        </w:rPr>
-        <w:t xml:space="preserve">  L-&gt;&gt;L: validate (role restricted, password policy)</w:t>
-      </w:r>
-      <w:r>
-        <w:br/>
-      </w:r>
-      <w:r>
-        <w:rPr>
-          <w:rStyle w:val="VerbatimChar"/>
-        </w:rPr>
-        <w:t xml:space="preserve">  L-&gt;&gt;DB: create user status=pending</w:t>
-      </w:r>
-      <w:r>
-        <w:br/>
-      </w:r>
-      <w:r>
-        <w:rPr>
-          <w:rStyle w:val="VerbatimChar"/>
-        </w:rPr>
-        <w:t xml:space="preserve">  L-&gt;&gt;M: RegistrationSubmitted (ack)</w:t>
-      </w:r>
-      <w:r>
-        <w:br/>
-      </w:r>
-      <w:r>
-        <w:rPr>
-          <w:rStyle w:val="VerbatimChar"/>
-        </w:rPr>
-        <w:t xml:space="preserve">  L--&gt;&gt;G: 201 pending (Awaiting approval)</w:t>
-      </w:r>
-      <w:r>
-        <w:br/>
-      </w:r>
-      <w:r>
-        <w:rPr>
-          <w:rStyle w:val="VerbatimChar"/>
-        </w:rPr>
-        <w:t xml:space="preserve">  Note over G,L: pending account cannot authenticate (login returns code=pending)</w:t>
-      </w:r>
-      <w:r>
-        <w:br/>
-      </w:r>
-      <w:r>
-        <w:rPr>
-          <w:rStyle w:val="VerbatimChar"/>
-        </w:rPr>
-        <w:t xml:space="preserve">  A-&gt;&gt;L: GET /api/admin/registrations (can:users.update)</w:t>
-      </w:r>
-      <w:r>
-        <w:br/>
-      </w:r>
-      <w:r>
-        <w:rPr>
-          <w:rStyle w:val="VerbatimChar"/>
-        </w:rPr>
-        <w:t xml:space="preserve">  L--&gt;&gt;A: pending queue</w:t>
-      </w:r>
-      <w:r>
-        <w:br/>
-      </w:r>
-      <w:r>
-        <w:rPr>
-          <w:rStyle w:val="VerbatimChar"/>
-        </w:rPr>
-        <w:t xml:space="preserve">  alt approve</w:t>
-      </w:r>
-      <w:r>
-        <w:br/>
-      </w:r>
-      <w:r>
-        <w:rPr>
-          <w:rStyle w:val="VerbatimChar"/>
-        </w:rPr>
-        <w:t xml:space="preserve">    A-&gt;&gt;L: POST /api/admin/registrations/{uuid}/approve</w:t>
-      </w:r>
-      <w:r>
-        <w:br/>
-      </w:r>
-      <w:r>
-        <w:rPr>
-          <w:rStyle w:val="VerbatimChar"/>
-        </w:rPr>
-        <w:t xml:space="preserve">    L-&gt;&gt;DB: status=active + activity_log(approver)</w:t>
-      </w:r>
-      <w:r>
-        <w:br/>
-      </w:r>
-      <w:r>
-        <w:rPr>
-          <w:rStyle w:val="VerbatimChar"/>
-        </w:rPr>
-        <w:t xml:space="preserve">    L-&gt;&gt;M: RegistrationApproved</w:t>
-      </w:r>
-      <w:r>
-        <w:br/>
-      </w:r>
-      <w:r>
-        <w:rPr>
-          <w:rStyle w:val="VerbatimChar"/>
-        </w:rPr>
-        <w:t xml:space="preserve">  else reject</w:t>
-      </w:r>
-      <w:r>
-        <w:br/>
-      </w:r>
-      <w:r>
-        <w:rPr>
-          <w:rStyle w:val="VerbatimChar"/>
-        </w:rPr>
-        <w:t xml:space="preserve">    A-&gt;&gt;L: POST /api/admin/registrations/{uuid}/reject {reason}</w:t>
-      </w:r>
-      <w:r>
-        <w:br/>
-      </w:r>
-      <w:r>
-        <w:rPr>
-          <w:rStyle w:val="VerbatimChar"/>
-        </w:rPr>
-        <w:t xml:space="preserve">    L-&gt;&gt;DB: status=rejected, rejection_reason/rejected_by/rejected_at</w:t>
-      </w:r>
-      <w:r>
-        <w:br/>
-      </w:r>
-      <w:r>
-        <w:rPr>
-          <w:rStyle w:val="VerbatimChar"/>
-        </w:rPr>
-        <w:t xml:space="preserve">    L-&gt;&gt;M: RegistrationRejected (reason)</w:t>
-      </w:r>
-      <w:r>
-        <w:br/>
-      </w:r>
-      <w:r>
-        <w:rPr>
-          <w:rStyle w:val="VerbatimChar"/>
-        </w:rPr>
-        <w:t xml:space="preserve">  end</w:t>
-      </w:r>
-      <w:r>
-        <w:br/>
-      </w:r>
-      <w:r>
-        <w:rPr>
-          <w:rStyle w:val="VerbatimChar"/>
-        </w:rPr>
-        <w:t xml:space="preserve">  L--&gt;&gt;A: 200 decision recorded</w:t>
-      </w:r>
-    </w:p>
-    <w:bookmarkEnd w:id="114"/>
-    <w:bookmarkStart w:id="115" w:name="X3ad04568526102fecec9dd2490ec8603f8fb607"/>
+    <w:bookmarkStart w:id="114" w:name="real-time-floor-plan-update-p4"/>
     <w:p>
       <w:pPr>
         <w:pStyle w:val="Heading3"/>
@@ -22429,354 +22647,354 @@
         </w:pict>
       </w:r>
     </w:p>
+    <w:bookmarkEnd w:id="114"/>
     <w:bookmarkEnd w:id="115"/>
+    <w:bookmarkStart w:id="118" w:name="component-diagrams"/>
+    <w:p>
+      <w:pPr>
+        <w:pStyle w:val="Heading2"/>
+      </w:pPr>
+      <w:r>
+        <w:t xml:space="preserve">36. Component Diagrams</w:t>
+      </w:r>
+    </w:p>
+    <w:bookmarkStart w:id="116" w:name="system-components"/>
+    <w:p>
+      <w:pPr>
+        <w:pStyle w:val="Heading3"/>
+      </w:pPr>
+      <w:r>
+        <w:t xml:space="preserve">36.1 System components</w:t>
+      </w:r>
+    </w:p>
+    <w:p>
+      <w:pPr>
+        <w:pStyle w:val="SourceCode"/>
+      </w:pPr>
+      <w:r>
+        <w:rPr>
+          <w:rStyle w:val="VerbatimChar"/>
+        </w:rPr>
+        <w:t xml:space="preserve">flowchart TB</w:t>
+      </w:r>
+      <w:r>
+        <w:br/>
+      </w:r>
+      <w:r>
+        <w:rPr>
+          <w:rStyle w:val="VerbatimChar"/>
+        </w:rPr>
+        <w:t xml:space="preserve">  subgraph Client</w:t>
+      </w:r>
+      <w:r>
+        <w:br/>
+      </w:r>
+      <w:r>
+        <w:rPr>
+          <w:rStyle w:val="VerbatimChar"/>
+        </w:rPr>
+        <w:t xml:space="preserve">    SPA[React 19 SPA&lt;br/&gt;RQ · Zustand · RHF+Zod · Tailwind4]</w:t>
+      </w:r>
+      <w:r>
+        <w:br/>
+      </w:r>
+      <w:r>
+        <w:rPr>
+          <w:rStyle w:val="VerbatimChar"/>
+        </w:rPr>
+        <w:t xml:space="preserve">  end</w:t>
+      </w:r>
+      <w:r>
+        <w:br/>
+      </w:r>
+      <w:r>
+        <w:rPr>
+          <w:rStyle w:val="VerbatimChar"/>
+        </w:rPr>
+        <w:t xml:space="preserve">  subgraph Edge</w:t>
+      </w:r>
+      <w:r>
+        <w:br/>
+      </w:r>
+      <w:r>
+        <w:rPr>
+          <w:rStyle w:val="VerbatimChar"/>
+        </w:rPr>
+        <w:t xml:space="preserve">    NGX[Nginx single origin :8080]</w:t>
+      </w:r>
+      <w:r>
+        <w:br/>
+      </w:r>
+      <w:r>
+        <w:rPr>
+          <w:rStyle w:val="VerbatimChar"/>
+        </w:rPr>
+        <w:t xml:space="preserve">  end</w:t>
+      </w:r>
+      <w:r>
+        <w:br/>
+      </w:r>
+      <w:r>
+        <w:rPr>
+          <w:rStyle w:val="VerbatimChar"/>
+        </w:rPr>
+        <w:t xml:space="preserve">  subgraph App["Laravel 13 API"]</w:t>
+      </w:r>
+      <w:r>
+        <w:br/>
+      </w:r>
+      <w:r>
+        <w:rPr>
+          <w:rStyle w:val="VerbatimChar"/>
+        </w:rPr>
+        <w:t xml:space="preserve">    HTTP[HTTP layer&lt;br/&gt;Controllers · Requests · Resources]</w:t>
+      </w:r>
+      <w:r>
+        <w:br/>
+      </w:r>
+      <w:r>
+        <w:rPr>
+          <w:rStyle w:val="VerbatimChar"/>
+        </w:rPr>
+        <w:t xml:space="preserve">    DOM[Domains&lt;br/&gt;Services · Actions · Policies · Events]</w:t>
+      </w:r>
+      <w:r>
+        <w:br/>
+      </w:r>
+      <w:r>
+        <w:rPr>
+          <w:rStyle w:val="VerbatimChar"/>
+        </w:rPr>
+        <w:t xml:space="preserve">    MOD[Eloquent Models 66 + Enums 34]</w:t>
+      </w:r>
+      <w:r>
+        <w:br/>
+      </w:r>
+      <w:r>
+        <w:rPr>
+          <w:rStyle w:val="VerbatimChar"/>
+        </w:rPr>
+        <w:t xml:space="preserve">    EVT[Events/Listeners]</w:t>
+      </w:r>
+      <w:r>
+        <w:br/>
+      </w:r>
+      <w:r>
+        <w:rPr>
+          <w:rStyle w:val="VerbatimChar"/>
+        </w:rPr>
+        <w:t xml:space="preserve">  end</w:t>
+      </w:r>
+      <w:r>
+        <w:br/>
+      </w:r>
+      <w:r>
+        <w:rPr>
+          <w:rStyle w:val="VerbatimChar"/>
+        </w:rPr>
+        <w:t xml:space="preserve">  subgraph Async</w:t>
+      </w:r>
+      <w:r>
+        <w:br/>
+      </w:r>
+      <w:r>
+        <w:rPr>
+          <w:rStyle w:val="VerbatimChar"/>
+        </w:rPr>
+        <w:t xml:space="preserve">    QUE[Queue Worker]</w:t>
+      </w:r>
+      <w:r>
+        <w:br/>
+      </w:r>
+      <w:r>
+        <w:rPr>
+          <w:rStyle w:val="VerbatimChar"/>
+        </w:rPr>
+        <w:t xml:space="preserve">    SCH[Scheduler]</w:t>
+      </w:r>
+      <w:r>
+        <w:br/>
+      </w:r>
+      <w:r>
+        <w:rPr>
+          <w:rStyle w:val="VerbatimChar"/>
+        </w:rPr>
+        <w:t xml:space="preserve">  end</w:t>
+      </w:r>
+      <w:r>
+        <w:br/>
+      </w:r>
+      <w:r>
+        <w:rPr>
+          <w:rStyle w:val="VerbatimChar"/>
+        </w:rPr>
+        <w:t xml:space="preserve">  subgraph Data</w:t>
+      </w:r>
+      <w:r>
+        <w:br/>
+      </w:r>
+      <w:r>
+        <w:rPr>
+          <w:rStyle w:val="VerbatimChar"/>
+        </w:rPr>
+        <w:t xml:space="preserve">    PG[(PostgreSQL 17 + pgvector)]</w:t>
+      </w:r>
+      <w:r>
+        <w:br/>
+      </w:r>
+      <w:r>
+        <w:rPr>
+          <w:rStyle w:val="VerbatimChar"/>
+        </w:rPr>
+        <w:t xml:space="preserve">    RDS[(Redis)]</w:t>
+      </w:r>
+      <w:r>
+        <w:br/>
+      </w:r>
+      <w:r>
+        <w:rPr>
+          <w:rStyle w:val="VerbatimChar"/>
+        </w:rPr>
+        <w:t xml:space="preserve">    FS[(File storage)]</w:t>
+      </w:r>
+      <w:r>
+        <w:br/>
+      </w:r>
+      <w:r>
+        <w:rPr>
+          <w:rStyle w:val="VerbatimChar"/>
+        </w:rPr>
+        <w:t xml:space="preserve">  end</w:t>
+      </w:r>
+      <w:r>
+        <w:br/>
+      </w:r>
+      <w:r>
+        <w:rPr>
+          <w:rStyle w:val="VerbatimChar"/>
+        </w:rPr>
+        <w:t xml:space="preserve">  subgraph External</w:t>
+      </w:r>
+      <w:r>
+        <w:br/>
+      </w:r>
+      <w:r>
+        <w:rPr>
+          <w:rStyle w:val="VerbatimChar"/>
+        </w:rPr>
+        <w:t xml:space="preserve">    GEM[Gemini API]</w:t>
+      </w:r>
+      <w:r>
+        <w:br/>
+      </w:r>
+      <w:r>
+        <w:rPr>
+          <w:rStyle w:val="VerbatimChar"/>
+        </w:rPr>
+        <w:t xml:space="preserve">    SMTP[SMTP]</w:t>
+      </w:r>
+      <w:r>
+        <w:br/>
+      </w:r>
+      <w:r>
+        <w:rPr>
+          <w:rStyle w:val="VerbatimChar"/>
+        </w:rPr>
+        <w:t xml:space="preserve">    RVB[Reverb P4]</w:t>
+      </w:r>
+      <w:r>
+        <w:br/>
+      </w:r>
+      <w:r>
+        <w:rPr>
+          <w:rStyle w:val="VerbatimChar"/>
+        </w:rPr>
+        <w:t xml:space="preserve">  end</w:t>
+      </w:r>
+      <w:r>
+        <w:br/>
+      </w:r>
+      <w:r>
+        <w:rPr>
+          <w:rStyle w:val="VerbatimChar"/>
+        </w:rPr>
+        <w:t xml:space="preserve">  SPA--&gt;NGX--&gt;HTTP--&gt;DOM--&gt;MOD--&gt;PG</w:t>
+      </w:r>
+      <w:r>
+        <w:br/>
+      </w:r>
+      <w:r>
+        <w:rPr>
+          <w:rStyle w:val="VerbatimChar"/>
+        </w:rPr>
+        <w:t xml:space="preserve">  DOM--&gt;EVT--&gt;QUE</w:t>
+      </w:r>
+      <w:r>
+        <w:br/>
+      </w:r>
+      <w:r>
+        <w:rPr>
+          <w:rStyle w:val="VerbatimChar"/>
+        </w:rPr>
+        <w:t xml:space="preserve">  DOM--&gt;RDS</w:t>
+      </w:r>
+      <w:r>
+        <w:br/>
+      </w:r>
+      <w:r>
+        <w:rPr>
+          <w:rStyle w:val="VerbatimChar"/>
+        </w:rPr>
+        <w:t xml:space="preserve">  QUE--&gt;GEM</w:t>
+      </w:r>
+      <w:r>
+        <w:br/>
+      </w:r>
+      <w:r>
+        <w:rPr>
+          <w:rStyle w:val="VerbatimChar"/>
+        </w:rPr>
+        <w:t xml:space="preserve">  QUE--&gt;SMTP</w:t>
+      </w:r>
+      <w:r>
+        <w:br/>
+      </w:r>
+      <w:r>
+        <w:rPr>
+          <w:rStyle w:val="VerbatimChar"/>
+        </w:rPr>
+        <w:t xml:space="preserve">  QUE--&gt;PG</w:t>
+      </w:r>
+      <w:r>
+        <w:br/>
+      </w:r>
+      <w:r>
+        <w:rPr>
+          <w:rStyle w:val="VerbatimChar"/>
+        </w:rPr>
+        <w:t xml:space="preserve">  SCH--&gt;QUE</w:t>
+      </w:r>
+      <w:r>
+        <w:br/>
+      </w:r>
+      <w:r>
+        <w:rPr>
+          <w:rStyle w:val="VerbatimChar"/>
+        </w:rPr>
+        <w:t xml:space="preserve">  MOD--&gt;FS</w:t>
+      </w:r>
+      <w:r>
+        <w:br/>
+      </w:r>
+      <w:r>
+        <w:rPr>
+          <w:rStyle w:val="VerbatimChar"/>
+        </w:rPr>
+        <w:t xml:space="preserve">  DOM-. P4 .-&gt;RVB--&gt;SPA</w:t>
+      </w:r>
+    </w:p>
     <w:bookmarkEnd w:id="116"/>
-    <w:bookmarkStart w:id="119" w:name="X7ca836052c6b39582b6fe11d9979357d4df3371"/>
-    <w:p>
-      <w:pPr>
-        <w:pStyle w:val="Heading2"/>
-      </w:pPr>
-      <w:r>
-        <w:t xml:space="preserve">36. Component Diagrams</w:t>
-      </w:r>
-    </w:p>
-    <w:bookmarkStart w:id="117" w:name="X1351dc288f2dafce687805aeb3a73b59831f2fe"/>
-    <w:p>
-      <w:pPr>
-        <w:pStyle w:val="Heading3"/>
-      </w:pPr>
-      <w:r>
-        <w:t xml:space="preserve">36.1 System components</w:t>
-      </w:r>
-    </w:p>
-    <w:p>
-      <w:pPr>
-        <w:pStyle w:val="SourceCode"/>
-      </w:pPr>
-      <w:r>
-        <w:rPr>
-          <w:rStyle w:val="VerbatimChar"/>
-        </w:rPr>
-        <w:t xml:space="preserve">flowchart TB</w:t>
-      </w:r>
-      <w:r>
-        <w:br/>
-      </w:r>
-      <w:r>
-        <w:rPr>
-          <w:rStyle w:val="VerbatimChar"/>
-        </w:rPr>
-        <w:t xml:space="preserve">  subgraph Client</w:t>
-      </w:r>
-      <w:r>
-        <w:br/>
-      </w:r>
-      <w:r>
-        <w:rPr>
-          <w:rStyle w:val="VerbatimChar"/>
-        </w:rPr>
-        <w:t xml:space="preserve">    SPA[React 19 SPA&lt;br/&gt;RQ · Zustand · RHF+Zod · Tailwind4]</w:t>
-      </w:r>
-      <w:r>
-        <w:br/>
-      </w:r>
-      <w:r>
-        <w:rPr>
-          <w:rStyle w:val="VerbatimChar"/>
-        </w:rPr>
-        <w:t xml:space="preserve">  end</w:t>
-      </w:r>
-      <w:r>
-        <w:br/>
-      </w:r>
-      <w:r>
-        <w:rPr>
-          <w:rStyle w:val="VerbatimChar"/>
-        </w:rPr>
-        <w:t xml:space="preserve">  subgraph Edge</w:t>
-      </w:r>
-      <w:r>
-        <w:br/>
-      </w:r>
-      <w:r>
-        <w:rPr>
-          <w:rStyle w:val="VerbatimChar"/>
-        </w:rPr>
-        <w:t xml:space="preserve">    NGX[Nginx single origin :8080]</w:t>
-      </w:r>
-      <w:r>
-        <w:br/>
-      </w:r>
-      <w:r>
-        <w:rPr>
-          <w:rStyle w:val="VerbatimChar"/>
-        </w:rPr>
-        <w:t xml:space="preserve">  end</w:t>
-      </w:r>
-      <w:r>
-        <w:br/>
-      </w:r>
-      <w:r>
-        <w:rPr>
-          <w:rStyle w:val="VerbatimChar"/>
-        </w:rPr>
-        <w:t xml:space="preserve">  subgraph App["Laravel 13 API"]</w:t>
-      </w:r>
-      <w:r>
-        <w:br/>
-      </w:r>
-      <w:r>
-        <w:rPr>
-          <w:rStyle w:val="VerbatimChar"/>
-        </w:rPr>
-        <w:t xml:space="preserve">    HTTP[HTTP layer&lt;br/&gt;Controllers · Requests · Resources]</w:t>
-      </w:r>
-      <w:r>
-        <w:br/>
-      </w:r>
-      <w:r>
-        <w:rPr>
-          <w:rStyle w:val="VerbatimChar"/>
-        </w:rPr>
-        <w:t xml:space="preserve">    DOM[Domains&lt;br/&gt;Services · Actions · Policies · Events]</w:t>
-      </w:r>
-      <w:r>
-        <w:br/>
-      </w:r>
-      <w:r>
-        <w:rPr>
-          <w:rStyle w:val="VerbatimChar"/>
-        </w:rPr>
-        <w:t xml:space="preserve">    MOD[Eloquent Models 66 + Enums 34]</w:t>
-      </w:r>
-      <w:r>
-        <w:br/>
-      </w:r>
-      <w:r>
-        <w:rPr>
-          <w:rStyle w:val="VerbatimChar"/>
-        </w:rPr>
-        <w:t xml:space="preserve">    EVT[Events/Listeners]</w:t>
-      </w:r>
-      <w:r>
-        <w:br/>
-      </w:r>
-      <w:r>
-        <w:rPr>
-          <w:rStyle w:val="VerbatimChar"/>
-        </w:rPr>
-        <w:t xml:space="preserve">  end</w:t>
-      </w:r>
-      <w:r>
-        <w:br/>
-      </w:r>
-      <w:r>
-        <w:rPr>
-          <w:rStyle w:val="VerbatimChar"/>
-        </w:rPr>
-        <w:t xml:space="preserve">  subgraph Async</w:t>
-      </w:r>
-      <w:r>
-        <w:br/>
-      </w:r>
-      <w:r>
-        <w:rPr>
-          <w:rStyle w:val="VerbatimChar"/>
-        </w:rPr>
-        <w:t xml:space="preserve">    QUE[Queue Worker]</w:t>
-      </w:r>
-      <w:r>
-        <w:br/>
-      </w:r>
-      <w:r>
-        <w:rPr>
-          <w:rStyle w:val="VerbatimChar"/>
-        </w:rPr>
-        <w:t xml:space="preserve">    SCH[Scheduler]</w:t>
-      </w:r>
-      <w:r>
-        <w:br/>
-      </w:r>
-      <w:r>
-        <w:rPr>
-          <w:rStyle w:val="VerbatimChar"/>
-        </w:rPr>
-        <w:t xml:space="preserve">  end</w:t>
-      </w:r>
-      <w:r>
-        <w:br/>
-      </w:r>
-      <w:r>
-        <w:rPr>
-          <w:rStyle w:val="VerbatimChar"/>
-        </w:rPr>
-        <w:t xml:space="preserve">  subgraph Data</w:t>
-      </w:r>
-      <w:r>
-        <w:br/>
-      </w:r>
-      <w:r>
-        <w:rPr>
-          <w:rStyle w:val="VerbatimChar"/>
-        </w:rPr>
-        <w:t xml:space="preserve">    PG[(PostgreSQL 17 + pgvector)]</w:t>
-      </w:r>
-      <w:r>
-        <w:br/>
-      </w:r>
-      <w:r>
-        <w:rPr>
-          <w:rStyle w:val="VerbatimChar"/>
-        </w:rPr>
-        <w:t xml:space="preserve">    RDS[(Redis)]</w:t>
-      </w:r>
-      <w:r>
-        <w:br/>
-      </w:r>
-      <w:r>
-        <w:rPr>
-          <w:rStyle w:val="VerbatimChar"/>
-        </w:rPr>
-        <w:t xml:space="preserve">    FS[(File storage)]</w:t>
-      </w:r>
-      <w:r>
-        <w:br/>
-      </w:r>
-      <w:r>
-        <w:rPr>
-          <w:rStyle w:val="VerbatimChar"/>
-        </w:rPr>
-        <w:t xml:space="preserve">  end</w:t>
-      </w:r>
-      <w:r>
-        <w:br/>
-      </w:r>
-      <w:r>
-        <w:rPr>
-          <w:rStyle w:val="VerbatimChar"/>
-        </w:rPr>
-        <w:t xml:space="preserve">  subgraph External</w:t>
-      </w:r>
-      <w:r>
-        <w:br/>
-      </w:r>
-      <w:r>
-        <w:rPr>
-          <w:rStyle w:val="VerbatimChar"/>
-        </w:rPr>
-        <w:t xml:space="preserve">    GEM[Gemini API]</w:t>
-      </w:r>
-      <w:r>
-        <w:br/>
-      </w:r>
-      <w:r>
-        <w:rPr>
-          <w:rStyle w:val="VerbatimChar"/>
-        </w:rPr>
-        <w:t xml:space="preserve">    SMTP[SMTP]</w:t>
-      </w:r>
-      <w:r>
-        <w:br/>
-      </w:r>
-      <w:r>
-        <w:rPr>
-          <w:rStyle w:val="VerbatimChar"/>
-        </w:rPr>
-        <w:t xml:space="preserve">    RVB[Reverb P4]</w:t>
-      </w:r>
-      <w:r>
-        <w:br/>
-      </w:r>
-      <w:r>
-        <w:rPr>
-          <w:rStyle w:val="VerbatimChar"/>
-        </w:rPr>
-        <w:t xml:space="preserve">  end</w:t>
-      </w:r>
-      <w:r>
-        <w:br/>
-      </w:r>
-      <w:r>
-        <w:rPr>
-          <w:rStyle w:val="VerbatimChar"/>
-        </w:rPr>
-        <w:t xml:space="preserve">  SPA--&gt;NGX--&gt;HTTP--&gt;DOM--&gt;MOD--&gt;PG</w:t>
-      </w:r>
-      <w:r>
-        <w:br/>
-      </w:r>
-      <w:r>
-        <w:rPr>
-          <w:rStyle w:val="VerbatimChar"/>
-        </w:rPr>
-        <w:t xml:space="preserve">  DOM--&gt;EVT--&gt;QUE</w:t>
-      </w:r>
-      <w:r>
-        <w:br/>
-      </w:r>
-      <w:r>
-        <w:rPr>
-          <w:rStyle w:val="VerbatimChar"/>
-        </w:rPr>
-        <w:t xml:space="preserve">  DOM--&gt;RDS</w:t>
-      </w:r>
-      <w:r>
-        <w:br/>
-      </w:r>
-      <w:r>
-        <w:rPr>
-          <w:rStyle w:val="VerbatimChar"/>
-        </w:rPr>
-        <w:t xml:space="preserve">  QUE--&gt;GEM</w:t>
-      </w:r>
-      <w:r>
-        <w:br/>
-      </w:r>
-      <w:r>
-        <w:rPr>
-          <w:rStyle w:val="VerbatimChar"/>
-        </w:rPr>
-        <w:t xml:space="preserve">  QUE--&gt;SMTP</w:t>
-      </w:r>
-      <w:r>
-        <w:br/>
-      </w:r>
-      <w:r>
-        <w:rPr>
-          <w:rStyle w:val="VerbatimChar"/>
-        </w:rPr>
-        <w:t xml:space="preserve">  QUE--&gt;PG</w:t>
-      </w:r>
-      <w:r>
-        <w:br/>
-      </w:r>
-      <w:r>
-        <w:rPr>
-          <w:rStyle w:val="VerbatimChar"/>
-        </w:rPr>
-        <w:t xml:space="preserve">  SCH--&gt;QUE</w:t>
-      </w:r>
-      <w:r>
-        <w:br/>
-      </w:r>
-      <w:r>
-        <w:rPr>
-          <w:rStyle w:val="VerbatimChar"/>
-        </w:rPr>
-        <w:t xml:space="preserve">  MOD--&gt;FS</w:t>
-      </w:r>
-      <w:r>
-        <w:br/>
-      </w:r>
-      <w:r>
-        <w:rPr>
-          <w:rStyle w:val="VerbatimChar"/>
-        </w:rPr>
-        <w:t xml:space="preserve">  DOM-. P4 .-&gt;RVB--&gt;SPA</w:t>
-      </w:r>
-    </w:p>
-    <w:bookmarkEnd w:id="117"/>
-    <w:bookmarkStart w:id="118" w:name="X5397069a459fa3671c78c0946395aed75ddadc8"/>
+    <w:bookmarkStart w:id="117" w:name="backend-domain-components"/>
     <w:p>
       <w:pPr>
         <w:pStyle w:val="Heading3"/>
@@ -22929,147 +23147,147 @@
         </w:pict>
       </w:r>
     </w:p>
+    <w:bookmarkEnd w:id="117"/>
     <w:bookmarkEnd w:id="118"/>
+    <w:bookmarkStart w:id="121" w:name="deployment-diagrams"/>
+    <w:p>
+      <w:pPr>
+        <w:pStyle w:val="Heading2"/>
+      </w:pPr>
+      <w:r>
+        <w:t xml:space="preserve">37. Deployment Diagrams</w:t>
+      </w:r>
+    </w:p>
+    <w:bookmarkStart w:id="119" w:name="container-topology-dev"/>
+    <w:p>
+      <w:pPr>
+        <w:pStyle w:val="Heading3"/>
+      </w:pPr>
+      <w:r>
+        <w:t xml:space="preserve">37.1 Container topology (dev)</w:t>
+      </w:r>
+    </w:p>
+    <w:p>
+      <w:pPr>
+        <w:pStyle w:val="SourceCode"/>
+      </w:pPr>
+      <w:r>
+        <w:rPr>
+          <w:rStyle w:val="VerbatimChar"/>
+        </w:rPr>
+        <w:t xml:space="preserve">flowchart TB</w:t>
+      </w:r>
+      <w:r>
+        <w:br/>
+      </w:r>
+      <w:r>
+        <w:rPr>
+          <w:rStyle w:val="VerbatimChar"/>
+        </w:rPr>
+        <w:t xml:space="preserve">  U[Browser 127.0.0.1:8080] --&gt; NGX[sccit_nginx :80]</w:t>
+      </w:r>
+      <w:r>
+        <w:br/>
+      </w:r>
+      <w:r>
+        <w:rPr>
+          <w:rStyle w:val="VerbatimChar"/>
+        </w:rPr>
+        <w:t xml:space="preserve">  NGX --&gt;|/api,/sanctum,/up,/storage| APP[sccit_app php-fpm:9000]</w:t>
+      </w:r>
+      <w:r>
+        <w:br/>
+      </w:r>
+      <w:r>
+        <w:rPr>
+          <w:rStyle w:val="VerbatimChar"/>
+        </w:rPr>
+        <w:t xml:space="preserve">  NGX --&gt;|else| NODE[sccit_node Vite:5173]</w:t>
+      </w:r>
+      <w:r>
+        <w:br/>
+      </w:r>
+      <w:r>
+        <w:rPr>
+          <w:rStyle w:val="VerbatimChar"/>
+        </w:rPr>
+        <w:t xml:space="preserve">  APP --&gt; PG[(sccit_postgres:5432)]</w:t>
+      </w:r>
+      <w:r>
+        <w:br/>
+      </w:r>
+      <w:r>
+        <w:rPr>
+          <w:rStyle w:val="VerbatimChar"/>
+        </w:rPr>
+        <w:t xml:space="preserve">  APP --&gt; RDS[(sccit_redis:6379)]</w:t>
+      </w:r>
+      <w:r>
+        <w:br/>
+      </w:r>
+      <w:r>
+        <w:rPr>
+          <w:rStyle w:val="VerbatimChar"/>
+        </w:rPr>
+        <w:t xml:space="preserve">  APP --&gt; MP[sccit_mailpit:1025]</w:t>
+      </w:r>
+      <w:r>
+        <w:br/>
+      </w:r>
+      <w:r>
+        <w:rPr>
+          <w:rStyle w:val="VerbatimChar"/>
+        </w:rPr>
+        <w:t xml:space="preserve">  QUE[sccit_queue worker] --&gt; PG</w:t>
+      </w:r>
+      <w:r>
+        <w:br/>
+      </w:r>
+      <w:r>
+        <w:rPr>
+          <w:rStyle w:val="VerbatimChar"/>
+        </w:rPr>
+        <w:t xml:space="preserve">  QUE --&gt; RDS</w:t>
+      </w:r>
+      <w:r>
+        <w:br/>
+      </w:r>
+      <w:r>
+        <w:rPr>
+          <w:rStyle w:val="VerbatimChar"/>
+        </w:rPr>
+        <w:t xml:space="preserve">  SCH[sccit_scheduler] --&gt; RDS</w:t>
+      </w:r>
+      <w:r>
+        <w:br/>
+      </w:r>
+      <w:r>
+        <w:rPr>
+          <w:rStyle w:val="VerbatimChar"/>
+        </w:rPr>
+        <w:t xml:space="preserve">  subgraph net["sccit_network bridge · ports bound to 127.0.0.1"]</w:t>
+      </w:r>
+      <w:r>
+        <w:br/>
+      </w:r>
+      <w:r>
+        <w:rPr>
+          <w:rStyle w:val="VerbatimChar"/>
+        </w:rPr>
+        <w:t xml:space="preserve">    NGX &amp; APP &amp; NODE &amp; PG &amp; RDS &amp; MP &amp; QUE &amp; SCH</w:t>
+      </w:r>
+      <w:r>
+        <w:br/>
+      </w:r>
+      <w:r>
+        <w:rPr>
+          <w:rStyle w:val="VerbatimChar"/>
+        </w:rPr>
+        <w:t xml:space="preserve">  end</w:t>
+      </w:r>
+    </w:p>
     <w:bookmarkEnd w:id="119"/>
-    <w:bookmarkStart w:id="122" w:name="Xbcd95416a5e5100c8f815397ea775d314fddff1"/>
-    <w:p>
-      <w:pPr>
-        <w:pStyle w:val="Heading2"/>
-      </w:pPr>
-      <w:r>
-        <w:t xml:space="preserve">37. Deployment Diagrams</w:t>
-      </w:r>
-    </w:p>
-    <w:bookmarkStart w:id="120" w:name="X9d5ee6911ef4c1df7afead8502f9b4830ac5286"/>
-    <w:p>
-      <w:pPr>
-        <w:pStyle w:val="Heading3"/>
-      </w:pPr>
-      <w:r>
-        <w:t xml:space="preserve">37.1 Container topology (dev)</w:t>
-      </w:r>
-    </w:p>
-    <w:p>
-      <w:pPr>
-        <w:pStyle w:val="SourceCode"/>
-      </w:pPr>
-      <w:r>
-        <w:rPr>
-          <w:rStyle w:val="VerbatimChar"/>
-        </w:rPr>
-        <w:t xml:space="preserve">flowchart TB</w:t>
-      </w:r>
-      <w:r>
-        <w:br/>
-      </w:r>
-      <w:r>
-        <w:rPr>
-          <w:rStyle w:val="VerbatimChar"/>
-        </w:rPr>
-        <w:t xml:space="preserve">  U[Browser 127.0.0.1:8080] --&gt; NGX[sccit_nginx :80]</w:t>
-      </w:r>
-      <w:r>
-        <w:br/>
-      </w:r>
-      <w:r>
-        <w:rPr>
-          <w:rStyle w:val="VerbatimChar"/>
-        </w:rPr>
-        <w:t xml:space="preserve">  NGX --&gt;|/api,/sanctum,/up,/storage| APP[sccit_app php-fpm:9000]</w:t>
-      </w:r>
-      <w:r>
-        <w:br/>
-      </w:r>
-      <w:r>
-        <w:rPr>
-          <w:rStyle w:val="VerbatimChar"/>
-        </w:rPr>
-        <w:t xml:space="preserve">  NGX --&gt;|else| NODE[sccit_node Vite:5173]</w:t>
-      </w:r>
-      <w:r>
-        <w:br/>
-      </w:r>
-      <w:r>
-        <w:rPr>
-          <w:rStyle w:val="VerbatimChar"/>
-        </w:rPr>
-        <w:t xml:space="preserve">  APP --&gt; PG[(sccit_postgres:5432)]</w:t>
-      </w:r>
-      <w:r>
-        <w:br/>
-      </w:r>
-      <w:r>
-        <w:rPr>
-          <w:rStyle w:val="VerbatimChar"/>
-        </w:rPr>
-        <w:t xml:space="preserve">  APP --&gt; RDS[(sccit_redis:6379)]</w:t>
-      </w:r>
-      <w:r>
-        <w:br/>
-      </w:r>
-      <w:r>
-        <w:rPr>
-          <w:rStyle w:val="VerbatimChar"/>
-        </w:rPr>
-        <w:t xml:space="preserve">  APP --&gt; MP[sccit_mailpit:1025]</w:t>
-      </w:r>
-      <w:r>
-        <w:br/>
-      </w:r>
-      <w:r>
-        <w:rPr>
-          <w:rStyle w:val="VerbatimChar"/>
-        </w:rPr>
-        <w:t xml:space="preserve">  QUE[sccit_queue worker] --&gt; PG</w:t>
-      </w:r>
-      <w:r>
-        <w:br/>
-      </w:r>
-      <w:r>
-        <w:rPr>
-          <w:rStyle w:val="VerbatimChar"/>
-        </w:rPr>
-        <w:t xml:space="preserve">  QUE --&gt; RDS</w:t>
-      </w:r>
-      <w:r>
-        <w:br/>
-      </w:r>
-      <w:r>
-        <w:rPr>
-          <w:rStyle w:val="VerbatimChar"/>
-        </w:rPr>
-        <w:t xml:space="preserve">  SCH[sccit_scheduler] --&gt; RDS</w:t>
-      </w:r>
-      <w:r>
-        <w:br/>
-      </w:r>
-      <w:r>
-        <w:rPr>
-          <w:rStyle w:val="VerbatimChar"/>
-        </w:rPr>
-        <w:t xml:space="preserve">  subgraph net["sccit_network bridge · ports bound to 127.0.0.1"]</w:t>
-      </w:r>
-      <w:r>
-        <w:br/>
-      </w:r>
-      <w:r>
-        <w:rPr>
-          <w:rStyle w:val="VerbatimChar"/>
-        </w:rPr>
-        <w:t xml:space="preserve">    NGX &amp; APP &amp; NODE &amp; PG &amp; RDS &amp; MP &amp; QUE &amp; SCH</w:t>
-      </w:r>
-      <w:r>
-        <w:br/>
-      </w:r>
-      <w:r>
-        <w:rPr>
-          <w:rStyle w:val="VerbatimChar"/>
-        </w:rPr>
-        <w:t xml:space="preserve">  end</w:t>
-      </w:r>
-    </w:p>
-    <w:bookmarkEnd w:id="120"/>
-    <w:bookmarkStart w:id="121" w:name="Xecf4d1a8425e38209c96b3fff975dad025d88fb"/>
+    <w:bookmarkStart w:id="120" w:name="production-shape-target-1"/>
     <w:p>
       <w:pPr>
         <w:pStyle w:val="Heading3"/>
@@ -23186,9 +23404,9 @@
         </w:pict>
       </w:r>
     </w:p>
+    <w:bookmarkEnd w:id="120"/>
     <w:bookmarkEnd w:id="121"/>
-    <w:bookmarkEnd w:id="122"/>
-    <w:bookmarkStart w:id="123" w:name="X3d3fbc8cb102c62fbb97210640782f5dcfbf7f2"/>
+    <w:bookmarkStart w:id="122" w:name="future-extension-points"/>
     <w:p>
       <w:pPr>
         <w:pStyle w:val="Heading2"/>
@@ -23235,7 +23453,8 @@
     <w:tbl>
       <w:tblPr>
         <w:tblStyle w:val="Table"/>
-        <w:tblW w:type="auto" w:w="0"/>
+        <w:tblW w:type="pct" w:w="5000"/>
+        <w:tblLayout w:type="fixed"/>
         <w:tblLook w:firstRow="1" w:lastRow="0" w:firstColumn="0" w:lastColumn="0" w:noHBand="0" w:noVBand="0" w:val="0020"/>
       </w:tblPr>
       <w:tblGrid>
@@ -23851,8 +24070,8 @@
         </w:pict>
       </w:r>
     </w:p>
-    <w:bookmarkEnd w:id="123"/>
-    <w:bookmarkStart w:id="124" w:name="X729278461ef63a211df36d00f218c400ea926ce"/>
+    <w:bookmarkEnd w:id="122"/>
+    <w:bookmarkStart w:id="123" w:name="design-requirement-traceability"/>
     <w:p>
       <w:pPr>
         <w:pStyle w:val="Heading2"/>
@@ -23864,7 +24083,8 @@
     <w:tbl>
       <w:tblPr>
         <w:tblStyle w:val="Table"/>
-        <w:tblW w:type="auto" w:w="0"/>
+        <w:tblW w:type="pct" w:w="5000"/>
+        <w:tblLayout w:type="fixed"/>
         <w:tblLook w:firstRow="1" w:lastRow="0" w:firstColumn="0" w:lastColumn="0" w:noHBand="0" w:noVBand="0" w:val="0020"/>
       </w:tblPr>
       <w:tblGrid>
@@ -24368,8 +24588,8 @@
         </w:pict>
       </w:r>
     </w:p>
-    <w:bookmarkEnd w:id="124"/>
-    <w:bookmarkStart w:id="125" w:name="X91c95d1c9d663471b5e1ef5bbd4bfd6721207fa"/>
+    <w:bookmarkEnd w:id="123"/>
+    <w:bookmarkStart w:id="124" w:name="design-decision-register"/>
     <w:p>
       <w:pPr>
         <w:pStyle w:val="Heading2"/>
@@ -24381,7 +24601,8 @@
     <w:tbl>
       <w:tblPr>
         <w:tblStyle w:val="Table"/>
-        <w:tblW w:type="auto" w:w="0"/>
+        <w:tblW w:type="pct" w:w="5000"/>
+        <w:tblLayout w:type="fixed"/>
         <w:tblLook w:firstRow="1" w:lastRow="0" w:firstColumn="0" w:lastColumn="0" w:noHBand="0" w:noVBand="0" w:val="0020"/>
       </w:tblPr>
       <w:tblGrid>
@@ -25541,7 +25762,7 @@
               <w:pStyle w:val="Compact"/>
             </w:pPr>
             <w:r>
-              <w:t xml:space="preserve">No duplicated status checks in controllers; balances FR-AUTH-004's non-disclosure with the applicant's need to learn their outcome.</w:t>
+              <w:t xml:space="preserve">No duplicated status checks in controllers; balances FR-AUTH-004’s non-disclosure with the applicant’s need to learn their outcome.</w:t>
             </w:r>
           </w:p>
         </w:tc>
@@ -25576,7 +25797,7 @@
               <w:pStyle w:val="Compact"/>
             </w:pPr>
             <w:r>
-              <w:t xml:space="preserve">Account lockout + endpoint throttling via Laravel's Redis-backed</w:t>
+              <w:t xml:space="preserve">Account lockout + endpoint throttling via Laravel’s Redis-backed</w:t>
             </w:r>
             <w:r>
               <w:t xml:space="preserve"> </w:t>
@@ -25645,6 +25866,701 @@
           </w:p>
         </w:tc>
       </w:tr>
+      <w:tr>
+        <w:tc>
+          <w:tcPr/>
+          <w:p>
+            <w:pPr>
+              <w:pStyle w:val="Compact"/>
+            </w:pPr>
+            <w:r>
+              <w:t xml:space="preserve">DD-21</w:t>
+            </w:r>
+          </w:p>
+        </w:tc>
+        <w:tc>
+          <w:tcPr/>
+          <w:p>
+            <w:pPr>
+              <w:pStyle w:val="Compact"/>
+            </w:pPr>
+            <w:r>
+              <w:t xml:space="preserve">Directory search/filter/sort is a dedicated</w:t>
+            </w:r>
+            <w:r>
+              <w:t xml:space="preserve"> </w:t>
+            </w:r>
+            <w:r>
+              <w:rPr>
+                <w:rStyle w:val="VerbatimChar"/>
+              </w:rPr>
+              <w:t xml:space="preserve">UserDirectoryQuery</w:t>
+            </w:r>
+            <w:r>
+              <w:t xml:space="preserve"> </w:t>
+            </w:r>
+            <w:r>
+              <w:t xml:space="preserve">service with a</w:t>
+            </w:r>
+            <w:r>
+              <w:t xml:space="preserve"> </w:t>
+            </w:r>
+            <w:r>
+              <w:rPr>
+                <w:b/>
+                <w:bCs/>
+              </w:rPr>
+              <w:t xml:space="preserve">fixed sort-column allow-list</w:t>
+            </w:r>
+            <w:r>
+              <w:t xml:space="preserve">; the same builder backs the exporter.</w:t>
+            </w:r>
+          </w:p>
+        </w:tc>
+        <w:tc>
+          <w:tcPr/>
+          <w:p>
+            <w:pPr>
+              <w:pStyle w:val="Compact"/>
+            </w:pPr>
+            <w:r>
+              <w:t xml:space="preserve">All directory work happens in the database (server-side pagination); a client-supplied sort can never reach raw SQL (injection-safe); export mirrors the current view for free.</w:t>
+            </w:r>
+          </w:p>
+        </w:tc>
+        <w:tc>
+          <w:tcPr/>
+          <w:p>
+            <w:pPr>
+              <w:pStyle w:val="Compact"/>
+            </w:pPr>
+            <w:r>
+              <w:t xml:space="preserve">FR-USER-013/015, NFR-PERF, NFR-SEC-001</w:t>
+            </w:r>
+          </w:p>
+        </w:tc>
+      </w:tr>
+      <w:tr>
+        <w:tc>
+          <w:tcPr/>
+          <w:p>
+            <w:pPr>
+              <w:pStyle w:val="Compact"/>
+            </w:pPr>
+            <w:r>
+              <w:t xml:space="preserve">DD-22</w:t>
+            </w:r>
+          </w:p>
+        </w:tc>
+        <w:tc>
+          <w:tcPr/>
+          <w:p>
+            <w:pPr>
+              <w:pStyle w:val="Compact"/>
+            </w:pPr>
+            <w:r>
+              <w:t xml:space="preserve">Lockout state and last-activity are</w:t>
+            </w:r>
+            <w:r>
+              <w:t xml:space="preserve"> </w:t>
+            </w:r>
+            <w:r>
+              <w:rPr>
+                <w:b/>
+                <w:bCs/>
+              </w:rPr>
+              <w:t xml:space="preserve">derived</w:t>
+            </w:r>
+            <w:r>
+              <w:t xml:space="preserve">, not stored:</w:t>
+            </w:r>
+            <w:r>
+              <w:t xml:space="preserve"> </w:t>
+            </w:r>
+            <w:r>
+              <w:rPr>
+                <w:rStyle w:val="VerbatimChar"/>
+              </w:rPr>
+              <w:t xml:space="preserve">AccountLockService</w:t>
+            </w:r>
+            <w:r>
+              <w:t xml:space="preserve"> </w:t>
+            </w:r>
+            <w:r>
+              <w:t xml:space="preserve">reconstructs the</w:t>
+            </w:r>
+            <w:r>
+              <w:t xml:space="preserve"> </w:t>
+            </w:r>
+            <w:r>
+              <w:rPr>
+                <w:rStyle w:val="VerbatimChar"/>
+              </w:rPr>
+              <w:t xml:space="preserve">login:{email}\|{ip}</w:t>
+            </w:r>
+            <w:r>
+              <w:t xml:space="preserve"> </w:t>
+            </w:r>
+            <w:r>
+              <w:t xml:space="preserve">RateLimiter keys from recent</w:t>
+            </w:r>
+            <w:r>
+              <w:t xml:space="preserve"> </w:t>
+            </w:r>
+            <w:r>
+              <w:rPr>
+                <w:rStyle w:val="VerbatimChar"/>
+              </w:rPr>
+              <w:t xml:space="preserve">login_history</w:t>
+            </w:r>
+            <w:r>
+              <w:t xml:space="preserve"> </w:t>
+            </w:r>
+            <w:r>
+              <w:t xml:space="preserve">(shared with</w:t>
+            </w:r>
+            <w:r>
+              <w:t xml:space="preserve"> </w:t>
+            </w:r>
+            <w:r>
+              <w:rPr>
+                <w:rStyle w:val="VerbatimChar"/>
+              </w:rPr>
+              <w:t xml:space="preserve">AuthService</w:t>
+            </w:r>
+            <w:r>
+              <w:t xml:space="preserve"> </w:t>
+            </w:r>
+            <w:r>
+              <w:t xml:space="preserve">via</w:t>
+            </w:r>
+            <w:r>
+              <w:t xml:space="preserve"> </w:t>
+            </w:r>
+            <w:r>
+              <w:rPr>
+                <w:rStyle w:val="VerbatimChar"/>
+              </w:rPr>
+              <w:t xml:space="preserve">LoginThrottle</w:t>
+            </w:r>
+            <w:r>
+              <w:t xml:space="preserve">) to read/clear them; last-activity is</w:t>
+            </w:r>
+            <w:r>
+              <w:t xml:space="preserve"> </w:t>
+            </w:r>
+            <w:r>
+              <w:rPr>
+                <w:rStyle w:val="VerbatimChar"/>
+              </w:rPr>
+              <w:t xml:space="preserve">MAX(activity_logs)</w:t>
+            </w:r>
+            <w:r>
+              <w:t xml:space="preserve">.</w:t>
+            </w:r>
+          </w:p>
+        </w:tc>
+        <w:tc>
+          <w:tcPr/>
+          <w:p>
+            <w:pPr>
+              <w:pStyle w:val="Compact"/>
+            </w:pPr>
+            <w:r>
+              <w:t xml:space="preserve">Keeps Phase 2.2’s lockout design intact (no new columns); gives Administrators a real</w:t>
+            </w:r>
+            <w:r>
+              <w:t xml:space="preserve"> </w:t>
+            </w:r>
+            <w:r>
+              <w:t xml:space="preserve">“unlock”</w:t>
+            </w:r>
+            <w:r>
+              <w:t xml:space="preserve"> </w:t>
+            </w:r>
+            <w:r>
+              <w:t xml:space="preserve">and an accurate</w:t>
+            </w:r>
+            <w:r>
+              <w:t xml:space="preserve"> </w:t>
+            </w:r>
+            <w:r>
+              <w:t xml:space="preserve">“is locked”</w:t>
+            </w:r>
+            <w:r>
+              <w:t xml:space="preserve"> </w:t>
+            </w:r>
+            <w:r>
+              <w:t xml:space="preserve">read without a persisted flag to keep in sync.</w:t>
+            </w:r>
+          </w:p>
+        </w:tc>
+        <w:tc>
+          <w:tcPr/>
+          <w:p>
+            <w:pPr>
+              <w:pStyle w:val="Compact"/>
+            </w:pPr>
+            <w:r>
+              <w:t xml:space="preserve">FR-USER-016, FR-AUTH-006</w:t>
+            </w:r>
+          </w:p>
+        </w:tc>
+      </w:tr>
+      <w:tr>
+        <w:tc>
+          <w:tcPr/>
+          <w:p>
+            <w:pPr>
+              <w:pStyle w:val="Compact"/>
+            </w:pPr>
+            <w:r>
+              <w:t xml:space="preserve">DD-23</w:t>
+            </w:r>
+          </w:p>
+        </w:tc>
+        <w:tc>
+          <w:tcPr/>
+          <w:p>
+            <w:pPr>
+              <w:pStyle w:val="Compact"/>
+            </w:pPr>
+            <w:r>
+              <w:t xml:space="preserve">Account-safety invariants live in</w:t>
+            </w:r>
+            <w:r>
+              <w:t xml:space="preserve"> </w:t>
+            </w:r>
+            <w:r>
+              <w:rPr>
+                <w:rStyle w:val="VerbatimChar"/>
+              </w:rPr>
+              <w:t xml:space="preserve">UserGuard</w:t>
+            </w:r>
+            <w:r>
+              <w:t xml:space="preserve">, enforced by both</w:t>
+            </w:r>
+            <w:r>
+              <w:t xml:space="preserve"> </w:t>
+            </w:r>
+            <w:r>
+              <w:rPr>
+                <w:rStyle w:val="VerbatimChar"/>
+              </w:rPr>
+              <w:t xml:space="preserve">UserPolicy</w:t>
+            </w:r>
+            <w:r>
+              <w:t xml:space="preserve"> </w:t>
+            </w:r>
+            <w:r>
+              <w:t xml:space="preserve">(403) and the lifecycle Actions (defense-in-depth): no self suspend/deactivate/archive/role-change/permission-removal, and never demote/suspend/archive the last active Administrator.</w:t>
+            </w:r>
+          </w:p>
+        </w:tc>
+        <w:tc>
+          <w:tcPr/>
+          <w:p>
+            <w:pPr>
+              <w:pStyle w:val="Compact"/>
+            </w:pPr>
+            <w:r>
+              <w:t xml:space="preserve">Prevents privilege escalation and self-lockout; a single source of truth for the</w:t>
+            </w:r>
+            <w:r>
+              <w:t xml:space="preserve"> </w:t>
+            </w:r>
+            <w:r>
+              <w:t xml:space="preserve">“last admin”</w:t>
+            </w:r>
+            <w:r>
+              <w:t xml:space="preserve"> </w:t>
+            </w:r>
+            <w:r>
+              <w:t xml:space="preserve">query used by policy and actions alike.</w:t>
+            </w:r>
+          </w:p>
+        </w:tc>
+        <w:tc>
+          <w:tcPr/>
+          <w:p>
+            <w:pPr>
+              <w:pStyle w:val="Compact"/>
+            </w:pPr>
+            <w:r>
+              <w:t xml:space="preserve">FR-USER-018, NFR-SEC</w:t>
+            </w:r>
+          </w:p>
+        </w:tc>
+      </w:tr>
+      <w:tr>
+        <w:tc>
+          <w:tcPr/>
+          <w:p>
+            <w:pPr>
+              <w:pStyle w:val="Compact"/>
+            </w:pPr>
+            <w:r>
+              <w:t xml:space="preserve">DD-24</w:t>
+            </w:r>
+          </w:p>
+        </w:tc>
+        <w:tc>
+          <w:tcPr/>
+          <w:p>
+            <w:pPr>
+              <w:pStyle w:val="Compact"/>
+            </w:pPr>
+            <w:r>
+              <w:t xml:space="preserve">A new additive</w:t>
+            </w:r>
+            <w:r>
+              <w:t xml:space="preserve"> </w:t>
+            </w:r>
+            <w:r>
+              <w:rPr>
+                <w:rStyle w:val="VerbatimChar"/>
+              </w:rPr>
+              <w:t xml:space="preserve">EnsurePasswordIsCurrent</w:t>
+            </w:r>
+            <w:r>
+              <w:t xml:space="preserve"> </w:t>
+            </w:r>
+            <w:r>
+              <w:t xml:space="preserve">middleware gates feature routes behind the</w:t>
+            </w:r>
+            <w:r>
+              <w:t xml:space="preserve"> </w:t>
+            </w:r>
+            <w:r>
+              <w:rPr>
+                <w:rStyle w:val="VerbatimChar"/>
+              </w:rPr>
+              <w:t xml:space="preserve">force_password_reset</w:t>
+            </w:r>
+            <w:r>
+              <w:t xml:space="preserve"> </w:t>
+            </w:r>
+            <w:r>
+              <w:t xml:space="preserve">flag (with</w:t>
+            </w:r>
+            <w:r>
+              <w:t xml:space="preserve"> </w:t>
+            </w:r>
+            <w:r>
+              <w:rPr>
+                <w:rStyle w:val="VerbatimChar"/>
+              </w:rPr>
+              <w:t xml:space="preserve">/user</w:t>
+            </w:r>
+            <w:r>
+              <w:t xml:space="preserve">,</w:t>
+            </w:r>
+            <w:r>
+              <w:t xml:space="preserve"> </w:t>
+            </w:r>
+            <w:r>
+              <w:rPr>
+                <w:rStyle w:val="VerbatimChar"/>
+              </w:rPr>
+              <w:t xml:space="preserve">/password</w:t>
+            </w:r>
+            <w:r>
+              <w:t xml:space="preserve">,</w:t>
+            </w:r>
+            <w:r>
+              <w:t xml:space="preserve"> </w:t>
+            </w:r>
+            <w:r>
+              <w:rPr>
+                <w:rStyle w:val="VerbatimChar"/>
+              </w:rPr>
+              <w:t xml:space="preserve">/logout</w:t>
+            </w:r>
+            <w:r>
+              <w:t xml:space="preserve"> </w:t>
+            </w:r>
+            <w:r>
+              <w:t xml:space="preserve">exempt); the flag clears automatically on any password change.</w:t>
+            </w:r>
+          </w:p>
+        </w:tc>
+        <w:tc>
+          <w:tcPr/>
+          <w:p>
+            <w:pPr>
+              <w:pStyle w:val="Compact"/>
+            </w:pPr>
+            <w:r>
+              <w:t xml:space="preserve">Server-side enforcement of</w:t>
+            </w:r>
+            <w:r>
+              <w:t xml:space="preserve"> </w:t>
+            </w:r>
+            <w:r>
+              <w:t xml:space="preserve">“force reset”</w:t>
+            </w:r>
+            <w:r>
+              <w:t xml:space="preserve"> </w:t>
+            </w:r>
+            <w:r>
+              <w:t xml:space="preserve">without touching the 2.2 login flow; the SPA routes the user to reset.</w:t>
+            </w:r>
+          </w:p>
+        </w:tc>
+        <w:tc>
+          <w:tcPr/>
+          <w:p>
+            <w:pPr>
+              <w:pStyle w:val="Compact"/>
+            </w:pPr>
+            <w:r>
+              <w:t xml:space="preserve">FR-USER-016</w:t>
+            </w:r>
+          </w:p>
+        </w:tc>
+      </w:tr>
+      <w:tr>
+        <w:tc>
+          <w:tcPr/>
+          <w:p>
+            <w:pPr>
+              <w:pStyle w:val="Compact"/>
+            </w:pPr>
+            <w:r>
+              <w:t xml:space="preserve">DD-25</w:t>
+            </w:r>
+          </w:p>
+        </w:tc>
+        <w:tc>
+          <w:tcPr/>
+          <w:p>
+            <w:pPr>
+              <w:pStyle w:val="Compact"/>
+            </w:pPr>
+            <w:r>
+              <w:t xml:space="preserve">Export uses</w:t>
+            </w:r>
+            <w:r>
+              <w:t xml:space="preserve"> </w:t>
+            </w:r>
+            <w:r>
+              <w:rPr>
+                <w:rStyle w:val="VerbatimChar"/>
+              </w:rPr>
+              <w:t xml:space="preserve">maatwebsite/excel</w:t>
+            </w:r>
+            <w:r>
+              <w:t xml:space="preserve"> </w:t>
+            </w:r>
+            <w:r>
+              <w:t xml:space="preserve">(PhpSpreadsheet) for true</w:t>
+            </w:r>
+            <w:r>
+              <w:t xml:space="preserve"> </w:t>
+            </w:r>
+            <w:r>
+              <w:rPr>
+                <w:rStyle w:val="VerbatimChar"/>
+              </w:rPr>
+              <w:t xml:space="preserve">.xlsx</w:t>
+            </w:r>
+            <w:r>
+              <w:t xml:space="preserve"> </w:t>
+            </w:r>
+            <w:r>
+              <w:t xml:space="preserve">plus native streamed CSV, driven by an allow-listed column set.</w:t>
+            </w:r>
+          </w:p>
+        </w:tc>
+        <w:tc>
+          <w:tcPr/>
+          <w:p>
+            <w:pPr>
+              <w:pStyle w:val="Compact"/>
+            </w:pPr>
+            <w:r>
+              <w:t xml:space="preserve">Meets the CSV</w:t>
+            </w:r>
+            <w:r>
+              <w:t xml:space="preserve"> </w:t>
+            </w:r>
+            <w:r>
+              <w:rPr>
+                <w:b/>
+                <w:bCs/>
+              </w:rPr>
+              <w:t xml:space="preserve">and</w:t>
+            </w:r>
+            <w:r>
+              <w:t xml:space="preserve"> </w:t>
+            </w:r>
+            <w:r>
+              <w:t xml:space="preserve">Excel requirement with one export definition; no sensitive column is exportable.</w:t>
+            </w:r>
+          </w:p>
+        </w:tc>
+        <w:tc>
+          <w:tcPr/>
+          <w:p>
+            <w:pPr>
+              <w:pStyle w:val="Compact"/>
+            </w:pPr>
+            <w:r>
+              <w:t xml:space="preserve">FR-USER-015</w:t>
+            </w:r>
+          </w:p>
+        </w:tc>
+      </w:tr>
+      <w:tr>
+        <w:tc>
+          <w:tcPr/>
+          <w:p>
+            <w:pPr>
+              <w:pStyle w:val="Compact"/>
+            </w:pPr>
+            <w:r>
+              <w:t xml:space="preserve">DD-26</w:t>
+            </w:r>
+          </w:p>
+        </w:tc>
+        <w:tc>
+          <w:tcPr/>
+          <w:p>
+            <w:pPr>
+              <w:pStyle w:val="Compact"/>
+            </w:pPr>
+            <w:r>
+              <w:rPr>
+                <w:b/>
+                <w:bCs/>
+              </w:rPr>
+              <w:t xml:space="preserve">Field reconciliation:</w:t>
+            </w:r>
+            <w:r>
+              <w:t xml:space="preserve"> </w:t>
+            </w:r>
+            <w:r>
+              <w:rPr>
+                <w:rStyle w:val="VerbatimChar"/>
+              </w:rPr>
+              <w:t xml:space="preserve">username</w:t>
+            </w:r>
+            <w:r>
+              <w:t xml:space="preserve">→search over email + employee_number (email remains the login identity);</w:t>
+            </w:r>
+            <w:r>
+              <w:t xml:space="preserve"> </w:t>
+            </w:r>
+            <w:r>
+              <w:rPr>
+                <w:rStyle w:val="VerbatimChar"/>
+              </w:rPr>
+              <w:t xml:space="preserve">organization</w:t>
+            </w:r>
+            <w:r>
+              <w:t xml:space="preserve">→deployment branding (single-tenant);</w:t>
+            </w:r>
+            <w:r>
+              <w:t xml:space="preserve"> </w:t>
+            </w:r>
+            <w:r>
+              <w:rPr>
+                <w:rStyle w:val="VerbatimChar"/>
+              </w:rPr>
+              <w:t xml:space="preserve">department</w:t>
+            </w:r>
+            <w:r>
+              <w:t xml:space="preserve">/</w:t>
+            </w:r>
+            <w:r>
+              <w:rPr>
+                <w:rStyle w:val="VerbatimChar"/>
+              </w:rPr>
+              <w:t xml:space="preserve">laboratory</w:t>
+            </w:r>
+            <w:r>
+              <w:t xml:space="preserve">/</w:t>
+            </w:r>
+            <w:r>
+              <w:rPr>
+                <w:rStyle w:val="VerbatimChar"/>
+              </w:rPr>
+              <w:t xml:space="preserve">building</w:t>
+            </w:r>
+            <w:r>
+              <w:t xml:space="preserve"> </w:t>
+            </w:r>
+            <w:r>
+              <w:rPr>
+                <w:b/>
+                <w:bCs/>
+              </w:rPr>
+              <w:t xml:space="preserve">deferred</w:t>
+            </w:r>
+            <w:r>
+              <w:t xml:space="preserve"> </w:t>
+            </w:r>
+            <w:r>
+              <w:t xml:space="preserve">to future Employee/Organization Management; only</w:t>
+            </w:r>
+            <w:r>
+              <w:t xml:space="preserve"> </w:t>
+            </w:r>
+            <w:r>
+              <w:rPr>
+                <w:rStyle w:val="VerbatimChar"/>
+              </w:rPr>
+              <w:t xml:space="preserve">force_password_reset</w:t>
+            </w:r>
+            <w:r>
+              <w:t xml:space="preserve">/</w:t>
+            </w:r>
+            <w:r>
+              <w:rPr>
+                <w:rStyle w:val="VerbatimChar"/>
+              </w:rPr>
+              <w:t xml:space="preserve">password_changed_at</w:t>
+            </w:r>
+            <w:r>
+              <w:t xml:space="preserve">/</w:t>
+            </w:r>
+            <w:r>
+              <w:rPr>
+                <w:rStyle w:val="VerbatimChar"/>
+              </w:rPr>
+              <w:t xml:space="preserve">registration_source</w:t>
+            </w:r>
+            <w:r>
+              <w:t xml:space="preserve"> </w:t>
+            </w:r>
+            <w:r>
+              <w:t xml:space="preserve">added.</w:t>
+            </w:r>
+          </w:p>
+        </w:tc>
+        <w:tc>
+          <w:tcPr/>
+          <w:p>
+            <w:pPr>
+              <w:pStyle w:val="Compact"/>
+            </w:pPr>
+            <w:r>
+              <w:t xml:space="preserve">Honours the approved single-tenant, email-login, one-role-per-user baseline; keeps the module extensible without pre-empting future org modeling.</w:t>
+            </w:r>
+          </w:p>
+        </w:tc>
+        <w:tc>
+          <w:tcPr/>
+          <w:p>
+            <w:pPr>
+              <w:pStyle w:val="Compact"/>
+            </w:pPr>
+            <w:r>
+              <w:t xml:space="preserve">FR-USER-002, DR-016, CON-08</w:t>
+            </w:r>
+          </w:p>
+        </w:tc>
+      </w:tr>
     </w:tbl>
     <w:p>
       <w:r>
@@ -25653,256 +26569,256 @@
         </w:pict>
       </w:r>
     </w:p>
+    <w:bookmarkEnd w:id="124"/>
+    <w:bookmarkStart w:id="131" w:name="Xf8dfb3cc07caa58730fcf39b078559e2e14018d"/>
+    <w:p>
+      <w:pPr>
+        <w:pStyle w:val="Heading2"/>
+      </w:pPr>
+      <w:r>
+        <w:t xml:space="preserve">Appendix A — Architecture Review &amp; Consistency Verification</w:t>
+      </w:r>
+    </w:p>
+    <w:p>
+      <w:pPr>
+        <w:pStyle w:val="FirstParagraph"/>
+      </w:pPr>
+      <w:r>
+        <w:t xml:space="preserve">Per the required post-generation process: a complete architecture review verifying consistency with the SRS and the implemented database, and resolving objective issues without changing approved requirements.</w:t>
+      </w:r>
+    </w:p>
+    <w:bookmarkStart w:id="125" w:name="a.1-method-sources"/>
+    <w:p>
+      <w:pPr>
+        <w:pStyle w:val="Heading3"/>
+      </w:pPr>
+      <w:r>
+        <w:t xml:space="preserve">A.1 Method &amp; sources</w:t>
+      </w:r>
+    </w:p>
+    <w:p>
+      <w:pPr>
+        <w:pStyle w:val="FirstParagraph"/>
+      </w:pPr>
+      <w:r>
+        <w:t xml:space="preserve">Reviewed this SDD against: the</w:t>
+      </w:r>
+      <w:r>
+        <w:t xml:space="preserve"> </w:t>
+      </w:r>
+      <w:r>
+        <w:rPr>
+          <w:b/>
+          <w:bCs/>
+        </w:rPr>
+        <w:t xml:space="preserve">approved SRS v1.0</w:t>
+      </w:r>
+      <w:r>
+        <w:t xml:space="preserve"> </w:t>
+      </w:r>
+      <w:r>
+        <w:t xml:space="preserve">(all FR/NFR/DR/BR/EIF/OI IDs); the</w:t>
+      </w:r>
+      <w:r>
+        <w:t xml:space="preserve"> </w:t>
+      </w:r>
+      <w:r>
+        <w:rPr>
+          <w:b/>
+          <w:bCs/>
+        </w:rPr>
+        <w:t xml:space="preserve">implemented database</w:t>
+      </w:r>
+      <w:r>
+        <w:t xml:space="preserve"> </w:t>
+      </w:r>
+      <w:r>
+        <w:t xml:space="preserve">(</w:t>
+      </w:r>
+      <w:r>
+        <w:rPr>
+          <w:rStyle w:val="VerbatimChar"/>
+        </w:rPr>
+        <w:t xml:space="preserve">database_design_v2.dbml</w:t>
+      </w:r>
+      <w:r>
+        <w:t xml:space="preserve">,</w:t>
+      </w:r>
+      <w:r>
+        <w:t xml:space="preserve"> </w:t>
+      </w:r>
+      <w:r>
+        <w:rPr>
+          <w:rStyle w:val="VerbatimChar"/>
+        </w:rPr>
+        <w:t xml:space="preserve">create_advanced_db_objects</w:t>
+      </w:r>
+      <w:r>
+        <w:t xml:space="preserve"> </w:t>
+      </w:r>
+      <w:r>
+        <w:t xml:space="preserve">migration — triggers/FTS/HNSW/BRIN/partial indexes read directly; 66 models; 34 enums; 9 seeders); and the</w:t>
+      </w:r>
+      <w:r>
+        <w:t xml:space="preserve"> </w:t>
+      </w:r>
+      <w:r>
+        <w:rPr>
+          <w:b/>
+          <w:bCs/>
+        </w:rPr>
+        <w:t xml:space="preserve">current repository</w:t>
+      </w:r>
+      <w:r>
+        <w:t xml:space="preserve"> </w:t>
+      </w:r>
+      <w:r>
+        <w:t xml:space="preserve">(</w:t>
+      </w:r>
+      <w:r>
+        <w:rPr>
+          <w:rStyle w:val="VerbatimChar"/>
+        </w:rPr>
+        <w:t xml:space="preserve">composer.json</w:t>
+      </w:r>
+      <w:r>
+        <w:t xml:space="preserve">,</w:t>
+      </w:r>
+      <w:r>
+        <w:t xml:space="preserve"> </w:t>
+      </w:r>
+      <w:r>
+        <w:rPr>
+          <w:rStyle w:val="VerbatimChar"/>
+        </w:rPr>
+        <w:t xml:space="preserve">package.json</w:t>
+      </w:r>
+      <w:r>
+        <w:t xml:space="preserve">,</w:t>
+      </w:r>
+      <w:r>
+        <w:t xml:space="preserve"> </w:t>
+      </w:r>
+      <w:r>
+        <w:rPr>
+          <w:rStyle w:val="VerbatimChar"/>
+        </w:rPr>
+        <w:t xml:space="preserve">compose.yaml</w:t>
+      </w:r>
+      <w:r>
+        <w:t xml:space="preserve">,</w:t>
+      </w:r>
+      <w:r>
+        <w:t xml:space="preserve"> </w:t>
+      </w:r>
+      <w:r>
+        <w:rPr>
+          <w:rStyle w:val="VerbatimChar"/>
+        </w:rPr>
+        <w:t xml:space="preserve">docker/php/Dockerfile</w:t>
+      </w:r>
+      <w:r>
+        <w:t xml:space="preserve">,</w:t>
+      </w:r>
+      <w:r>
+        <w:t xml:space="preserve"> </w:t>
+      </w:r>
+      <w:r>
+        <w:rPr>
+          <w:rStyle w:val="VerbatimChar"/>
+        </w:rPr>
+        <w:t xml:space="preserve">docker/nginx/default.conf</w:t>
+      </w:r>
+      <w:r>
+        <w:t xml:space="preserve">,</w:t>
+      </w:r>
+      <w:r>
+        <w:t xml:space="preserve"> </w:t>
+      </w:r>
+      <w:r>
+        <w:rPr>
+          <w:rStyle w:val="VerbatimChar"/>
+        </w:rPr>
+        <w:t xml:space="preserve">bootstrap/app.php</w:t>
+      </w:r>
+      <w:r>
+        <w:t xml:space="preserve">,</w:t>
+      </w:r>
+      <w:r>
+        <w:t xml:space="preserve"> </w:t>
+      </w:r>
+      <w:r>
+        <w:rPr>
+          <w:rStyle w:val="VerbatimChar"/>
+        </w:rPr>
+        <w:t xml:space="preserve">routes/api.php</w:t>
+      </w:r>
+      <w:r>
+        <w:t xml:space="preserve">,</w:t>
+      </w:r>
+      <w:r>
+        <w:t xml:space="preserve"> </w:t>
+      </w:r>
+      <w:r>
+        <w:rPr>
+          <w:rStyle w:val="VerbatimChar"/>
+        </w:rPr>
+        <w:t xml:space="preserve">frontend/src/services/*</w:t>
+      </w:r>
+      <w:r>
+        <w:t xml:space="preserve">,</w:t>
+      </w:r>
+      <w:r>
+        <w:t xml:space="preserve"> </w:t>
+      </w:r>
+      <w:r>
+        <w:rPr>
+          <w:rStyle w:val="VerbatimChar"/>
+        </w:rPr>
+        <w:t xml:space="preserve">vite.config.ts</w:t>
+      </w:r>
+      <w:r>
+        <w:t xml:space="preserve">,</w:t>
+      </w:r>
+      <w:r>
+        <w:t xml:space="preserve"> </w:t>
+      </w:r>
+      <w:r>
+        <w:rPr>
+          <w:rStyle w:val="VerbatimChar"/>
+        </w:rPr>
+        <w:t xml:space="preserve">Ticket.php</w:t>
+      </w:r>
+      <w:r>
+        <w:t xml:space="preserve">,</w:t>
+      </w:r>
+      <w:r>
+        <w:t xml:space="preserve"> </w:t>
+      </w:r>
+      <w:r>
+        <w:rPr>
+          <w:rStyle w:val="VerbatimChar"/>
+        </w:rPr>
+        <w:t xml:space="preserve">HasUuidRouteKey</w:t>
+      </w:r>
+      <w:r>
+        <w:t xml:space="preserve">,</w:t>
+      </w:r>
+      <w:r>
+        <w:t xml:space="preserve"> </w:t>
+      </w:r>
+      <w:r>
+        <w:rPr>
+          <w:rStyle w:val="VerbatimChar"/>
+        </w:rPr>
+        <w:t xml:space="preserve">HasValues</w:t>
+      </w:r>
+      <w:r>
+        <w:t xml:space="preserve">). Where the SRS listed codebase-memory-mcp/Graphify/Claude-Mem as sources, the authoritative primary artifacts (the files themselves) were read directly.</w:t>
+      </w:r>
+    </w:p>
     <w:bookmarkEnd w:id="125"/>
-    <w:bookmarkStart w:id="132" w:name="X25c20c79d252864d416d2f05506ebc754c43063"/>
-    <w:p>
-      <w:pPr>
-        <w:pStyle w:val="Heading2"/>
-      </w:pPr>
-      <w:r>
-        <w:t xml:space="preserve">Appendix A — Architecture Review &amp; Consistency Verification</w:t>
-      </w:r>
-    </w:p>
-    <w:p>
-      <w:pPr>
-        <w:pStyle w:val="FirstParagraph"/>
-      </w:pPr>
-      <w:r>
-        <w:t xml:space="preserve">Per the required post-generation process: a complete architecture review verifying consistency with the SRS and the implemented database, and resolving objective issues without changing approved requirements.</w:t>
-      </w:r>
-    </w:p>
-    <w:bookmarkStart w:id="126" w:name="a1-method--sources"/>
-    <w:p>
-      <w:pPr>
-        <w:pStyle w:val="Heading3"/>
-      </w:pPr>
-      <w:r>
-        <w:t xml:space="preserve">A.1 Method &amp; sources</w:t>
-      </w:r>
-    </w:p>
-    <w:p>
-      <w:pPr>
-        <w:pStyle w:val="FirstParagraph"/>
-      </w:pPr>
-      <w:r>
-        <w:t xml:space="preserve">Reviewed this SDD against: the</w:t>
-      </w:r>
-      <w:r>
-        <w:t xml:space="preserve"> </w:t>
-      </w:r>
-      <w:r>
-        <w:rPr>
-          <w:b/>
-          <w:bCs/>
-        </w:rPr>
-        <w:t xml:space="preserve">approved SRS v1.0</w:t>
-      </w:r>
-      <w:r>
-        <w:t xml:space="preserve"> </w:t>
-      </w:r>
-      <w:r>
-        <w:t xml:space="preserve">(all FR/NFR/DR/BR/EIF/OI IDs); the</w:t>
-      </w:r>
-      <w:r>
-        <w:t xml:space="preserve"> </w:t>
-      </w:r>
-      <w:r>
-        <w:rPr>
-          <w:b/>
-          <w:bCs/>
-        </w:rPr>
-        <w:t xml:space="preserve">implemented database</w:t>
-      </w:r>
-      <w:r>
-        <w:t xml:space="preserve"> </w:t>
-      </w:r>
-      <w:r>
-        <w:t xml:space="preserve">(</w:t>
-      </w:r>
-      <w:r>
-        <w:rPr>
-          <w:rStyle w:val="VerbatimChar"/>
-        </w:rPr>
-        <w:t xml:space="preserve">database_design_v2.dbml</w:t>
-      </w:r>
-      <w:r>
-        <w:t xml:space="preserve">,</w:t>
-      </w:r>
-      <w:r>
-        <w:t xml:space="preserve"> </w:t>
-      </w:r>
-      <w:r>
-        <w:rPr>
-          <w:rStyle w:val="VerbatimChar"/>
-        </w:rPr>
-        <w:t xml:space="preserve">create_advanced_db_objects</w:t>
-      </w:r>
-      <w:r>
-        <w:t xml:space="preserve"> </w:t>
-      </w:r>
-      <w:r>
-        <w:t xml:space="preserve">migration — triggers/FTS/HNSW/BRIN/partial indexes read directly; 66 models; 34 enums; 9 seeders); and the</w:t>
-      </w:r>
-      <w:r>
-        <w:t xml:space="preserve"> </w:t>
-      </w:r>
-      <w:r>
-        <w:rPr>
-          <w:b/>
-          <w:bCs/>
-        </w:rPr>
-        <w:t xml:space="preserve">current repository</w:t>
-      </w:r>
-      <w:r>
-        <w:t xml:space="preserve"> </w:t>
-      </w:r>
-      <w:r>
-        <w:t xml:space="preserve">(</w:t>
-      </w:r>
-      <w:r>
-        <w:rPr>
-          <w:rStyle w:val="VerbatimChar"/>
-        </w:rPr>
-        <w:t xml:space="preserve">composer.json</w:t>
-      </w:r>
-      <w:r>
-        <w:t xml:space="preserve">,</w:t>
-      </w:r>
-      <w:r>
-        <w:t xml:space="preserve"> </w:t>
-      </w:r>
-      <w:r>
-        <w:rPr>
-          <w:rStyle w:val="VerbatimChar"/>
-        </w:rPr>
-        <w:t xml:space="preserve">package.json</w:t>
-      </w:r>
-      <w:r>
-        <w:t xml:space="preserve">,</w:t>
-      </w:r>
-      <w:r>
-        <w:t xml:space="preserve"> </w:t>
-      </w:r>
-      <w:r>
-        <w:rPr>
-          <w:rStyle w:val="VerbatimChar"/>
-        </w:rPr>
-        <w:t xml:space="preserve">compose.yaml</w:t>
-      </w:r>
-      <w:r>
-        <w:t xml:space="preserve">,</w:t>
-      </w:r>
-      <w:r>
-        <w:t xml:space="preserve"> </w:t>
-      </w:r>
-      <w:r>
-        <w:rPr>
-          <w:rStyle w:val="VerbatimChar"/>
-        </w:rPr>
-        <w:t xml:space="preserve">docker/php/Dockerfile</w:t>
-      </w:r>
-      <w:r>
-        <w:t xml:space="preserve">,</w:t>
-      </w:r>
-      <w:r>
-        <w:t xml:space="preserve"> </w:t>
-      </w:r>
-      <w:r>
-        <w:rPr>
-          <w:rStyle w:val="VerbatimChar"/>
-        </w:rPr>
-        <w:t xml:space="preserve">docker/nginx/default.conf</w:t>
-      </w:r>
-      <w:r>
-        <w:t xml:space="preserve">,</w:t>
-      </w:r>
-      <w:r>
-        <w:t xml:space="preserve"> </w:t>
-      </w:r>
-      <w:r>
-        <w:rPr>
-          <w:rStyle w:val="VerbatimChar"/>
-        </w:rPr>
-        <w:t xml:space="preserve">bootstrap/app.php</w:t>
-      </w:r>
-      <w:r>
-        <w:t xml:space="preserve">,</w:t>
-      </w:r>
-      <w:r>
-        <w:t xml:space="preserve"> </w:t>
-      </w:r>
-      <w:r>
-        <w:rPr>
-          <w:rStyle w:val="VerbatimChar"/>
-        </w:rPr>
-        <w:t xml:space="preserve">routes/api.php</w:t>
-      </w:r>
-      <w:r>
-        <w:t xml:space="preserve">,</w:t>
-      </w:r>
-      <w:r>
-        <w:t xml:space="preserve"> </w:t>
-      </w:r>
-      <w:r>
-        <w:rPr>
-          <w:rStyle w:val="VerbatimChar"/>
-        </w:rPr>
-        <w:t xml:space="preserve">frontend/src/services/*</w:t>
-      </w:r>
-      <w:r>
-        <w:t xml:space="preserve">,</w:t>
-      </w:r>
-      <w:r>
-        <w:t xml:space="preserve"> </w:t>
-      </w:r>
-      <w:r>
-        <w:rPr>
-          <w:rStyle w:val="VerbatimChar"/>
-        </w:rPr>
-        <w:t xml:space="preserve">vite.config.ts</w:t>
-      </w:r>
-      <w:r>
-        <w:t xml:space="preserve">,</w:t>
-      </w:r>
-      <w:r>
-        <w:t xml:space="preserve"> </w:t>
-      </w:r>
-      <w:r>
-        <w:rPr>
-          <w:rStyle w:val="VerbatimChar"/>
-        </w:rPr>
-        <w:t xml:space="preserve">Ticket.php</w:t>
-      </w:r>
-      <w:r>
-        <w:t xml:space="preserve">,</w:t>
-      </w:r>
-      <w:r>
-        <w:t xml:space="preserve"> </w:t>
-      </w:r>
-      <w:r>
-        <w:rPr>
-          <w:rStyle w:val="VerbatimChar"/>
-        </w:rPr>
-        <w:t xml:space="preserve">HasUuidRouteKey</w:t>
-      </w:r>
-      <w:r>
-        <w:t xml:space="preserve">,</w:t>
-      </w:r>
-      <w:r>
-        <w:t xml:space="preserve"> </w:t>
-      </w:r>
-      <w:r>
-        <w:rPr>
-          <w:rStyle w:val="VerbatimChar"/>
-        </w:rPr>
-        <w:t xml:space="preserve">HasValues</w:t>
-      </w:r>
-      <w:r>
-        <w:t xml:space="preserve">). Where the SRS listed codebase-memory-mcp/Graphify/Claude-Mem as sources, the authoritative primary artifacts (the files themselves) were read directly.</w:t>
-      </w:r>
-    </w:p>
-    <w:bookmarkEnd w:id="126"/>
-    <w:bookmarkStart w:id="127" w:name="a2-srs-consistency--confirmed"/>
+    <w:bookmarkStart w:id="126" w:name="a.2-srs-consistency-confirmed"/>
     <w:p>
       <w:pPr>
         <w:pStyle w:val="Heading3"/>
@@ -25985,38 +26901,289 @@
         <w:t xml:space="preserve">). The remaining §33 open items (OI-01, OI-03..07) are still honored as-is and reflected as extension points where relevant (EXT-04/05, RES-04).</w:t>
       </w:r>
     </w:p>
+    <w:bookmarkEnd w:id="126"/>
+    <w:bookmarkStart w:id="127" w:name="X94224ee437c570ce4e4258363dad93503f0612c"/>
+    <w:p>
+      <w:pPr>
+        <w:pStyle w:val="Heading3"/>
+      </w:pPr>
+      <w:r>
+        <w:t xml:space="preserve">A.3 Database consistency — confirmed against implementation</w:t>
+      </w:r>
+    </w:p>
+    <w:p>
+      <w:pPr>
+        <w:pStyle w:val="FirstParagraph"/>
+      </w:pPr>
+      <w:r>
+        <w:t xml:space="preserve">Design claims were checked against the</w:t>
+      </w:r>
+      <w:r>
+        <w:t xml:space="preserve"> </w:t>
+      </w:r>
+      <w:r>
+        <w:rPr>
+          <w:b/>
+          <w:bCs/>
+        </w:rPr>
+        <w:t xml:space="preserve">actual</w:t>
+      </w:r>
+      <w:r>
+        <w:t xml:space="preserve"> </w:t>
+      </w:r>
+      <w:r>
+        <w:t xml:space="preserve">migration, not just the DBML:</w:t>
+      </w:r>
+      <w:r>
+        <w:t xml:space="preserve"> </w:t>
+      </w:r>
+      <w:r>
+        <w:t xml:space="preserve">- Counter-cache triggers exist for votes, attachments, and</w:t>
+      </w:r>
+      <w:r>
+        <w:t xml:space="preserve"> </w:t>
+      </w:r>
+      <w:r>
+        <w:rPr>
+          <w:b/>
+          <w:bCs/>
+        </w:rPr>
+        <w:t xml:space="preserve">soft-delete-aware</w:t>
+      </w:r>
+      <w:r>
+        <w:t xml:space="preserve"> </w:t>
+      </w:r>
+      <w:r>
+        <w:t xml:space="preserve">comments — §8.4/§21 match.</w:t>
+      </w:r>
+      <w:r>
+        <w:t xml:space="preserve"> </w:t>
+      </w:r>
+      <w:r>
+        <w:t xml:space="preserve">-</w:t>
+      </w:r>
+      <w:r>
+        <w:t xml:space="preserve"> </w:t>
+      </w:r>
+      <w:r>
+        <w:rPr>
+          <w:rStyle w:val="VerbatimChar"/>
+        </w:rPr>
+        <w:t xml:space="preserve">audit_logs_immutable</w:t>
+      </w:r>
+      <w:r>
+        <w:t xml:space="preserve"> </w:t>
+      </w:r>
+      <w:r>
+        <w:t xml:space="preserve">trigger exists — §21/NFR-SEC-010 match.</w:t>
+      </w:r>
+      <w:r>
+        <w:t xml:space="preserve"> </w:t>
+      </w:r>
+      <w:r>
+        <w:t xml:space="preserve">- Partial-unique indexes exist for one-active-layout, one-active-assignment, one-active-installation-per-asset, single-default-status;</w:t>
+      </w:r>
+      <w:r>
+        <w:t xml:space="preserve"> </w:t>
+      </w:r>
+      <w:r>
+        <w:rPr>
+          <w:rStyle w:val="VerbatimChar"/>
+        </w:rPr>
+        <w:t xml:space="preserve">notifications_unread</w:t>
+      </w:r>
+      <w:r>
+        <w:t xml:space="preserve"> </w:t>
+      </w:r>
+      <w:r>
+        <w:t xml:space="preserve">partial index exists — §8.2/§30 match.</w:t>
+      </w:r>
+      <w:r>
+        <w:t xml:space="preserve"> </w:t>
+      </w:r>
+      <w:r>
+        <w:t xml:space="preserve">- FTS generated</w:t>
+      </w:r>
+      <w:r>
+        <w:t xml:space="preserve"> </w:t>
+      </w:r>
+      <w:r>
+        <w:rPr>
+          <w:rStyle w:val="VerbatimChar"/>
+        </w:rPr>
+        <w:t xml:space="preserve">search_vector</w:t>
+      </w:r>
+      <w:r>
+        <w:t xml:space="preserve"> </w:t>
+      </w:r>
+      <w:r>
+        <w:t xml:space="preserve">+ GIN on</w:t>
+      </w:r>
+      <w:r>
+        <w:t xml:space="preserve"> </w:t>
+      </w:r>
+      <w:r>
+        <w:rPr>
+          <w:rStyle w:val="VerbatimChar"/>
+        </w:rPr>
+        <w:t xml:space="preserve">tickets</w:t>
+      </w:r>
+      <w:r>
+        <w:t xml:space="preserve"> </w:t>
+      </w:r>
+      <w:r>
+        <w:t xml:space="preserve">and</w:t>
+      </w:r>
+      <w:r>
+        <w:t xml:space="preserve"> </w:t>
+      </w:r>
+      <w:r>
+        <w:rPr>
+          <w:rStyle w:val="VerbatimChar"/>
+        </w:rPr>
+        <w:t xml:space="preserve">ai_knowledge_articles</w:t>
+      </w:r>
+      <w:r>
+        <w:t xml:space="preserve">; HNSW cosine on</w:t>
+      </w:r>
+      <w:r>
+        <w:t xml:space="preserve"> </w:t>
+      </w:r>
+      <w:r>
+        <w:rPr>
+          <w:rStyle w:val="VerbatimChar"/>
+        </w:rPr>
+        <w:t xml:space="preserve">ai_embeddings(768)</w:t>
+      </w:r>
+      <w:r>
+        <w:t xml:space="preserve">; BRIN on audit/activity/qr_scan — §8.3/§22–23 match.</w:t>
+      </w:r>
+      <w:r>
+        <w:t xml:space="preserve"> </w:t>
+      </w:r>
+      <w:r>
+        <w:t xml:space="preserve">- Model conventions (</w:t>
+      </w:r>
+      <w:r>
+        <w:rPr>
+          <w:rStyle w:val="VerbatimChar"/>
+        </w:rPr>
+        <w:t xml:space="preserve">HasUuidRouteKey</w:t>
+      </w:r>
+      <w:r>
+        <w:t xml:space="preserve">,</w:t>
+      </w:r>
+      <w:r>
+        <w:t xml:space="preserve"> </w:t>
+      </w:r>
+      <w:r>
+        <w:rPr>
+          <w:rStyle w:val="VerbatimChar"/>
+        </w:rPr>
+        <w:t xml:space="preserve">SoftDeletes</w:t>
+      </w:r>
+      <w:r>
+        <w:t xml:space="preserve">,</w:t>
+      </w:r>
+      <w:r>
+        <w:t xml:space="preserve"> </w:t>
+      </w:r>
+      <w:r>
+        <w:rPr>
+          <w:rStyle w:val="VerbatimChar"/>
+        </w:rPr>
+        <w:t xml:space="preserve">casts()</w:t>
+      </w:r>
+      <w:r>
+        <w:t xml:space="preserve">, typed relations) match</w:t>
+      </w:r>
+      <w:r>
+        <w:t xml:space="preserve"> </w:t>
+      </w:r>
+      <w:r>
+        <w:rPr>
+          <w:rStyle w:val="VerbatimChar"/>
+        </w:rPr>
+        <w:t xml:space="preserve">Ticket.php</w:t>
+      </w:r>
+      <w:r>
+        <w:t xml:space="preserve">.</w:t>
+      </w:r>
+      <w:r>
+        <w:t xml:space="preserve"> </w:t>
+      </w:r>
+      <w:r>
+        <w:t xml:space="preserve">- Auth design matches</w:t>
+      </w:r>
+      <w:r>
+        <w:t xml:space="preserve"> </w:t>
+      </w:r>
+      <w:r>
+        <w:rPr>
+          <w:rStyle w:val="VerbatimChar"/>
+        </w:rPr>
+        <w:t xml:space="preserve">bootstrap/app.php</w:t>
+      </w:r>
+      <w:r>
+        <w:t xml:space="preserve"> </w:t>
+      </w:r>
+      <w:r>
+        <w:t xml:space="preserve">(</w:t>
+      </w:r>
+      <w:r>
+        <w:rPr>
+          <w:rStyle w:val="VerbatimChar"/>
+        </w:rPr>
+        <w:t xml:space="preserve">statefulApi</w:t>
+      </w:r>
+      <w:r>
+        <w:t xml:space="preserve">) and</w:t>
+      </w:r>
+      <w:r>
+        <w:t xml:space="preserve"> </w:t>
+      </w:r>
+      <w:r>
+        <w:rPr>
+          <w:rStyle w:val="VerbatimChar"/>
+        </w:rPr>
+        <w:t xml:space="preserve">services/api.ts</w:t>
+      </w:r>
+      <w:r>
+        <w:t xml:space="preserve"> </w:t>
+      </w:r>
+      <w:r>
+        <w:t xml:space="preserve">(</w:t>
+      </w:r>
+      <w:r>
+        <w:rPr>
+          <w:rStyle w:val="VerbatimChar"/>
+        </w:rPr>
+        <w:t xml:space="preserve">withXSRFToken</w:t>
+      </w:r>
+      <w:r>
+        <w:t xml:space="preserve">,</w:t>
+      </w:r>
+      <w:r>
+        <w:t xml:space="preserve"> </w:t>
+      </w:r>
+      <w:r>
+        <w:rPr>
+          <w:rStyle w:val="VerbatimChar"/>
+        </w:rPr>
+        <w:t xml:space="preserve">/sanctum/csrf-cookie</w:t>
+      </w:r>
+      <w:r>
+        <w:t xml:space="preserve">) and Nginx (no CORS).</w:t>
+      </w:r>
+    </w:p>
     <w:bookmarkEnd w:id="127"/>
-    <w:bookmarkStart w:id="128" w:name="Xbfc671bc1b65a0dac517f0d5e1ed89facbdd2ab"/>
+    <w:bookmarkStart w:id="128" w:name="Xe2916a580cda483678eeef4869da8baf8e7f78e"/>
     <w:p>
       <w:pPr>
         <w:pStyle w:val="Heading3"/>
       </w:pPr>
       <w:r>
-        <w:t xml:space="preserve">A.3 Database consistency — confirmed against implementation</w:t>
-      </w:r>
-    </w:p>
-    <w:p>
-      <w:pPr>
-        <w:pStyle w:val="FirstParagraph"/>
-      </w:pPr>
-      <w:r>
-        <w:t xml:space="preserve">Design claims were checked against the</w:t>
-      </w:r>
-      <w:r>
-        <w:t xml:space="preserve"> </w:t>
-      </w:r>
-      <w:r>
-        <w:rPr>
-          <w:b/>
-          <w:bCs/>
-        </w:rPr>
-        <w:t xml:space="preserve">actual</w:t>
-      </w:r>
-      <w:r>
-        <w:t xml:space="preserve"> </w:t>
-      </w:r>
-      <w:r>
-        <w:t xml:space="preserve">migration, not just the DBML:</w:t>
+        <w:t xml:space="preserve">A.4 Architectural inconsistencies found &amp; resolved (no requirement change)</w:t>
       </w:r>
     </w:p>
     <w:p>
@@ -26024,288 +27191,7 @@
         <w:pStyle w:val="Compact"/>
         <w:numPr>
           <w:ilvl w:val="0"/>
-          <w:numId w:val="1038"/>
-        </w:numPr>
-      </w:pPr>
-      <w:r>
-        <w:t xml:space="preserve">Counter-cache triggers exist for votes, attachments, and</w:t>
-      </w:r>
-      <w:r>
-        <w:t xml:space="preserve"> </w:t>
-      </w:r>
-      <w:r>
-        <w:rPr>
-          <w:b/>
-          <w:bCs/>
-        </w:rPr>
-        <w:t xml:space="preserve">soft-delete-aware</w:t>
-      </w:r>
-      <w:r>
-        <w:t xml:space="preserve"> </w:t>
-      </w:r>
-      <w:r>
-        <w:t xml:space="preserve">comments — §8.4/§21 match.</w:t>
-      </w:r>
-    </w:p>
-    <w:p>
-      <w:pPr>
-        <w:pStyle w:val="Compact"/>
-        <w:numPr>
-          <w:ilvl w:val="0"/>
-          <w:numId w:val="1038"/>
-        </w:numPr>
-      </w:pPr>
-      <w:r>
-        <w:rPr>
-          <w:rStyle w:val="VerbatimChar"/>
-        </w:rPr>
-        <w:t xml:space="preserve">audit_logs_immutable</w:t>
-      </w:r>
-      <w:r>
-        <w:t xml:space="preserve"> </w:t>
-      </w:r>
-      <w:r>
-        <w:t xml:space="preserve">trigger exists — §21/NFR-SEC-010 match.</w:t>
-      </w:r>
-    </w:p>
-    <w:p>
-      <w:pPr>
-        <w:pStyle w:val="Compact"/>
-        <w:numPr>
-          <w:ilvl w:val="0"/>
-          <w:numId w:val="1038"/>
-        </w:numPr>
-      </w:pPr>
-      <w:r>
-        <w:t xml:space="preserve">Partial-unique indexes exist for one-active-layout, one-active-assignment, one-active-installation-per-asset, single-default-status;</w:t>
-      </w:r>
-      <w:r>
-        <w:t xml:space="preserve"> </w:t>
-      </w:r>
-      <w:r>
-        <w:rPr>
-          <w:rStyle w:val="VerbatimChar"/>
-        </w:rPr>
-        <w:t xml:space="preserve">notifications_unread</w:t>
-      </w:r>
-      <w:r>
-        <w:t xml:space="preserve"> </w:t>
-      </w:r>
-      <w:r>
-        <w:t xml:space="preserve">partial index exists — §8.2/§30 match.</w:t>
-      </w:r>
-    </w:p>
-    <w:p>
-      <w:pPr>
-        <w:pStyle w:val="Compact"/>
-        <w:numPr>
-          <w:ilvl w:val="0"/>
-          <w:numId w:val="1038"/>
-        </w:numPr>
-      </w:pPr>
-      <w:r>
-        <w:t xml:space="preserve">FTS generated</w:t>
-      </w:r>
-      <w:r>
-        <w:t xml:space="preserve"> </w:t>
-      </w:r>
-      <w:r>
-        <w:rPr>
-          <w:rStyle w:val="VerbatimChar"/>
-        </w:rPr>
-        <w:t xml:space="preserve">search_vector</w:t>
-      </w:r>
-      <w:r>
-        <w:t xml:space="preserve"> </w:t>
-      </w:r>
-      <w:r>
-        <w:t xml:space="preserve">+ GIN on</w:t>
-      </w:r>
-      <w:r>
-        <w:t xml:space="preserve"> </w:t>
-      </w:r>
-      <w:r>
-        <w:rPr>
-          <w:rStyle w:val="VerbatimChar"/>
-        </w:rPr>
-        <w:t xml:space="preserve">tickets</w:t>
-      </w:r>
-      <w:r>
-        <w:t xml:space="preserve"> </w:t>
-      </w:r>
-      <w:r>
-        <w:t xml:space="preserve">and</w:t>
-      </w:r>
-      <w:r>
-        <w:t xml:space="preserve"> </w:t>
-      </w:r>
-      <w:r>
-        <w:rPr>
-          <w:rStyle w:val="VerbatimChar"/>
-        </w:rPr>
-        <w:t xml:space="preserve">ai_knowledge_articles</w:t>
-      </w:r>
-      <w:r>
-        <w:t xml:space="preserve">; HNSW cosine on</w:t>
-      </w:r>
-      <w:r>
-        <w:t xml:space="preserve"> </w:t>
-      </w:r>
-      <w:r>
-        <w:rPr>
-          <w:rStyle w:val="VerbatimChar"/>
-        </w:rPr>
-        <w:t xml:space="preserve">ai_embeddings(768)</w:t>
-      </w:r>
-      <w:r>
-        <w:t xml:space="preserve">; BRIN on audit/activity/qr_scan — §8.3/§22–23 match.</w:t>
-      </w:r>
-    </w:p>
-    <w:p>
-      <w:pPr>
-        <w:pStyle w:val="Compact"/>
-        <w:numPr>
-          <w:ilvl w:val="0"/>
-          <w:numId w:val="1038"/>
-        </w:numPr>
-      </w:pPr>
-      <w:r>
-        <w:t xml:space="preserve">Model conventions (</w:t>
-      </w:r>
-      <w:r>
-        <w:rPr>
-          <w:rStyle w:val="VerbatimChar"/>
-        </w:rPr>
-        <w:t xml:space="preserve">HasUuidRouteKey</w:t>
-      </w:r>
-      <w:r>
-        <w:t xml:space="preserve">,</w:t>
-      </w:r>
-      <w:r>
-        <w:t xml:space="preserve"> </w:t>
-      </w:r>
-      <w:r>
-        <w:rPr>
-          <w:rStyle w:val="VerbatimChar"/>
-        </w:rPr>
-        <w:t xml:space="preserve">SoftDeletes</w:t>
-      </w:r>
-      <w:r>
-        <w:t xml:space="preserve">,</w:t>
-      </w:r>
-      <w:r>
-        <w:t xml:space="preserve"> </w:t>
-      </w:r>
-      <w:r>
-        <w:rPr>
-          <w:rStyle w:val="VerbatimChar"/>
-        </w:rPr>
-        <w:t xml:space="preserve">casts()</w:t>
-      </w:r>
-      <w:r>
-        <w:t xml:space="preserve">, typed relations) match</w:t>
-      </w:r>
-      <w:r>
-        <w:t xml:space="preserve"> </w:t>
-      </w:r>
-      <w:r>
-        <w:rPr>
-          <w:rStyle w:val="VerbatimChar"/>
-        </w:rPr>
-        <w:t xml:space="preserve">Ticket.php</w:t>
-      </w:r>
-      <w:r>
-        <w:t xml:space="preserve">.</w:t>
-      </w:r>
-    </w:p>
-    <w:p>
-      <w:pPr>
-        <w:pStyle w:val="Compact"/>
-        <w:numPr>
-          <w:ilvl w:val="0"/>
-          <w:numId w:val="1038"/>
-        </w:numPr>
-      </w:pPr>
-      <w:r>
-        <w:t xml:space="preserve">Auth design matches</w:t>
-      </w:r>
-      <w:r>
-        <w:t xml:space="preserve"> </w:t>
-      </w:r>
-      <w:r>
-        <w:rPr>
-          <w:rStyle w:val="VerbatimChar"/>
-        </w:rPr>
-        <w:t xml:space="preserve">bootstrap/app.php</w:t>
-      </w:r>
-      <w:r>
-        <w:t xml:space="preserve"> </w:t>
-      </w:r>
-      <w:r>
-        <w:t xml:space="preserve">(</w:t>
-      </w:r>
-      <w:r>
-        <w:rPr>
-          <w:rStyle w:val="VerbatimChar"/>
-        </w:rPr>
-        <w:t xml:space="preserve">statefulApi</w:t>
-      </w:r>
-      <w:r>
-        <w:t xml:space="preserve">) and</w:t>
-      </w:r>
-      <w:r>
-        <w:t xml:space="preserve"> </w:t>
-      </w:r>
-      <w:r>
-        <w:rPr>
-          <w:rStyle w:val="VerbatimChar"/>
-        </w:rPr>
-        <w:t xml:space="preserve">services/api.ts</w:t>
-      </w:r>
-      <w:r>
-        <w:t xml:space="preserve"> </w:t>
-      </w:r>
-      <w:r>
-        <w:t xml:space="preserve">(</w:t>
-      </w:r>
-      <w:r>
-        <w:rPr>
-          <w:rStyle w:val="VerbatimChar"/>
-        </w:rPr>
-        <w:t xml:space="preserve">withXSRFToken</w:t>
-      </w:r>
-      <w:r>
-        <w:t xml:space="preserve">,</w:t>
-      </w:r>
-      <w:r>
-        <w:t xml:space="preserve"> </w:t>
-      </w:r>
-      <w:r>
-        <w:rPr>
-          <w:rStyle w:val="VerbatimChar"/>
-        </w:rPr>
-        <w:t xml:space="preserve">/sanctum/csrf-cookie</w:t>
-      </w:r>
-      <w:r>
-        <w:t xml:space="preserve">) and Nginx (no CORS).</w:t>
-      </w:r>
-    </w:p>
-    <w:bookmarkEnd w:id="128"/>
-    <w:bookmarkStart w:id="129" w:name="X5d6cd2fb606a2d21503ccbc01933d7cf69c3008"/>
-    <w:p>
-      <w:pPr>
-        <w:pStyle w:val="Heading3"/>
-      </w:pPr>
-      <w:r>
-        <w:t xml:space="preserve">A.4 Architectural inconsistencies found &amp; resolved (no requirement change)</w:t>
-      </w:r>
-    </w:p>
-    <w:p>
-      <w:pPr>
-        <w:pStyle w:val="Compact"/>
-        <w:numPr>
-          <w:ilvl w:val="0"/>
-          <w:numId w:val="1039"/>
+          <w:numId w:val="1037"/>
         </w:numPr>
       </w:pPr>
       <w:r>
@@ -26423,7 +27309,7 @@
         <w:pStyle w:val="Compact"/>
         <w:numPr>
           <w:ilvl w:val="0"/>
-          <w:numId w:val="1039"/>
+          <w:numId w:val="1037"/>
         </w:numPr>
       </w:pPr>
       <w:r>
@@ -26493,7 +27379,7 @@
         <w:pStyle w:val="Compact"/>
         <w:numPr>
           <w:ilvl w:val="0"/>
-          <w:numId w:val="1039"/>
+          <w:numId w:val="1037"/>
         </w:numPr>
       </w:pPr>
       <w:r>
@@ -26603,7 +27489,7 @@
         <w:pStyle w:val="Compact"/>
         <w:numPr>
           <w:ilvl w:val="0"/>
-          <w:numId w:val="1039"/>
+          <w:numId w:val="1037"/>
         </w:numPr>
       </w:pPr>
       <w:r>
@@ -26690,7 +27576,7 @@
         <w:pStyle w:val="Compact"/>
         <w:numPr>
           <w:ilvl w:val="0"/>
-          <w:numId w:val="1039"/>
+          <w:numId w:val="1037"/>
         </w:numPr>
       </w:pPr>
       <w:r>
@@ -26739,7 +27625,7 @@
         <w:pStyle w:val="Compact"/>
         <w:numPr>
           <w:ilvl w:val="0"/>
-          <w:numId w:val="1039"/>
+          <w:numId w:val="1037"/>
         </w:numPr>
       </w:pPr>
       <w:r>
@@ -26829,8 +27715,8 @@
         <w:t xml:space="preserve">P2 reporting is on-demand + export; the tables are an extension point (EXT-03), not designed into P2.</w:t>
       </w:r>
     </w:p>
-    <w:bookmarkEnd w:id="129"/>
-    <w:bookmarkStart w:id="130" w:name="a5-duplication-check"/>
+    <w:bookmarkEnd w:id="128"/>
+    <w:bookmarkStart w:id="129" w:name="a.5-duplication-check"/>
     <w:p>
       <w:pPr>
         <w:pStyle w:val="Heading3"/>
@@ -26913,8 +27799,8 @@
         <w:t xml:space="preserve">). No section duplicates SRS content.</w:t>
       </w:r>
     </w:p>
-    <w:bookmarkEnd w:id="130"/>
-    <w:bookmarkStart w:id="131" w:name="a6-residual-items"/>
+    <w:bookmarkEnd w:id="129"/>
+    <w:bookmarkStart w:id="130" w:name="a.6-residual-items"/>
     <w:p>
       <w:pPr>
         <w:pStyle w:val="Heading3"/>
@@ -26967,16 +27853,13 @@
         <w:t xml:space="preserve">End of Software Design Description v1.0 — approved v1.0 project-specification baseline.</w:t>
       </w:r>
     </w:p>
+    <w:bookmarkEnd w:id="130"/>
     <w:bookmarkEnd w:id="131"/>
     <w:bookmarkEnd w:id="132"/>
-    <w:bookmarkEnd w:id="133"/>
     <w:sectPr>
-      <w:headerReference w:type="default" r:id="rId9"/>
-      <w:footerReference w:type="default" r:id="rId10"/>
       <w:footnotePr>
         <w:numRestart w:val="eachSect"/>
       </w:footnotePr>
-      <w:titlePg/>
     </w:sectPr>
   </w:body>
 </w:document>
@@ -26986,46 +27869,6 @@
 <w:comments xmlns:w="http://schemas.openxmlformats.org/wordprocessingml/2006/main" xmlns:m="http://schemas.openxmlformats.org/officeDocument/2006/math" xmlns:r="http://schemas.openxmlformats.org/officeDocument/2006/relationships" xmlns:o="urn:schemas-microsoft-com:office:office" xmlns:v="urn:schemas-microsoft-com:vml" xmlns:w10="urn:schemas-microsoft-com:office:word" xmlns:a="http://schemas.openxmlformats.org/drawingml/2006/main" xmlns:pic="http://schemas.openxmlformats.org/drawingml/2006/picture" xmlns:wp="http://schemas.openxmlformats.org/drawingml/2006/wordprocessingDrawing"/>
 </file>
 
-<file path=word/footer1.xml><?xml version="1.0" encoding="utf-8"?>
-<w:ftr xmlns:m="http://schemas.openxmlformats.org/officeDocument/2006/math" xmlns:mc="http://schemas.openxmlformats.org/markup-compatibility/2006" xmlns:mo="http://schemas.microsoft.com/office/mac/office/2008/main" xmlns:mv="urn:schemas-microsoft-com:mac:vml" xmlns:o="urn:schemas-microsoft-com:office:office" xmlns:r="http://schemas.openxmlformats.org/officeDocument/2006/relationships" xmlns:v="urn:schemas-microsoft-com:vml" xmlns:w10="urn:schemas-microsoft-com:office:word" xmlns:w14="http://schemas.microsoft.com/office/word/2010/wordml" xmlns:w="http://schemas.openxmlformats.org/wordprocessingml/2006/main" xmlns:wne="http://schemas.microsoft.com/office/word/2006/wordml" xmlns:wp14="http://schemas.microsoft.com/office/word/2010/wordprocessingDrawing" xmlns:wp="http://schemas.openxmlformats.org/drawingml/2006/wordprocessingDrawing" xmlns:wpc="http://schemas.microsoft.com/office/word/2010/wordprocessingCanvas" xmlns:wpg="http://schemas.microsoft.com/office/word/2010/wordprocessingGroup" xmlns:wpi="http://schemas.microsoft.com/office/word/2010/wordprocessingInk" xmlns:wps="http://schemas.microsoft.com/office/word/2010/wordprocessingShape" mc:Ignorable="w14 wp14">
-  <w:p>
-    <w:pPr>
-      <w:pStyle w:val="Footer"/>
-      <w:jc w:val="center"/>
-    </w:pPr>
-    <w:r/>
-    <w:r>
-      <w:rPr>
-        <w:sz w:val="16"/>
-      </w:rPr>
-      <w:t xml:space="preserve">Internal — Confidential  •  Page </w:t>
-    </w:r>
-    <w:r>
-      <w:rPr>
-        <w:sz w:val="16"/>
-      </w:rPr>
-      <w:fldChar w:fldCharType="begin"/>
-      <w:instrText xml:space="preserve">PAGE</w:instrText>
-      <w:fldChar w:fldCharType="end"/>
-    </w:r>
-    <w:r>
-      <w:rPr>
-        <w:sz w:val="16"/>
-      </w:rPr>
-      <w:t xml:space="preserve"> of </w:t>
-    </w:r>
-    <w:r>
-      <w:rPr>
-        <w:sz w:val="16"/>
-      </w:rPr>
-      <w:fldChar w:fldCharType="begin"/>
-      <w:instrText xml:space="preserve">NUMPAGES</w:instrText>
-      <w:fldChar w:fldCharType="end"/>
-    </w:r>
-  </w:p>
-</w:ftr>
-</file>
-
 <file path=word/footnotes.xml><?xml version="1.0" encoding="utf-8"?>
 <w:footnotes xmlns:w="http://schemas.openxmlformats.org/wordprocessingml/2006/main" xmlns:m="http://schemas.openxmlformats.org/officeDocument/2006/math" xmlns:r="http://schemas.openxmlformats.org/officeDocument/2006/relationships" xmlns:o="urn:schemas-microsoft-com:office:office" xmlns:v="urn:schemas-microsoft-com:vml" xmlns:w10="urn:schemas-microsoft-com:office:word" xmlns:a="http://schemas.openxmlformats.org/drawingml/2006/main" xmlns:pic="http://schemas.openxmlformats.org/drawingml/2006/picture" xmlns:wp="http://schemas.openxmlformats.org/drawingml/2006/wordprocessingDrawing">
   <w:footnote w:type="continuationSeparator" w:id="0">
@@ -27043,24 +27886,6 @@
     </w:p>
   </w:footnote>
 </w:footnotes>
-</file>
-
-<file path=word/header1.xml><?xml version="1.0" encoding="utf-8"?>
-<w:hdr xmlns:m="http://schemas.openxmlformats.org/officeDocument/2006/math" xmlns:mc="http://schemas.openxmlformats.org/markup-compatibility/2006" xmlns:mo="http://schemas.microsoft.com/office/mac/office/2008/main" xmlns:mv="urn:schemas-microsoft-com:mac:vml" xmlns:o="urn:schemas-microsoft-com:office:office" xmlns:r="http://schemas.openxmlformats.org/officeDocument/2006/relationships" xmlns:v="urn:schemas-microsoft-com:vml" xmlns:w10="urn:schemas-microsoft-com:office:word" xmlns:w14="http://schemas.microsoft.com/office/word/2010/wordml" xmlns:w="http://schemas.openxmlformats.org/wordprocessingml/2006/main" xmlns:wne="http://schemas.microsoft.com/office/word/2006/wordml" xmlns:wp14="http://schemas.microsoft.com/office/word/2010/wordprocessingDrawing" xmlns:wp="http://schemas.openxmlformats.org/drawingml/2006/wordprocessingDrawing" xmlns:wpc="http://schemas.microsoft.com/office/word/2010/wordprocessingCanvas" xmlns:wpg="http://schemas.microsoft.com/office/word/2010/wordprocessingGroup" xmlns:wpi="http://schemas.microsoft.com/office/word/2010/wordprocessingInk" xmlns:wps="http://schemas.microsoft.com/office/word/2010/wordprocessingShape" mc:Ignorable="w14 wp14">
-  <w:p>
-    <w:pPr>
-      <w:pStyle w:val="Header"/>
-      <w:jc w:val="center"/>
-    </w:pPr>
-    <w:r/>
-    <w:r>
-      <w:rPr>
-        <w:sz w:val="16"/>
-      </w:rPr>
-      <w:t>SCCIT-SDD  •  Software Design Description (SDD)  •  v1.1</w:t>
-    </w:r>
-  </w:p>
-</w:hdr>
 </file>
 
 <file path=word/numbering.xml><?xml version="1.0" encoding="utf-8"?>
@@ -27405,9 +28230,6 @@
     <w:abstractNumId w:val="991"/>
   </w:num>
   <w:num w:numId="1007">
-    <w:abstractNumId w:val="991"/>
-  </w:num>
-  <w:num w:numId="1008">
     <w:abstractNumId w:val="99411"/>
     <w:lvlOverride w:ilvl="0">
       <w:startOverride w:val="1"/>
@@ -27437,6 +28259,9 @@
       <w:startOverride w:val="1"/>
     </w:lvlOverride>
   </w:num>
+  <w:num w:numId="1008">
+    <w:abstractNumId w:val="991"/>
+  </w:num>
   <w:num w:numId="1009">
     <w:abstractNumId w:val="991"/>
   </w:num>
@@ -27465,9 +28290,6 @@
     <w:abstractNumId w:val="991"/>
   </w:num>
   <w:num w:numId="1018">
-    <w:abstractNumId w:val="991"/>
-  </w:num>
-  <w:num w:numId="1019">
     <w:abstractNumId w:val="99411"/>
     <w:lvlOverride w:ilvl="0">
       <w:startOverride w:val="1"/>
@@ -27496,6 +28318,9 @@
     <w:lvlOverride w:ilvl="8">
       <w:startOverride w:val="1"/>
     </w:lvlOverride>
+  </w:num>
+  <w:num w:numId="1019">
+    <w:abstractNumId w:val="991"/>
   </w:num>
   <w:num w:numId="1020">
     <w:abstractNumId w:val="991"/>
@@ -27549,12 +28374,6 @@
     <w:abstractNumId w:val="991"/>
   </w:num>
   <w:num w:numId="1037">
-    <w:abstractNumId w:val="991"/>
-  </w:num>
-  <w:num w:numId="1038">
-    <w:abstractNumId w:val="991"/>
-  </w:num>
-  <w:num w:numId="1039">
     <w:abstractNumId w:val="99411"/>
     <w:lvlOverride w:ilvl="0">
       <w:startOverride w:val="1"/>

--- a/deliverables/word/Software Design Description.docx
+++ b/deliverables/word/Software Design Description.docx
@@ -4156,7 +4156,22 @@
               <w:t xml:space="preserve"> </w:t>
             </w:r>
             <w:r>
-              <w:t xml:space="preserve">is now exact (run-id-tagged audit rows; original statuses restored, only the migration’s own archives undone, later changes mapped rather than rewound). Redrew the</w:t>
+              <w:t xml:space="preserve">is now exact (run-id-tagged audit rows; original statuses restored, only the migration’s own archives undone, later changes mapped rather than rewound). Corrected the QR scan flow, step 3, which still described the WP-2.7d</w:t>
+            </w:r>
+            <w:r>
+              <w:t xml:space="preserve"> </w:t>
+            </w:r>
+            <w:r>
+              <w:rPr>
+                <w:rStyle w:val="VerbatimChar"/>
+              </w:rPr>
+              <w:t xml:space="preserve">GuestRoute</w:t>
+            </w:r>
+            <w:r>
+              <w:t xml:space="preserve"> </w:t>
+            </w:r>
+            <w:r>
+              <w:t xml:space="preserve">defect as open; it records the single-decider fix and the shared return-path validator, now also used after a forced password change. Redrew the</w:t>
             </w:r>
             <w:r>
               <w:t xml:space="preserve"> </w:t>
@@ -24166,10 +24181,7 @@
         <w:t xml:space="preserve">/app</w:t>
       </w:r>
       <w:r>
-        <w:t xml:space="preserve"> </w:t>
-      </w:r>
-      <w:r>
-        <w:t xml:space="preserve">— the current</w:t>
+        <w:t xml:space="preserve">.</w:t>
       </w:r>
       <w:r>
         <w:t xml:space="preserve"> </w:t>
@@ -24184,7 +24196,86 @@
         <w:t xml:space="preserve"> </w:t>
       </w:r>
       <w:r>
-        <w:t xml:space="preserve">does exactly that and has to learn about the pending scan.</w:t>
+        <w:t xml:space="preserve">is the single decider (</w:t>
+      </w:r>
+      <w:r>
+        <w:rPr>
+          <w:rStyle w:val="VerbatimChar"/>
+        </w:rPr>
+        <w:t xml:space="preserve">postAuthDestination</w:t>
+      </w:r>
+      <w:r>
+        <w:t xml:space="preserve">, corrected in WP-2.7d — it used to send everyone to</w:t>
+      </w:r>
+      <w:r>
+        <w:t xml:space="preserve"> </w:t>
+      </w:r>
+      <w:r>
+        <w:rPr>
+          <w:rStyle w:val="VerbatimChar"/>
+        </w:rPr>
+        <w:t xml:space="preserve">/app</w:t>
+      </w:r>
+      <w:r>
+        <w:t xml:space="preserve"> </w:t>
+      </w:r>
+      <w:r>
+        <w:t xml:space="preserve">after</w:t>
+      </w:r>
+      <w:r>
+        <w:t xml:space="preserve"> </w:t>
+      </w:r>
+      <w:r>
+        <w:rPr>
+          <w:rStyle w:val="VerbatimChar"/>
+        </w:rPr>
+        <w:t xml:space="preserve">SignInPage</w:t>
+      </w:r>
+      <w:r>
+        <w:t xml:space="preserve"> </w:t>
+      </w:r>
+      <w:r>
+        <w:t xml:space="preserve">had navigated): a pending scan outranks the remembered route, both pass</w:t>
+      </w:r>
+      <w:r>
+        <w:t xml:space="preserve"> </w:t>
+      </w:r>
+      <w:r>
+        <w:rPr>
+          <w:rStyle w:val="VerbatimChar"/>
+        </w:rPr>
+        <w:t xml:space="preserve">safeInternalPath</w:t>
+      </w:r>
+      <w:r>
+        <w:t xml:space="preserve"> </w:t>
+      </w:r>
+      <w:r>
+        <w:t xml:space="preserve">(root-relative only; protocol-relative, backslash, scheme and control-character forms refused), and no destination is ever read from the URL. A forced password change returns through the same validator, bounded to the workspace (</w:t>
+      </w:r>
+      <w:r>
+        <w:rPr>
+          <w:rStyle w:val="VerbatimChar"/>
+        </w:rPr>
+        <w:t xml:space="preserve">workspaceReturnPath</w:t>
+      </w:r>
+      <w:r>
+        <w:t xml:space="preserve">, Phase 2.11), so a scan survives sign-in</w:t>
+      </w:r>
+      <w:r>
+        <w:t xml:space="preserve"> </w:t>
+      </w:r>
+      <w:r>
+        <w:rPr>
+          <w:i/>
+          <w:iCs/>
+        </w:rPr>
+        <w:t xml:space="preserve">and</w:t>
+      </w:r>
+      <w:r>
+        <w:t xml:space="preserve"> </w:t>
+      </w:r>
+      <w:r>
+        <w:t xml:space="preserve">a forced change.</w:t>
       </w:r>
     </w:p>
     <w:p>

--- a/deliverables/word/Software Design Description.docx
+++ b/deliverables/word/Software Design Description.docx
@@ -4252,6 +4252,254 @@
           </w:p>
         </w:tc>
       </w:tr>
+      <w:tr>
+        <w:trPr>
+          <w:cantSplit w:val="1"/>
+        </w:trPr>
+        <w:tc>
+          <w:tcPr>
+            <w:tcW w:w="1216" w:type="dxa"/>
+          </w:tcPr>
+          <w:p>
+            <w:pPr>
+              <w:pStyle w:val="Compact"/>
+            </w:pPr>
+            <w:r>
+              <w:t xml:space="preserve">1.0</w:t>
+            </w:r>
+          </w:p>
+        </w:tc>
+        <w:tc>
+          <w:tcPr>
+            <w:tcW w:w="1600" w:type="dxa"/>
+          </w:tcPr>
+          <w:p>
+            <w:pPr>
+              <w:pStyle w:val="Compact"/>
+            </w:pPr>
+            <w:r>
+              <w:t xml:space="preserve">2026-10-19</w:t>
+            </w:r>
+          </w:p>
+        </w:tc>
+        <w:tc>
+          <w:tcPr>
+            <w:tcW w:w="1728" w:type="dxa"/>
+          </w:tcPr>
+          <w:p>
+            <w:pPr>
+              <w:pStyle w:val="Compact"/>
+            </w:pPr>
+            <w:r>
+              <w:t xml:space="preserve">Engineering</w:t>
+            </w:r>
+          </w:p>
+        </w:tc>
+        <w:tc>
+          <w:tcPr>
+            <w:tcW w:w="4816" w:type="dxa"/>
+          </w:tcPr>
+          <w:p>
+            <w:pPr>
+              <w:pStyle w:val="Compact"/>
+            </w:pPr>
+            <w:r>
+              <w:rPr>
+                <w:b/>
+                <w:bCs/>
+              </w:rPr>
+              <w:t xml:space="preserve">Phase 2.11 follow-up — owner requests of 2026-10-19</w:t>
+            </w:r>
+            <w:r>
+              <w:t xml:space="preserve"> </w:t>
+            </w:r>
+            <w:r>
+              <w:t xml:space="preserve">recorded against the Version 1.0 baseline (label unchanged). Added</w:t>
+            </w:r>
+            <w:r>
+              <w:t xml:space="preserve"> </w:t>
+            </w:r>
+            <w:r>
+              <w:rPr>
+                <w:b/>
+                <w:bCs/>
+              </w:rPr>
+              <w:t xml:space="preserve">DD-105</w:t>
+            </w:r>
+            <w:r>
+              <w:t xml:space="preserve"> </w:t>
+            </w:r>
+            <w:r>
+              <w:t xml:space="preserve">(every sign-in and forced password change lands on the user’s dashboard; a scanned code is offered there by</w:t>
+            </w:r>
+            <w:r>
+              <w:t xml:space="preserve"> </w:t>
+            </w:r>
+            <w:r>
+              <w:rPr>
+                <w:rStyle w:val="VerbatimChar"/>
+              </w:rPr>
+              <w:t xml:space="preserve">PendingScanBanner</w:t>
+            </w:r>
+            <w:r>
+              <w:t xml:space="preserve">, not followed; amends</w:t>
+            </w:r>
+            <w:r>
+              <w:t xml:space="preserve"> </w:t>
+            </w:r>
+            <w:r>
+              <w:rPr>
+                <w:b/>
+                <w:bCs/>
+              </w:rPr>
+              <w:t xml:space="preserve">DD-48</w:t>
+            </w:r>
+            <w:r>
+              <w:t xml:space="preserve">, and §24 steps 3–4 rewritten),</w:t>
+            </w:r>
+            <w:r>
+              <w:t xml:space="preserve"> </w:t>
+            </w:r>
+            <w:r>
+              <w:rPr>
+                <w:b/>
+                <w:bCs/>
+              </w:rPr>
+              <w:t xml:space="preserve">DD-106</w:t>
+            </w:r>
+            <w:r>
+              <w:t xml:space="preserve"> </w:t>
+            </w:r>
+            <w:r>
+              <w:t xml:space="preserve">(only the author edits a comment, inside the edit window; removal by the author in the window or an Administrator at any time; per-comment</w:t>
+            </w:r>
+            <w:r>
+              <w:t xml:space="preserve"> </w:t>
+            </w:r>
+            <w:r>
+              <w:rPr>
+                <w:rStyle w:val="VerbatimChar"/>
+              </w:rPr>
+              <w:t xml:space="preserve">can_edit</w:t>
+            </w:r>
+            <w:r>
+              <w:t xml:space="preserve">/</w:t>
+            </w:r>
+            <w:r>
+              <w:rPr>
+                <w:rStyle w:val="VerbatimChar"/>
+              </w:rPr>
+              <w:t xml:space="preserve">can_remove</w:t>
+            </w:r>
+            <w:r>
+              <w:t xml:space="preserve">; upvotes only one’s own),</w:t>
+            </w:r>
+            <w:r>
+              <w:t xml:space="preserve"> </w:t>
+            </w:r>
+            <w:r>
+              <w:rPr>
+                <w:b/>
+                <w:bCs/>
+              </w:rPr>
+              <w:t xml:space="preserve">DD-107</w:t>
+            </w:r>
+            <w:r>
+              <w:t xml:space="preserve"> </w:t>
+            </w:r>
+            <w:r>
+              <w:t xml:space="preserve">(the announcement form’s Publish through the existing publish endpoint),</w:t>
+            </w:r>
+            <w:r>
+              <w:t xml:space="preserve"> </w:t>
+            </w:r>
+            <w:r>
+              <w:rPr>
+                <w:b/>
+                <w:bCs/>
+              </w:rPr>
+              <w:t xml:space="preserve">DD-108</w:t>
+            </w:r>
+            <w:r>
+              <w:t xml:space="preserve"> </w:t>
+            </w:r>
+            <w:r>
+              <w:t xml:space="preserve">(building code derived from the name; no migration) and</w:t>
+            </w:r>
+            <w:r>
+              <w:t xml:space="preserve"> </w:t>
+            </w:r>
+            <w:r>
+              <w:rPr>
+                <w:b/>
+                <w:bCs/>
+              </w:rPr>
+              <w:t xml:space="preserve">DD-109</w:t>
+            </w:r>
+            <w:r>
+              <w:t xml:space="preserve"> </w:t>
+            </w:r>
+            <w:r>
+              <w:t xml:space="preserve">(asset tag internal and hidden, generated</w:t>
+            </w:r>
+            <w:r>
+              <w:t xml:space="preserve"> </w:t>
+            </w:r>
+            <w:r>
+              <w:rPr>
+                <w:rStyle w:val="VerbatimChar"/>
+              </w:rPr>
+              <w:t xml:space="preserve">AST-</w:t>
+            </w:r>
+            <w:r>
+              <w:t xml:space="preserve"> </w:t>
+            </w:r>
+            <w:r>
+              <w:t xml:space="preserve">tag, optional catalog model with</w:t>
+            </w:r>
+            <w:r>
+              <w:t xml:space="preserve"> </w:t>
+            </w:r>
+            <w:r>
+              <w:t xml:space="preserve">“Other”</w:t>
+            </w:r>
+            <w:r>
+              <w:t xml:space="preserve"> </w:t>
+            </w:r>
+            <w:r>
+              <w:t xml:space="preserve">and the hidden</w:t>
+            </w:r>
+            <w:r>
+              <w:t xml:space="preserve"> </w:t>
+            </w:r>
+            <w:r>
+              <w:t xml:space="preserve">“Unspecified model”</w:t>
+            </w:r>
+            <w:r>
+              <w:t xml:space="preserve"> </w:t>
+            </w:r>
+            <w:r>
+              <w:t xml:space="preserve">placeholder; no migration). Added a presentation-only follow-up note to</w:t>
+            </w:r>
+            <w:r>
+              <w:t xml:space="preserve"> </w:t>
+            </w:r>
+            <w:r>
+              <w:rPr>
+                <w:b/>
+                <w:bCs/>
+              </w:rPr>
+              <w:t xml:space="preserve">§27</w:t>
+            </w:r>
+            <w:r>
+              <w:t xml:space="preserve"> </w:t>
+            </w:r>
+            <w:r>
+              <w:t xml:space="preserve">(headline tiles moved to Overall reports, clickable workload rows and location cards, full name with middle name). DD-58…DD-67 remain the known gap and were not reused. No existing decision was removed and no version label was changed.</w:t>
+            </w:r>
+          </w:p>
+        </w:tc>
+      </w:tr>
     </w:tbl>
     <w:bookmarkEnd w:id="21"/>
     <w:bookmarkStart w:id="22" w:name="conventions"/>
@@ -24169,7 +24417,62 @@
         <w:t xml:space="preserve"> </w:t>
       </w:r>
       <w:r>
-        <w:t xml:space="preserve">itself afterwards. An already-authenticated visitor must not be bounced to</w:t>
+        <w:t xml:space="preserve">itself afterwards.</w:t>
+      </w:r>
+      <w:r>
+        <w:t xml:space="preserve"> </w:t>
+      </w:r>
+      <w:r>
+        <w:rPr>
+          <w:rStyle w:val="VerbatimChar"/>
+        </w:rPr>
+        <w:t xml:space="preserve">GuestRoute</w:t>
+      </w:r>
+      <w:r>
+        <w:t xml:space="preserve"> </w:t>
+      </w:r>
+      <w:r>
+        <w:t xml:space="preserve">is the single decider of where an authenticated visitor goes (</w:t>
+      </w:r>
+      <w:r>
+        <w:rPr>
+          <w:rStyle w:val="VerbatimChar"/>
+        </w:rPr>
+        <w:t xml:space="preserve">SignInPage</w:t>
+      </w:r>
+      <w:r>
+        <w:t xml:space="preserve"> </w:t>
+      </w:r>
+      <w:r>
+        <w:t xml:space="preserve">never navigates on success).</w:t>
+      </w:r>
+      <w:r>
+        <w:t xml:space="preserve"> </w:t>
+      </w:r>
+      <w:r>
+        <w:rPr>
+          <w:b/>
+          <w:bCs/>
+        </w:rPr>
+        <w:t xml:space="preserve">Since 2026-10-19 the answer is always the visitor’s own dashboard</w:t>
+      </w:r>
+      <w:r>
+        <w:t xml:space="preserve"> </w:t>
+      </w:r>
+      <w:r>
+        <w:t xml:space="preserve">(</w:t>
+      </w:r>
+      <w:r>
+        <w:rPr>
+          <w:rStyle w:val="VerbatimChar"/>
+        </w:rPr>
+        <w:t xml:space="preserve">postAuthDestination()</w:t>
+      </w:r>
+      <w:r>
+        <w:t xml:space="preserve"> </w:t>
+      </w:r>
+      <w:r>
+        <w:t xml:space="preserve">returns</w:t>
       </w:r>
       <w:r>
         <w:t xml:space="preserve"> </w:t>
@@ -24181,76 +24484,18 @@
         <w:t xml:space="preserve">/app</w:t>
       </w:r>
       <w:r>
-        <w:t xml:space="preserve">.</w:t>
-      </w:r>
-      <w:r>
-        <w:t xml:space="preserve"> </w:t>
-      </w:r>
-      <w:r>
-        <w:rPr>
-          <w:rStyle w:val="VerbatimChar"/>
-        </w:rPr>
-        <w:t xml:space="preserve">GuestRoute</w:t>
-      </w:r>
-      <w:r>
-        <w:t xml:space="preserve"> </w:t>
-      </w:r>
-      <w:r>
-        <w:t xml:space="preserve">is the single decider (</w:t>
-      </w:r>
-      <w:r>
-        <w:rPr>
-          <w:rStyle w:val="VerbatimChar"/>
-        </w:rPr>
-        <w:t xml:space="preserve">postAuthDestination</w:t>
-      </w:r>
-      <w:r>
-        <w:t xml:space="preserve">, corrected in WP-2.7d — it used to send everyone to</w:t>
-      </w:r>
-      <w:r>
-        <w:t xml:space="preserve"> </w:t>
-      </w:r>
-      <w:r>
-        <w:rPr>
-          <w:rStyle w:val="VerbatimChar"/>
-        </w:rPr>
-        <w:t xml:space="preserve">/app</w:t>
-      </w:r>
-      <w:r>
-        <w:t xml:space="preserve"> </w:t>
-      </w:r>
-      <w:r>
-        <w:t xml:space="preserve">after</w:t>
-      </w:r>
-      <w:r>
-        <w:t xml:space="preserve"> </w:t>
-      </w:r>
-      <w:r>
-        <w:rPr>
-          <w:rStyle w:val="VerbatimChar"/>
-        </w:rPr>
-        <w:t xml:space="preserve">SignInPage</w:t>
-      </w:r>
-      <w:r>
-        <w:t xml:space="preserve"> </w:t>
-      </w:r>
-      <w:r>
-        <w:t xml:space="preserve">had navigated): a pending scan outranks the remembered route, both pass</w:t>
-      </w:r>
-      <w:r>
-        <w:t xml:space="preserve"> </w:t>
-      </w:r>
-      <w:r>
-        <w:rPr>
-          <w:rStyle w:val="VerbatimChar"/>
-        </w:rPr>
-        <w:t xml:space="preserve">safeInternalPath</w:t>
-      </w:r>
-      <w:r>
-        <w:t xml:space="preserve"> </w:t>
-      </w:r>
-      <w:r>
-        <w:t xml:space="preserve">(root-relative only; protocol-relative, backslash, scheme and control-character forms refused), and no destination is ever read from the URL. A forced password change returns through the same validator, bounded to the workspace (</w:t>
+        <w:t xml:space="preserve">, which renders the role’s dashboard), after sign-in and at the end of a forced password change alike (</w:t>
+      </w:r>
+      <w:hyperlink w:anchor="X91c95d1c9d663471b5e1ef5bbd4bfd6721207fa">
+        <w:r>
+          <w:rPr>
+            <w:rStyle w:val="Hyperlink"/>
+          </w:rPr>
+          <w:t xml:space="preserve">DD-105</w:t>
+        </w:r>
+      </w:hyperlink>
+      <w:r>
+        <w:t xml:space="preserve">); the remembered-route return and the automatic scan resume of WP-2.7d/Phase 2.11 (</w:t>
       </w:r>
       <w:r>
         <w:rPr>
@@ -24259,7 +24504,7 @@
         <w:t xml:space="preserve">workspaceReturnPath</w:t>
       </w:r>
       <w:r>
-        <w:t xml:space="preserve">, Phase 2.11), so a scan survives sign-in</w:t>
+        <w:t xml:space="preserve">) are withdrawn. The scan is</w:t>
       </w:r>
       <w:r>
         <w:t xml:space="preserve"> </w:t>
@@ -24269,13 +24514,128 @@
           <w:i/>
           <w:iCs/>
         </w:rPr>
-        <w:t xml:space="preserve">and</w:t>
-      </w:r>
-      <w:r>
-        <w:t xml:space="preserve"> </w:t>
-      </w:r>
-      <w:r>
-        <w:t xml:space="preserve">a forced change.</w:t>
+        <w:t xml:space="preserve">offered</w:t>
+      </w:r>
+      <w:r>
+        <w:t xml:space="preserve">, not followed:</w:t>
+      </w:r>
+      <w:r>
+        <w:t xml:space="preserve"> </w:t>
+      </w:r>
+      <w:r>
+        <w:rPr>
+          <w:rStyle w:val="VerbatimChar"/>
+        </w:rPr>
+        <w:t xml:space="preserve">pendingScan</w:t>
+      </w:r>
+      <w:r>
+        <w:t xml:space="preserve"> </w:t>
+      </w:r>
+      <w:r>
+        <w:t xml:space="preserve">keeps the</w:t>
+      </w:r>
+      <w:r>
+        <w:t xml:space="preserve"> </w:t>
+      </w:r>
+      <w:r>
+        <w:rPr>
+          <w:b/>
+          <w:bCs/>
+        </w:rPr>
+        <w:t xml:space="preserve">code</w:t>
+      </w:r>
+      <w:r>
+        <w:t xml:space="preserve"> </w:t>
+      </w:r>
+      <w:r>
+        <w:t xml:space="preserve">in</w:t>
+      </w:r>
+      <w:r>
+        <w:t xml:space="preserve"> </w:t>
+      </w:r>
+      <w:r>
+        <w:rPr>
+          <w:rStyle w:val="VerbatimChar"/>
+        </w:rPr>
+        <w:t xml:space="preserve">sessionStorage</w:t>
+      </w:r>
+      <w:r>
+        <w:t xml:space="preserve"> </w:t>
+      </w:r>
+      <w:r>
+        <w:t xml:space="preserve">(shape-checked, never a path), and</w:t>
+      </w:r>
+      <w:r>
+        <w:t xml:space="preserve"> </w:t>
+      </w:r>
+      <w:r>
+        <w:rPr>
+          <w:rStyle w:val="VerbatimChar"/>
+        </w:rPr>
+        <w:t xml:space="preserve">PendingScanBanner</w:t>
+      </w:r>
+      <w:r>
+        <w:t xml:space="preserve"> </w:t>
+      </w:r>
+      <w:r>
+        <w:t xml:space="preserve">on the dashboard shows</w:t>
+      </w:r>
+      <w:r>
+        <w:t xml:space="preserve"> </w:t>
+      </w:r>
+      <w:r>
+        <w:t xml:space="preserve">“Continue to the PC you scanned”</w:t>
+      </w:r>
+      <w:r>
+        <w:t xml:space="preserve"> </w:t>
+      </w:r>
+      <w:r>
+        <w:t xml:space="preserve">with Dismiss. Following it calls</w:t>
+      </w:r>
+      <w:r>
+        <w:t xml:space="preserve"> </w:t>
+      </w:r>
+      <w:r>
+        <w:rPr>
+          <w:rStyle w:val="VerbatimChar"/>
+        </w:rPr>
+        <w:t xml:space="preserve">consumePendingScanPath()</w:t>
+      </w:r>
+      <w:r>
+        <w:t xml:space="preserve"> </w:t>
+      </w:r>
+      <w:r>
+        <w:t xml:space="preserve">— the path rebuilt from the fixed</w:t>
+      </w:r>
+      <w:r>
+        <w:t xml:space="preserve"> </w:t>
+      </w:r>
+      <w:r>
+        <w:rPr>
+          <w:rStyle w:val="VerbatimChar"/>
+        </w:rPr>
+        <w:t xml:space="preserve">/app/qr/{code}</w:t>
+      </w:r>
+      <w:r>
+        <w:t xml:space="preserve"> </w:t>
+      </w:r>
+      <w:r>
+        <w:t xml:space="preserve">template — and passes it through</w:t>
+      </w:r>
+      <w:r>
+        <w:t xml:space="preserve"> </w:t>
+      </w:r>
+      <w:r>
+        <w:rPr>
+          <w:rStyle w:val="VerbatimChar"/>
+        </w:rPr>
+        <w:t xml:space="preserve">safeInternalPath</w:t>
+      </w:r>
+      <w:r>
+        <w:t xml:space="preserve"> </w:t>
+      </w:r>
+      <w:r>
+        <w:t xml:space="preserve">(root-relative only; protocol-relative, backslash, scheme and control-character forms refused) before navigating; following or dismissing spends the code, and sign-out clears it. No destination is ever read from the URL.</w:t>
       </w:r>
     </w:p>
     <w:p>
@@ -24288,7 +24648,7 @@
         <w:keepLines w:val="1"/>
       </w:pPr>
       <w:r>
-        <w:t xml:space="preserve">After sign-in, authorization is re-evaluated. Only then is the</w:t>
+        <w:t xml:space="preserve">When the scanner follows the dashboard offer, authorization is re-evaluated. Only then is the</w:t>
       </w:r>
       <w:r>
         <w:t xml:space="preserve"> </w:t>
@@ -27209,6 +27569,104 @@
       </w:hyperlink>
       <w:r>
         <w:t xml:space="preserve">).</w:t>
+      </w:r>
+    </w:p>
+    <w:p>
+      <w:pPr>
+        <w:pStyle w:val="BodyText"/>
+      </w:pPr>
+      <w:r>
+        <w:rPr>
+          <w:b/>
+          <w:bCs/>
+        </w:rPr>
+        <w:t xml:space="preserve">Phase 2.11 follow-up (2026-10-19, owner requests; presentation only, no decision added).</w:t>
+      </w:r>
+      <w:r>
+        <w:t xml:space="preserve"> </w:t>
+      </w:r>
+      <w:r>
+        <w:t xml:space="preserve">The Administrator dashboard’s four ticket headline tiles (Reported, Daily average, Still open, Resolved in period) moved to</w:t>
+      </w:r>
+      <w:r>
+        <w:t xml:space="preserve"> </w:t>
+      </w:r>
+      <w:r>
+        <w:rPr>
+          <w:b/>
+          <w:bCs/>
+        </w:rPr>
+        <w:t xml:space="preserve">Overall reports</w:t>
+      </w:r>
+      <w:r>
+        <w:t xml:space="preserve">, where the same report population (</w:t>
+      </w:r>
+      <w:hyperlink w:anchor="X91c95d1c9d663471b5e1ef5bbd4bfd6721207fa">
+        <w:r>
+          <w:rPr>
+            <w:rStyle w:val="Hyperlink"/>
+          </w:rPr>
+          <w:t xml:space="preserve">DD-88</w:t>
+        </w:r>
+      </w:hyperlink>
+      <w:r>
+        <w:t xml:space="preserve">) already sits.</w:t>
+      </w:r>
+      <w:r>
+        <w:t xml:space="preserve"> </w:t>
+      </w:r>
+      <w:r>
+        <w:t xml:space="preserve">“Who is carrying what”</w:t>
+      </w:r>
+      <w:r>
+        <w:t xml:space="preserve"> </w:t>
+      </w:r>
+      <w:r>
+        <w:t xml:space="preserve">rows open the ticket directory filtered to that technician’s open tickets, so the count shown equals the list opened (</w:t>
+      </w:r>
+      <w:hyperlink w:anchor="X91c95d1c9d663471b5e1ef5bbd4bfd6721207fa">
+        <w:r>
+          <w:rPr>
+            <w:rStyle w:val="Hyperlink"/>
+          </w:rPr>
+          <w:t xml:space="preserve">DD-81</w:t>
+        </w:r>
+      </w:hyperlink>
+      <w:r>
+        <w:t xml:space="preserve">); technicians-table rows are clickable across the whole row; the location summary cards are links (Buildings and Rooms open those lists, Floors opens the floor plan for Administrators, Unassigned PCs opens the filtered PC list). Elsewhere: Ticket Management’s placeholder Import/Export buttons were removed; tab strips no longer show a needless scrollbar; the floor-plan workstation panel wraps its text and its buttons no longer overlap; the report form’s item picker always shows</w:t>
+      </w:r>
+      <w:r>
+        <w:t xml:space="preserve"> </w:t>
+      </w:r>
+      <w:r>
+        <w:t xml:space="preserve">“Find an item”</w:t>
+      </w:r>
+      <w:r>
+        <w:t xml:space="preserve"> </w:t>
+      </w:r>
+      <w:r>
+        <w:t xml:space="preserve">and its list scrolls at every width. A user’s full name (</w:t>
+      </w:r>
+      <w:r>
+        <w:rPr>
+          <w:rStyle w:val="VerbatimChar"/>
+        </w:rPr>
+        <w:t xml:space="preserve">User::fullName()</w:t>
+      </w:r>
+      <w:r>
+        <w:t xml:space="preserve">) now includes the middle name when present, and the asset directory’s technician search also matches the three-part form; a cleared middle name is sent as</w:t>
+      </w:r>
+      <w:r>
+        <w:t xml:space="preserve"> </w:t>
+      </w:r>
+      <w:r>
+        <w:rPr>
+          <w:rStyle w:val="VerbatimChar"/>
+        </w:rPr>
+        <w:t xml:space="preserve">null</w:t>
+      </w:r>
+      <w:r>
+        <w:t xml:space="preserve">.</w:t>
       </w:r>
     </w:p>
     <w:p>
@@ -38398,6 +38856,51 @@
             <w:r>
               <w:t xml:space="preserve">.</w:t>
             </w:r>
+            <w:r>
+              <w:t xml:space="preserve"> </w:t>
+            </w:r>
+            <w:r>
+              <w:rPr>
+                <w:b/>
+                <w:bCs/>
+              </w:rPr>
+              <w:t xml:space="preserve">Amended 2026-10-19 (</w:t>
+            </w:r>
+            <w:hyperlink w:anchor="X91c95d1c9d663471b5e1ef5bbd4bfd6721207fa">
+              <w:r>
+                <w:rPr>
+                  <w:rStyle w:val="Hyperlink"/>
+                  <w:b/>
+                  <w:bCs/>
+                </w:rPr>
+                <w:t xml:space="preserve">DD-105</w:t>
+              </w:r>
+            </w:hyperlink>
+            <w:r>
+              <w:rPr>
+                <w:b/>
+                <w:bCs/>
+              </w:rPr>
+              <w:t xml:space="preserve">):</w:t>
+            </w:r>
+            <w:r>
+              <w:t xml:space="preserve"> </w:t>
+            </w:r>
+            <w:r>
+              <w:t xml:space="preserve">the code still survives sign-in the same way, but it is no longer followed automatically — sign-in lands on the dashboard, which offers it; the rebuilt path still passes</w:t>
+            </w:r>
+            <w:r>
+              <w:t xml:space="preserve"> </w:t>
+            </w:r>
+            <w:r>
+              <w:rPr>
+                <w:rStyle w:val="VerbatimChar"/>
+              </w:rPr>
+              <w:t xml:space="preserve">safeInternalPath</w:t>
+            </w:r>
+            <w:r>
+              <w:t xml:space="preserve">.</w:t>
+            </w:r>
           </w:p>
         </w:tc>
         <w:tc>
@@ -51573,6 +52076,1270 @@
             </w:pPr>
             <w:r>
               <w:t xml:space="preserve">FR-FP-008</w:t>
+            </w:r>
+          </w:p>
+        </w:tc>
+      </w:tr>
+      <w:tr>
+        <w:trPr>
+          <w:cantSplit w:val="1"/>
+        </w:trPr>
+        <w:tc>
+          <w:tcPr>
+            <w:tcW w:w="1073" w:type="dxa"/>
+          </w:tcPr>
+          <w:p>
+            <w:pPr>
+              <w:pStyle w:val="Compact"/>
+            </w:pPr>
+            <w:r>
+              <w:rPr>
+                <w:b/>
+              </w:rPr>
+              <w:t xml:space="preserve">DD-105</w:t>
+            </w:r>
+          </w:p>
+        </w:tc>
+        <w:tc>
+          <w:tcPr>
+            <w:tcW w:w="2762" w:type="dxa"/>
+          </w:tcPr>
+          <w:p>
+            <w:pPr>
+              <w:pStyle w:val="Compact"/>
+            </w:pPr>
+            <w:r>
+              <w:rPr>
+                <w:b/>
+                <w:bCs/>
+              </w:rPr>
+              <w:t xml:space="preserve">Every sign-in lands on the user’s own dashboard; a scanned label is offered there, not followed.</w:t>
+            </w:r>
+            <w:r>
+              <w:t xml:space="preserve"> </w:t>
+            </w:r>
+            <w:r>
+              <w:rPr>
+                <w:rStyle w:val="VerbatimChar"/>
+              </w:rPr>
+              <w:t xml:space="preserve">postAuthDestination()</w:t>
+            </w:r>
+            <w:r>
+              <w:t xml:space="preserve"> </w:t>
+            </w:r>
+            <w:r>
+              <w:t xml:space="preserve">returns the constant</w:t>
+            </w:r>
+            <w:r>
+              <w:t xml:space="preserve"> </w:t>
+            </w:r>
+            <w:r>
+              <w:rPr>
+                <w:rStyle w:val="VerbatimChar"/>
+              </w:rPr>
+              <w:t xml:space="preserve">/app</w:t>
+            </w:r>
+            <w:r>
+              <w:t xml:space="preserve"> </w:t>
+            </w:r>
+            <w:r>
+              <w:t xml:space="preserve">(</w:t>
+            </w:r>
+            <w:r>
+              <w:rPr>
+                <w:rStyle w:val="VerbatimChar"/>
+              </w:rPr>
+              <w:t xml:space="preserve">DEFAULT_DESTINATION</w:t>
+            </w:r>
+            <w:r>
+              <w:t xml:space="preserve">, which renders the role’s dashboard);</w:t>
+            </w:r>
+            <w:r>
+              <w:t xml:space="preserve"> </w:t>
+            </w:r>
+            <w:r>
+              <w:rPr>
+                <w:rStyle w:val="VerbatimChar"/>
+              </w:rPr>
+              <w:t xml:space="preserve">GuestRoute</w:t>
+            </w:r>
+            <w:r>
+              <w:t xml:space="preserve"> </w:t>
+            </w:r>
+            <w:r>
+              <w:t xml:space="preserve">remains the single decider and now computes it in render, because resolving it no longer consumes anything. A forced password change ends on the same destination (</w:t>
+            </w:r>
+            <w:r>
+              <w:rPr>
+                <w:rStyle w:val="VerbatimChar"/>
+              </w:rPr>
+              <w:t xml:space="preserve">workspaceReturnPath</w:t>
+            </w:r>
+            <w:r>
+              <w:t xml:space="preserve"> </w:t>
+            </w:r>
+            <w:r>
+              <w:t xml:space="preserve">withdrawn). The remembered-route return and the automatic scan resume (WP-2.7d, Phase 2.11) are gone. A label scanned while signed out is still remembered by</w:t>
+            </w:r>
+            <w:r>
+              <w:t xml:space="preserve"> </w:t>
+            </w:r>
+            <w:r>
+              <w:rPr>
+                <w:rStyle w:val="VerbatimChar"/>
+              </w:rPr>
+              <w:t xml:space="preserve">pendingScan</w:t>
+            </w:r>
+            <w:r>
+              <w:t xml:space="preserve"> </w:t>
+            </w:r>
+            <w:r>
+              <w:t xml:space="preserve">as a</w:t>
+            </w:r>
+            <w:r>
+              <w:t xml:space="preserve"> </w:t>
+            </w:r>
+            <w:r>
+              <w:rPr>
+                <w:b/>
+                <w:bCs/>
+              </w:rPr>
+              <w:t xml:space="preserve">code</w:t>
+            </w:r>
+            <w:r>
+              <w:t xml:space="preserve"> </w:t>
+            </w:r>
+            <w:r>
+              <w:t xml:space="preserve">in</w:t>
+            </w:r>
+            <w:r>
+              <w:t xml:space="preserve"> </w:t>
+            </w:r>
+            <w:r>
+              <w:rPr>
+                <w:rStyle w:val="VerbatimChar"/>
+              </w:rPr>
+              <w:t xml:space="preserve">sessionStorage</w:t>
+            </w:r>
+            <w:r>
+              <w:t xml:space="preserve"> </w:t>
+            </w:r>
+            <w:r>
+              <w:t xml:space="preserve">(shape-checked, never a path);</w:t>
+            </w:r>
+            <w:r>
+              <w:t xml:space="preserve"> </w:t>
+            </w:r>
+            <w:r>
+              <w:rPr>
+                <w:rStyle w:val="VerbatimChar"/>
+              </w:rPr>
+              <w:t xml:space="preserve">PendingScanBanner</w:t>
+            </w:r>
+            <w:r>
+              <w:t xml:space="preserve"> </w:t>
+            </w:r>
+            <w:r>
+              <w:t xml:space="preserve">on the dashboard offers</w:t>
+            </w:r>
+            <w:r>
+              <w:t xml:space="preserve"> </w:t>
+            </w:r>
+            <w:r>
+              <w:t xml:space="preserve">“Continue to the PC you scanned”</w:t>
+            </w:r>
+            <w:r>
+              <w:t xml:space="preserve"> </w:t>
+            </w:r>
+            <w:r>
+              <w:t xml:space="preserve">with Dismiss; following it rebuilds the path from the fixed</w:t>
+            </w:r>
+            <w:r>
+              <w:t xml:space="preserve"> </w:t>
+            </w:r>
+            <w:r>
+              <w:rPr>
+                <w:rStyle w:val="VerbatimChar"/>
+              </w:rPr>
+              <w:t xml:space="preserve">/app/qr/{code}</w:t>
+            </w:r>
+            <w:r>
+              <w:t xml:space="preserve"> </w:t>
+            </w:r>
+            <w:r>
+              <w:t xml:space="preserve">template (</w:t>
+            </w:r>
+            <w:r>
+              <w:rPr>
+                <w:rStyle w:val="VerbatimChar"/>
+              </w:rPr>
+              <w:t xml:space="preserve">consumePendingScanPath</w:t>
+            </w:r>
+            <w:r>
+              <w:t xml:space="preserve">) and passes it through</w:t>
+            </w:r>
+            <w:r>
+              <w:t xml:space="preserve"> </w:t>
+            </w:r>
+            <w:r>
+              <w:rPr>
+                <w:rStyle w:val="VerbatimChar"/>
+              </w:rPr>
+              <w:t xml:space="preserve">safeInternalPath</w:t>
+            </w:r>
+            <w:r>
+              <w:t xml:space="preserve"> </w:t>
+            </w:r>
+            <w:r>
+              <w:t xml:space="preserve">before navigating; following or dismissing spends the code, and sign-out clears it. Amends</w:t>
+            </w:r>
+            <w:r>
+              <w:t xml:space="preserve"> </w:t>
+            </w:r>
+            <w:hyperlink w:anchor="X91c95d1c9d663471b5e1ef5bbd4bfd6721207fa">
+              <w:r>
+                <w:rPr>
+                  <w:rStyle w:val="Hyperlink"/>
+                </w:rPr>
+                <w:t xml:space="preserve">DD-48</w:t>
+              </w:r>
+            </w:hyperlink>
+            <w:r>
+              <w:t xml:space="preserve"> </w:t>
+            </w:r>
+            <w:r>
+              <w:t xml:space="preserve">and §24 step 3; the open-redirect guarantee is unchanged.</w:t>
+            </w:r>
+            <w:r>
+              <w:t xml:space="preserve"> </w:t>
+            </w:r>
+            <w:r>
+              <w:rPr>
+                <w:b/>
+                <w:bCs/>
+              </w:rPr>
+              <w:t xml:space="preserve">Alternatives considered:</w:t>
+            </w:r>
+            <w:r>
+              <w:t xml:space="preserve"> </w:t>
+            </w:r>
+            <w:r>
+              <w:t xml:space="preserve">keeping the automatic resume for scans only (rejected — the owner asked for the dashboard after</w:t>
+            </w:r>
+            <w:r>
+              <w:t xml:space="preserve"> </w:t>
+            </w:r>
+            <w:r>
+              <w:rPr>
+                <w:i/>
+                <w:iCs/>
+              </w:rPr>
+              <w:t xml:space="preserve">every</w:t>
+            </w:r>
+            <w:r>
+              <w:t xml:space="preserve"> </w:t>
+            </w:r>
+            <w:r>
+              <w:t xml:space="preserve">sign-in, and a single constant destination is simpler to prove); dropping the remembered scan altogether (rejected — a technician who scanned a label would have to scan it again); keeping a remembered page for non-scan sign-ins (rejected for the same reason as the first).</w:t>
+            </w:r>
+            <w:r>
+              <w:t xml:space="preserve"> </w:t>
+            </w:r>
+            <w:r>
+              <w:rPr>
+                <w:rStyle w:val="VerbatimChar"/>
+              </w:rPr>
+              <w:t xml:space="preserve">safeInternalPath</w:t>
+            </w:r>
+            <w:r>
+              <w:t xml:space="preserve"> </w:t>
+            </w:r>
+            <w:r>
+              <w:t xml:space="preserve">is kept, and tested, although nothing now redirects to a remembered path: the banner’s link is still built from stored state. Owner decision 2026-10-19.</w:t>
+            </w:r>
+          </w:p>
+        </w:tc>
+        <w:tc>
+          <w:tcPr>
+            <w:tcW w:w="2762" w:type="dxa"/>
+          </w:tcPr>
+          <w:p>
+            <w:pPr>
+              <w:pStyle w:val="Compact"/>
+            </w:pPr>
+            <w:r>
+              <w:t xml:space="preserve">One predictable landing page for every role; the scan costs one deliberate click instead of a redirect the user did not choose, and no stored value can become a URL.</w:t>
+            </w:r>
+          </w:p>
+        </w:tc>
+        <w:tc>
+          <w:tcPr>
+            <w:tcW w:w="2763" w:type="dxa"/>
+          </w:tcPr>
+          <w:p>
+            <w:pPr>
+              <w:pStyle w:val="Compact"/>
+            </w:pPr>
+            <w:r>
+              <w:t xml:space="preserve">FR-QR-011, NFR-SEC-003, DD-48</w:t>
+            </w:r>
+          </w:p>
+        </w:tc>
+      </w:tr>
+      <w:tr>
+        <w:trPr>
+          <w:cantSplit w:val="1"/>
+        </w:trPr>
+        <w:tc>
+          <w:tcPr>
+            <w:tcW w:w="1073" w:type="dxa"/>
+          </w:tcPr>
+          <w:p>
+            <w:pPr>
+              <w:pStyle w:val="Compact"/>
+            </w:pPr>
+            <w:r>
+              <w:rPr>
+                <w:b/>
+              </w:rPr>
+              <w:t xml:space="preserve">DD-106</w:t>
+            </w:r>
+          </w:p>
+        </w:tc>
+        <w:tc>
+          <w:tcPr>
+            <w:tcW w:w="2762" w:type="dxa"/>
+          </w:tcPr>
+          <w:p>
+            <w:pPr>
+              <w:pStyle w:val="Compact"/>
+            </w:pPr>
+            <w:r>
+              <w:rPr>
+                <w:b/>
+                <w:bCs/>
+              </w:rPr>
+              <w:t xml:space="preserve">A comment’s words belong to its author; removal is the one moderation power.</w:t>
+            </w:r>
+            <w:r>
+              <w:t xml:space="preserve"> </w:t>
+            </w:r>
+            <w:r>
+              <w:rPr>
+                <w:rStyle w:val="VerbatimChar"/>
+              </w:rPr>
+              <w:t xml:space="preserve">TicketCommentPolicy::update</w:t>
+            </w:r>
+            <w:r>
+              <w:t xml:space="preserve"> </w:t>
+            </w:r>
+            <w:r>
+              <w:t xml:space="preserve">admits only the author (holding</w:t>
+            </w:r>
+            <w:r>
+              <w:t xml:space="preserve"> </w:t>
+            </w:r>
+            <w:r>
+              <w:rPr>
+                <w:rStyle w:val="VerbatimChar"/>
+              </w:rPr>
+              <w:t xml:space="preserve">tickets.comment</w:t>
+            </w:r>
+            <w:r>
+              <w:t xml:space="preserve">), on a live comment, inside</w:t>
+            </w:r>
+            <w:r>
+              <w:t xml:space="preserve"> </w:t>
+            </w:r>
+            <w:r>
+              <w:rPr>
+                <w:rStyle w:val="VerbatimChar"/>
+              </w:rPr>
+              <w:t xml:space="preserve">tickets.comment_edit_window_minutes</w:t>
+            </w:r>
+            <w:r>
+              <w:t xml:space="preserve"> </w:t>
+            </w:r>
+            <w:r>
+              <w:t xml:space="preserve">(system setting, default 15; a missing setting falls back to 15 rather than locking everyone out). Nobody else — Administrators included — may edit another user’s comment; previously an Administrator could.</w:t>
+            </w:r>
+            <w:r>
+              <w:t xml:space="preserve"> </w:t>
+            </w:r>
+            <w:r>
+              <w:rPr>
+                <w:rStyle w:val="VerbatimChar"/>
+              </w:rPr>
+              <w:t xml:space="preserve">delete</w:t>
+            </w:r>
+            <w:r>
+              <w:t xml:space="preserve"> </w:t>
+            </w:r>
+            <w:r>
+              <w:t xml:space="preserve">admits the author inside the same window, or an Administrator at any time (</w:t>
+            </w:r>
+            <w:r>
+              <w:rPr>
+                <w:rStyle w:val="VerbatimChar"/>
+              </w:rPr>
+              <w:t xml:space="preserve">moderate</w:t>
+            </w:r>
+            <w:r>
+              <w:t xml:space="preserve"> </w:t>
+            </w:r>
+            <w:r>
+              <w:t xml:space="preserve">distinguishes moderation from self-removal): removal soft-deletes, leaves the</w:t>
+            </w:r>
+            <w:r>
+              <w:t xml:space="preserve"> </w:t>
+            </w:r>
+            <w:r>
+              <w:t xml:space="preserve">“removed”</w:t>
+            </w:r>
+            <w:r>
+              <w:t xml:space="preserve"> </w:t>
+            </w:r>
+            <w:r>
+              <w:t xml:space="preserve">tombstone DD-74 already threads replies under, stamps</w:t>
+            </w:r>
+            <w:r>
+              <w:t xml:space="preserve"> </w:t>
+            </w:r>
+            <w:r>
+              <w:rPr>
+                <w:rStyle w:val="VerbatimChar"/>
+              </w:rPr>
+              <w:t xml:space="preserve">deleted_by</w:t>
+            </w:r>
+            <w:r>
+              <w:t xml:space="preserve"> </w:t>
+            </w:r>
+            <w:r>
+              <w:t xml:space="preserve">and is audited.</w:t>
+            </w:r>
+            <w:r>
+              <w:t xml:space="preserve"> </w:t>
+            </w:r>
+            <w:r>
+              <w:rPr>
+                <w:rStyle w:val="VerbatimChar"/>
+              </w:rPr>
+              <w:t xml:space="preserve">TicketCommentResource</w:t>
+            </w:r>
+            <w:r>
+              <w:t xml:space="preserve"> </w:t>
+            </w:r>
+            <w:r>
+              <w:t xml:space="preserve">returns per-comment</w:t>
+            </w:r>
+            <w:r>
+              <w:t xml:space="preserve"> </w:t>
+            </w:r>
+            <w:r>
+              <w:rPr>
+                <w:rStyle w:val="VerbatimChar"/>
+              </w:rPr>
+              <w:t xml:space="preserve">can_edit</w:t>
+            </w:r>
+            <w:r>
+              <w:t xml:space="preserve"> </w:t>
+            </w:r>
+            <w:r>
+              <w:t xml:space="preserve">and</w:t>
+            </w:r>
+            <w:r>
+              <w:t xml:space="preserve"> </w:t>
+            </w:r>
+            <w:r>
+              <w:rPr>
+                <w:rStyle w:val="VerbatimChar"/>
+              </w:rPr>
+              <w:t xml:space="preserve">can_remove</w:t>
+            </w:r>
+            <w:r>
+              <w:t xml:space="preserve">, computed from the same policy for the caller, so the interface offers only what the server will accept. Upvotes are unchanged: the vote endpoint toggles only the caller’s own</w:t>
+            </w:r>
+            <w:r>
+              <w:t xml:space="preserve"> </w:t>
+            </w:r>
+            <w:r>
+              <w:rPr>
+                <w:rStyle w:val="VerbatimChar"/>
+              </w:rPr>
+              <w:t xml:space="preserve">ticket_votes</w:t>
+            </w:r>
+            <w:r>
+              <w:t xml:space="preserve"> </w:t>
+            </w:r>
+            <w:r>
+              <w:t xml:space="preserve">row, so no one can remove another user’s vote — now asserted by tests.</w:t>
+            </w:r>
+            <w:r>
+              <w:t xml:space="preserve"> </w:t>
+            </w:r>
+            <w:r>
+              <w:rPr>
+                <w:b/>
+                <w:bCs/>
+              </w:rPr>
+              <w:t xml:space="preserve">Alternatives considered:</w:t>
+            </w:r>
+            <w:r>
+              <w:t xml:space="preserve"> </w:t>
+            </w:r>
+            <w:r>
+              <w:t xml:space="preserve">Administrator edit as a moderation tool (rejected — an edited comment still reads as the author’s, so an edit by anyone else puts words in their mouth, whereas a removal is visible as a removal); computing the affordances in the client (rejected — the window and role rules would be duplicated and drift). Owner decision 2026-10-19.</w:t>
+            </w:r>
+          </w:p>
+        </w:tc>
+        <w:tc>
+          <w:tcPr>
+            <w:tcW w:w="2762" w:type="dxa"/>
+          </w:tcPr>
+          <w:p>
+            <w:pPr>
+              <w:pStyle w:val="Compact"/>
+            </w:pPr>
+            <w:r>
+              <w:t xml:space="preserve">Moderation stays possible and visible, authorship stays truthful, and one policy decides both the request and the button.</w:t>
+            </w:r>
+          </w:p>
+        </w:tc>
+        <w:tc>
+          <w:tcPr>
+            <w:tcW w:w="2763" w:type="dxa"/>
+          </w:tcPr>
+          <w:p>
+            <w:pPr>
+              <w:pStyle w:val="Compact"/>
+            </w:pPr>
+            <w:r>
+              <w:t xml:space="preserve">FR-TKT-007, FR-TKT-009, FR-AUD-001, DD-74</w:t>
+            </w:r>
+          </w:p>
+        </w:tc>
+      </w:tr>
+      <w:tr>
+        <w:trPr>
+          <w:cantSplit w:val="1"/>
+        </w:trPr>
+        <w:tc>
+          <w:tcPr>
+            <w:tcW w:w="1073" w:type="dxa"/>
+          </w:tcPr>
+          <w:p>
+            <w:pPr>
+              <w:pStyle w:val="Compact"/>
+            </w:pPr>
+            <w:r>
+              <w:rPr>
+                <w:b/>
+              </w:rPr>
+              <w:t xml:space="preserve">DD-107</w:t>
+            </w:r>
+          </w:p>
+        </w:tc>
+        <w:tc>
+          <w:tcPr>
+            <w:tcW w:w="2762" w:type="dxa"/>
+          </w:tcPr>
+          <w:p>
+            <w:pPr>
+              <w:pStyle w:val="Compact"/>
+            </w:pPr>
+            <w:r>
+              <w:rPr>
+                <w:b/>
+                <w:bCs/>
+              </w:rPr>
+              <w:t xml:space="preserve">The announcement form can publish, through the existing publish endpoint.</w:t>
+            </w:r>
+            <w:r>
+              <w:t xml:space="preserve"> </w:t>
+            </w:r>
+            <w:r>
+              <w:rPr>
+                <w:rStyle w:val="VerbatimChar"/>
+              </w:rPr>
+              <w:t xml:space="preserve">AnnouncementForm</w:t>
+            </w:r>
+            <w:r>
+              <w:t xml:space="preserve"> </w:t>
+            </w:r>
+            <w:r>
+              <w:t xml:space="preserve">offers</w:t>
+            </w:r>
+            <w:r>
+              <w:t xml:space="preserve"> </w:t>
+            </w:r>
+            <w:r>
+              <w:rPr>
+                <w:b/>
+                <w:bCs/>
+              </w:rPr>
+              <w:t xml:space="preserve">Publish</w:t>
+            </w:r>
+            <w:r>
+              <w:t xml:space="preserve"> </w:t>
+            </w:r>
+            <w:r>
+              <w:t xml:space="preserve">(and</w:t>
+            </w:r>
+            <w:r>
+              <w:t xml:space="preserve"> </w:t>
+            </w:r>
+            <w:r>
+              <w:rPr>
+                <w:b/>
+                <w:bCs/>
+              </w:rPr>
+              <w:t xml:space="preserve">Save and publish</w:t>
+            </w:r>
+            <w:r>
+              <w:t xml:space="preserve"> </w:t>
+            </w:r>
+            <w:r>
+              <w:t xml:space="preserve">for an unpublished draft) beside Save draft and Cancel. Publish is two requests: create or save, then</w:t>
+            </w:r>
+            <w:r>
+              <w:t xml:space="preserve"> </w:t>
+            </w:r>
+            <w:r>
+              <w:rPr>
+                <w:rStyle w:val="VerbatimChar"/>
+              </w:rPr>
+              <w:t xml:space="preserve">POST …/publish</w:t>
+            </w:r>
+            <w:r>
+              <w:t xml:space="preserve">. The store endpoint still never publishes and there is still no writable</w:t>
+            </w:r>
+            <w:r>
+              <w:t xml:space="preserve"> </w:t>
+            </w:r>
+            <w:r>
+              <w:rPr>
+                <w:rStyle w:val="VerbatimChar"/>
+              </w:rPr>
+              <w:t xml:space="preserve">is_active</w:t>
+            </w:r>
+            <w:r>
+              <w:t xml:space="preserve"> </w:t>
+            </w:r>
+            <w:r>
+              <w:t xml:space="preserve">(WP-2.7c decision D7, as the announcements code names it, holds); Enter submits Save draft; a published announcement’s edit form offers no Publish. If the publish call fails after a successful save, the draft is kept and the Administrator is told it was saved but not published and can publish it from the list.</w:t>
+            </w:r>
+            <w:r>
+              <w:t xml:space="preserve"> </w:t>
+            </w:r>
+            <w:r>
+              <w:rPr>
+                <w:b/>
+                <w:bCs/>
+              </w:rPr>
+              <w:t xml:space="preserve">Alternative considered:</w:t>
+            </w:r>
+            <w:r>
+              <w:t xml:space="preserve"> </w:t>
+            </w:r>
+            <w:r>
+              <w:t xml:space="preserve">a</w:t>
+            </w:r>
+            <w:r>
+              <w:t xml:space="preserve"> </w:t>
+            </w:r>
+            <w:r>
+              <w:rPr>
+                <w:rStyle w:val="VerbatimChar"/>
+              </w:rPr>
+              <w:t xml:space="preserve">publish</w:t>
+            </w:r>
+            <w:r>
+              <w:t xml:space="preserve"> </w:t>
+            </w:r>
+            <w:r>
+              <w:t xml:space="preserve">flag on the store request (rejected — it would reintroduce publication as a writable field, the side-effect path D7 closed).</w:t>
+            </w:r>
+          </w:p>
+        </w:tc>
+        <w:tc>
+          <w:tcPr>
+            <w:tcW w:w="2762" w:type="dxa"/>
+          </w:tcPr>
+          <w:p>
+            <w:pPr>
+              <w:pStyle w:val="Compact"/>
+            </w:pPr>
+            <w:r>
+              <w:t xml:space="preserve">Saves a round trip through the list for the common case without weakening</w:t>
+            </w:r>
+            <w:r>
+              <w:t xml:space="preserve"> </w:t>
+            </w:r>
+            <w:r>
+              <w:t xml:space="preserve">“publication is a named, audited operation”</w:t>
+            </w:r>
+            <w:r>
+              <w:t xml:space="preserve">.</w:t>
+            </w:r>
+          </w:p>
+        </w:tc>
+        <w:tc>
+          <w:tcPr>
+            <w:tcW w:w="2763" w:type="dxa"/>
+          </w:tcPr>
+          <w:p>
+            <w:pPr>
+              <w:pStyle w:val="Compact"/>
+            </w:pPr>
+            <w:r>
+              <w:t xml:space="preserve">FR-NOT-010</w:t>
+            </w:r>
+          </w:p>
+        </w:tc>
+      </w:tr>
+      <w:tr>
+        <w:trPr>
+          <w:cantSplit w:val="1"/>
+        </w:trPr>
+        <w:tc>
+          <w:tcPr>
+            <w:tcW w:w="1073" w:type="dxa"/>
+          </w:tcPr>
+          <w:p>
+            <w:pPr>
+              <w:pStyle w:val="Compact"/>
+            </w:pPr>
+            <w:r>
+              <w:rPr>
+                <w:b/>
+              </w:rPr>
+              <w:t xml:space="preserve">DD-108</w:t>
+            </w:r>
+          </w:p>
+        </w:tc>
+        <w:tc>
+          <w:tcPr>
+            <w:tcW w:w="2762" w:type="dxa"/>
+          </w:tcPr>
+          <w:p>
+            <w:pPr>
+              <w:pStyle w:val="Compact"/>
+            </w:pPr>
+            <w:r>
+              <w:rPr>
+                <w:b/>
+                <w:bCs/>
+              </w:rPr>
+              <w:t xml:space="preserve">A building’s code is derived from its name when none is given.</w:t>
+            </w:r>
+            <w:r>
+              <w:t xml:space="preserve"> </w:t>
+            </w:r>
+            <w:r>
+              <w:t xml:space="preserve">The building form has no Code field.</w:t>
+            </w:r>
+            <w:r>
+              <w:t xml:space="preserve"> </w:t>
+            </w:r>
+            <w:r>
+              <w:rPr>
+                <w:rStyle w:val="VerbatimChar"/>
+              </w:rPr>
+              <w:t xml:space="preserve">CreateBuilding</w:t>
+            </w:r>
+            <w:r>
+              <w:t xml:space="preserve"> </w:t>
+            </w:r>
+            <w:r>
+              <w:t xml:space="preserve">derives the first free code from the name: the slug upper-cased and bounded (e.g. </w:t>
+            </w:r>
+            <w:r>
+              <w:t xml:space="preserve">“Science Hall”</w:t>
+            </w:r>
+            <w:r>
+              <w:t xml:space="preserve"> </w:t>
+            </w:r>
+            <w:r>
+              <w:t xml:space="preserve">→</w:t>
+            </w:r>
+            <w:r>
+              <w:t xml:space="preserve"> </w:t>
+            </w:r>
+            <w:r>
+              <w:rPr>
+                <w:rStyle w:val="VerbatimChar"/>
+              </w:rPr>
+              <w:t xml:space="preserve">SCIENCE-HALL</w:t>
+            </w:r>
+            <w:r>
+              <w:t xml:space="preserve">), then</w:t>
+            </w:r>
+            <w:r>
+              <w:t xml:space="preserve"> </w:t>
+            </w:r>
+            <w:r>
+              <w:rPr>
+                <w:rStyle w:val="VerbatimChar"/>
+              </w:rPr>
+              <w:t xml:space="preserve">-2</w:t>
+            </w:r>
+            <w:r>
+              <w:t xml:space="preserve">,</w:t>
+            </w:r>
+            <w:r>
+              <w:t xml:space="preserve"> </w:t>
+            </w:r>
+            <w:r>
+              <w:rPr>
+                <w:rStyle w:val="VerbatimChar"/>
+              </w:rPr>
+              <w:t xml:space="preserve">-3</w:t>
+            </w:r>
+            <w:r>
+              <w:t xml:space="preserve"> </w:t>
+            </w:r>
+            <w:r>
+              <w:t xml:space="preserve">… counting archived buildings, falling back to</w:t>
+            </w:r>
+            <w:r>
+              <w:t xml:space="preserve"> </w:t>
+            </w:r>
+            <w:r>
+              <w:rPr>
+                <w:rStyle w:val="VerbatimChar"/>
+              </w:rPr>
+              <w:t xml:space="preserve">BLDG</w:t>
+            </w:r>
+            <w:r>
+              <w:t xml:space="preserve"> </w:t>
+            </w:r>
+            <w:r>
+              <w:t xml:space="preserve">when the name keeps no slug characters; a</w:t>
+            </w:r>
+            <w:r>
+              <w:t xml:space="preserve"> </w:t>
+            </w:r>
+            <w:r>
+              <w:rPr>
+                <w:i/>
+                <w:iCs/>
+              </w:rPr>
+              <w:t xml:space="preserve">derived</w:t>
+            </w:r>
+            <w:r>
+              <w:t xml:space="preserve"> </w:t>
+            </w:r>
+            <w:r>
+              <w:t xml:space="preserve">code that loses a race is retried with the next suffix, while a code an administrator supplied is never altered.</w:t>
+            </w:r>
+            <w:r>
+              <w:t xml:space="preserve"> </w:t>
+            </w:r>
+            <w:r>
+              <w:rPr>
+                <w:rStyle w:val="VerbatimChar"/>
+              </w:rPr>
+              <w:t xml:space="preserve">UpdateBuilding</w:t>
+            </w:r>
+            <w:r>
+              <w:t xml:space="preserve"> </w:t>
+            </w:r>
+            <w:r>
+              <w:t xml:space="preserve">treats a missing or blank code as</w:t>
+            </w:r>
+            <w:r>
+              <w:t xml:space="preserve"> </w:t>
+            </w:r>
+            <w:r>
+              <w:t xml:space="preserve">“keep the existing code”</w:t>
+            </w:r>
+            <w:r>
+              <w:t xml:space="preserve">.</w:t>
+            </w:r>
+            <w:r>
+              <w:t xml:space="preserve"> </w:t>
+            </w:r>
+            <w:r>
+              <w:rPr>
+                <w:rStyle w:val="VerbatimChar"/>
+              </w:rPr>
+              <w:t xml:space="preserve">buildings.code</w:t>
+            </w:r>
+            <w:r>
+              <w:t xml:space="preserve"> </w:t>
+            </w:r>
+            <w:r>
+              <w:t xml:space="preserve">stays NOT NULL and unique;</w:t>
+            </w:r>
+            <w:r>
+              <w:t xml:space="preserve"> </w:t>
+            </w:r>
+            <w:r>
+              <w:rPr>
+                <w:b/>
+                <w:bCs/>
+              </w:rPr>
+              <w:t xml:space="preserve">no migration</w:t>
+            </w:r>
+            <w:r>
+              <w:t xml:space="preserve">.</w:t>
+            </w:r>
+            <w:r>
+              <w:t xml:space="preserve"> </w:t>
+            </w:r>
+            <w:r>
+              <w:rPr>
+                <w:b/>
+                <w:bCs/>
+              </w:rPr>
+              <w:t xml:space="preserve">Alternative considered:</w:t>
+            </w:r>
+            <w:r>
+              <w:t xml:space="preserve"> </w:t>
+            </w:r>
+            <w:r>
+              <w:t xml:space="preserve">making</w:t>
+            </w:r>
+            <w:r>
+              <w:t xml:space="preserve"> </w:t>
+            </w:r>
+            <w:r>
+              <w:rPr>
+                <w:rStyle w:val="VerbatimChar"/>
+              </w:rPr>
+              <w:t xml:space="preserve">buildings.code</w:t>
+            </w:r>
+            <w:r>
+              <w:t xml:space="preserve"> </w:t>
+            </w:r>
+            <w:r>
+              <w:t xml:space="preserve">nullable (rejected — the import location matcher, DD-97, matches on codes, and the API types and existing references assume every building has one). Owner decision 2026-10-19.</w:t>
+            </w:r>
+          </w:p>
+        </w:tc>
+        <w:tc>
+          <w:tcPr>
+            <w:tcW w:w="2762" w:type="dxa"/>
+          </w:tcPr>
+          <w:p>
+            <w:pPr>
+              <w:pStyle w:val="Compact"/>
+            </w:pPr>
+            <w:r>
+              <w:t xml:space="preserve">The name is what an administrator actually knows; a readable, stable code still exists for matching and display where needed.</w:t>
+            </w:r>
+          </w:p>
+        </w:tc>
+        <w:tc>
+          <w:tcPr>
+            <w:tcW w:w="2763" w:type="dxa"/>
+          </w:tcPr>
+          <w:p>
+            <w:pPr>
+              <w:pStyle w:val="Compact"/>
+            </w:pPr>
+            <w:r>
+              <w:t xml:space="preserve">FR-LOC-001, DD-97</w:t>
+            </w:r>
+          </w:p>
+        </w:tc>
+      </w:tr>
+      <w:tr>
+        <w:trPr>
+          <w:cantSplit w:val="1"/>
+        </w:trPr>
+        <w:tc>
+          <w:tcPr>
+            <w:tcW w:w="1073" w:type="dxa"/>
+          </w:tcPr>
+          <w:p>
+            <w:pPr>
+              <w:pStyle w:val="Compact"/>
+            </w:pPr>
+            <w:r>
+              <w:rPr>
+                <w:b/>
+              </w:rPr>
+              <w:t xml:space="preserve">DD-109</w:t>
+            </w:r>
+          </w:p>
+        </w:tc>
+        <w:tc>
+          <w:tcPr>
+            <w:tcW w:w="2762" w:type="dxa"/>
+          </w:tcPr>
+          <w:p>
+            <w:pPr>
+              <w:pStyle w:val="Compact"/>
+            </w:pPr>
+            <w:r>
+              <w:rPr>
+                <w:b/>
+                <w:bCs/>
+              </w:rPr>
+              <w:t xml:space="preserve">The asset tag is an internal identifier; every add-asset field is optional.</w:t>
+            </w:r>
+            <w:r>
+              <w:t xml:space="preserve"> </w:t>
+            </w:r>
+            <w:r>
+              <w:t xml:space="preserve">The add-asset form has no Asset tag field and nothing is required (no</w:t>
+            </w:r>
+            <w:r>
+              <w:t xml:space="preserve"> </w:t>
+            </w:r>
+            <w:r>
+              <w:t xml:space="preserve">“(optional)”</w:t>
+            </w:r>
+            <w:r>
+              <w:t xml:space="preserve"> </w:t>
+            </w:r>
+            <w:r>
+              <w:t xml:space="preserve">labels). The tag is hidden everywhere in the interface — forms, tables, detail pages, ticket equipment labels, the QR print label, reports, dashboard widgets, the PC-unit form and detail — but kept:</w:t>
+            </w:r>
+            <w:r>
+              <w:t xml:space="preserve"> </w:t>
+            </w:r>
+            <w:r>
+              <w:rPr>
+                <w:rStyle w:val="VerbatimChar"/>
+              </w:rPr>
+              <w:t xml:space="preserve">CreateAsset</w:t>
+            </w:r>
+            <w:r>
+              <w:t xml:space="preserve"> </w:t>
+            </w:r>
+            <w:r>
+              <w:t xml:space="preserve">writes</w:t>
+            </w:r>
+            <w:r>
+              <w:t xml:space="preserve"> </w:t>
+            </w:r>
+            <w:r>
+              <w:rPr>
+                <w:rStyle w:val="VerbatimChar"/>
+              </w:rPr>
+              <w:t xml:space="preserve">AST-</w:t>
+            </w:r>
+            <w:r>
+              <w:t xml:space="preserve"> </w:t>
+            </w:r>
+            <w:r>
+              <w:t xml:space="preserve">+ the zero-padded id in the same transaction when none is given (suffix</w:t>
+            </w:r>
+            <w:r>
+              <w:t xml:space="preserve"> </w:t>
+            </w:r>
+            <w:r>
+              <w:rPr>
+                <w:rStyle w:val="VerbatimChar"/>
+              </w:rPr>
+              <w:t xml:space="preserve">-2</w:t>
+            </w:r>
+            <w:r>
+              <w:t xml:space="preserve"> </w:t>
+            </w:r>
+            <w:r>
+              <w:t xml:space="preserve">… if taken, archived rows counted). It still serves import duplicate detection and the directory’s stable paging tie-break; imports may still carry tags (</w:t>
+            </w:r>
+            <w:r>
+              <w:rPr>
+                <w:rStyle w:val="VerbatimChar"/>
+              </w:rPr>
+              <w:t xml:space="preserve">asset_tag</w:t>
+            </w:r>
+            <w:r>
+              <w:t xml:space="preserve"> </w:t>
+            </w:r>
+            <w:r>
+              <w:t xml:space="preserve">is no longer a required import column; category and model still are). The catalog model is optional: an</w:t>
+            </w:r>
+            <w:r>
+              <w:t xml:space="preserve"> </w:t>
+            </w:r>
+            <w:r>
+              <w:rPr>
+                <w:b/>
+                <w:bCs/>
+              </w:rPr>
+              <w:t xml:space="preserve">“Other — describe it”</w:t>
+            </w:r>
+            <w:r>
+              <w:t xml:space="preserve"> </w:t>
+            </w:r>
+            <w:r>
+              <w:t xml:space="preserve">choice reveals a text field, and</w:t>
+            </w:r>
+            <w:r>
+              <w:t xml:space="preserve"> </w:t>
+            </w:r>
+            <w:r>
+              <w:rPr>
+                <w:rStyle w:val="VerbatimChar"/>
+              </w:rPr>
+              <w:t xml:space="preserve">ResolvesAssetReferences::resolveFormHardwareModel</w:t>
+            </w:r>
+            <w:r>
+              <w:t xml:space="preserve"> </w:t>
+            </w:r>
+            <w:r>
+              <w:t xml:space="preserve">files the typed model under one shared</w:t>
+            </w:r>
+            <w:r>
+              <w:t xml:space="preserve"> </w:t>
+            </w:r>
+            <w:r>
+              <w:rPr>
+                <w:rStyle w:val="VerbatimChar"/>
+              </w:rPr>
+              <w:t xml:space="preserve">Other (manually entered)</w:t>
+            </w:r>
+            <w:r>
+              <w:t xml:space="preserve"> </w:t>
+            </w:r>
+            <w:r>
+              <w:t xml:space="preserve">component (</w:t>
+            </w:r>
+            <w:r>
+              <w:rPr>
+                <w:rStyle w:val="VerbatimChar"/>
+              </w:rPr>
+              <w:t xml:space="preserve">ComponentType::Other</w:t>
+            </w:r>
+            <w:r>
+              <w:t xml:space="preserve">), reusing it next time and reviving an archived match rather than duplicating it against the unique index — a deliberate difference from the import path, which never revives (DD-97); no model at all files the asset under the shared</w:t>
+            </w:r>
+            <w:r>
+              <w:t xml:space="preserve"> </w:t>
+            </w:r>
+            <w:r>
+              <w:rPr>
+                <w:rStyle w:val="VerbatimChar"/>
+                <w:b/>
+                <w:bCs/>
+              </w:rPr>
+              <w:t xml:space="preserve">Unspecified model</w:t>
+            </w:r>
+            <w:r>
+              <w:t xml:space="preserve"> </w:t>
+            </w:r>
+            <w:r>
+              <w:t xml:space="preserve">placeholder, which is never shown or offered, so</w:t>
+            </w:r>
+            <w:r>
+              <w:t xml:space="preserve"> </w:t>
+            </w:r>
+            <w:r>
+              <w:rPr>
+                <w:rStyle w:val="VerbatimChar"/>
+              </w:rPr>
+              <w:t xml:space="preserve">assets.hardware_model_id</w:t>
+            </w:r>
+            <w:r>
+              <w:t xml:space="preserve"> </w:t>
+            </w:r>
+            <w:r>
+              <w:t xml:space="preserve">stays NOT NULL. Display name: asset name → catalog model name (unless the placeholder) →</w:t>
+            </w:r>
+            <w:r>
+              <w:t xml:space="preserve"> </w:t>
+            </w:r>
+            <w:r>
+              <w:t xml:space="preserve">“Unnamed asset”</w:t>
+            </w:r>
+            <w:r>
+              <w:t xml:space="preserve">. Editing remains Administrator-only (</w:t>
+            </w:r>
+            <w:r>
+              <w:rPr>
+                <w:rStyle w:val="VerbatimChar"/>
+              </w:rPr>
+              <w:t xml:space="preserve">assets.update</w:t>
+            </w:r>
+            <w:r>
+              <w:t xml:space="preserve">, DD-38).</w:t>
+            </w:r>
+            <w:r>
+              <w:t xml:space="preserve"> </w:t>
+            </w:r>
+            <w:r>
+              <w:rPr>
+                <w:b/>
+                <w:bCs/>
+              </w:rPr>
+              <w:t xml:space="preserve">No migration.</w:t>
+            </w:r>
+            <w:r>
+              <w:t xml:space="preserve"> </w:t>
+            </w:r>
+            <w:r>
+              <w:rPr>
+                <w:b/>
+                <w:bCs/>
+              </w:rPr>
+              <w:t xml:space="preserve">Alternatives considered:</w:t>
+            </w:r>
+            <w:r>
+              <w:t xml:space="preserve"> </w:t>
+            </w:r>
+            <w:r>
+              <w:t xml:space="preserve">dropping</w:t>
+            </w:r>
+            <w:r>
+              <w:t xml:space="preserve"> </w:t>
+            </w:r>
+            <w:r>
+              <w:rPr>
+                <w:rStyle w:val="VerbatimChar"/>
+              </w:rPr>
+              <w:t xml:space="preserve">assets.asset_tag</w:t>
+            </w:r>
+            <w:r>
+              <w:t xml:space="preserve"> </w:t>
+            </w:r>
+            <w:r>
+              <w:t xml:space="preserve">(rejected — it breaks import duplicate detection and the unique paging tie-break); a nullable tag (rejected for the same reasons); a nullable</w:t>
+            </w:r>
+            <w:r>
+              <w:t xml:space="preserve"> </w:t>
+            </w:r>
+            <w:r>
+              <w:rPr>
+                <w:rStyle w:val="VerbatimChar"/>
+              </w:rPr>
+              <w:t xml:space="preserve">hardware_model_id</w:t>
+            </w:r>
+            <w:r>
+              <w:t xml:space="preserve"> </w:t>
+            </w:r>
+            <w:r>
+              <w:t xml:space="preserve">(rejected — it would need a migration and every catalog-based read, display and report would have to handle a missing model). Owner decision 2026-10-19.</w:t>
+            </w:r>
+          </w:p>
+        </w:tc>
+        <w:tc>
+          <w:tcPr>
+            <w:tcW w:w="2762" w:type="dxa"/>
+          </w:tcPr>
+          <w:p>
+            <w:pPr>
+              <w:pStyle w:val="Compact"/>
+            </w:pPr>
+            <w:r>
+              <w:t xml:space="preserve">Administrators record what they know about a piece of equipment without inventing identifiers; the internal guarantees the tag and model columns provide are kept intact.</w:t>
+            </w:r>
+          </w:p>
+        </w:tc>
+        <w:tc>
+          <w:tcPr>
+            <w:tcW w:w="2763" w:type="dxa"/>
+          </w:tcPr>
+          <w:p>
+            <w:pPr>
+              <w:pStyle w:val="Compact"/>
+            </w:pPr>
+            <w:r>
+              <w:t xml:space="preserve">FR-AST-002, FR-PC-001, FR-AST-016, DD-96, DD-97</w:t>
             </w:r>
           </w:p>
         </w:tc>

--- a/deliverables/word/Software Design Description.docx
+++ b/deliverables/word/Software Design Description.docx
@@ -4496,6 +4496,137 @@
             </w:r>
             <w:r>
               <w:t xml:space="preserve">(headline tiles moved to Overall reports, clickable workload rows and location cards, full name with middle name). DD-58…DD-67 remain the known gap and were not reused. No existing decision was removed and no version label was changed.</w:t>
+            </w:r>
+          </w:p>
+        </w:tc>
+      </w:tr>
+      <w:tr>
+        <w:trPr>
+          <w:cantSplit w:val="1"/>
+        </w:trPr>
+        <w:tc>
+          <w:tcPr>
+            <w:tcW w:w="1216" w:type="dxa"/>
+          </w:tcPr>
+          <w:p>
+            <w:pPr>
+              <w:pStyle w:val="Compact"/>
+            </w:pPr>
+            <w:r>
+              <w:t xml:space="preserve">1.0</w:t>
+            </w:r>
+          </w:p>
+        </w:tc>
+        <w:tc>
+          <w:tcPr>
+            <w:tcW w:w="1600" w:type="dxa"/>
+          </w:tcPr>
+          <w:p>
+            <w:pPr>
+              <w:pStyle w:val="Compact"/>
+            </w:pPr>
+            <w:r>
+              <w:t xml:space="preserve">2026-10-20</w:t>
+            </w:r>
+          </w:p>
+        </w:tc>
+        <w:tc>
+          <w:tcPr>
+            <w:tcW w:w="1728" w:type="dxa"/>
+          </w:tcPr>
+          <w:p>
+            <w:pPr>
+              <w:pStyle w:val="Compact"/>
+            </w:pPr>
+            <w:r>
+              <w:t xml:space="preserve">Engineering</w:t>
+            </w:r>
+          </w:p>
+        </w:tc>
+        <w:tc>
+          <w:tcPr>
+            <w:tcW w:w="4816" w:type="dxa"/>
+          </w:tcPr>
+          <w:p>
+            <w:pPr>
+              <w:pStyle w:val="Compact"/>
+            </w:pPr>
+            <w:r>
+              <w:rPr>
+                <w:b/>
+                <w:bCs/>
+              </w:rPr>
+              <w:t xml:space="preserve">Production readiness — security hardening, SMTP2GO readiness and the Render pilot</w:t>
+            </w:r>
+            <w:r>
+              <w:t xml:space="preserve"> </w:t>
+            </w:r>
+            <w:r>
+              <w:t xml:space="preserve">recorded against the Version 1.0 baseline (label unchanged). Added</w:t>
+            </w:r>
+            <w:r>
+              <w:t xml:space="preserve"> </w:t>
+            </w:r>
+            <w:r>
+              <w:rPr>
+                <w:b/>
+                <w:bCs/>
+              </w:rPr>
+              <w:t xml:space="preserve">DD-110</w:t>
+            </w:r>
+            <w:r>
+              <w:t xml:space="preserve"> </w:t>
+            </w:r>
+            <w:r>
+              <w:t xml:space="preserve">(environment-only SMTP, SMTP2GO on 2525 with STARTTLS, mail diagnostics, honest delivery states),</w:t>
+            </w:r>
+            <w:r>
+              <w:t xml:space="preserve"> </w:t>
+            </w:r>
+            <w:r>
+              <w:rPr>
+                <w:b/>
+                <w:bCs/>
+              </w:rPr>
+              <w:t xml:space="preserve">DD-111</w:t>
+            </w:r>
+            <w:r>
+              <w:t xml:space="preserve"> </w:t>
+            </w:r>
+            <w:r>
+              <w:t xml:space="preserve">(account emails queued after commit; one retry policy),</w:t>
+            </w:r>
+            <w:r>
+              <w:t xml:space="preserve"> </w:t>
+            </w:r>
+            <w:r>
+              <w:rPr>
+                <w:b/>
+                <w:bCs/>
+              </w:rPr>
+              <w:t xml:space="preserve">DD-112</w:t>
+            </w:r>
+            <w:r>
+              <w:t xml:space="preserve"> </w:t>
+            </w:r>
+            <w:r>
+              <w:t xml:space="preserve">(secret redaction, credential guards, seed-once seeders, gitleaks) and</w:t>
+            </w:r>
+            <w:r>
+              <w:t xml:space="preserve"> </w:t>
+            </w:r>
+            <w:r>
+              <w:rPr>
+                <w:b/>
+                <w:bCs/>
+              </w:rPr>
+              <w:t xml:space="preserve">DD-113</w:t>
+            </w:r>
+            <w:r>
+              <w:t xml:space="preserve"> </w:t>
+            </w:r>
+            <w:r>
+              <w:t xml:space="preserve">(host-agnostic runtime; free-tier pilot). SDD §10.3’s synchronous account email is superseded by DD-111. The digest and SLA schedules lost in the 2026-09 rebuild are restored.</w:t>
             </w:r>
           </w:p>
         </w:tc>
@@ -53340,6 +53471,871 @@
             </w:pPr>
             <w:r>
               <w:t xml:space="preserve">FR-AST-002, FR-PC-001, FR-AST-016, DD-96, DD-97</w:t>
+            </w:r>
+          </w:p>
+        </w:tc>
+      </w:tr>
+      <w:tr>
+        <w:trPr>
+          <w:cantSplit w:val="1"/>
+        </w:trPr>
+        <w:tc>
+          <w:tcPr>
+            <w:tcW w:w="1073" w:type="dxa"/>
+          </w:tcPr>
+          <w:p>
+            <w:pPr>
+              <w:pStyle w:val="Compact"/>
+            </w:pPr>
+            <w:r>
+              <w:rPr>
+                <w:b/>
+              </w:rPr>
+              <w:t xml:space="preserve">DD-110</w:t>
+            </w:r>
+          </w:p>
+        </w:tc>
+        <w:tc>
+          <w:tcPr>
+            <w:tcW w:w="2762" w:type="dxa"/>
+          </w:tcPr>
+          <w:p>
+            <w:pPr>
+              <w:pStyle w:val="Compact"/>
+            </w:pPr>
+            <w:r>
+              <w:rPr>
+                <w:b/>
+                <w:bCs/>
+              </w:rPr>
+              <w:t xml:space="preserve">Outgoing mail is environment-only SMTP; SMTP2GO on port 2525 with STARTTLS required.</w:t>
+            </w:r>
+            <w:r>
+              <w:t xml:space="preserve"> </w:t>
+            </w:r>
+            <w:r>
+              <w:rPr>
+                <w:rStyle w:val="VerbatimChar"/>
+              </w:rPr>
+              <w:t xml:space="preserve">config/mail.php</w:t>
+            </w:r>
+            <w:r>
+              <w:t xml:space="preserve"> </w:t>
+            </w:r>
+            <w:r>
+              <w:t xml:space="preserve">reads</w:t>
+            </w:r>
+            <w:r>
+              <w:t xml:space="preserve"> </w:t>
+            </w:r>
+            <w:r>
+              <w:rPr>
+                <w:rStyle w:val="VerbatimChar"/>
+              </w:rPr>
+              <w:t xml:space="preserve">MAIL_TIMEOUT</w:t>
+            </w:r>
+            <w:r>
+              <w:t xml:space="preserve"> </w:t>
+            </w:r>
+            <w:r>
+              <w:t xml:space="preserve">and</w:t>
+            </w:r>
+            <w:r>
+              <w:t xml:space="preserve"> </w:t>
+            </w:r>
+            <w:r>
+              <w:rPr>
+                <w:rStyle w:val="VerbatimChar"/>
+              </w:rPr>
+              <w:t xml:space="preserve">MAIL_REQUIRE_TLS</w:t>
+            </w:r>
+            <w:r>
+              <w:t xml:space="preserve"> </w:t>
+            </w:r>
+            <w:r>
+              <w:t xml:space="preserve">(Symfony’s</w:t>
+            </w:r>
+            <w:r>
+              <w:t xml:space="preserve"> </w:t>
+            </w:r>
+            <w:r>
+              <w:rPr>
+                <w:rStyle w:val="VerbatimChar"/>
+              </w:rPr>
+              <w:t xml:space="preserve">require_tls</w:t>
+            </w:r>
+            <w:r>
+              <w:t xml:space="preserve"> </w:t>
+            </w:r>
+            <w:r>
+              <w:t xml:space="preserve">DSN option); no provider package; local production keeps Mailpit.</w:t>
+            </w:r>
+            <w:r>
+              <w:t xml:space="preserve"> </w:t>
+            </w:r>
+            <w:r>
+              <w:rPr>
+                <w:rStyle w:val="VerbatimChar"/>
+              </w:rPr>
+              <w:t xml:space="preserve">MailDiagnostics</w:t>
+            </w:r>
+            <w:r>
+              <w:t xml:space="preserve"> </w:t>
+            </w:r>
+            <w:r>
+              <w:t xml:space="preserve">backs</w:t>
+            </w:r>
+            <w:r>
+              <w:t xml:space="preserve"> </w:t>
+            </w:r>
+            <w:r>
+              <w:rPr>
+                <w:rStyle w:val="VerbatimChar"/>
+              </w:rPr>
+              <w:t xml:space="preserve">php artisan mail:check</w:t>
+            </w:r>
+            <w:r>
+              <w:t xml:space="preserve"> </w:t>
+            </w:r>
+            <w:r>
+              <w:t xml:space="preserve">and the Administrator page</w:t>
+            </w:r>
+            <w:r>
+              <w:t xml:space="preserve"> </w:t>
+            </w:r>
+            <w:r>
+              <w:rPr>
+                <w:b/>
+                <w:bCs/>
+              </w:rPr>
+              <w:t xml:space="preserve">Outgoing email</w:t>
+            </w:r>
+            <w:r>
+              <w:t xml:space="preserve"> </w:t>
+            </w:r>
+            <w:r>
+              <w:t xml:space="preserve">(</w:t>
+            </w:r>
+            <w:r>
+              <w:rPr>
+                <w:rStyle w:val="VerbatimChar"/>
+              </w:rPr>
+              <w:t xml:space="preserve">/api/admin/system/mail</w:t>
+            </w:r>
+            <w:r>
+              <w:t xml:space="preserve">,</w:t>
+            </w:r>
+            <w:r>
+              <w:t xml:space="preserve"> </w:t>
+            </w:r>
+            <w:r>
+              <w:rPr>
+                <w:rStyle w:val="VerbatimChar"/>
+              </w:rPr>
+              <w:t xml:space="preserve">OutgoingMailPolicy</w:t>
+            </w:r>
+            <w:r>
+              <w:t xml:space="preserve">: Administrator role</w:t>
+            </w:r>
+            <w:r>
+              <w:t xml:space="preserve"> </w:t>
+            </w:r>
+            <w:r>
+              <w:rPr>
+                <w:i/>
+                <w:iCs/>
+              </w:rPr>
+              <w:t xml:space="preserve">and</w:t>
+            </w:r>
+            <w:r>
+              <w:t xml:space="preserve"> </w:t>
+            </w:r>
+            <w:r>
+              <w:rPr>
+                <w:rStyle w:val="VerbatimChar"/>
+              </w:rPr>
+              <w:t xml:space="preserve">system.settings.manage</w:t>
+            </w:r>
+            <w:r>
+              <w:t xml:space="preserve">): configuration without credentials, a connection test that sends nothing, one fixed test message to the caller only (3/h, audited).</w:t>
+            </w:r>
+            <w:r>
+              <w:t xml:space="preserve"> </w:t>
+            </w:r>
+            <w:r>
+              <w:rPr>
+                <w:rStyle w:val="VerbatimChar"/>
+              </w:rPr>
+              <w:t xml:space="preserve">MAIL_TEST_REDIRECT_TO</w:t>
+            </w:r>
+            <w:r>
+              <w:t xml:space="preserve"> </w:t>
+            </w:r>
+            <w:r>
+              <w:t xml:space="preserve">is honoured outside production only. Failures are stored as</w:t>
+            </w:r>
+            <w:r>
+              <w:t xml:space="preserve"> </w:t>
+            </w:r>
+            <w:r>
+              <w:rPr>
+                <w:rStyle w:val="VerbatimChar"/>
+              </w:rPr>
+              <w:t xml:space="preserve">MailFailure</w:t>
+            </w:r>
+            <w:r>
+              <w:t xml:space="preserve"> </w:t>
+            </w:r>
+            <w:r>
+              <w:t xml:space="preserve">names from the SMTP reply code;</w:t>
+            </w:r>
+            <w:r>
+              <w:t xml:space="preserve"> </w:t>
+            </w:r>
+            <w:r>
+              <w:rPr>
+                <w:rStyle w:val="VerbatimChar"/>
+              </w:rPr>
+              <w:t xml:space="preserve">sent</w:t>
+            </w:r>
+            <w:r>
+              <w:t xml:space="preserve"> </w:t>
+            </w:r>
+            <w:r>
+              <w:t xml:space="preserve">means accepted by the relay.</w:t>
+            </w:r>
+          </w:p>
+        </w:tc>
+        <w:tc>
+          <w:tcPr>
+            <w:tcW w:w="2762" w:type="dxa"/>
+          </w:tcPr>
+          <w:p>
+            <w:pPr>
+              <w:pStyle w:val="Compact"/>
+            </w:pPr>
+            <w:r>
+              <w:t xml:space="preserve">Render’s free web services block 25/465/587; a plain SMTP relay needs no code change between environments. Credentials must never cross the network in clear, and a redirect left set in production must never divert real users’ mail. The server’s own reply text can quote the relay username, so only a code is kept; inbox delivery is not observable by the application.</w:t>
+            </w:r>
+          </w:p>
+        </w:tc>
+        <w:tc>
+          <w:tcPr>
+            <w:tcW w:w="2763" w:type="dxa"/>
+          </w:tcPr>
+          <w:p>
+            <w:pPr>
+              <w:pStyle w:val="Compact"/>
+            </w:pPr>
+            <w:r>
+              <w:t xml:space="preserve">FR-NOT-006, FR-RPT-008, EIF-EXT-002, NFR-SEC-005</w:t>
+            </w:r>
+          </w:p>
+        </w:tc>
+      </w:tr>
+      <w:tr>
+        <w:trPr>
+          <w:cantSplit w:val="1"/>
+        </w:trPr>
+        <w:tc>
+          <w:tcPr>
+            <w:tcW w:w="1073" w:type="dxa"/>
+          </w:tcPr>
+          <w:p>
+            <w:pPr>
+              <w:pStyle w:val="Compact"/>
+            </w:pPr>
+            <w:r>
+              <w:rPr>
+                <w:b/>
+              </w:rPr>
+              <w:t xml:space="preserve">DD-111</w:t>
+            </w:r>
+          </w:p>
+        </w:tc>
+        <w:tc>
+          <w:tcPr>
+            <w:tcW w:w="2762" w:type="dxa"/>
+          </w:tcPr>
+          <w:p>
+            <w:pPr>
+              <w:pStyle w:val="Compact"/>
+            </w:pPr>
+            <w:r>
+              <w:rPr>
+                <w:b/>
+                <w:bCs/>
+              </w:rPr>
+              <w:t xml:space="preserve">Account emails are queued after commit, under one retry policy for all mail.</w:t>
+            </w:r>
+            <w:r>
+              <w:t xml:space="preserve"> </w:t>
+            </w:r>
+            <w:r>
+              <w:t xml:space="preserve">Registration submitted/approved/rejected and</w:t>
+            </w:r>
+            <w:r>
+              <w:t xml:space="preserve"> </w:t>
+            </w:r>
+            <w:r>
+              <w:rPr>
+                <w:rStyle w:val="VerbatimChar"/>
+              </w:rPr>
+              <w:t xml:space="preserve">AdminMessage</w:t>
+            </w:r>
+            <w:r>
+              <w:t xml:space="preserve"> </w:t>
+            </w:r>
+            <w:r>
+              <w:t xml:space="preserve">extend</w:t>
+            </w:r>
+            <w:r>
+              <w:t xml:space="preserve"> </w:t>
+            </w:r>
+            <w:r>
+              <w:rPr>
+                <w:rStyle w:val="VerbatimChar"/>
+              </w:rPr>
+              <w:t xml:space="preserve">AccountMail</w:t>
+            </w:r>
+            <w:r>
+              <w:t xml:space="preserve"> </w:t>
+            </w:r>
+            <w:r>
+              <w:t xml:space="preserve">(</w:t>
+            </w:r>
+            <w:r>
+              <w:rPr>
+                <w:rStyle w:val="VerbatimChar"/>
+              </w:rPr>
+              <w:t xml:space="preserve">ShouldQueueAfterCommit</w:t>
+            </w:r>
+            <w:r>
+              <w:t xml:space="preserve">,</w:t>
+            </w:r>
+            <w:r>
+              <w:t xml:space="preserve"> </w:t>
+            </w:r>
+            <w:r>
+              <w:rPr>
+                <w:rStyle w:val="VerbatimChar"/>
+              </w:rPr>
+              <w:t xml:space="preserve">notifications</w:t>
+            </w:r>
+            <w:r>
+              <w:t xml:space="preserve"> </w:t>
+            </w:r>
+            <w:r>
+              <w:t xml:space="preserve">queue); the password reset is</w:t>
+            </w:r>
+            <w:r>
+              <w:t xml:space="preserve"> </w:t>
+            </w:r>
+            <w:r>
+              <w:rPr>
+                <w:rStyle w:val="VerbatimChar"/>
+              </w:rPr>
+              <w:t xml:space="preserve">QueuedResetPassword</w:t>
+            </w:r>
+            <w:r>
+              <w:t xml:space="preserve">.</w:t>
+            </w:r>
+            <w:r>
+              <w:t xml:space="preserve"> </w:t>
+            </w:r>
+            <w:r>
+              <w:rPr>
+                <w:rStyle w:val="VerbatimChar"/>
+              </w:rPr>
+              <w:t xml:space="preserve">RetriesMailDelivery</w:t>
+            </w:r>
+            <w:r>
+              <w:t xml:space="preserve"> </w:t>
+            </w:r>
+            <w:r>
+              <w:t xml:space="preserve">(3 tries; 60/300/900 s) also covers</w:t>
+            </w:r>
+            <w:r>
+              <w:t xml:space="preserve"> </w:t>
+            </w:r>
+            <w:r>
+              <w:rPr>
+                <w:rStyle w:val="VerbatimChar"/>
+              </w:rPr>
+              <w:t xml:space="preserve">ProjectNotification</w:t>
+            </w:r>
+            <w:r>
+              <w:t xml:space="preserve"> </w:t>
+            </w:r>
+            <w:r>
+              <w:t xml:space="preserve">and</w:t>
+            </w:r>
+            <w:r>
+              <w:t xml:space="preserve"> </w:t>
+            </w:r>
+            <w:r>
+              <w:rPr>
+                <w:rStyle w:val="VerbatimChar"/>
+              </w:rPr>
+              <w:t xml:space="preserve">ReportEmailNotification</w:t>
+            </w:r>
+            <w:r>
+              <w:t xml:space="preserve">. The database queue’s</w:t>
+            </w:r>
+            <w:r>
+              <w:t xml:space="preserve"> </w:t>
+            </w:r>
+            <w:r>
+              <w:rPr>
+                <w:rStyle w:val="VerbatimChar"/>
+              </w:rPr>
+              <w:t xml:space="preserve">retry_after</w:t>
+            </w:r>
+            <w:r>
+              <w:t xml:space="preserve"> </w:t>
+            </w:r>
+            <w:r>
+              <w:t xml:space="preserve">is 240 s. Supersedes §10.3’s synchronous sending.</w:t>
+            </w:r>
+          </w:p>
+        </w:tc>
+        <w:tc>
+          <w:tcPr>
+            <w:tcW w:w="2762" w:type="dxa"/>
+          </w:tcPr>
+          <w:p>
+            <w:pPr>
+              <w:pStyle w:val="Compact"/>
+            </w:pPr>
+            <w:r>
+              <w:t xml:space="preserve">With a real relay, synchronous sending turned an outage into a 500 after the database change had committed, and a bulk message could leave a transaction that then rolled back. Relay deferrals clear in minutes, not the worker’s 5 s. A</w:t>
+            </w:r>
+            <w:r>
+              <w:t xml:space="preserve"> </w:t>
+            </w:r>
+            <w:r>
+              <w:rPr>
+                <w:rStyle w:val="VerbatimChar"/>
+              </w:rPr>
+              <w:t xml:space="preserve">retry_after</w:t>
+            </w:r>
+            <w:r>
+              <w:t xml:space="preserve"> </w:t>
+            </w:r>
+            <w:r>
+              <w:t xml:space="preserve">shorter than the longest job (180 s) would hand a running job to a second worker.</w:t>
+            </w:r>
+          </w:p>
+        </w:tc>
+        <w:tc>
+          <w:tcPr>
+            <w:tcW w:w="2763" w:type="dxa"/>
+          </w:tcPr>
+          <w:p>
+            <w:pPr>
+              <w:pStyle w:val="Compact"/>
+            </w:pPr>
+            <w:r>
+              <w:t xml:space="preserve">FR-AUTH-013/015, FR-NOT-006, NFR-AVL-*</w:t>
+            </w:r>
+          </w:p>
+        </w:tc>
+      </w:tr>
+      <w:tr>
+        <w:trPr>
+          <w:cantSplit w:val="1"/>
+        </w:trPr>
+        <w:tc>
+          <w:tcPr>
+            <w:tcW w:w="1073" w:type="dxa"/>
+          </w:tcPr>
+          <w:p>
+            <w:pPr>
+              <w:pStyle w:val="Compact"/>
+            </w:pPr>
+            <w:r>
+              <w:rPr>
+                <w:b/>
+              </w:rPr>
+              <w:t xml:space="preserve">DD-112</w:t>
+            </w:r>
+          </w:p>
+        </w:tc>
+        <w:tc>
+          <w:tcPr>
+            <w:tcW w:w="2762" w:type="dxa"/>
+          </w:tcPr>
+          <w:p>
+            <w:pPr>
+              <w:pStyle w:val="Compact"/>
+            </w:pPr>
+            <w:r>
+              <w:rPr>
+                <w:b/>
+                <w:bCs/>
+              </w:rPr>
+              <w:t xml:space="preserve">Secrets never reach logs, failed jobs or a public response.</w:t>
+            </w:r>
+            <w:r>
+              <w:t xml:space="preserve"> </w:t>
+            </w:r>
+            <w:r>
+              <w:rPr>
+                <w:rStyle w:val="VerbatimChar"/>
+              </w:rPr>
+              <w:t xml:space="preserve">ConfiguredSecrets</w:t>
+            </w:r>
+            <w:r>
+              <w:t xml:space="preserve"> </w:t>
+            </w:r>
+            <w:r>
+              <w:t xml:space="preserve">lists this deployment’s credential values;</w:t>
+            </w:r>
+            <w:r>
+              <w:t xml:space="preserve"> </w:t>
+            </w:r>
+            <w:r>
+              <w:rPr>
+                <w:rStyle w:val="VerbatimChar"/>
+              </w:rPr>
+              <w:t xml:space="preserve">RedactSecretsProcessor</w:t>
+            </w:r>
+            <w:r>
+              <w:t xml:space="preserve"> </w:t>
+            </w:r>
+            <w:r>
+              <w:t xml:space="preserve">runs on every file/stream log channel;</w:t>
+            </w:r>
+            <w:r>
+              <w:t xml:space="preserve"> </w:t>
+            </w:r>
+            <w:r>
+              <w:rPr>
+                <w:rStyle w:val="VerbatimChar"/>
+              </w:rPr>
+              <w:t xml:space="preserve">RedactingFailedJobProvider</w:t>
+            </w:r>
+            <w:r>
+              <w:t xml:space="preserve"> </w:t>
+            </w:r>
+            <w:r>
+              <w:t xml:space="preserve">decorates the failed-job store;</w:t>
+            </w:r>
+            <w:r>
+              <w:t xml:space="preserve"> </w:t>
+            </w:r>
+            <w:r>
+              <w:rPr>
+                <w:rStyle w:val="VerbatimChar"/>
+              </w:rPr>
+              <w:t xml:space="preserve">zend.exception_ignore_args = On</w:t>
+            </w:r>
+            <w:r>
+              <w:t xml:space="preserve">;</w:t>
+            </w:r>
+            <w:r>
+              <w:t xml:space="preserve"> </w:t>
+            </w:r>
+            <w:r>
+              <w:rPr>
+                <w:rStyle w:val="VerbatimChar"/>
+              </w:rPr>
+              <w:t xml:space="preserve">/api/health</w:t>
+            </w:r>
+            <w:r>
+              <w:t xml:space="preserve"> </w:t>
+            </w:r>
+            <w:r>
+              <w:t xml:space="preserve">reports</w:t>
+            </w:r>
+            <w:r>
+              <w:t xml:space="preserve"> </w:t>
+            </w:r>
+            <w:r>
+              <w:rPr>
+                <w:rStyle w:val="VerbatimChar"/>
+              </w:rPr>
+              <w:t xml:space="preserve">ok</w:t>
+            </w:r>
+            <w:r>
+              <w:t xml:space="preserve">/</w:t>
+            </w:r>
+            <w:r>
+              <w:rPr>
+                <w:rStyle w:val="VerbatimChar"/>
+              </w:rPr>
+              <w:t xml:space="preserve">error</w:t>
+            </w:r>
+            <w:r>
+              <w:t xml:space="preserve">/</w:t>
+            </w:r>
+            <w:r>
+              <w:rPr>
+                <w:rStyle w:val="VerbatimChar"/>
+              </w:rPr>
+              <w:t xml:space="preserve">not_used</w:t>
+            </w:r>
+            <w:r>
+              <w:t xml:space="preserve"> </w:t>
+            </w:r>
+            <w:r>
+              <w:t xml:space="preserve">only.</w:t>
+            </w:r>
+            <w:r>
+              <w:t xml:space="preserve"> </w:t>
+            </w:r>
+            <w:r>
+              <w:rPr>
+                <w:rStyle w:val="VerbatimChar"/>
+              </w:rPr>
+              <w:t xml:space="preserve">compose.prod.yaml</w:t>
+            </w:r>
+            <w:r>
+              <w:t xml:space="preserve"> </w:t>
+            </w:r>
+            <w:r>
+              <w:t xml:space="preserve">has no password fallbacks,</w:t>
+            </w:r>
+            <w:r>
+              <w:t xml:space="preserve"> </w:t>
+            </w:r>
+            <w:r>
+              <w:rPr>
+                <w:rStyle w:val="VerbatimChar"/>
+              </w:rPr>
+              <w:t xml:space="preserve">deploy-prod.sh</w:t>
+            </w:r>
+            <w:r>
+              <w:t xml:space="preserve"> </w:t>
+            </w:r>
+            <w:r>
+              <w:t xml:space="preserve">refuses weak or published passwords and commits not on</w:t>
+            </w:r>
+            <w:r>
+              <w:t xml:space="preserve"> </w:t>
+            </w:r>
+            <w:r>
+              <w:rPr>
+                <w:rStyle w:val="VerbatimChar"/>
+              </w:rPr>
+              <w:t xml:space="preserve">origin/main</w:t>
+            </w:r>
+            <w:r>
+              <w:t xml:space="preserve">,</w:t>
+            </w:r>
+            <w:r>
+              <w:t xml:space="preserve"> </w:t>
+            </w:r>
+            <w:r>
+              <w:rPr>
+                <w:rStyle w:val="VerbatimChar"/>
+              </w:rPr>
+              <w:t xml:space="preserve">rotate-prod-credentials.sh</w:t>
+            </w:r>
+            <w:r>
+              <w:t xml:space="preserve"> </w:t>
+            </w:r>
+            <w:r>
+              <w:t xml:space="preserve">rotates them; seeders never overwrite existing administrators, settings or AI models; CI runs gitleaks.</w:t>
+            </w:r>
+          </w:p>
+        </w:tc>
+        <w:tc>
+          <w:tcPr>
+            <w:tcW w:w="2762" w:type="dxa"/>
+          </w:tcPr>
+          <w:p>
+            <w:pPr>
+              <w:pStyle w:val="Compact"/>
+            </w:pPr>
+            <w:r>
+              <w:t xml:space="preserve">The repository is public and production ran on the documented development passwords. Symfony’s SMTP authentication failure embeds the relay username, stack-trace arguments carried the start of the base64 password, and the health route returned the database host and user to anyone. A re-run</w:t>
+            </w:r>
+            <w:r>
+              <w:t xml:space="preserve"> </w:t>
+            </w:r>
+            <w:r>
+              <w:rPr>
+                <w:rStyle w:val="VerbatimChar"/>
+              </w:rPr>
+              <w:t xml:space="preserve">db:seed --force</w:t>
+            </w:r>
+            <w:r>
+              <w:t xml:space="preserve"> </w:t>
+            </w:r>
+            <w:r>
+              <w:t xml:space="preserve">reset the administrator’s password.</w:t>
+            </w:r>
+          </w:p>
+        </w:tc>
+        <w:tc>
+          <w:tcPr>
+            <w:tcW w:w="2763" w:type="dxa"/>
+          </w:tcPr>
+          <w:p>
+            <w:pPr>
+              <w:pStyle w:val="Compact"/>
+            </w:pPr>
+            <w:r>
+              <w:t xml:space="preserve">NFR-SEC-005, NFR-SEC-006, FR-CFG-004</w:t>
+            </w:r>
+          </w:p>
+        </w:tc>
+      </w:tr>
+      <w:tr>
+        <w:trPr>
+          <w:cantSplit w:val="1"/>
+        </w:trPr>
+        <w:tc>
+          <w:tcPr>
+            <w:tcW w:w="1073" w:type="dxa"/>
+          </w:tcPr>
+          <w:p>
+            <w:pPr>
+              <w:pStyle w:val="Compact"/>
+            </w:pPr>
+            <w:r>
+              <w:rPr>
+                <w:b/>
+              </w:rPr>
+              <w:t xml:space="preserve">DD-113</w:t>
+            </w:r>
+          </w:p>
+        </w:tc>
+        <w:tc>
+          <w:tcPr>
+            <w:tcW w:w="2762" w:type="dxa"/>
+          </w:tcPr>
+          <w:p>
+            <w:pPr>
+              <w:pStyle w:val="Compact"/>
+            </w:pPr>
+            <w:r>
+              <w:rPr>
+                <w:b/>
+                <w:bCs/>
+              </w:rPr>
+              <w:t xml:space="preserve">Host-agnostic runtime, and a free-tier Render pilot with synthetic data.</w:t>
+            </w:r>
+            <w:r>
+              <w:t xml:space="preserve"> </w:t>
+            </w:r>
+            <w:r>
+              <w:rPr>
+                <w:rStyle w:val="VerbatimChar"/>
+              </w:rPr>
+              <w:t xml:space="preserve">TRUST_PROXIES</w:t>
+            </w:r>
+            <w:r>
+              <w:t xml:space="preserve">,</w:t>
+            </w:r>
+            <w:r>
+              <w:t xml:space="preserve"> </w:t>
+            </w:r>
+            <w:r>
+              <w:rPr>
+                <w:rStyle w:val="VerbatimChar"/>
+              </w:rPr>
+              <w:t xml:space="preserve">filesystems.attachments</w:t>
+            </w:r>
+            <w:r>
+              <w:t xml:space="preserve"> </w:t>
+            </w:r>
+            <w:r>
+              <w:t xml:space="preserve">(</w:t>
+            </w:r>
+            <w:r>
+              <w:rPr>
+                <w:rStyle w:val="VerbatimChar"/>
+              </w:rPr>
+              <w:t xml:space="preserve">ATTACHMENTS_DISK</w:t>
+            </w:r>
+            <w:r>
+              <w:t xml:space="preserve">; each row keeps its own disk), an import reader that copies from object storage to a temporary file, QR codes encoded from the current</w:t>
+            </w:r>
+            <w:r>
+              <w:t xml:space="preserve"> </w:t>
+            </w:r>
+            <w:r>
+              <w:rPr>
+                <w:rStyle w:val="VerbatimChar"/>
+              </w:rPr>
+              <w:t xml:space="preserve">FRONTEND_URL</w:t>
+            </w:r>
+            <w:r>
+              <w:t xml:space="preserve">. The pilot runs nginx, PHP-FPM, Reverb, a database-queue worker and the scheduler in one container (</w:t>
+            </w:r>
+            <w:r>
+              <w:rPr>
+                <w:rStyle w:val="VerbatimChar"/>
+              </w:rPr>
+              <w:t xml:space="preserve">docker/render/</w:t>
+            </w:r>
+            <w:r>
+              <w:t xml:space="preserve">), keeps Postgres and files outside it, deploys only through an approved workflow pinned to a commit on</w:t>
+            </w:r>
+            <w:r>
+              <w:t xml:space="preserve"> </w:t>
+            </w:r>
+            <w:r>
+              <w:rPr>
+                <w:rStyle w:val="VerbatimChar"/>
+              </w:rPr>
+              <w:t xml:space="preserve">main</w:t>
+            </w:r>
+            <w:r>
+              <w:t xml:space="preserve">, and is backed up nightly, age-encrypted, to a private store (docs/RENDER_PILOT.md).</w:t>
+            </w:r>
+          </w:p>
+        </w:tc>
+        <w:tc>
+          <w:tcPr>
+            <w:tcW w:w="2762" w:type="dxa"/>
+          </w:tcPr>
+          <w:p>
+            <w:pPr>
+              <w:pStyle w:val="Compact"/>
+            </w:pPr>
+            <w:r>
+              <w:t xml:space="preserve">Free web services cannot receive private-network traffic, have no workers, cron, shell or durable disk, and</w:t>
+            </w:r>
+            <w:r>
+              <w:t xml:space="preserve"> </w:t>
+            </w:r>
+            <w:r>
+              <w:rPr>
+                <w:rStyle w:val="VerbatimChar"/>
+              </w:rPr>
+              <w:t xml:space="preserve">onrender.com</w:t>
+            </w:r>
+            <w:r>
+              <w:t xml:space="preserve"> </w:t>
+            </w:r>
+            <w:r>
+              <w:t xml:space="preserve">is on the Public Suffix List, so the SPA and API must share one origin. Render’s own guidance excludes production use; local production stays authoritative.</w:t>
+            </w:r>
+          </w:p>
+        </w:tc>
+        <w:tc>
+          <w:tcPr>
+            <w:tcW w:w="2763" w:type="dxa"/>
+          </w:tcPr>
+          <w:p>
+            <w:pPr>
+              <w:pStyle w:val="Compact"/>
+            </w:pPr>
+            <w:r>
+              <w:t xml:space="preserve">NFR-PERF-</w:t>
+            </w:r>
+            <w:r>
+              <w:rPr>
+                <w:i/>
+                <w:iCs/>
+              </w:rPr>
+              <w:t xml:space="preserve">, NFR-AVL-</w:t>
+            </w:r>
+            <w:r>
+              <w:t xml:space="preserve">, NFR-SEC-*, CON-10</w:t>
             </w:r>
           </w:p>
         </w:tc>

--- a/deliverables/word/Software Design Description.docx
+++ b/deliverables/word/Software Design Description.docx
@@ -4627,6 +4627,173 @@
             </w:r>
             <w:r>
               <w:t xml:space="preserve">(host-agnostic runtime; free-tier pilot). SDD §10.3’s synchronous account email is superseded by DD-111. The digest and SLA schedules lost in the 2026-09 rebuild are restored.</w:t>
+            </w:r>
+          </w:p>
+        </w:tc>
+      </w:tr>
+      <w:tr>
+        <w:trPr>
+          <w:cantSplit w:val="1"/>
+        </w:trPr>
+        <w:tc>
+          <w:tcPr>
+            <w:tcW w:w="1216" w:type="dxa"/>
+          </w:tcPr>
+          <w:p>
+            <w:pPr>
+              <w:pStyle w:val="Compact"/>
+            </w:pPr>
+            <w:r>
+              <w:t xml:space="preserve">1.0</w:t>
+            </w:r>
+          </w:p>
+        </w:tc>
+        <w:tc>
+          <w:tcPr>
+            <w:tcW w:w="1600" w:type="dxa"/>
+          </w:tcPr>
+          <w:p>
+            <w:pPr>
+              <w:pStyle w:val="Compact"/>
+            </w:pPr>
+            <w:r>
+              <w:t xml:space="preserve">2026-10-20</w:t>
+            </w:r>
+          </w:p>
+        </w:tc>
+        <w:tc>
+          <w:tcPr>
+            <w:tcW w:w="1728" w:type="dxa"/>
+          </w:tcPr>
+          <w:p>
+            <w:pPr>
+              <w:pStyle w:val="Compact"/>
+            </w:pPr>
+            <w:r>
+              <w:t xml:space="preserve">Engineering</w:t>
+            </w:r>
+          </w:p>
+        </w:tc>
+        <w:tc>
+          <w:tcPr>
+            <w:tcW w:w="4816" w:type="dxa"/>
+          </w:tcPr>
+          <w:p>
+            <w:pPr>
+              <w:pStyle w:val="Compact"/>
+            </w:pPr>
+            <w:r>
+              <w:rPr>
+                <w:b/>
+                <w:bCs/>
+              </w:rPr>
+              <w:t xml:space="preserve">Owner requests of 2026-10-20 — asset form, placement confirmation, Render AI and mail, in-app QR scanner</w:t>
+            </w:r>
+            <w:r>
+              <w:t xml:space="preserve"> </w:t>
+            </w:r>
+            <w:r>
+              <w:t xml:space="preserve">recorded against the Version 1.0 baseline (label unchanged). Added</w:t>
+            </w:r>
+            <w:r>
+              <w:t xml:space="preserve"> </w:t>
+            </w:r>
+            <w:r>
+              <w:rPr>
+                <w:b/>
+                <w:bCs/>
+              </w:rPr>
+              <w:t xml:space="preserve">DD-114</w:t>
+            </w:r>
+            <w:r>
+              <w:t xml:space="preserve"> </w:t>
+            </w:r>
+            <w:r>
+              <w:t xml:space="preserve">(asset form option lists,</w:t>
+            </w:r>
+            <w:r>
+              <w:t xml:space="preserve"> </w:t>
+            </w:r>
+            <w:r>
+              <w:t xml:space="preserve">“Other”</w:t>
+            </w:r>
+            <w:r>
+              <w:t xml:space="preserve"> </w:t>
+            </w:r>
+            <w:r>
+              <w:t xml:space="preserve">category and supplier, every asset-dashboard panel a link),</w:t>
+            </w:r>
+            <w:r>
+              <w:t xml:space="preserve"> </w:t>
+            </w:r>
+            <w:r>
+              <w:rPr>
+                <w:b/>
+                <w:bCs/>
+              </w:rPr>
+              <w:t xml:space="preserve">DD-115</w:t>
+            </w:r>
+            <w:r>
+              <w:t xml:space="preserve"> </w:t>
+            </w:r>
+            <w:r>
+              <w:t xml:space="preserve">(custodian placement confirmation; confirmed equipment arranged on the Floorplan),</w:t>
+            </w:r>
+            <w:r>
+              <w:t xml:space="preserve"> </w:t>
+            </w:r>
+            <w:r>
+              <w:rPr>
+                <w:b/>
+                <w:bCs/>
+              </w:rPr>
+              <w:t xml:space="preserve">DD-116</w:t>
+            </w:r>
+            <w:r>
+              <w:t xml:space="preserve"> </w:t>
+            </w:r>
+            <w:r>
+              <w:t xml:space="preserve">(Gemini concurrency funnel falls back to the per-minute ceiling where Redis is unreachable; report-mail delivery wording) and</w:t>
+            </w:r>
+            <w:r>
+              <w:t xml:space="preserve"> </w:t>
+            </w:r>
+            <w:r>
+              <w:rPr>
+                <w:b/>
+                <w:bCs/>
+              </w:rPr>
+              <w:t xml:space="preserve">DD-117</w:t>
+            </w:r>
+            <w:r>
+              <w:t xml:space="preserve"> </w:t>
+            </w:r>
+            <w:r>
+              <w:t xml:space="preserve">(in-app label scanner,</w:t>
+            </w:r>
+            <w:r>
+              <w:t xml:space="preserve"> </w:t>
+            </w:r>
+            <w:r>
+              <w:rPr>
+                <w:rStyle w:val="VerbatimChar"/>
+              </w:rPr>
+              <w:t xml:space="preserve">camera=(self)</w:t>
+            </w:r>
+            <w:r>
+              <w:t xml:space="preserve">; amends owner decision D-C as to means, not purpose). Amended the FloorPlan README’s</w:t>
+            </w:r>
+            <w:r>
+              <w:t xml:space="preserve"> </w:t>
+            </w:r>
+            <w:r>
+              <w:t xml:space="preserve">“Still future”</w:t>
+            </w:r>
+            <w:r>
+              <w:t xml:space="preserve"> </w:t>
+            </w:r>
+            <w:r>
+              <w:t xml:space="preserve">(non-PC equipment is now on plans). No existing decision was removed and no version label was changed.</w:t>
             </w:r>
           </w:p>
         </w:tc>
@@ -54336,6 +54503,931 @@
             </w:r>
             <w:r>
               <w:t xml:space="preserve">, NFR-SEC-*, CON-10</w:t>
+            </w:r>
+          </w:p>
+        </w:tc>
+      </w:tr>
+      <w:tr>
+        <w:trPr>
+          <w:cantSplit w:val="1"/>
+        </w:trPr>
+        <w:tc>
+          <w:tcPr>
+            <w:tcW w:w="1073" w:type="dxa"/>
+          </w:tcPr>
+          <w:p>
+            <w:pPr>
+              <w:pStyle w:val="Compact"/>
+            </w:pPr>
+            <w:r>
+              <w:rPr>
+                <w:b/>
+              </w:rPr>
+              <w:t xml:space="preserve">DD-114</w:t>
+            </w:r>
+          </w:p>
+        </w:tc>
+        <w:tc>
+          <w:tcPr>
+            <w:tcW w:w="2762" w:type="dxa"/>
+          </w:tcPr>
+          <w:p>
+            <w:pPr>
+              <w:pStyle w:val="Compact"/>
+            </w:pPr>
+            <w:r>
+              <w:rPr>
+                <w:b/>
+                <w:bCs/>
+              </w:rPr>
+              <w:t xml:space="preserve">The add-asset form offers the owner’s lists, and</w:t>
+            </w:r>
+            <w:r>
+              <w:rPr>
+                <w:b/>
+                <w:bCs/>
+              </w:rPr>
+              <w:t xml:space="preserve"> </w:t>
+            </w:r>
+            <w:r>
+              <w:rPr>
+                <w:b/>
+                <w:bCs/>
+              </w:rPr>
+              <w:t xml:space="preserve">“Other”</w:t>
+            </w:r>
+            <w:r>
+              <w:rPr>
+                <w:b/>
+                <w:bCs/>
+              </w:rPr>
+              <w:t xml:space="preserve"> </w:t>
+            </w:r>
+            <w:r>
+              <w:rPr>
+                <w:b/>
+                <w:bCs/>
+              </w:rPr>
+              <w:t xml:space="preserve">asks for words.</w:t>
+            </w:r>
+            <w:r>
+              <w:t xml:space="preserve"> </w:t>
+            </w:r>
+            <w:r>
+              <w:t xml:space="preserve">Opening status offers Available / Under maintenance / Out of service (</w:t>
+            </w:r>
+            <w:r>
+              <w:rPr>
+                <w:rStyle w:val="VerbatimChar"/>
+              </w:rPr>
+              <w:t xml:space="preserve">in_stock</w:t>
+            </w:r>
+            <w:r>
+              <w:t xml:space="preserve">,</w:t>
+            </w:r>
+            <w:r>
+              <w:t xml:space="preserve"> </w:t>
+            </w:r>
+            <w:r>
+              <w:rPr>
+                <w:rStyle w:val="VerbatimChar"/>
+              </w:rPr>
+              <w:t xml:space="preserve">in_repair</w:t>
+            </w:r>
+            <w:r>
+              <w:t xml:space="preserve">,</w:t>
+            </w:r>
+            <w:r>
+              <w:t xml:space="preserve"> </w:t>
+            </w:r>
+            <w:r>
+              <w:rPr>
+                <w:rStyle w:val="VerbatimChar"/>
+              </w:rPr>
+              <w:t xml:space="preserve">out_of_service</w:t>
+            </w:r>
+            <w:r>
+              <w:t xml:space="preserve">; default Available) and condition offers Working / For repair, through</w:t>
+            </w:r>
+            <w:r>
+              <w:t xml:space="preserve"> </w:t>
+            </w:r>
+            <w:r>
+              <w:rPr>
+                <w:rStyle w:val="VerbatimChar"/>
+              </w:rPr>
+              <w:t xml:space="preserve">AssetCreationRules::formRules()</w:t>
+            </w:r>
+            <w:r>
+              <w:t xml:space="preserve"> </w:t>
+            </w:r>
+            <w:r>
+              <w:t xml:space="preserve">and the catalog’s</w:t>
+            </w:r>
+            <w:r>
+              <w:t xml:space="preserve"> </w:t>
+            </w:r>
+            <w:r>
+              <w:rPr>
+                <w:rStyle w:val="VerbatimChar"/>
+              </w:rPr>
+              <w:t xml:space="preserve">form_statuses</w:t>
+            </w:r>
+            <w:r>
+              <w:t xml:space="preserve"> </w:t>
+            </w:r>
+            <w:r>
+              <w:t xml:space="preserve">/</w:t>
+            </w:r>
+            <w:r>
+              <w:t xml:space="preserve"> </w:t>
+            </w:r>
+            <w:r>
+              <w:rPr>
+                <w:rStyle w:val="VerbatimChar"/>
+              </w:rPr>
+              <w:t xml:space="preserve">form_conditions</w:t>
+            </w:r>
+            <w:r>
+              <w:t xml:space="preserve">; the enums, their CHECK constraints, filters, transitions and the import keep the full vocabulary, and an edit accepts an asset’s existing condition. Category</w:t>
+            </w:r>
+            <w:r>
+              <w:t xml:space="preserve"> </w:t>
+            </w:r>
+            <w:r>
+              <w:t xml:space="preserve">“Other”</w:t>
+            </w:r>
+            <w:r>
+              <w:t xml:space="preserve"> </w:t>
+            </w:r>
+            <w:r>
+              <w:t xml:space="preserve">requires a 3–120 character description kept in</w:t>
+            </w:r>
+            <w:r>
+              <w:t xml:space="preserve"> </w:t>
+            </w:r>
+            <w:r>
+              <w:rPr>
+                <w:rStyle w:val="VerbatimChar"/>
+              </w:rPr>
+              <w:t xml:space="preserve">assets.category_detail</w:t>
+            </w:r>
+            <w:r>
+              <w:t xml:space="preserve"> </w:t>
+            </w:r>
+            <w:r>
+              <w:t xml:space="preserve">(not-blank CHECK) and shown as</w:t>
+            </w:r>
+            <w:r>
+              <w:t xml:space="preserve"> </w:t>
+            </w:r>
+            <w:r>
+              <w:t xml:space="preserve">“Other —</w:t>
+            </w:r>
+            <w:r>
+              <w:t xml:space="preserve"> </w:t>
+            </w:r>
+            <w:r>
+              <w:t xml:space="preserve">”</w:t>
+            </w:r>
+            <w:r>
+              <w:t xml:space="preserve">; supplier</w:t>
+            </w:r>
+            <w:r>
+              <w:t xml:space="preserve"> </w:t>
+            </w:r>
+            <w:r>
+              <w:t xml:space="preserve">“Other”</w:t>
+            </w:r>
+            <w:r>
+              <w:t xml:space="preserve"> </w:t>
+            </w:r>
+            <w:r>
+              <w:t xml:space="preserve">takes a typed name reused case-insensitively or filed as a new active supplier (audited on the asset). Every panel of the asset dashboard opens the list behind it — a</w:t>
+            </w:r>
+            <w:r>
+              <w:t xml:space="preserve"> </w:t>
+            </w:r>
+            <w:r>
+              <w:t xml:space="preserve">“View list”</w:t>
+            </w:r>
+            <w:r>
+              <w:t xml:space="preserve"> </w:t>
+            </w:r>
+            <w:r>
+              <w:t xml:space="preserve">link per panel, and a new</w:t>
+            </w:r>
+            <w:r>
+              <w:t xml:space="preserve"> </w:t>
+            </w:r>
+            <w:r>
+              <w:rPr>
+                <w:rStyle w:val="VerbatimChar"/>
+              </w:rPr>
+              <w:t xml:space="preserve">unassigned</w:t>
+            </w:r>
+            <w:r>
+              <w:t xml:space="preserve"> </w:t>
+            </w:r>
+            <w:r>
+              <w:t xml:space="preserve">asset filter behind</w:t>
+            </w:r>
+            <w:r>
+              <w:t xml:space="preserve"> </w:t>
+            </w:r>
+            <w:r>
+              <w:t xml:space="preserve">“Not placed in a room”</w:t>
+            </w:r>
+            <w:r>
+              <w:t xml:space="preserve"> </w:t>
+            </w:r>
+            <w:r>
+              <w:t xml:space="preserve">and the keyless Unassigned rows.</w:t>
+            </w:r>
+          </w:p>
+        </w:tc>
+        <w:tc>
+          <w:tcPr>
+            <w:tcW w:w="2762" w:type="dxa"/>
+          </w:tcPr>
+          <w:p>
+            <w:pPr>
+              <w:pStyle w:val="Compact"/>
+            </w:pPr>
+            <w:r>
+              <w:t xml:space="preserve">Owner request 2026-10-20. Narrowing the form rather than the enums keeps PC units, maintenance records and imported registers valid. A typed category describes one asset, so it lives on the asset; a typed supplier is shared, so it joins the supplier list — the import still never creates one (DD-96).</w:t>
+            </w:r>
+          </w:p>
+        </w:tc>
+        <w:tc>
+          <w:tcPr>
+            <w:tcW w:w="2763" w:type="dxa"/>
+          </w:tcPr>
+          <w:p>
+            <w:pPr>
+              <w:pStyle w:val="Compact"/>
+            </w:pPr>
+            <w:r>
+              <w:t xml:space="preserve">FR-AST-002, FR-AST-014</w:t>
+            </w:r>
+          </w:p>
+        </w:tc>
+      </w:tr>
+      <w:tr>
+        <w:trPr>
+          <w:cantSplit w:val="1"/>
+        </w:trPr>
+        <w:tc>
+          <w:tcPr>
+            <w:tcW w:w="1073" w:type="dxa"/>
+          </w:tcPr>
+          <w:p>
+            <w:pPr>
+              <w:pStyle w:val="Compact"/>
+            </w:pPr>
+            <w:r>
+              <w:rPr>
+                <w:b/>
+              </w:rPr>
+              <w:t xml:space="preserve">DD-115</w:t>
+            </w:r>
+          </w:p>
+        </w:tc>
+        <w:tc>
+          <w:tcPr>
+            <w:tcW w:w="2762" w:type="dxa"/>
+          </w:tcPr>
+          <w:p>
+            <w:pPr>
+              <w:pStyle w:val="Compact"/>
+            </w:pPr>
+            <w:r>
+              <w:rPr>
+                <w:b/>
+                <w:bCs/>
+              </w:rPr>
+              <w:t xml:space="preserve">A custodian confirms an asset is in its room; confirmed equipment is arranged on the Floorplan.</w:t>
+            </w:r>
+            <w:r>
+              <w:t xml:space="preserve"> </w:t>
+            </w:r>
+            <w:r>
+              <w:rPr>
+                <w:rStyle w:val="VerbatimChar"/>
+              </w:rPr>
+              <w:t xml:space="preserve">POST /api/my/assets/{uuid}/confirm-placement</w:t>
+            </w:r>
+            <w:r>
+              <w:t xml:space="preserve"> </w:t>
+            </w:r>
+            <w:r>
+              <w:t xml:space="preserve">and</w:t>
+            </w:r>
+            <w:r>
+              <w:t xml:space="preserve"> </w:t>
+            </w:r>
+            <w:r>
+              <w:rPr>
+                <w:rStyle w:val="VerbatimChar"/>
+              </w:rPr>
+              <w:t xml:space="preserve">POST /api/my/assets/confirm-placement</w:t>
+            </w:r>
+            <w:r>
+              <w:t xml:space="preserve"> </w:t>
+            </w:r>
+            <w:r>
+              <w:t xml:space="preserve">(all) set</w:t>
+            </w:r>
+            <w:r>
+              <w:t xml:space="preserve"> </w:t>
+            </w:r>
+            <w:r>
+              <w:rPr>
+                <w:rStyle w:val="VerbatimChar"/>
+              </w:rPr>
+              <w:t xml:space="preserve">assets.placement_confirmed_at/_by</w:t>
+            </w:r>
+            <w:r>
+              <w:t xml:space="preserve"> </w:t>
+            </w:r>
+            <w:r>
+              <w:t xml:space="preserve">for assets in the caller’s own custody that have a room — resolved inside the custody scope (another custodian’s asset is a 404), Technicians and Administrators only (</w:t>
+            </w:r>
+            <w:r>
+              <w:rPr>
+                <w:rStyle w:val="VerbatimChar"/>
+              </w:rPr>
+              <w:t xml:space="preserve">AssetPolicy::confirmOwnPlacement</w:t>
+            </w:r>
+            <w:r>
+              <w:t xml:space="preserve">), idempotent, audited per asset.</w:t>
+            </w:r>
+            <w:r>
+              <w:t xml:space="preserve"> </w:t>
+            </w:r>
+            <w:r>
+              <w:rPr>
+                <w:rStyle w:val="VerbatimChar"/>
+              </w:rPr>
+              <w:t xml:space="preserve">TransferAsset</w:t>
+            </w:r>
+            <w:r>
+              <w:t xml:space="preserve"> </w:t>
+            </w:r>
+            <w:r>
+              <w:t xml:space="preserve">clears the confirmation and the old place.</w:t>
+            </w:r>
+            <w:r>
+              <w:t xml:space="preserve"> </w:t>
+            </w:r>
+            <w:r>
+              <w:rPr>
+                <w:rStyle w:val="VerbatimChar"/>
+              </w:rPr>
+              <w:t xml:space="preserve">RoomPlanResource</w:t>
+            </w:r>
+            <w:r>
+              <w:t xml:space="preserve"> </w:t>
+            </w:r>
+            <w:r>
+              <w:t xml:space="preserve">adds</w:t>
+            </w:r>
+            <w:r>
+              <w:t xml:space="preserve"> </w:t>
+            </w:r>
+            <w:r>
+              <w:rPr>
+                <w:rStyle w:val="VerbatimChar"/>
+              </w:rPr>
+              <w:t xml:space="preserve">equipment</w:t>
+            </w:r>
+            <w:r>
+              <w:t xml:space="preserve"> </w:t>
+            </w:r>
+            <w:r>
+              <w:t xml:space="preserve">/</w:t>
+            </w:r>
+            <w:r>
+              <w:t xml:space="preserve"> </w:t>
+            </w:r>
+            <w:r>
+              <w:rPr>
+                <w:rStyle w:val="VerbatimChar"/>
+              </w:rPr>
+              <w:t xml:space="preserve">unplaced_equipment</w:t>
+            </w:r>
+            <w:r>
+              <w:t xml:space="preserve"> </w:t>
+            </w:r>
+            <w:r>
+              <w:t xml:space="preserve">(narrow identity and status only); the whole-layout save takes an optional</w:t>
+            </w:r>
+            <w:r>
+              <w:t xml:space="preserve"> </w:t>
+            </w:r>
+            <w:r>
+              <w:rPr>
+                <w:rStyle w:val="VerbatimChar"/>
+              </w:rPr>
+              <w:t xml:space="preserve">equipment</w:t>
+            </w:r>
+            <w:r>
+              <w:t xml:space="preserve"> </w:t>
+            </w:r>
+            <w:r>
+              <w:t xml:space="preserve">list held to the workstation footprint, inside-the-room and no-overlap rules and to</w:t>
+            </w:r>
+            <w:r>
+              <w:t xml:space="preserve"> </w:t>
+            </w:r>
+            <w:r>
+              <w:t xml:space="preserve">“confirmed in this room”</w:t>
+            </w:r>
+            <w:r>
+              <w:t xml:space="preserve">, written to</w:t>
+            </w:r>
+            <w:r>
+              <w:t xml:space="preserve"> </w:t>
+            </w:r>
+            <w:r>
+              <w:rPr>
+                <w:rStyle w:val="VerbatimChar"/>
+              </w:rPr>
+              <w:t xml:space="preserve">floor_plan_asset_positions</w:t>
+            </w:r>
+            <w:r>
+              <w:t xml:space="preserve"> </w:t>
+            </w:r>
+            <w:r>
+              <w:t xml:space="preserve">— a separate table, so</w:t>
+            </w:r>
+            <w:r>
+              <w:t xml:space="preserve"> </w:t>
+            </w:r>
+            <w:r>
+              <w:rPr>
+                <w:rStyle w:val="VerbatimChar"/>
+              </w:rPr>
+              <w:t xml:space="preserve">floor_plan_positions</w:t>
+            </w:r>
+            <w:r>
+              <w:t xml:space="preserve"> </w:t>
+            </w:r>
+            <w:r>
+              <w:t xml:space="preserve">keeps every invariant. The editor keeps equipment geometry in the draft’s workstations map under</w:t>
+            </w:r>
+            <w:r>
+              <w:t xml:space="preserve"> </w:t>
+            </w:r>
+            <w:r>
+              <w:rPr>
+                <w:rStyle w:val="VerbatimChar"/>
+              </w:rPr>
+              <w:t xml:space="preserve">eq:&lt;uuid&gt;</w:t>
+            </w:r>
+            <w:r>
+              <w:t xml:space="preserve"> </w:t>
+            </w:r>
+            <w:r>
+              <w:t xml:space="preserve">and draws it as a dashed box.</w:t>
+            </w:r>
+          </w:p>
+        </w:tc>
+        <w:tc>
+          <w:tcPr>
+            <w:tcW w:w="2762" w:type="dxa"/>
+          </w:tcPr>
+          <w:p>
+            <w:pPr>
+              <w:pStyle w:val="Compact"/>
+            </w:pPr>
+            <w:r>
+              <w:t xml:space="preserve">Owner request 2026-10-20: after the custodian confirms, the asset should appear on the room’s plan for the administrator to arrange. Confirmation is a statement about one room, so a move undoes it. A save that omits</w:t>
+            </w:r>
+            <w:r>
+              <w:t xml:space="preserve"> </w:t>
+            </w:r>
+            <w:r>
+              <w:rPr>
+                <w:rStyle w:val="VerbatimChar"/>
+              </w:rPr>
+              <w:t xml:space="preserve">equipment</w:t>
+            </w:r>
+            <w:r>
+              <w:t xml:space="preserve"> </w:t>
+            </w:r>
+            <w:r>
+              <w:t xml:space="preserve">keeps it, so an open older editor cannot wipe it.</w:t>
+            </w:r>
+          </w:p>
+        </w:tc>
+        <w:tc>
+          <w:tcPr>
+            <w:tcW w:w="2763" w:type="dxa"/>
+          </w:tcPr>
+          <w:p>
+            <w:pPr>
+              <w:pStyle w:val="Compact"/>
+            </w:pPr>
+            <w:r>
+              <w:t xml:space="preserve">FR-AST-002, FR-FP-001, FR-FP-003</w:t>
+            </w:r>
+          </w:p>
+        </w:tc>
+      </w:tr>
+      <w:tr>
+        <w:trPr>
+          <w:cantSplit w:val="1"/>
+        </w:trPr>
+        <w:tc>
+          <w:tcPr>
+            <w:tcW w:w="1073" w:type="dxa"/>
+          </w:tcPr>
+          <w:p>
+            <w:pPr>
+              <w:pStyle w:val="Compact"/>
+            </w:pPr>
+            <w:r>
+              <w:rPr>
+                <w:b/>
+              </w:rPr>
+              <w:t xml:space="preserve">DD-116</w:t>
+            </w:r>
+          </w:p>
+        </w:tc>
+        <w:tc>
+          <w:tcPr>
+            <w:tcW w:w="2762" w:type="dxa"/>
+          </w:tcPr>
+          <w:p>
+            <w:pPr>
+              <w:pStyle w:val="Compact"/>
+            </w:pPr>
+            <w:r>
+              <w:rPr>
+                <w:b/>
+                <w:bCs/>
+              </w:rPr>
+              <w:t xml:space="preserve">AI answers without Redis; report mail says what</w:t>
+            </w:r>
+            <w:r>
+              <w:rPr>
+                <w:b/>
+                <w:bCs/>
+              </w:rPr>
+              <w:t xml:space="preserve"> </w:t>
+            </w:r>
+            <w:r>
+              <w:rPr>
+                <w:b/>
+                <w:bCs/>
+              </w:rPr>
+              <w:t xml:space="preserve">“sent”</w:t>
+            </w:r>
+            <w:r>
+              <w:rPr>
+                <w:b/>
+                <w:bCs/>
+              </w:rPr>
+              <w:t xml:space="preserve"> </w:t>
+            </w:r>
+            <w:r>
+              <w:rPr>
+                <w:b/>
+                <w:bCs/>
+              </w:rPr>
+              <w:t xml:space="preserve">means.</w:t>
+            </w:r>
+            <w:r>
+              <w:t xml:space="preserve"> </w:t>
+            </w:r>
+            <w:r>
+              <w:rPr>
+                <w:rStyle w:val="VerbatimChar"/>
+              </w:rPr>
+              <w:t xml:space="preserve">GeminiGovernor</w:t>
+            </w:r>
+            <w:r>
+              <w:t xml:space="preserve"> </w:t>
+            </w:r>
+            <w:r>
+              <w:t xml:space="preserve">falls back to the per-minute ceiling (cache store) when the concurrency funnel cannot connect to Redis, logging once per process, and never re-runs a call that had started. The Outgoing email page labels the external-delivery switch as a configuration (</w:t>
+            </w:r>
+            <w:r>
+              <w:t xml:space="preserve">“Handed to the relay”</w:t>
+            </w:r>
+            <w:r>
+              <w:t xml:space="preserve"> </w:t>
+            </w:r>
+            <w:r>
+              <w:t xml:space="preserve">/</w:t>
+            </w:r>
+            <w:r>
+              <w:t xml:space="preserve"> </w:t>
+            </w:r>
+            <w:r>
+              <w:t xml:space="preserve">“Kept in a test sink”</w:t>
+            </w:r>
+            <w:r>
+              <w:t xml:space="preserve">) and explains the usual cause of self-test-arrives/outside-does-not; a public mailbox domain used as the sender is never treated as</w:t>
+            </w:r>
+            <w:r>
+              <w:t xml:space="preserve"> </w:t>
+            </w:r>
+            <w:r>
+              <w:t xml:space="preserve">“inside the school”</w:t>
+            </w:r>
+            <w:r>
+              <w:t xml:space="preserve">.</w:t>
+            </w:r>
+          </w:p>
+        </w:tc>
+        <w:tc>
+          <w:tcPr>
+            <w:tcW w:w="2762" w:type="dxa"/>
+          </w:tcPr>
+          <w:p>
+            <w:pPr>
+              <w:pStyle w:val="Compact"/>
+            </w:pPr>
+            <w:r>
+              <w:t xml:space="preserve">The hand-made Render service lacked</w:t>
+            </w:r>
+            <w:r>
+              <w:t xml:space="preserve"> </w:t>
+            </w:r>
+            <w:r>
+              <w:rPr>
+                <w:rStyle w:val="VerbatimChar"/>
+              </w:rPr>
+              <w:t xml:space="preserve">AI_GEMINI_CONCURRENCY=0</w:t>
+            </w:r>
+            <w:r>
+              <w:t xml:space="preserve">, so every assistant message reached</w:t>
+            </w:r>
+            <w:r>
+              <w:t xml:space="preserve"> </w:t>
+            </w:r>
+            <w:r>
+              <w:rPr>
+                <w:rStyle w:val="VerbatimChar"/>
+              </w:rPr>
+              <w:t xml:space="preserve">Redis::funnel</w:t>
+            </w:r>
+            <w:r>
+              <w:t xml:space="preserve"> </w:t>
+            </w:r>
+            <w:r>
+              <w:t xml:space="preserve">on a host with no Redis and failed with a 500.</w:t>
+            </w:r>
+            <w:r>
+              <w:t xml:space="preserve"> </w:t>
+            </w:r>
+            <w:r>
+              <w:t xml:space="preserve">“Delivered”</w:t>
+            </w:r>
+            <w:r>
+              <w:t xml:space="preserve"> </w:t>
+            </w:r>
+            <w:r>
+              <w:t xml:space="preserve">was a flag read as a result. Inbox delivery to outside addresses depends on an authenticated sender domain at the relay, which no code can provide.</w:t>
+            </w:r>
+          </w:p>
+        </w:tc>
+        <w:tc>
+          <w:tcPr>
+            <w:tcW w:w="2763" w:type="dxa"/>
+          </w:tcPr>
+          <w:p>
+            <w:pPr>
+              <w:pStyle w:val="Compact"/>
+            </w:pPr>
+            <w:r>
+              <w:t xml:space="preserve">FR-AI-</w:t>
+            </w:r>
+            <w:r>
+              <w:rPr>
+                <w:i/>
+                <w:iCs/>
+              </w:rPr>
+              <w:t xml:space="preserve">, NFR-AVL-</w:t>
+            </w:r>
+            <w:r>
+              <w:t xml:space="preserve">, FR-RPT-*, DD-110</w:t>
+            </w:r>
+          </w:p>
+        </w:tc>
+      </w:tr>
+      <w:tr>
+        <w:trPr>
+          <w:cantSplit w:val="1"/>
+        </w:trPr>
+        <w:tc>
+          <w:tcPr>
+            <w:tcW w:w="1073" w:type="dxa"/>
+          </w:tcPr>
+          <w:p>
+            <w:pPr>
+              <w:pStyle w:val="Compact"/>
+            </w:pPr>
+            <w:r>
+              <w:rPr>
+                <w:b/>
+              </w:rPr>
+              <w:t xml:space="preserve">DD-117</w:t>
+            </w:r>
+          </w:p>
+        </w:tc>
+        <w:tc>
+          <w:tcPr>
+            <w:tcW w:w="2762" w:type="dxa"/>
+          </w:tcPr>
+          <w:p>
+            <w:pPr>
+              <w:pStyle w:val="Compact"/>
+            </w:pPr>
+            <w:r>
+              <w:rPr>
+                <w:b/>
+                <w:bCs/>
+              </w:rPr>
+              <w:t xml:space="preserve">In-app label scanner on the technician dashboard.</w:t>
+            </w:r>
+            <w:r>
+              <w:t xml:space="preserve"> </w:t>
+            </w:r>
+            <w:r>
+              <w:t xml:space="preserve">“Scan label”</w:t>
+            </w:r>
+            <w:r>
+              <w:t xml:space="preserve"> </w:t>
+            </w:r>
+            <w:r>
+              <w:t xml:space="preserve">opens the camera in a modal;</w:t>
+            </w:r>
+            <w:r>
+              <w:t xml:space="preserve"> </w:t>
+            </w:r>
+            <w:r>
+              <w:rPr>
+                <w:rStyle w:val="VerbatimChar"/>
+              </w:rPr>
+              <w:t xml:space="preserve">BarcodeDetector</w:t>
+            </w:r>
+            <w:r>
+              <w:t xml:space="preserve"> </w:t>
+            </w:r>
+            <w:r>
+              <w:t xml:space="preserve">reads QR codes where available, else</w:t>
+            </w:r>
+            <w:r>
+              <w:t xml:space="preserve"> </w:t>
+            </w:r>
+            <w:r>
+              <w:rPr>
+                <w:rStyle w:val="VerbatimChar"/>
+              </w:rPr>
+              <w:t xml:space="preserve">@zxing/library</w:t>
+            </w:r>
+            <w:r>
+              <w:t xml:space="preserve"> </w:t>
+            </w:r>
+            <w:r>
+              <w:t xml:space="preserve">0.23.0 (exact pin) loaded by dynamic</w:t>
+            </w:r>
+            <w:r>
+              <w:t xml:space="preserve"> </w:t>
+            </w:r>
+            <w:r>
+              <w:rPr>
+                <w:rStyle w:val="VerbatimChar"/>
+              </w:rPr>
+              <w:t xml:space="preserve">import()</w:t>
+            </w:r>
+            <w:r>
+              <w:t xml:space="preserve"> </w:t>
+            </w:r>
+            <w:r>
+              <w:t xml:space="preserve">into its own chunk — no WebAssembly, workers or</w:t>
+            </w:r>
+            <w:r>
+              <w:t xml:space="preserve"> </w:t>
+            </w:r>
+            <w:r>
+              <w:rPr>
+                <w:rStyle w:val="VerbatimChar"/>
+              </w:rPr>
+              <w:t xml:space="preserve">eval</w:t>
+            </w:r>
+            <w:r>
+              <w:t xml:space="preserve">, CSP unchanged. Only an absolute http(s) URL whose path ends in</w:t>
+            </w:r>
+            <w:r>
+              <w:t xml:space="preserve"> </w:t>
+            </w:r>
+            <w:r>
+              <w:rPr>
+                <w:rStyle w:val="VerbatimChar"/>
+              </w:rPr>
+              <w:t xml:space="preserve">/qr/&lt;code&gt;</w:t>
+            </w:r>
+            <w:r>
+              <w:t xml:space="preserve"> </w:t>
+            </w:r>
+            <w:r>
+              <w:t xml:space="preserve">is accepted, and only the code is used: navigation goes through</w:t>
+            </w:r>
+            <w:r>
+              <w:t xml:space="preserve"> </w:t>
+            </w:r>
+            <w:r>
+              <w:rPr>
+                <w:rStyle w:val="VerbatimChar"/>
+              </w:rPr>
+              <w:t xml:space="preserve">resumePath(code)</w:t>
+            </w:r>
+            <w:r>
+              <w:t xml:space="preserve">, so the server still logs the scan and authorizes the PC. The camera is released on every exit.</w:t>
+            </w:r>
+            <w:r>
+              <w:t xml:space="preserve"> </w:t>
+            </w:r>
+            <w:r>
+              <w:rPr>
+                <w:rStyle w:val="VerbatimChar"/>
+              </w:rPr>
+              <w:t xml:space="preserve">Permissions-Policy</w:t>
+            </w:r>
+            <w:r>
+              <w:t xml:space="preserve"> </w:t>
+            </w:r>
+            <w:r>
+              <w:t xml:space="preserve">becomes</w:t>
+            </w:r>
+            <w:r>
+              <w:t xml:space="preserve"> </w:t>
+            </w:r>
+            <w:r>
+              <w:rPr>
+                <w:rStyle w:val="VerbatimChar"/>
+              </w:rPr>
+              <w:t xml:space="preserve">camera=(self)</w:t>
+            </w:r>
+            <w:r>
+              <w:t xml:space="preserve">; every other feature stays</w:t>
+            </w:r>
+            <w:r>
+              <w:t xml:space="preserve"> </w:t>
+            </w:r>
+            <w:r>
+              <w:rPr>
+                <w:rStyle w:val="VerbatimChar"/>
+              </w:rPr>
+              <w:t xml:space="preserve">()</w:t>
+            </w:r>
+            <w:r>
+              <w:t xml:space="preserve">. Labels keep encoding</w:t>
+            </w:r>
+            <w:r>
+              <w:t xml:space="preserve"> </w:t>
+            </w:r>
+            <w:r>
+              <w:rPr>
+                <w:rStyle w:val="VerbatimChar"/>
+              </w:rPr>
+              <w:t xml:space="preserve">&lt;FRONTEND_URL&gt;/qr/&lt;code&gt;</w:t>
+            </w:r>
+            <w:r>
+              <w:t xml:space="preserve"> </w:t>
+            </w:r>
+            <w:r>
+              <w:t xml:space="preserve">(DD-113).</w:t>
+            </w:r>
+          </w:p>
+        </w:tc>
+        <w:tc>
+          <w:tcPr>
+            <w:tcW w:w="2762" w:type="dxa"/>
+          </w:tcPr>
+          <w:p>
+            <w:pPr>
+              <w:pStyle w:val="Compact"/>
+            </w:pPr>
+            <w:r>
+              <w:t xml:space="preserve">Owner brief 2026-10-20. D-C (Phase 2.9) forbade an in-app shortcut so that submissions stay bound to standing at the machine; a camera scan of the physical label keeps that purpose — there is still no code field, upload or machine list.</w:t>
+            </w:r>
+          </w:p>
+        </w:tc>
+        <w:tc>
+          <w:tcPr>
+            <w:tcW w:w="2763" w:type="dxa"/>
+          </w:tcPr>
+          <w:p>
+            <w:pPr>
+              <w:pStyle w:val="Compact"/>
+            </w:pPr>
+            <w:r>
+              <w:t xml:space="preserve">FR-QR-009, FR-QR-010, FR-QR-011, NFR-SEC-*</w:t>
             </w:r>
           </w:p>
         </w:tc>
